--- a/Python for Algorithmic Trading/NCKH/Bài stock toán/project_R/docx_build/r2/supplementary_material.docx
+++ b/Python for Algorithmic Trading/NCKH/Bài stock toán/project_R/docx_build/r2/supplementary_material.docx
@@ -5895,7 +5895,7 @@
         <w:t xml:space="preserve"> </w:t>
       </w:r>
       <w:r>
-        <w:t xml:space="preserve">Intraday results without the first bar of each day</w:t>
+        <w:t xml:space="preserve">Reliable-range slopes with and without the auction bars, and broad-minus-nested slope differences</w:t>
       </w:r>
     </w:p>
     <w:tbl>
@@ -5906,15 +5906,12 @@
         <w:jc w:val="start"/>
       </w:tblPr>
       <w:tblGrid>
-        <w:gridCol w:w="879"/>
-        <w:gridCol w:w="879"/>
-        <w:gridCol w:w="879"/>
-        <w:gridCol w:w="879"/>
-        <w:gridCol w:w="879"/>
-        <w:gridCol w:w="879"/>
-        <w:gridCol w:w="879"/>
-        <w:gridCol w:w="879"/>
-        <w:gridCol w:w="879"/>
+        <w:gridCol w:w="1320"/>
+        <w:gridCol w:w="1320"/>
+        <w:gridCol w:w="1320"/>
+        <w:gridCol w:w="1320"/>
+        <w:gridCol w:w="1320"/>
+        <w:gridCol w:w="1320"/>
       </w:tblGrid>
       <w:tr>
         <w:trPr>
@@ -5948,134 +5945,71 @@
                 <w:sz w:val="20"/>
                 <w:szCs w:val="20"/>
               </w:rPr>
-              <w:t xml:space="preserve">Bars kept</w:t>
-            </w:r>
-          </w:p>
-        </w:tc>
-        <w:tc>
-          <w:tcPr/>
-          <w:p>
-            <w:pPr>
-              <w:spacing w:before="0" w:after="0" w:line="240" w:lineRule="auto"/>
-              <w:jc w:val="left"/>
-            </w:pPr>
-            <w:r>
-              <w:rPr>
-                <w:sz w:val="20"/>
-                <w:szCs w:val="20"/>
-              </w:rPr>
-              <w:t xml:space="preserve">Bars dropped, %</w:t>
-            </w:r>
-          </w:p>
-        </w:tc>
-        <w:tc>
-          <w:tcPr/>
-          <w:p>
-            <w:pPr>
-              <w:spacing w:before="0" w:after="0" w:line="240" w:lineRule="auto"/>
-              <w:jc w:val="left"/>
-            </w:pPr>
-            <w:r>
-              <w:rPr>
-                <w:sz w:val="20"/>
-                <w:szCs w:val="20"/>
-              </w:rPr>
-              <w:t xml:space="preserve">Share of squared VN30 returns in first bar, %</w:t>
-            </w:r>
-          </w:p>
-        </w:tc>
-        <w:tc>
-          <w:tcPr/>
-          <w:p>
-            <w:pPr>
-              <w:spacing w:before="0" w:after="0" w:line="240" w:lineRule="auto"/>
-              <w:jc w:val="left"/>
-            </w:pPr>
-            <w:r>
-              <w:rPr>
-                <w:sz w:val="20"/>
-                <w:szCs w:val="20"/>
-              </w:rPr>
-              <w:t xml:space="preserve">Three-pair gap [95% CI]</w:t>
-            </w:r>
-          </w:p>
-        </w:tc>
-        <w:tc>
-          <w:tcPr/>
-          <w:p>
-            <w:pPr>
-              <w:spacing w:before="0" w:after="0" w:line="240" w:lineRule="auto"/>
-              <w:jc w:val="left"/>
-            </w:pPr>
-            <w:r>
-              <w:rPr>
-                <w:sz w:val="20"/>
-                <w:szCs w:val="20"/>
-              </w:rPr>
-              <w:t xml:space="preserve">Slope VN30–VNINDEX</w:t>
-            </w:r>
-          </w:p>
-        </w:tc>
-        <w:tc>
-          <w:tcPr/>
-          <w:p>
-            <w:pPr>
-              <w:spacing w:before="0" w:after="0" w:line="240" w:lineRule="auto"/>
-              <w:jc w:val="left"/>
-            </w:pPr>
-            <w:r>
-              <w:rPr>
-                <w:sz w:val="20"/>
-                <w:szCs w:val="20"/>
-              </w:rPr>
-              <w:t xml:space="preserve">Slope VN100–VNINDEX</w:t>
-            </w:r>
-          </w:p>
-        </w:tc>
-        <w:tc>
-          <w:tcPr/>
-          <w:p>
-            <w:pPr>
-              <w:spacing w:before="0" w:after="0" w:line="240" w:lineRule="auto"/>
-              <w:jc w:val="left"/>
-            </w:pPr>
-            <w:r>
-              <w:rPr>
-                <w:sz w:val="20"/>
-                <w:szCs w:val="20"/>
-              </w:rPr>
-              <w:t xml:space="preserve">Slope VN30–VN100</w:t>
-            </w:r>
-          </w:p>
-        </w:tc>
-        <w:tc>
-          <w:tcPr/>
-          <w:p>
-            <w:pPr>
-              <w:spacing w:before="0" w:after="0" w:line="240" w:lineRule="auto"/>
-              <w:jc w:val="left"/>
-            </w:pPr>
-            <w:r>
-              <w:rPr>
-                <w:sz w:val="20"/>
-                <w:szCs w:val="20"/>
-              </w:rPr>
-              <w:t xml:space="preserve">Slope P</w:t>
-            </w:r>
-            <w:r>
-              <w:rPr>
-                <w:vertAlign w:val="subscript"/>
-                <w:sz w:val="20"/>
-                <w:szCs w:val="20"/>
-              </w:rPr>
-              <w:t xml:space="preserve">cap</w:t>
-            </w:r>
-            <w:r>
-              <w:rPr>
-                <w:sz w:val="20"/>
-                <w:szCs w:val="20"/>
-              </w:rPr>
-              <w:t xml:space="preserve">–VN30</w:t>
+              <w:t xml:space="preserve">Sample</w:t>
+            </w:r>
+          </w:p>
+        </w:tc>
+        <w:tc>
+          <w:tcPr/>
+          <w:p>
+            <w:pPr>
+              <w:spacing w:before="0" w:after="0" w:line="240" w:lineRule="auto"/>
+              <w:jc w:val="left"/>
+            </w:pPr>
+            <w:r>
+              <w:rPr>
+                <w:sz w:val="20"/>
+                <w:szCs w:val="20"/>
+              </w:rPr>
+              <w:t xml:space="preserve">N</w:t>
+            </w:r>
+          </w:p>
+        </w:tc>
+        <w:tc>
+          <w:tcPr/>
+          <w:p>
+            <w:pPr>
+              <w:spacing w:before="0" w:after="0" w:line="240" w:lineRule="auto"/>
+              <w:jc w:val="left"/>
+            </w:pPr>
+            <w:r>
+              <w:rPr>
+                <w:sz w:val="20"/>
+                <w:szCs w:val="20"/>
+              </w:rPr>
+              <w:t xml:space="preserve">Pair</w:t>
+            </w:r>
+          </w:p>
+        </w:tc>
+        <w:tc>
+          <w:tcPr/>
+          <w:p>
+            <w:pPr>
+              <w:spacing w:before="0" w:after="0" w:line="240" w:lineRule="auto"/>
+              <w:jc w:val="left"/>
+            </w:pPr>
+            <w:r>
+              <w:rPr>
+                <w:sz w:val="20"/>
+                <w:szCs w:val="20"/>
+              </w:rPr>
+              <w:t xml:space="preserve">Slope [95% CI]</w:t>
+            </w:r>
+          </w:p>
+        </w:tc>
+        <w:tc>
+          <w:tcPr/>
+          <w:p>
+            <w:pPr>
+              <w:spacing w:before="0" w:after="0" w:line="240" w:lineRule="auto"/>
+              <w:jc w:val="left"/>
+            </w:pPr>
+            <w:r>
+              <w:rPr>
+                <w:sz w:val="20"/>
+                <w:szCs w:val="20"/>
+              </w:rPr>
+              <w:t xml:space="preserve">p (studentized)</w:t>
             </w:r>
           </w:p>
         </w:tc>
@@ -6109,119 +6043,71 @@
                 <w:sz w:val="20"/>
                 <w:szCs w:val="20"/>
               </w:rPr>
-              <w:t xml:space="preserve">19,709</w:t>
-            </w:r>
-          </w:p>
-        </w:tc>
-        <w:tc>
-          <w:tcPr/>
-          <w:p>
-            <w:pPr>
-              <w:spacing w:before="0" w:after="0" w:line="240" w:lineRule="auto"/>
-              <w:jc w:val="left"/>
-            </w:pPr>
-            <w:r>
-              <w:rPr>
-                <w:sz w:val="20"/>
-                <w:szCs w:val="20"/>
-              </w:rPr>
-              <w:t xml:space="preserve">10.2</w:t>
-            </w:r>
-          </w:p>
-        </w:tc>
-        <w:tc>
-          <w:tcPr/>
-          <w:p>
-            <w:pPr>
-              <w:spacing w:before="0" w:after="0" w:line="240" w:lineRule="auto"/>
-              <w:jc w:val="left"/>
-            </w:pPr>
-            <w:r>
-              <w:rPr>
-                <w:sz w:val="20"/>
-                <w:szCs w:val="20"/>
-              </w:rPr>
-              <w:t xml:space="preserve">36.8</w:t>
-            </w:r>
-          </w:p>
-        </w:tc>
-        <w:tc>
-          <w:tcPr/>
-          <w:p>
-            <w:pPr>
-              <w:spacing w:before="0" w:after="0" w:line="240" w:lineRule="auto"/>
-              <w:jc w:val="left"/>
-            </w:pPr>
-            <w:r>
-              <w:rPr>
-                <w:sz w:val="20"/>
-                <w:szCs w:val="20"/>
-              </w:rPr>
-              <w:t xml:space="preserve">0.107 [0.094, 0.127]</w:t>
-            </w:r>
-          </w:p>
-        </w:tc>
-        <w:tc>
-          <w:tcPr/>
-          <w:p>
-            <w:pPr>
-              <w:spacing w:before="0" w:after="0" w:line="240" w:lineRule="auto"/>
-              <w:jc w:val="left"/>
-            </w:pPr>
-            <w:r>
-              <w:rPr>
-                <w:sz w:val="20"/>
-                <w:szCs w:val="20"/>
-              </w:rPr>
-              <w:t xml:space="preserve">0.0020</w:t>
-            </w:r>
-          </w:p>
-        </w:tc>
-        <w:tc>
-          <w:tcPr/>
-          <w:p>
-            <w:pPr>
-              <w:spacing w:before="0" w:after="0" w:line="240" w:lineRule="auto"/>
-              <w:jc w:val="left"/>
-            </w:pPr>
-            <w:r>
-              <w:rPr>
-                <w:sz w:val="20"/>
-                <w:szCs w:val="20"/>
-              </w:rPr>
-              <w:t xml:space="preserve">0.0010</w:t>
-            </w:r>
-          </w:p>
-        </w:tc>
-        <w:tc>
-          <w:tcPr/>
-          <w:p>
-            <w:pPr>
-              <w:spacing w:before="0" w:after="0" w:line="240" w:lineRule="auto"/>
-              <w:jc w:val="left"/>
-            </w:pPr>
-            <w:r>
-              <w:rPr>
-                <w:sz w:val="20"/>
-                <w:szCs w:val="20"/>
-              </w:rPr>
-              <w:t xml:space="preserve">0.0001</w:t>
-            </w:r>
-          </w:p>
-        </w:tc>
-        <w:tc>
-          <w:tcPr/>
-          <w:p>
-            <w:pPr>
-              <w:spacing w:before="0" w:after="0" w:line="240" w:lineRule="auto"/>
-              <w:jc w:val="left"/>
-            </w:pPr>
-            <w:r>
-              <w:rPr>
-                <w:sz w:val="20"/>
-                <w:szCs w:val="20"/>
-              </w:rPr>
-              <w:t xml:space="preserve">0.0011</w:t>
+              <w:t xml:space="preserve">All bars</w:t>
+            </w:r>
+          </w:p>
+        </w:tc>
+        <w:tc>
+          <w:tcPr/>
+          <w:p>
+            <w:pPr>
+              <w:spacing w:before="0" w:after="0" w:line="240" w:lineRule="auto"/>
+              <w:jc w:val="left"/>
+            </w:pPr>
+            <w:r>
+              <w:rPr>
+                <w:sz w:val="20"/>
+                <w:szCs w:val="20"/>
+              </w:rPr>
+              <w:t xml:space="preserve">21,942</w:t>
+            </w:r>
+          </w:p>
+        </w:tc>
+        <w:tc>
+          <w:tcPr/>
+          <w:p>
+            <w:pPr>
+              <w:spacing w:before="0" w:after="0" w:line="240" w:lineRule="auto"/>
+              <w:jc w:val="left"/>
+            </w:pPr>
+            <w:r>
+              <w:rPr>
+                <w:sz w:val="20"/>
+                <w:szCs w:val="20"/>
+              </w:rPr>
+              <w:t xml:space="preserve">VN30–VNINDEX</w:t>
+            </w:r>
+          </w:p>
+        </w:tc>
+        <w:tc>
+          <w:tcPr/>
+          <w:p>
+            <w:pPr>
+              <w:spacing w:before="0" w:after="0" w:line="240" w:lineRule="auto"/>
+              <w:jc w:val="left"/>
+            </w:pPr>
+            <w:r>
+              <w:rPr>
+                <w:sz w:val="20"/>
+                <w:szCs w:val="20"/>
+              </w:rPr>
+              <w:t xml:space="preserve">0.0022 [0.0007, 0.0039]</w:t>
+            </w:r>
+          </w:p>
+        </w:tc>
+        <w:tc>
+          <w:tcPr/>
+          <w:p>
+            <w:pPr>
+              <w:spacing w:before="0" w:after="0" w:line="240" w:lineRule="auto"/>
+              <w:jc w:val="left"/>
+            </w:pPr>
+            <w:r>
+              <w:rPr>
+                <w:sz w:val="20"/>
+                <w:szCs w:val="20"/>
+              </w:rPr>
+              <w:t xml:space="preserve">0.006</w:t>
             </w:r>
           </w:p>
         </w:tc>
@@ -6239,6 +6125,1129 @@
                 <w:sz w:val="20"/>
                 <w:szCs w:val="20"/>
               </w:rPr>
+              <w:t xml:space="preserve">30-minute (M30)</w:t>
+            </w:r>
+          </w:p>
+        </w:tc>
+        <w:tc>
+          <w:tcPr/>
+          <w:p>
+            <w:pPr>
+              <w:spacing w:before="0" w:after="0" w:line="240" w:lineRule="auto"/>
+              <w:jc w:val="left"/>
+            </w:pPr>
+            <w:r>
+              <w:rPr>
+                <w:sz w:val="20"/>
+                <w:szCs w:val="20"/>
+              </w:rPr>
+              <w:t xml:space="preserve">All bars</w:t>
+            </w:r>
+          </w:p>
+        </w:tc>
+        <w:tc>
+          <w:tcPr/>
+          <w:p>
+            <w:pPr>
+              <w:spacing w:before="0" w:after="0" w:line="240" w:lineRule="auto"/>
+              <w:jc w:val="left"/>
+            </w:pPr>
+            <w:r>
+              <w:rPr>
+                <w:sz w:val="20"/>
+                <w:szCs w:val="20"/>
+              </w:rPr>
+              <w:t xml:space="preserve">21,942</w:t>
+            </w:r>
+          </w:p>
+        </w:tc>
+        <w:tc>
+          <w:tcPr/>
+          <w:p>
+            <w:pPr>
+              <w:spacing w:before="0" w:after="0" w:line="240" w:lineRule="auto"/>
+              <w:jc w:val="left"/>
+            </w:pPr>
+            <w:r>
+              <w:rPr>
+                <w:sz w:val="20"/>
+                <w:szCs w:val="20"/>
+              </w:rPr>
+              <w:t xml:space="preserve">VN100–VNINDEX</w:t>
+            </w:r>
+          </w:p>
+        </w:tc>
+        <w:tc>
+          <w:tcPr/>
+          <w:p>
+            <w:pPr>
+              <w:spacing w:before="0" w:after="0" w:line="240" w:lineRule="auto"/>
+              <w:jc w:val="left"/>
+            </w:pPr>
+            <w:r>
+              <w:rPr>
+                <w:sz w:val="20"/>
+                <w:szCs w:val="20"/>
+              </w:rPr>
+              <w:t xml:space="preserve">0.0022 [0.0009, 0.0033]</w:t>
+            </w:r>
+          </w:p>
+        </w:tc>
+        <w:tc>
+          <w:tcPr/>
+          <w:p>
+            <w:pPr>
+              <w:spacing w:before="0" w:after="0" w:line="240" w:lineRule="auto"/>
+              <w:jc w:val="left"/>
+            </w:pPr>
+            <w:r>
+              <w:rPr>
+                <w:sz w:val="20"/>
+                <w:szCs w:val="20"/>
+              </w:rPr>
+              <w:t xml:space="preserve">&lt; 0.001</w:t>
+            </w:r>
+          </w:p>
+        </w:tc>
+      </w:tr>
+      <w:tr>
+        <w:tc>
+          <w:tcPr/>
+          <w:p>
+            <w:pPr>
+              <w:spacing w:before="0" w:after="0" w:line="240" w:lineRule="auto"/>
+              <w:jc w:val="left"/>
+            </w:pPr>
+            <w:r>
+              <w:rPr>
+                <w:sz w:val="20"/>
+                <w:szCs w:val="20"/>
+              </w:rPr>
+              <w:t xml:space="preserve">30-minute (M30)</w:t>
+            </w:r>
+          </w:p>
+        </w:tc>
+        <w:tc>
+          <w:tcPr/>
+          <w:p>
+            <w:pPr>
+              <w:spacing w:before="0" w:after="0" w:line="240" w:lineRule="auto"/>
+              <w:jc w:val="left"/>
+            </w:pPr>
+            <w:r>
+              <w:rPr>
+                <w:sz w:val="20"/>
+                <w:szCs w:val="20"/>
+              </w:rPr>
+              <w:t xml:space="preserve">All bars</w:t>
+            </w:r>
+          </w:p>
+        </w:tc>
+        <w:tc>
+          <w:tcPr/>
+          <w:p>
+            <w:pPr>
+              <w:spacing w:before="0" w:after="0" w:line="240" w:lineRule="auto"/>
+              <w:jc w:val="left"/>
+            </w:pPr>
+            <w:r>
+              <w:rPr>
+                <w:sz w:val="20"/>
+                <w:szCs w:val="20"/>
+              </w:rPr>
+              <w:t xml:space="preserve">21,942</w:t>
+            </w:r>
+          </w:p>
+        </w:tc>
+        <w:tc>
+          <w:tcPr/>
+          <w:p>
+            <w:pPr>
+              <w:spacing w:before="0" w:after="0" w:line="240" w:lineRule="auto"/>
+              <w:jc w:val="left"/>
+            </w:pPr>
+            <w:r>
+              <w:rPr>
+                <w:sz w:val="20"/>
+                <w:szCs w:val="20"/>
+              </w:rPr>
+              <w:t xml:space="preserve">VN30–VN100</w:t>
+            </w:r>
+          </w:p>
+        </w:tc>
+        <w:tc>
+          <w:tcPr/>
+          <w:p>
+            <w:pPr>
+              <w:spacing w:before="0" w:after="0" w:line="240" w:lineRule="auto"/>
+              <w:jc w:val="left"/>
+            </w:pPr>
+            <w:r>
+              <w:rPr>
+                <w:sz w:val="20"/>
+                <w:szCs w:val="20"/>
+              </w:rPr>
+              <w:t xml:space="preserve">−0.0001 [−0.0006, 0.0006]</w:t>
+            </w:r>
+          </w:p>
+        </w:tc>
+        <w:tc>
+          <w:tcPr/>
+          <w:p>
+            <w:pPr>
+              <w:spacing w:before="0" w:after="0" w:line="240" w:lineRule="auto"/>
+              <w:jc w:val="left"/>
+            </w:pPr>
+            <w:r>
+              <w:rPr>
+                <w:sz w:val="20"/>
+                <w:szCs w:val="20"/>
+              </w:rPr>
+              <w:t xml:space="preserve">0.834</w:t>
+            </w:r>
+          </w:p>
+        </w:tc>
+      </w:tr>
+      <w:tr>
+        <w:tc>
+          <w:tcPr/>
+          <w:p>
+            <w:pPr>
+              <w:spacing w:before="0" w:after="0" w:line="240" w:lineRule="auto"/>
+              <w:jc w:val="left"/>
+            </w:pPr>
+            <w:r>
+              <w:rPr>
+                <w:sz w:val="20"/>
+                <w:szCs w:val="20"/>
+              </w:rPr>
+              <w:t xml:space="preserve">30-minute (M30)</w:t>
+            </w:r>
+          </w:p>
+        </w:tc>
+        <w:tc>
+          <w:tcPr/>
+          <w:p>
+            <w:pPr>
+              <w:spacing w:before="0" w:after="0" w:line="240" w:lineRule="auto"/>
+              <w:jc w:val="left"/>
+            </w:pPr>
+            <w:r>
+              <w:rPr>
+                <w:sz w:val="20"/>
+                <w:szCs w:val="20"/>
+              </w:rPr>
+              <w:t xml:space="preserve">All bars</w:t>
+            </w:r>
+          </w:p>
+        </w:tc>
+        <w:tc>
+          <w:tcPr/>
+          <w:p>
+            <w:pPr>
+              <w:spacing w:before="0" w:after="0" w:line="240" w:lineRule="auto"/>
+              <w:jc w:val="left"/>
+            </w:pPr>
+            <w:r>
+              <w:rPr>
+                <w:sz w:val="20"/>
+                <w:szCs w:val="20"/>
+              </w:rPr>
+              <w:t xml:space="preserve">21,942</w:t>
+            </w:r>
+          </w:p>
+        </w:tc>
+        <w:tc>
+          <w:tcPr/>
+          <w:p>
+            <w:pPr>
+              <w:spacing w:before="0" w:after="0" w:line="240" w:lineRule="auto"/>
+              <w:jc w:val="left"/>
+            </w:pPr>
+            <w:r>
+              <w:rPr>
+                <w:sz w:val="20"/>
+                <w:szCs w:val="20"/>
+              </w:rPr>
+              <w:t xml:space="preserve">P</w:t>
+            </w:r>
+            <w:r>
+              <w:rPr>
+                <w:vertAlign w:val="subscript"/>
+                <w:sz w:val="20"/>
+                <w:szCs w:val="20"/>
+              </w:rPr>
+              <w:t xml:space="preserve">cap</w:t>
+            </w:r>
+            <w:r>
+              <w:rPr>
+                <w:sz w:val="20"/>
+                <w:szCs w:val="20"/>
+              </w:rPr>
+              <w:t xml:space="preserve">–VN30</w:t>
+            </w:r>
+          </w:p>
+        </w:tc>
+        <w:tc>
+          <w:tcPr/>
+          <w:p>
+            <w:pPr>
+              <w:spacing w:before="0" w:after="0" w:line="240" w:lineRule="auto"/>
+              <w:jc w:val="left"/>
+            </w:pPr>
+            <w:r>
+              <w:rPr>
+                <w:sz w:val="20"/>
+                <w:szCs w:val="20"/>
+              </w:rPr>
+              <w:t xml:space="preserve">0.0017 [−0.0038, 0.0065]</w:t>
+            </w:r>
+          </w:p>
+        </w:tc>
+        <w:tc>
+          <w:tcPr/>
+          <w:p>
+            <w:pPr>
+              <w:spacing w:before="0" w:after="0" w:line="240" w:lineRule="auto"/>
+              <w:jc w:val="left"/>
+            </w:pPr>
+            <w:r>
+              <w:rPr>
+                <w:sz w:val="20"/>
+                <w:szCs w:val="20"/>
+              </w:rPr>
+              <w:t xml:space="preserve">0.535</w:t>
+            </w:r>
+          </w:p>
+        </w:tc>
+      </w:tr>
+      <w:tr>
+        <w:tc>
+          <w:tcPr/>
+          <w:p>
+            <w:pPr>
+              <w:spacing w:before="0" w:after="0" w:line="240" w:lineRule="auto"/>
+              <w:jc w:val="left"/>
+            </w:pPr>
+            <w:r>
+              <w:rPr>
+                <w:sz w:val="20"/>
+                <w:szCs w:val="20"/>
+              </w:rPr>
+              <w:t xml:space="preserve">30-minute (M30)</w:t>
+            </w:r>
+          </w:p>
+        </w:tc>
+        <w:tc>
+          <w:tcPr/>
+          <w:p>
+            <w:pPr>
+              <w:spacing w:before="0" w:after="0" w:line="240" w:lineRule="auto"/>
+              <w:jc w:val="left"/>
+            </w:pPr>
+            <w:r>
+              <w:rPr>
+                <w:sz w:val="20"/>
+                <w:szCs w:val="20"/>
+              </w:rPr>
+              <w:t xml:space="preserve">Without first bar</w:t>
+            </w:r>
+          </w:p>
+        </w:tc>
+        <w:tc>
+          <w:tcPr/>
+          <w:p>
+            <w:pPr>
+              <w:spacing w:before="0" w:after="0" w:line="240" w:lineRule="auto"/>
+              <w:jc w:val="left"/>
+            </w:pPr>
+            <w:r>
+              <w:rPr>
+                <w:sz w:val="20"/>
+                <w:szCs w:val="20"/>
+              </w:rPr>
+              <w:t xml:space="preserve">19,709</w:t>
+            </w:r>
+          </w:p>
+        </w:tc>
+        <w:tc>
+          <w:tcPr/>
+          <w:p>
+            <w:pPr>
+              <w:spacing w:before="0" w:after="0" w:line="240" w:lineRule="auto"/>
+              <w:jc w:val="left"/>
+            </w:pPr>
+            <w:r>
+              <w:rPr>
+                <w:sz w:val="20"/>
+                <w:szCs w:val="20"/>
+              </w:rPr>
+              <w:t xml:space="preserve">VN30–VNINDEX</w:t>
+            </w:r>
+          </w:p>
+        </w:tc>
+        <w:tc>
+          <w:tcPr/>
+          <w:p>
+            <w:pPr>
+              <w:spacing w:before="0" w:after="0" w:line="240" w:lineRule="auto"/>
+              <w:jc w:val="left"/>
+            </w:pPr>
+            <w:r>
+              <w:rPr>
+                <w:sz w:val="20"/>
+                <w:szCs w:val="20"/>
+              </w:rPr>
+              <w:t xml:space="preserve">0.0020 [−0.0006, 0.0033]</w:t>
+            </w:r>
+          </w:p>
+        </w:tc>
+        <w:tc>
+          <w:tcPr/>
+          <w:p>
+            <w:pPr>
+              <w:spacing w:before="0" w:after="0" w:line="240" w:lineRule="auto"/>
+              <w:jc w:val="left"/>
+            </w:pPr>
+            <w:r>
+              <w:rPr>
+                <w:sz w:val="20"/>
+                <w:szCs w:val="20"/>
+              </w:rPr>
+              <w:t xml:space="preserve">0.031</w:t>
+            </w:r>
+          </w:p>
+        </w:tc>
+      </w:tr>
+      <w:tr>
+        <w:tc>
+          <w:tcPr/>
+          <w:p>
+            <w:pPr>
+              <w:spacing w:before="0" w:after="0" w:line="240" w:lineRule="auto"/>
+              <w:jc w:val="left"/>
+            </w:pPr>
+            <w:r>
+              <w:rPr>
+                <w:sz w:val="20"/>
+                <w:szCs w:val="20"/>
+              </w:rPr>
+              <w:t xml:space="preserve">30-minute (M30)</w:t>
+            </w:r>
+          </w:p>
+        </w:tc>
+        <w:tc>
+          <w:tcPr/>
+          <w:p>
+            <w:pPr>
+              <w:spacing w:before="0" w:after="0" w:line="240" w:lineRule="auto"/>
+              <w:jc w:val="left"/>
+            </w:pPr>
+            <w:r>
+              <w:rPr>
+                <w:sz w:val="20"/>
+                <w:szCs w:val="20"/>
+              </w:rPr>
+              <w:t xml:space="preserve">Without first bar</w:t>
+            </w:r>
+          </w:p>
+        </w:tc>
+        <w:tc>
+          <w:tcPr/>
+          <w:p>
+            <w:pPr>
+              <w:spacing w:before="0" w:after="0" w:line="240" w:lineRule="auto"/>
+              <w:jc w:val="left"/>
+            </w:pPr>
+            <w:r>
+              <w:rPr>
+                <w:sz w:val="20"/>
+                <w:szCs w:val="20"/>
+              </w:rPr>
+              <w:t xml:space="preserve">19,709</w:t>
+            </w:r>
+          </w:p>
+        </w:tc>
+        <w:tc>
+          <w:tcPr/>
+          <w:p>
+            <w:pPr>
+              <w:spacing w:before="0" w:after="0" w:line="240" w:lineRule="auto"/>
+              <w:jc w:val="left"/>
+            </w:pPr>
+            <w:r>
+              <w:rPr>
+                <w:sz w:val="20"/>
+                <w:szCs w:val="20"/>
+              </w:rPr>
+              <w:t xml:space="preserve">VN100–VNINDEX</w:t>
+            </w:r>
+          </w:p>
+        </w:tc>
+        <w:tc>
+          <w:tcPr/>
+          <w:p>
+            <w:pPr>
+              <w:spacing w:before="0" w:after="0" w:line="240" w:lineRule="auto"/>
+              <w:jc w:val="left"/>
+            </w:pPr>
+            <w:r>
+              <w:rPr>
+                <w:sz w:val="20"/>
+                <w:szCs w:val="20"/>
+              </w:rPr>
+              <w:t xml:space="preserve">0.0010 [−0.0007, 0.0020]</w:t>
+            </w:r>
+          </w:p>
+        </w:tc>
+        <w:tc>
+          <w:tcPr/>
+          <w:p>
+            <w:pPr>
+              <w:spacing w:before="0" w:after="0" w:line="240" w:lineRule="auto"/>
+              <w:jc w:val="left"/>
+            </w:pPr>
+            <w:r>
+              <w:rPr>
+                <w:sz w:val="20"/>
+                <w:szCs w:val="20"/>
+              </w:rPr>
+              <w:t xml:space="preserve">0.156</w:t>
+            </w:r>
+          </w:p>
+        </w:tc>
+      </w:tr>
+      <w:tr>
+        <w:tc>
+          <w:tcPr/>
+          <w:p>
+            <w:pPr>
+              <w:spacing w:before="0" w:after="0" w:line="240" w:lineRule="auto"/>
+              <w:jc w:val="left"/>
+            </w:pPr>
+            <w:r>
+              <w:rPr>
+                <w:sz w:val="20"/>
+                <w:szCs w:val="20"/>
+              </w:rPr>
+              <w:t xml:space="preserve">30-minute (M30)</w:t>
+            </w:r>
+          </w:p>
+        </w:tc>
+        <w:tc>
+          <w:tcPr/>
+          <w:p>
+            <w:pPr>
+              <w:spacing w:before="0" w:after="0" w:line="240" w:lineRule="auto"/>
+              <w:jc w:val="left"/>
+            </w:pPr>
+            <w:r>
+              <w:rPr>
+                <w:sz w:val="20"/>
+                <w:szCs w:val="20"/>
+              </w:rPr>
+              <w:t xml:space="preserve">Without first bar</w:t>
+            </w:r>
+          </w:p>
+        </w:tc>
+        <w:tc>
+          <w:tcPr/>
+          <w:p>
+            <w:pPr>
+              <w:spacing w:before="0" w:after="0" w:line="240" w:lineRule="auto"/>
+              <w:jc w:val="left"/>
+            </w:pPr>
+            <w:r>
+              <w:rPr>
+                <w:sz w:val="20"/>
+                <w:szCs w:val="20"/>
+              </w:rPr>
+              <w:t xml:space="preserve">19,709</w:t>
+            </w:r>
+          </w:p>
+        </w:tc>
+        <w:tc>
+          <w:tcPr/>
+          <w:p>
+            <w:pPr>
+              <w:spacing w:before="0" w:after="0" w:line="240" w:lineRule="auto"/>
+              <w:jc w:val="left"/>
+            </w:pPr>
+            <w:r>
+              <w:rPr>
+                <w:sz w:val="20"/>
+                <w:szCs w:val="20"/>
+              </w:rPr>
+              <w:t xml:space="preserve">VN30–VN100</w:t>
+            </w:r>
+          </w:p>
+        </w:tc>
+        <w:tc>
+          <w:tcPr/>
+          <w:p>
+            <w:pPr>
+              <w:spacing w:before="0" w:after="0" w:line="240" w:lineRule="auto"/>
+              <w:jc w:val="left"/>
+            </w:pPr>
+            <w:r>
+              <w:rPr>
+                <w:sz w:val="20"/>
+                <w:szCs w:val="20"/>
+              </w:rPr>
+              <w:t xml:space="preserve">0.0001 [−0.0007, 0.0008]</w:t>
+            </w:r>
+          </w:p>
+        </w:tc>
+        <w:tc>
+          <w:tcPr/>
+          <w:p>
+            <w:pPr>
+              <w:spacing w:before="0" w:after="0" w:line="240" w:lineRule="auto"/>
+              <w:jc w:val="left"/>
+            </w:pPr>
+            <w:r>
+              <w:rPr>
+                <w:sz w:val="20"/>
+                <w:szCs w:val="20"/>
+              </w:rPr>
+              <w:t xml:space="preserve">0.719</w:t>
+            </w:r>
+          </w:p>
+        </w:tc>
+      </w:tr>
+      <w:tr>
+        <w:tc>
+          <w:tcPr/>
+          <w:p>
+            <w:pPr>
+              <w:spacing w:before="0" w:after="0" w:line="240" w:lineRule="auto"/>
+              <w:jc w:val="left"/>
+            </w:pPr>
+            <w:r>
+              <w:rPr>
+                <w:sz w:val="20"/>
+                <w:szCs w:val="20"/>
+              </w:rPr>
+              <w:t xml:space="preserve">30-minute (M30)</w:t>
+            </w:r>
+          </w:p>
+        </w:tc>
+        <w:tc>
+          <w:tcPr/>
+          <w:p>
+            <w:pPr>
+              <w:spacing w:before="0" w:after="0" w:line="240" w:lineRule="auto"/>
+              <w:jc w:val="left"/>
+            </w:pPr>
+            <w:r>
+              <w:rPr>
+                <w:sz w:val="20"/>
+                <w:szCs w:val="20"/>
+              </w:rPr>
+              <w:t xml:space="preserve">Without first bar</w:t>
+            </w:r>
+          </w:p>
+        </w:tc>
+        <w:tc>
+          <w:tcPr/>
+          <w:p>
+            <w:pPr>
+              <w:spacing w:before="0" w:after="0" w:line="240" w:lineRule="auto"/>
+              <w:jc w:val="left"/>
+            </w:pPr>
+            <w:r>
+              <w:rPr>
+                <w:sz w:val="20"/>
+                <w:szCs w:val="20"/>
+              </w:rPr>
+              <w:t xml:space="preserve">19,709</w:t>
+            </w:r>
+          </w:p>
+        </w:tc>
+        <w:tc>
+          <w:tcPr/>
+          <w:p>
+            <w:pPr>
+              <w:spacing w:before="0" w:after="0" w:line="240" w:lineRule="auto"/>
+              <w:jc w:val="left"/>
+            </w:pPr>
+            <w:r>
+              <w:rPr>
+                <w:sz w:val="20"/>
+                <w:szCs w:val="20"/>
+              </w:rPr>
+              <w:t xml:space="preserve">P</w:t>
+            </w:r>
+            <w:r>
+              <w:rPr>
+                <w:vertAlign w:val="subscript"/>
+                <w:sz w:val="20"/>
+                <w:szCs w:val="20"/>
+              </w:rPr>
+              <w:t xml:space="preserve">cap</w:t>
+            </w:r>
+            <w:r>
+              <w:rPr>
+                <w:sz w:val="20"/>
+                <w:szCs w:val="20"/>
+              </w:rPr>
+              <w:t xml:space="preserve">–VN30</w:t>
+            </w:r>
+          </w:p>
+        </w:tc>
+        <w:tc>
+          <w:tcPr/>
+          <w:p>
+            <w:pPr>
+              <w:spacing w:before="0" w:after="0" w:line="240" w:lineRule="auto"/>
+              <w:jc w:val="left"/>
+            </w:pPr>
+            <w:r>
+              <w:rPr>
+                <w:sz w:val="20"/>
+                <w:szCs w:val="20"/>
+              </w:rPr>
+              <w:t xml:space="preserve">0.0011 [−0.0053, 0.0072]</w:t>
+            </w:r>
+          </w:p>
+        </w:tc>
+        <w:tc>
+          <w:tcPr/>
+          <w:p>
+            <w:pPr>
+              <w:spacing w:before="0" w:after="0" w:line="240" w:lineRule="auto"/>
+              <w:jc w:val="left"/>
+            </w:pPr>
+            <w:r>
+              <w:rPr>
+                <w:sz w:val="20"/>
+                <w:szCs w:val="20"/>
+              </w:rPr>
+              <w:t xml:space="preserve">0.737</w:t>
+            </w:r>
+          </w:p>
+        </w:tc>
+      </w:tr>
+      <w:tr>
+        <w:tc>
+          <w:tcPr/>
+          <w:p>
+            <w:pPr>
+              <w:spacing w:before="0" w:after="0" w:line="240" w:lineRule="auto"/>
+              <w:jc w:val="left"/>
+            </w:pPr>
+            <w:r>
+              <w:rPr>
+                <w:sz w:val="20"/>
+                <w:szCs w:val="20"/>
+              </w:rPr>
+              <w:t xml:space="preserve">30-minute (M30)</w:t>
+            </w:r>
+          </w:p>
+        </w:tc>
+        <w:tc>
+          <w:tcPr/>
+          <w:p>
+            <w:pPr>
+              <w:spacing w:before="0" w:after="0" w:line="240" w:lineRule="auto"/>
+              <w:jc w:val="left"/>
+            </w:pPr>
+            <w:r>
+              <w:rPr>
+                <w:sz w:val="20"/>
+                <w:szCs w:val="20"/>
+              </w:rPr>
+              <w:t xml:space="preserve">Without first and last bar</w:t>
+            </w:r>
+          </w:p>
+        </w:tc>
+        <w:tc>
+          <w:tcPr/>
+          <w:p>
+            <w:pPr>
+              <w:spacing w:before="0" w:after="0" w:line="240" w:lineRule="auto"/>
+              <w:jc w:val="left"/>
+            </w:pPr>
+            <w:r>
+              <w:rPr>
+                <w:sz w:val="20"/>
+                <w:szCs w:val="20"/>
+              </w:rPr>
+              <w:t xml:space="preserve">17,475</w:t>
+            </w:r>
+          </w:p>
+        </w:tc>
+        <w:tc>
+          <w:tcPr/>
+          <w:p>
+            <w:pPr>
+              <w:spacing w:before="0" w:after="0" w:line="240" w:lineRule="auto"/>
+              <w:jc w:val="left"/>
+            </w:pPr>
+            <w:r>
+              <w:rPr>
+                <w:sz w:val="20"/>
+                <w:szCs w:val="20"/>
+              </w:rPr>
+              <w:t xml:space="preserve">VN30–VNINDEX</w:t>
+            </w:r>
+          </w:p>
+        </w:tc>
+        <w:tc>
+          <w:tcPr/>
+          <w:p>
+            <w:pPr>
+              <w:spacing w:before="0" w:after="0" w:line="240" w:lineRule="auto"/>
+              <w:jc w:val="left"/>
+            </w:pPr>
+            <w:r>
+              <w:rPr>
+                <w:sz w:val="20"/>
+                <w:szCs w:val="20"/>
+              </w:rPr>
+              <w:t xml:space="preserve">−0.0000 [−0.0025, 0.0016]</w:t>
+            </w:r>
+          </w:p>
+        </w:tc>
+        <w:tc>
+          <w:tcPr/>
+          <w:p>
+            <w:pPr>
+              <w:spacing w:before="0" w:after="0" w:line="240" w:lineRule="auto"/>
+              <w:jc w:val="left"/>
+            </w:pPr>
+            <w:r>
+              <w:rPr>
+                <w:sz w:val="20"/>
+                <w:szCs w:val="20"/>
+              </w:rPr>
+              <w:t xml:space="preserve">0.987</w:t>
+            </w:r>
+          </w:p>
+        </w:tc>
+      </w:tr>
+      <w:tr>
+        <w:tc>
+          <w:tcPr/>
+          <w:p>
+            <w:pPr>
+              <w:spacing w:before="0" w:after="0" w:line="240" w:lineRule="auto"/>
+              <w:jc w:val="left"/>
+            </w:pPr>
+            <w:r>
+              <w:rPr>
+                <w:sz w:val="20"/>
+                <w:szCs w:val="20"/>
+              </w:rPr>
+              <w:t xml:space="preserve">30-minute (M30)</w:t>
+            </w:r>
+          </w:p>
+        </w:tc>
+        <w:tc>
+          <w:tcPr/>
+          <w:p>
+            <w:pPr>
+              <w:spacing w:before="0" w:after="0" w:line="240" w:lineRule="auto"/>
+              <w:jc w:val="left"/>
+            </w:pPr>
+            <w:r>
+              <w:rPr>
+                <w:sz w:val="20"/>
+                <w:szCs w:val="20"/>
+              </w:rPr>
+              <w:t xml:space="preserve">Without first and last bar</w:t>
+            </w:r>
+          </w:p>
+        </w:tc>
+        <w:tc>
+          <w:tcPr/>
+          <w:p>
+            <w:pPr>
+              <w:spacing w:before="0" w:after="0" w:line="240" w:lineRule="auto"/>
+              <w:jc w:val="left"/>
+            </w:pPr>
+            <w:r>
+              <w:rPr>
+                <w:sz w:val="20"/>
+                <w:szCs w:val="20"/>
+              </w:rPr>
+              <w:t xml:space="preserve">17,475</w:t>
+            </w:r>
+          </w:p>
+        </w:tc>
+        <w:tc>
+          <w:tcPr/>
+          <w:p>
+            <w:pPr>
+              <w:spacing w:before="0" w:after="0" w:line="240" w:lineRule="auto"/>
+              <w:jc w:val="left"/>
+            </w:pPr>
+            <w:r>
+              <w:rPr>
+                <w:sz w:val="20"/>
+                <w:szCs w:val="20"/>
+              </w:rPr>
+              <w:t xml:space="preserve">VN100–VNINDEX</w:t>
+            </w:r>
+          </w:p>
+        </w:tc>
+        <w:tc>
+          <w:tcPr/>
+          <w:p>
+            <w:pPr>
+              <w:spacing w:before="0" w:after="0" w:line="240" w:lineRule="auto"/>
+              <w:jc w:val="left"/>
+            </w:pPr>
+            <w:r>
+              <w:rPr>
+                <w:sz w:val="20"/>
+                <w:szCs w:val="20"/>
+              </w:rPr>
+              <w:t xml:space="preserve">−0.0002 [−0.0017, 0.0010]</w:t>
+            </w:r>
+          </w:p>
+        </w:tc>
+        <w:tc>
+          <w:tcPr/>
+          <w:p>
+            <w:pPr>
+              <w:spacing w:before="0" w:after="0" w:line="240" w:lineRule="auto"/>
+              <w:jc w:val="left"/>
+            </w:pPr>
+            <w:r>
+              <w:rPr>
+                <w:sz w:val="20"/>
+                <w:szCs w:val="20"/>
+              </w:rPr>
+              <w:t xml:space="preserve">0.764</w:t>
+            </w:r>
+          </w:p>
+        </w:tc>
+      </w:tr>
+      <w:tr>
+        <w:tc>
+          <w:tcPr/>
+          <w:p>
+            <w:pPr>
+              <w:spacing w:before="0" w:after="0" w:line="240" w:lineRule="auto"/>
+              <w:jc w:val="left"/>
+            </w:pPr>
+            <w:r>
+              <w:rPr>
+                <w:sz w:val="20"/>
+                <w:szCs w:val="20"/>
+              </w:rPr>
+              <w:t xml:space="preserve">30-minute (M30)</w:t>
+            </w:r>
+          </w:p>
+        </w:tc>
+        <w:tc>
+          <w:tcPr/>
+          <w:p>
+            <w:pPr>
+              <w:spacing w:before="0" w:after="0" w:line="240" w:lineRule="auto"/>
+              <w:jc w:val="left"/>
+            </w:pPr>
+            <w:r>
+              <w:rPr>
+                <w:sz w:val="20"/>
+                <w:szCs w:val="20"/>
+              </w:rPr>
+              <w:t xml:space="preserve">Without first and last bar</w:t>
+            </w:r>
+          </w:p>
+        </w:tc>
+        <w:tc>
+          <w:tcPr/>
+          <w:p>
+            <w:pPr>
+              <w:spacing w:before="0" w:after="0" w:line="240" w:lineRule="auto"/>
+              <w:jc w:val="left"/>
+            </w:pPr>
+            <w:r>
+              <w:rPr>
+                <w:sz w:val="20"/>
+                <w:szCs w:val="20"/>
+              </w:rPr>
+              <w:t xml:space="preserve">17,475</w:t>
+            </w:r>
+          </w:p>
+        </w:tc>
+        <w:tc>
+          <w:tcPr/>
+          <w:p>
+            <w:pPr>
+              <w:spacing w:before="0" w:after="0" w:line="240" w:lineRule="auto"/>
+              <w:jc w:val="left"/>
+            </w:pPr>
+            <w:r>
+              <w:rPr>
+                <w:sz w:val="20"/>
+                <w:szCs w:val="20"/>
+              </w:rPr>
+              <w:t xml:space="preserve">VN30–VN100</w:t>
+            </w:r>
+          </w:p>
+        </w:tc>
+        <w:tc>
+          <w:tcPr/>
+          <w:p>
+            <w:pPr>
+              <w:spacing w:before="0" w:after="0" w:line="240" w:lineRule="auto"/>
+              <w:jc w:val="left"/>
+            </w:pPr>
+            <w:r>
+              <w:rPr>
+                <w:sz w:val="20"/>
+                <w:szCs w:val="20"/>
+              </w:rPr>
+              <w:t xml:space="preserve">−0.0002 [−0.0011, 0.0006]</w:t>
+            </w:r>
+          </w:p>
+        </w:tc>
+        <w:tc>
+          <w:tcPr/>
+          <w:p>
+            <w:pPr>
+              <w:spacing w:before="0" w:after="0" w:line="240" w:lineRule="auto"/>
+              <w:jc w:val="left"/>
+            </w:pPr>
+            <w:r>
+              <w:rPr>
+                <w:sz w:val="20"/>
+                <w:szCs w:val="20"/>
+              </w:rPr>
+              <w:t xml:space="preserve">0.693</w:t>
+            </w:r>
+          </w:p>
+        </w:tc>
+      </w:tr>
+      <w:tr>
+        <w:tc>
+          <w:tcPr/>
+          <w:p>
+            <w:pPr>
+              <w:spacing w:before="0" w:after="0" w:line="240" w:lineRule="auto"/>
+              <w:jc w:val="left"/>
+            </w:pPr>
+            <w:r>
+              <w:rPr>
+                <w:sz w:val="20"/>
+                <w:szCs w:val="20"/>
+              </w:rPr>
+              <w:t xml:space="preserve">30-minute (M30)</w:t>
+            </w:r>
+          </w:p>
+        </w:tc>
+        <w:tc>
+          <w:tcPr/>
+          <w:p>
+            <w:pPr>
+              <w:spacing w:before="0" w:after="0" w:line="240" w:lineRule="auto"/>
+              <w:jc w:val="left"/>
+            </w:pPr>
+            <w:r>
+              <w:rPr>
+                <w:sz w:val="20"/>
+                <w:szCs w:val="20"/>
+              </w:rPr>
+              <w:t xml:space="preserve">Without first and last bar</w:t>
+            </w:r>
+          </w:p>
+        </w:tc>
+        <w:tc>
+          <w:tcPr/>
+          <w:p>
+            <w:pPr>
+              <w:spacing w:before="0" w:after="0" w:line="240" w:lineRule="auto"/>
+              <w:jc w:val="left"/>
+            </w:pPr>
+            <w:r>
+              <w:rPr>
+                <w:sz w:val="20"/>
+                <w:szCs w:val="20"/>
+              </w:rPr>
+              <w:t xml:space="preserve">17,475</w:t>
+            </w:r>
+          </w:p>
+        </w:tc>
+        <w:tc>
+          <w:tcPr/>
+          <w:p>
+            <w:pPr>
+              <w:spacing w:before="0" w:after="0" w:line="240" w:lineRule="auto"/>
+              <w:jc w:val="left"/>
+            </w:pPr>
+            <w:r>
+              <w:rPr>
+                <w:sz w:val="20"/>
+                <w:szCs w:val="20"/>
+              </w:rPr>
+              <w:t xml:space="preserve">P</w:t>
+            </w:r>
+            <w:r>
+              <w:rPr>
+                <w:vertAlign w:val="subscript"/>
+                <w:sz w:val="20"/>
+                <w:szCs w:val="20"/>
+              </w:rPr>
+              <w:t xml:space="preserve">cap</w:t>
+            </w:r>
+            <w:r>
+              <w:rPr>
+                <w:sz w:val="20"/>
+                <w:szCs w:val="20"/>
+              </w:rPr>
+              <w:t xml:space="preserve">–VN30</w:t>
+            </w:r>
+          </w:p>
+        </w:tc>
+        <w:tc>
+          <w:tcPr/>
+          <w:p>
+            <w:pPr>
+              <w:spacing w:before="0" w:after="0" w:line="240" w:lineRule="auto"/>
+              <w:jc w:val="left"/>
+            </w:pPr>
+            <w:r>
+              <w:rPr>
+                <w:sz w:val="20"/>
+                <w:szCs w:val="20"/>
+              </w:rPr>
+              <w:t xml:space="preserve">−0.0021 [−0.0103, 0.0047]</w:t>
+            </w:r>
+          </w:p>
+        </w:tc>
+        <w:tc>
+          <w:tcPr/>
+          <w:p>
+            <w:pPr>
+              <w:spacing w:before="0" w:after="0" w:line="240" w:lineRule="auto"/>
+              <w:jc w:val="left"/>
+            </w:pPr>
+            <w:r>
+              <w:rPr>
+                <w:sz w:val="20"/>
+                <w:szCs w:val="20"/>
+              </w:rPr>
+              <w:t xml:space="preserve">0.586</w:t>
+            </w:r>
+          </w:p>
+        </w:tc>
+      </w:tr>
+      <w:tr>
+        <w:tc>
+          <w:tcPr/>
+          <w:p>
+            <w:pPr>
+              <w:spacing w:before="0" w:after="0" w:line="240" w:lineRule="auto"/>
+              <w:jc w:val="left"/>
+            </w:pPr>
+            <w:r>
+              <w:rPr>
+                <w:sz w:val="20"/>
+                <w:szCs w:val="20"/>
+              </w:rPr>
               <w:t xml:space="preserve">1-hour (H1)</w:t>
             </w:r>
           </w:p>
@@ -6255,6 +7264,429 @@
                 <w:sz w:val="20"/>
                 <w:szCs w:val="20"/>
               </w:rPr>
+              <w:t xml:space="preserve">All bars</w:t>
+            </w:r>
+          </w:p>
+        </w:tc>
+        <w:tc>
+          <w:tcPr/>
+          <w:p>
+            <w:pPr>
+              <w:spacing w:before="0" w:after="0" w:line="240" w:lineRule="auto"/>
+              <w:jc w:val="left"/>
+            </w:pPr>
+            <w:r>
+              <w:rPr>
+                <w:sz w:val="20"/>
+                <w:szCs w:val="20"/>
+              </w:rPr>
+              <w:t xml:space="preserve">13,523</w:t>
+            </w:r>
+          </w:p>
+        </w:tc>
+        <w:tc>
+          <w:tcPr/>
+          <w:p>
+            <w:pPr>
+              <w:spacing w:before="0" w:after="0" w:line="240" w:lineRule="auto"/>
+              <w:jc w:val="left"/>
+            </w:pPr>
+            <w:r>
+              <w:rPr>
+                <w:sz w:val="20"/>
+                <w:szCs w:val="20"/>
+              </w:rPr>
+              <w:t xml:space="preserve">VN30–VNINDEX</w:t>
+            </w:r>
+          </w:p>
+        </w:tc>
+        <w:tc>
+          <w:tcPr/>
+          <w:p>
+            <w:pPr>
+              <w:spacing w:before="0" w:after="0" w:line="240" w:lineRule="auto"/>
+              <w:jc w:val="left"/>
+            </w:pPr>
+            <w:r>
+              <w:rPr>
+                <w:sz w:val="20"/>
+                <w:szCs w:val="20"/>
+              </w:rPr>
+              <w:t xml:space="preserve">0.0024 [0.0006, 0.0040]</w:t>
+            </w:r>
+          </w:p>
+        </w:tc>
+        <w:tc>
+          <w:tcPr/>
+          <w:p>
+            <w:pPr>
+              <w:spacing w:before="0" w:after="0" w:line="240" w:lineRule="auto"/>
+              <w:jc w:val="left"/>
+            </w:pPr>
+            <w:r>
+              <w:rPr>
+                <w:sz w:val="20"/>
+                <w:szCs w:val="20"/>
+              </w:rPr>
+              <w:t xml:space="preserve">0.009</w:t>
+            </w:r>
+          </w:p>
+        </w:tc>
+      </w:tr>
+      <w:tr>
+        <w:tc>
+          <w:tcPr/>
+          <w:p>
+            <w:pPr>
+              <w:spacing w:before="0" w:after="0" w:line="240" w:lineRule="auto"/>
+              <w:jc w:val="left"/>
+            </w:pPr>
+            <w:r>
+              <w:rPr>
+                <w:sz w:val="20"/>
+                <w:szCs w:val="20"/>
+              </w:rPr>
+              <w:t xml:space="preserve">1-hour (H1)</w:t>
+            </w:r>
+          </w:p>
+        </w:tc>
+        <w:tc>
+          <w:tcPr/>
+          <w:p>
+            <w:pPr>
+              <w:spacing w:before="0" w:after="0" w:line="240" w:lineRule="auto"/>
+              <w:jc w:val="left"/>
+            </w:pPr>
+            <w:r>
+              <w:rPr>
+                <w:sz w:val="20"/>
+                <w:szCs w:val="20"/>
+              </w:rPr>
+              <w:t xml:space="preserve">All bars</w:t>
+            </w:r>
+          </w:p>
+        </w:tc>
+        <w:tc>
+          <w:tcPr/>
+          <w:p>
+            <w:pPr>
+              <w:spacing w:before="0" w:after="0" w:line="240" w:lineRule="auto"/>
+              <w:jc w:val="left"/>
+            </w:pPr>
+            <w:r>
+              <w:rPr>
+                <w:sz w:val="20"/>
+                <w:szCs w:val="20"/>
+              </w:rPr>
+              <w:t xml:space="preserve">13,523</w:t>
+            </w:r>
+          </w:p>
+        </w:tc>
+        <w:tc>
+          <w:tcPr/>
+          <w:p>
+            <w:pPr>
+              <w:spacing w:before="0" w:after="0" w:line="240" w:lineRule="auto"/>
+              <w:jc w:val="left"/>
+            </w:pPr>
+            <w:r>
+              <w:rPr>
+                <w:sz w:val="20"/>
+                <w:szCs w:val="20"/>
+              </w:rPr>
+              <w:t xml:space="preserve">VN100–VNINDEX</w:t>
+            </w:r>
+          </w:p>
+        </w:tc>
+        <w:tc>
+          <w:tcPr/>
+          <w:p>
+            <w:pPr>
+              <w:spacing w:before="0" w:after="0" w:line="240" w:lineRule="auto"/>
+              <w:jc w:val="left"/>
+            </w:pPr>
+            <w:r>
+              <w:rPr>
+                <w:sz w:val="20"/>
+                <w:szCs w:val="20"/>
+              </w:rPr>
+              <w:t xml:space="preserve">0.0019 [0.0007, 0.0030]</w:t>
+            </w:r>
+          </w:p>
+        </w:tc>
+        <w:tc>
+          <w:tcPr/>
+          <w:p>
+            <w:pPr>
+              <w:spacing w:before="0" w:after="0" w:line="240" w:lineRule="auto"/>
+              <w:jc w:val="left"/>
+            </w:pPr>
+            <w:r>
+              <w:rPr>
+                <w:sz w:val="20"/>
+                <w:szCs w:val="20"/>
+              </w:rPr>
+              <w:t xml:space="preserve">0.003</w:t>
+            </w:r>
+          </w:p>
+        </w:tc>
+      </w:tr>
+      <w:tr>
+        <w:tc>
+          <w:tcPr/>
+          <w:p>
+            <w:pPr>
+              <w:spacing w:before="0" w:after="0" w:line="240" w:lineRule="auto"/>
+              <w:jc w:val="left"/>
+            </w:pPr>
+            <w:r>
+              <w:rPr>
+                <w:sz w:val="20"/>
+                <w:szCs w:val="20"/>
+              </w:rPr>
+              <w:t xml:space="preserve">1-hour (H1)</w:t>
+            </w:r>
+          </w:p>
+        </w:tc>
+        <w:tc>
+          <w:tcPr/>
+          <w:p>
+            <w:pPr>
+              <w:spacing w:before="0" w:after="0" w:line="240" w:lineRule="auto"/>
+              <w:jc w:val="left"/>
+            </w:pPr>
+            <w:r>
+              <w:rPr>
+                <w:sz w:val="20"/>
+                <w:szCs w:val="20"/>
+              </w:rPr>
+              <w:t xml:space="preserve">All bars</w:t>
+            </w:r>
+          </w:p>
+        </w:tc>
+        <w:tc>
+          <w:tcPr/>
+          <w:p>
+            <w:pPr>
+              <w:spacing w:before="0" w:after="0" w:line="240" w:lineRule="auto"/>
+              <w:jc w:val="left"/>
+            </w:pPr>
+            <w:r>
+              <w:rPr>
+                <w:sz w:val="20"/>
+                <w:szCs w:val="20"/>
+              </w:rPr>
+              <w:t xml:space="preserve">13,523</w:t>
+            </w:r>
+          </w:p>
+        </w:tc>
+        <w:tc>
+          <w:tcPr/>
+          <w:p>
+            <w:pPr>
+              <w:spacing w:before="0" w:after="0" w:line="240" w:lineRule="auto"/>
+              <w:jc w:val="left"/>
+            </w:pPr>
+            <w:r>
+              <w:rPr>
+                <w:sz w:val="20"/>
+                <w:szCs w:val="20"/>
+              </w:rPr>
+              <w:t xml:space="preserve">VN30–VN100</w:t>
+            </w:r>
+          </w:p>
+        </w:tc>
+        <w:tc>
+          <w:tcPr/>
+          <w:p>
+            <w:pPr>
+              <w:spacing w:before="0" w:after="0" w:line="240" w:lineRule="auto"/>
+              <w:jc w:val="left"/>
+            </w:pPr>
+            <w:r>
+              <w:rPr>
+                <w:sz w:val="20"/>
+                <w:szCs w:val="20"/>
+              </w:rPr>
+              <w:t xml:space="preserve">0.0001 [−0.0008, 0.0008]</w:t>
+            </w:r>
+          </w:p>
+        </w:tc>
+        <w:tc>
+          <w:tcPr/>
+          <w:p>
+            <w:pPr>
+              <w:spacing w:before="0" w:after="0" w:line="240" w:lineRule="auto"/>
+              <w:jc w:val="left"/>
+            </w:pPr>
+            <w:r>
+              <w:rPr>
+                <w:sz w:val="20"/>
+                <w:szCs w:val="20"/>
+              </w:rPr>
+              <w:t xml:space="preserve">0.882</w:t>
+            </w:r>
+          </w:p>
+        </w:tc>
+      </w:tr>
+      <w:tr>
+        <w:tc>
+          <w:tcPr/>
+          <w:p>
+            <w:pPr>
+              <w:spacing w:before="0" w:after="0" w:line="240" w:lineRule="auto"/>
+              <w:jc w:val="left"/>
+            </w:pPr>
+            <w:r>
+              <w:rPr>
+                <w:sz w:val="20"/>
+                <w:szCs w:val="20"/>
+              </w:rPr>
+              <w:t xml:space="preserve">1-hour (H1)</w:t>
+            </w:r>
+          </w:p>
+        </w:tc>
+        <w:tc>
+          <w:tcPr/>
+          <w:p>
+            <w:pPr>
+              <w:spacing w:before="0" w:after="0" w:line="240" w:lineRule="auto"/>
+              <w:jc w:val="left"/>
+            </w:pPr>
+            <w:r>
+              <w:rPr>
+                <w:sz w:val="20"/>
+                <w:szCs w:val="20"/>
+              </w:rPr>
+              <w:t xml:space="preserve">All bars</w:t>
+            </w:r>
+          </w:p>
+        </w:tc>
+        <w:tc>
+          <w:tcPr/>
+          <w:p>
+            <w:pPr>
+              <w:spacing w:before="0" w:after="0" w:line="240" w:lineRule="auto"/>
+              <w:jc w:val="left"/>
+            </w:pPr>
+            <w:r>
+              <w:rPr>
+                <w:sz w:val="20"/>
+                <w:szCs w:val="20"/>
+              </w:rPr>
+              <w:t xml:space="preserve">13,523</w:t>
+            </w:r>
+          </w:p>
+        </w:tc>
+        <w:tc>
+          <w:tcPr/>
+          <w:p>
+            <w:pPr>
+              <w:spacing w:before="0" w:after="0" w:line="240" w:lineRule="auto"/>
+              <w:jc w:val="left"/>
+            </w:pPr>
+            <w:r>
+              <w:rPr>
+                <w:sz w:val="20"/>
+                <w:szCs w:val="20"/>
+              </w:rPr>
+              <w:t xml:space="preserve">P</w:t>
+            </w:r>
+            <w:r>
+              <w:rPr>
+                <w:vertAlign w:val="subscript"/>
+                <w:sz w:val="20"/>
+                <w:szCs w:val="20"/>
+              </w:rPr>
+              <w:t xml:space="preserve">cap</w:t>
+            </w:r>
+            <w:r>
+              <w:rPr>
+                <w:sz w:val="20"/>
+                <w:szCs w:val="20"/>
+              </w:rPr>
+              <w:t xml:space="preserve">–VN30</w:t>
+            </w:r>
+          </w:p>
+        </w:tc>
+        <w:tc>
+          <w:tcPr/>
+          <w:p>
+            <w:pPr>
+              <w:spacing w:before="0" w:after="0" w:line="240" w:lineRule="auto"/>
+              <w:jc w:val="left"/>
+            </w:pPr>
+            <w:r>
+              <w:rPr>
+                <w:sz w:val="20"/>
+                <w:szCs w:val="20"/>
+              </w:rPr>
+              <w:t xml:space="preserve">0.0020 [−0.0045, 0.0078]</w:t>
+            </w:r>
+          </w:p>
+        </w:tc>
+        <w:tc>
+          <w:tcPr/>
+          <w:p>
+            <w:pPr>
+              <w:spacing w:before="0" w:after="0" w:line="240" w:lineRule="auto"/>
+              <w:jc w:val="left"/>
+            </w:pPr>
+            <w:r>
+              <w:rPr>
+                <w:sz w:val="20"/>
+                <w:szCs w:val="20"/>
+              </w:rPr>
+              <w:t xml:space="preserve">0.551</w:t>
+            </w:r>
+          </w:p>
+        </w:tc>
+      </w:tr>
+      <w:tr>
+        <w:tc>
+          <w:tcPr/>
+          <w:p>
+            <w:pPr>
+              <w:spacing w:before="0" w:after="0" w:line="240" w:lineRule="auto"/>
+              <w:jc w:val="left"/>
+            </w:pPr>
+            <w:r>
+              <w:rPr>
+                <w:sz w:val="20"/>
+                <w:szCs w:val="20"/>
+              </w:rPr>
+              <w:t xml:space="preserve">1-hour (H1)</w:t>
+            </w:r>
+          </w:p>
+        </w:tc>
+        <w:tc>
+          <w:tcPr/>
+          <w:p>
+            <w:pPr>
+              <w:spacing w:before="0" w:after="0" w:line="240" w:lineRule="auto"/>
+              <w:jc w:val="left"/>
+            </w:pPr>
+            <w:r>
+              <w:rPr>
+                <w:sz w:val="20"/>
+                <w:szCs w:val="20"/>
+              </w:rPr>
+              <w:t xml:space="preserve">Without first bar</w:t>
+            </w:r>
+          </w:p>
+        </w:tc>
+        <w:tc>
+          <w:tcPr/>
+          <w:p>
+            <w:pPr>
+              <w:spacing w:before="0" w:after="0" w:line="240" w:lineRule="auto"/>
+              <w:jc w:val="left"/>
+            </w:pPr>
+            <w:r>
+              <w:rPr>
+                <w:sz w:val="20"/>
+                <w:szCs w:val="20"/>
+              </w:rPr>
               <w:t xml:space="preserve">10,818</w:t>
             </w:r>
           </w:p>
@@ -6271,103 +7703,2323 @@
                 <w:sz w:val="20"/>
                 <w:szCs w:val="20"/>
               </w:rPr>
-              <w:t xml:space="preserve">20.0</w:t>
-            </w:r>
-          </w:p>
-        </w:tc>
-        <w:tc>
-          <w:tcPr/>
-          <w:p>
-            <w:pPr>
-              <w:spacing w:before="0" w:after="0" w:line="240" w:lineRule="auto"/>
-              <w:jc w:val="left"/>
-            </w:pPr>
-            <w:r>
-              <w:rPr>
-                <w:sz w:val="20"/>
-                <w:szCs w:val="20"/>
-              </w:rPr>
-              <w:t xml:space="preserve">38.2</w:t>
-            </w:r>
-          </w:p>
-        </w:tc>
-        <w:tc>
-          <w:tcPr/>
-          <w:p>
-            <w:pPr>
-              <w:spacing w:before="0" w:after="0" w:line="240" w:lineRule="auto"/>
-              <w:jc w:val="left"/>
-            </w:pPr>
-            <w:r>
-              <w:rPr>
-                <w:sz w:val="20"/>
-                <w:szCs w:val="20"/>
-              </w:rPr>
-              <w:t xml:space="preserve">0.096 [0.082, 0.112]</w:t>
-            </w:r>
-          </w:p>
-        </w:tc>
-        <w:tc>
-          <w:tcPr/>
-          <w:p>
-            <w:pPr>
-              <w:spacing w:before="0" w:after="0" w:line="240" w:lineRule="auto"/>
-              <w:jc w:val="left"/>
-            </w:pPr>
-            <w:r>
-              <w:rPr>
-                <w:sz w:val="20"/>
-                <w:szCs w:val="20"/>
-              </w:rPr>
-              <w:t xml:space="preserve">0.0003</w:t>
-            </w:r>
-          </w:p>
-        </w:tc>
-        <w:tc>
-          <w:tcPr/>
-          <w:p>
-            <w:pPr>
-              <w:spacing w:before="0" w:after="0" w:line="240" w:lineRule="auto"/>
-              <w:jc w:val="left"/>
-            </w:pPr>
-            <w:r>
-              <w:rPr>
-                <w:sz w:val="20"/>
-                <w:szCs w:val="20"/>
-              </w:rPr>
-              <w:t xml:space="preserve">−0.0005</w:t>
-            </w:r>
-          </w:p>
-        </w:tc>
-        <w:tc>
-          <w:tcPr/>
-          <w:p>
-            <w:pPr>
-              <w:spacing w:before="0" w:after="0" w:line="240" w:lineRule="auto"/>
-              <w:jc w:val="left"/>
-            </w:pPr>
-            <w:r>
-              <w:rPr>
-                <w:sz w:val="20"/>
-                <w:szCs w:val="20"/>
-              </w:rPr>
-              <w:t xml:space="preserve">−0.0004</w:t>
-            </w:r>
-          </w:p>
-        </w:tc>
-        <w:tc>
-          <w:tcPr/>
-          <w:p>
-            <w:pPr>
-              <w:spacing w:before="0" w:after="0" w:line="240" w:lineRule="auto"/>
-              <w:jc w:val="left"/>
-            </w:pPr>
-            <w:r>
-              <w:rPr>
-                <w:sz w:val="20"/>
-                <w:szCs w:val="20"/>
-              </w:rPr>
-              <w:t xml:space="preserve">−0.0053</w:t>
+              <w:t xml:space="preserve">VN30–VNINDEX</w:t>
+            </w:r>
+          </w:p>
+        </w:tc>
+        <w:tc>
+          <w:tcPr/>
+          <w:p>
+            <w:pPr>
+              <w:spacing w:before="0" w:after="0" w:line="240" w:lineRule="auto"/>
+              <w:jc w:val="left"/>
+            </w:pPr>
+            <w:r>
+              <w:rPr>
+                <w:sz w:val="20"/>
+                <w:szCs w:val="20"/>
+              </w:rPr>
+              <w:t xml:space="preserve">0.0003 [−0.0038, 0.0016]</w:t>
+            </w:r>
+          </w:p>
+        </w:tc>
+        <w:tc>
+          <w:tcPr/>
+          <w:p>
+            <w:pPr>
+              <w:spacing w:before="0" w:after="0" w:line="240" w:lineRule="auto"/>
+              <w:jc w:val="left"/>
+            </w:pPr>
+            <w:r>
+              <w:rPr>
+                <w:sz w:val="20"/>
+                <w:szCs w:val="20"/>
+              </w:rPr>
+              <w:t xml:space="preserve">0.799</w:t>
+            </w:r>
+          </w:p>
+        </w:tc>
+      </w:tr>
+      <w:tr>
+        <w:tc>
+          <w:tcPr/>
+          <w:p>
+            <w:pPr>
+              <w:spacing w:before="0" w:after="0" w:line="240" w:lineRule="auto"/>
+              <w:jc w:val="left"/>
+            </w:pPr>
+            <w:r>
+              <w:rPr>
+                <w:sz w:val="20"/>
+                <w:szCs w:val="20"/>
+              </w:rPr>
+              <w:t xml:space="preserve">1-hour (H1)</w:t>
+            </w:r>
+          </w:p>
+        </w:tc>
+        <w:tc>
+          <w:tcPr/>
+          <w:p>
+            <w:pPr>
+              <w:spacing w:before="0" w:after="0" w:line="240" w:lineRule="auto"/>
+              <w:jc w:val="left"/>
+            </w:pPr>
+            <w:r>
+              <w:rPr>
+                <w:sz w:val="20"/>
+                <w:szCs w:val="20"/>
+              </w:rPr>
+              <w:t xml:space="preserve">Without first bar</w:t>
+            </w:r>
+          </w:p>
+        </w:tc>
+        <w:tc>
+          <w:tcPr/>
+          <w:p>
+            <w:pPr>
+              <w:spacing w:before="0" w:after="0" w:line="240" w:lineRule="auto"/>
+              <w:jc w:val="left"/>
+            </w:pPr>
+            <w:r>
+              <w:rPr>
+                <w:sz w:val="20"/>
+                <w:szCs w:val="20"/>
+              </w:rPr>
+              <w:t xml:space="preserve">10,818</w:t>
+            </w:r>
+          </w:p>
+        </w:tc>
+        <w:tc>
+          <w:tcPr/>
+          <w:p>
+            <w:pPr>
+              <w:spacing w:before="0" w:after="0" w:line="240" w:lineRule="auto"/>
+              <w:jc w:val="left"/>
+            </w:pPr>
+            <w:r>
+              <w:rPr>
+                <w:sz w:val="20"/>
+                <w:szCs w:val="20"/>
+              </w:rPr>
+              <w:t xml:space="preserve">VN100–VNINDEX</w:t>
+            </w:r>
+          </w:p>
+        </w:tc>
+        <w:tc>
+          <w:tcPr/>
+          <w:p>
+            <w:pPr>
+              <w:spacing w:before="0" w:after="0" w:line="240" w:lineRule="auto"/>
+              <w:jc w:val="left"/>
+            </w:pPr>
+            <w:r>
+              <w:rPr>
+                <w:sz w:val="20"/>
+                <w:szCs w:val="20"/>
+              </w:rPr>
+              <w:t xml:space="preserve">−0.0005 [−0.0039, 0.0005]</w:t>
+            </w:r>
+          </w:p>
+        </w:tc>
+        <w:tc>
+          <w:tcPr/>
+          <w:p>
+            <w:pPr>
+              <w:spacing w:before="0" w:after="0" w:line="240" w:lineRule="auto"/>
+              <w:jc w:val="left"/>
+            </w:pPr>
+            <w:r>
+              <w:rPr>
+                <w:sz w:val="20"/>
+                <w:szCs w:val="20"/>
+              </w:rPr>
+              <w:t xml:space="preserve">0.660</w:t>
+            </w:r>
+          </w:p>
+        </w:tc>
+      </w:tr>
+      <w:tr>
+        <w:tc>
+          <w:tcPr/>
+          <w:p>
+            <w:pPr>
+              <w:spacing w:before="0" w:after="0" w:line="240" w:lineRule="auto"/>
+              <w:jc w:val="left"/>
+            </w:pPr>
+            <w:r>
+              <w:rPr>
+                <w:sz w:val="20"/>
+                <w:szCs w:val="20"/>
+              </w:rPr>
+              <w:t xml:space="preserve">1-hour (H1)</w:t>
+            </w:r>
+          </w:p>
+        </w:tc>
+        <w:tc>
+          <w:tcPr/>
+          <w:p>
+            <w:pPr>
+              <w:spacing w:before="0" w:after="0" w:line="240" w:lineRule="auto"/>
+              <w:jc w:val="left"/>
+            </w:pPr>
+            <w:r>
+              <w:rPr>
+                <w:sz w:val="20"/>
+                <w:szCs w:val="20"/>
+              </w:rPr>
+              <w:t xml:space="preserve">Without first bar</w:t>
+            </w:r>
+          </w:p>
+        </w:tc>
+        <w:tc>
+          <w:tcPr/>
+          <w:p>
+            <w:pPr>
+              <w:spacing w:before="0" w:after="0" w:line="240" w:lineRule="auto"/>
+              <w:jc w:val="left"/>
+            </w:pPr>
+            <w:r>
+              <w:rPr>
+                <w:sz w:val="20"/>
+                <w:szCs w:val="20"/>
+              </w:rPr>
+              <w:t xml:space="preserve">10,818</w:t>
+            </w:r>
+          </w:p>
+        </w:tc>
+        <w:tc>
+          <w:tcPr/>
+          <w:p>
+            <w:pPr>
+              <w:spacing w:before="0" w:after="0" w:line="240" w:lineRule="auto"/>
+              <w:jc w:val="left"/>
+            </w:pPr>
+            <w:r>
+              <w:rPr>
+                <w:sz w:val="20"/>
+                <w:szCs w:val="20"/>
+              </w:rPr>
+              <w:t xml:space="preserve">VN30–VN100</w:t>
+            </w:r>
+          </w:p>
+        </w:tc>
+        <w:tc>
+          <w:tcPr/>
+          <w:p>
+            <w:pPr>
+              <w:spacing w:before="0" w:after="0" w:line="240" w:lineRule="auto"/>
+              <w:jc w:val="left"/>
+            </w:pPr>
+            <w:r>
+              <w:rPr>
+                <w:sz w:val="20"/>
+                <w:szCs w:val="20"/>
+              </w:rPr>
+              <w:t xml:space="preserve">−0.0004 [−0.0016, 0.0003]</w:t>
+            </w:r>
+          </w:p>
+        </w:tc>
+        <w:tc>
+          <w:tcPr/>
+          <w:p>
+            <w:pPr>
+              <w:spacing w:before="0" w:after="0" w:line="240" w:lineRule="auto"/>
+              <w:jc w:val="left"/>
+            </w:pPr>
+            <w:r>
+              <w:rPr>
+                <w:sz w:val="20"/>
+                <w:szCs w:val="20"/>
+              </w:rPr>
+              <w:t xml:space="preserve">0.470</w:t>
+            </w:r>
+          </w:p>
+        </w:tc>
+      </w:tr>
+      <w:tr>
+        <w:tc>
+          <w:tcPr/>
+          <w:p>
+            <w:pPr>
+              <w:spacing w:before="0" w:after="0" w:line="240" w:lineRule="auto"/>
+              <w:jc w:val="left"/>
+            </w:pPr>
+            <w:r>
+              <w:rPr>
+                <w:sz w:val="20"/>
+                <w:szCs w:val="20"/>
+              </w:rPr>
+              <w:t xml:space="preserve">1-hour (H1)</w:t>
+            </w:r>
+          </w:p>
+        </w:tc>
+        <w:tc>
+          <w:tcPr/>
+          <w:p>
+            <w:pPr>
+              <w:spacing w:before="0" w:after="0" w:line="240" w:lineRule="auto"/>
+              <w:jc w:val="left"/>
+            </w:pPr>
+            <w:r>
+              <w:rPr>
+                <w:sz w:val="20"/>
+                <w:szCs w:val="20"/>
+              </w:rPr>
+              <w:t xml:space="preserve">Without first bar</w:t>
+            </w:r>
+          </w:p>
+        </w:tc>
+        <w:tc>
+          <w:tcPr/>
+          <w:p>
+            <w:pPr>
+              <w:spacing w:before="0" w:after="0" w:line="240" w:lineRule="auto"/>
+              <w:jc w:val="left"/>
+            </w:pPr>
+            <w:r>
+              <w:rPr>
+                <w:sz w:val="20"/>
+                <w:szCs w:val="20"/>
+              </w:rPr>
+              <w:t xml:space="preserve">10,818</w:t>
+            </w:r>
+          </w:p>
+        </w:tc>
+        <w:tc>
+          <w:tcPr/>
+          <w:p>
+            <w:pPr>
+              <w:spacing w:before="0" w:after="0" w:line="240" w:lineRule="auto"/>
+              <w:jc w:val="left"/>
+            </w:pPr>
+            <w:r>
+              <w:rPr>
+                <w:sz w:val="20"/>
+                <w:szCs w:val="20"/>
+              </w:rPr>
+              <w:t xml:space="preserve">P</w:t>
+            </w:r>
+            <w:r>
+              <w:rPr>
+                <w:vertAlign w:val="subscript"/>
+                <w:sz w:val="20"/>
+                <w:szCs w:val="20"/>
+              </w:rPr>
+              <w:t xml:space="preserve">cap</w:t>
+            </w:r>
+            <w:r>
+              <w:rPr>
+                <w:sz w:val="20"/>
+                <w:szCs w:val="20"/>
+              </w:rPr>
+              <w:t xml:space="preserve">–VN30</w:t>
+            </w:r>
+          </w:p>
+        </w:tc>
+        <w:tc>
+          <w:tcPr/>
+          <w:p>
+            <w:pPr>
+              <w:spacing w:before="0" w:after="0" w:line="240" w:lineRule="auto"/>
+              <w:jc w:val="left"/>
+            </w:pPr>
+            <w:r>
+              <w:rPr>
+                <w:sz w:val="20"/>
+                <w:szCs w:val="20"/>
+              </w:rPr>
+              <w:t xml:space="preserve">−0.0053 [−0.0142, 0.0007]</w:t>
+            </w:r>
+          </w:p>
+        </w:tc>
+        <w:tc>
+          <w:tcPr/>
+          <w:p>
+            <w:pPr>
+              <w:spacing w:before="0" w:after="0" w:line="240" w:lineRule="auto"/>
+              <w:jc w:val="left"/>
+            </w:pPr>
+            <w:r>
+              <w:rPr>
+                <w:sz w:val="20"/>
+                <w:szCs w:val="20"/>
+              </w:rPr>
+              <w:t xml:space="preserve">0.192</w:t>
+            </w:r>
+          </w:p>
+        </w:tc>
+      </w:tr>
+      <w:tr>
+        <w:tc>
+          <w:tcPr/>
+          <w:p>
+            <w:pPr>
+              <w:spacing w:before="0" w:after="0" w:line="240" w:lineRule="auto"/>
+              <w:jc w:val="left"/>
+            </w:pPr>
+            <w:r>
+              <w:rPr>
+                <w:sz w:val="20"/>
+                <w:szCs w:val="20"/>
+              </w:rPr>
+              <w:t xml:space="preserve">1-hour (H1)</w:t>
+            </w:r>
+          </w:p>
+        </w:tc>
+        <w:tc>
+          <w:tcPr/>
+          <w:p>
+            <w:pPr>
+              <w:spacing w:before="0" w:after="0" w:line="240" w:lineRule="auto"/>
+              <w:jc w:val="left"/>
+            </w:pPr>
+            <w:r>
+              <w:rPr>
+                <w:sz w:val="20"/>
+                <w:szCs w:val="20"/>
+              </w:rPr>
+              <w:t xml:space="preserve">Without first and last bar</w:t>
+            </w:r>
+          </w:p>
+        </w:tc>
+        <w:tc>
+          <w:tcPr/>
+          <w:p>
+            <w:pPr>
+              <w:spacing w:before="0" w:after="0" w:line="240" w:lineRule="auto"/>
+              <w:jc w:val="left"/>
+            </w:pPr>
+            <w:r>
+              <w:rPr>
+                <w:sz w:val="20"/>
+                <w:szCs w:val="20"/>
+              </w:rPr>
+              <w:t xml:space="preserve">8,112</w:t>
+            </w:r>
+          </w:p>
+        </w:tc>
+        <w:tc>
+          <w:tcPr/>
+          <w:p>
+            <w:pPr>
+              <w:spacing w:before="0" w:after="0" w:line="240" w:lineRule="auto"/>
+              <w:jc w:val="left"/>
+            </w:pPr>
+            <w:r>
+              <w:rPr>
+                <w:sz w:val="20"/>
+                <w:szCs w:val="20"/>
+              </w:rPr>
+              <w:t xml:space="preserve">VN30–VNINDEX</w:t>
+            </w:r>
+          </w:p>
+        </w:tc>
+        <w:tc>
+          <w:tcPr/>
+          <w:p>
+            <w:pPr>
+              <w:spacing w:before="0" w:after="0" w:line="240" w:lineRule="auto"/>
+              <w:jc w:val="left"/>
+            </w:pPr>
+            <w:r>
+              <w:rPr>
+                <w:sz w:val="20"/>
+                <w:szCs w:val="20"/>
+              </w:rPr>
+              <w:t xml:space="preserve">−0.0020 [−0.0058, 0.0015]</w:t>
+            </w:r>
+          </w:p>
+        </w:tc>
+        <w:tc>
+          <w:tcPr/>
+          <w:p>
+            <w:pPr>
+              <w:spacing w:before="0" w:after="0" w:line="240" w:lineRule="auto"/>
+              <w:jc w:val="left"/>
+            </w:pPr>
+            <w:r>
+              <w:rPr>
+                <w:sz w:val="20"/>
+                <w:szCs w:val="20"/>
+              </w:rPr>
+              <w:t xml:space="preserve">0.268</w:t>
+            </w:r>
+          </w:p>
+        </w:tc>
+      </w:tr>
+      <w:tr>
+        <w:tc>
+          <w:tcPr/>
+          <w:p>
+            <w:pPr>
+              <w:spacing w:before="0" w:after="0" w:line="240" w:lineRule="auto"/>
+              <w:jc w:val="left"/>
+            </w:pPr>
+            <w:r>
+              <w:rPr>
+                <w:sz w:val="20"/>
+                <w:szCs w:val="20"/>
+              </w:rPr>
+              <w:t xml:space="preserve">1-hour (H1)</w:t>
+            </w:r>
+          </w:p>
+        </w:tc>
+        <w:tc>
+          <w:tcPr/>
+          <w:p>
+            <w:pPr>
+              <w:spacing w:before="0" w:after="0" w:line="240" w:lineRule="auto"/>
+              <w:jc w:val="left"/>
+            </w:pPr>
+            <w:r>
+              <w:rPr>
+                <w:sz w:val="20"/>
+                <w:szCs w:val="20"/>
+              </w:rPr>
+              <w:t xml:space="preserve">Without first and last bar</w:t>
+            </w:r>
+          </w:p>
+        </w:tc>
+        <w:tc>
+          <w:tcPr/>
+          <w:p>
+            <w:pPr>
+              <w:spacing w:before="0" w:after="0" w:line="240" w:lineRule="auto"/>
+              <w:jc w:val="left"/>
+            </w:pPr>
+            <w:r>
+              <w:rPr>
+                <w:sz w:val="20"/>
+                <w:szCs w:val="20"/>
+              </w:rPr>
+              <w:t xml:space="preserve">8,112</w:t>
+            </w:r>
+          </w:p>
+        </w:tc>
+        <w:tc>
+          <w:tcPr/>
+          <w:p>
+            <w:pPr>
+              <w:spacing w:before="0" w:after="0" w:line="240" w:lineRule="auto"/>
+              <w:jc w:val="left"/>
+            </w:pPr>
+            <w:r>
+              <w:rPr>
+                <w:sz w:val="20"/>
+                <w:szCs w:val="20"/>
+              </w:rPr>
+              <w:t xml:space="preserve">VN100–VNINDEX</w:t>
+            </w:r>
+          </w:p>
+        </w:tc>
+        <w:tc>
+          <w:tcPr/>
+          <w:p>
+            <w:pPr>
+              <w:spacing w:before="0" w:after="0" w:line="240" w:lineRule="auto"/>
+              <w:jc w:val="left"/>
+            </w:pPr>
+            <w:r>
+              <w:rPr>
+                <w:sz w:val="20"/>
+                <w:szCs w:val="20"/>
+              </w:rPr>
+              <w:t xml:space="preserve">−0.0022 [−0.0047, 0.0006]</w:t>
+            </w:r>
+          </w:p>
+        </w:tc>
+        <w:tc>
+          <w:tcPr/>
+          <w:p>
+            <w:pPr>
+              <w:spacing w:before="0" w:after="0" w:line="240" w:lineRule="auto"/>
+              <w:jc w:val="left"/>
+            </w:pPr>
+            <w:r>
+              <w:rPr>
+                <w:sz w:val="20"/>
+                <w:szCs w:val="20"/>
+              </w:rPr>
+              <w:t xml:space="preserve">0.121</w:t>
+            </w:r>
+          </w:p>
+        </w:tc>
+      </w:tr>
+      <w:tr>
+        <w:tc>
+          <w:tcPr/>
+          <w:p>
+            <w:pPr>
+              <w:spacing w:before="0" w:after="0" w:line="240" w:lineRule="auto"/>
+              <w:jc w:val="left"/>
+            </w:pPr>
+            <w:r>
+              <w:rPr>
+                <w:sz w:val="20"/>
+                <w:szCs w:val="20"/>
+              </w:rPr>
+              <w:t xml:space="preserve">1-hour (H1)</w:t>
+            </w:r>
+          </w:p>
+        </w:tc>
+        <w:tc>
+          <w:tcPr/>
+          <w:p>
+            <w:pPr>
+              <w:spacing w:before="0" w:after="0" w:line="240" w:lineRule="auto"/>
+              <w:jc w:val="left"/>
+            </w:pPr>
+            <w:r>
+              <w:rPr>
+                <w:sz w:val="20"/>
+                <w:szCs w:val="20"/>
+              </w:rPr>
+              <w:t xml:space="preserve">Without first and last bar</w:t>
+            </w:r>
+          </w:p>
+        </w:tc>
+        <w:tc>
+          <w:tcPr/>
+          <w:p>
+            <w:pPr>
+              <w:spacing w:before="0" w:after="0" w:line="240" w:lineRule="auto"/>
+              <w:jc w:val="left"/>
+            </w:pPr>
+            <w:r>
+              <w:rPr>
+                <w:sz w:val="20"/>
+                <w:szCs w:val="20"/>
+              </w:rPr>
+              <w:t xml:space="preserve">8,112</w:t>
+            </w:r>
+          </w:p>
+        </w:tc>
+        <w:tc>
+          <w:tcPr/>
+          <w:p>
+            <w:pPr>
+              <w:spacing w:before="0" w:after="0" w:line="240" w:lineRule="auto"/>
+              <w:jc w:val="left"/>
+            </w:pPr>
+            <w:r>
+              <w:rPr>
+                <w:sz w:val="20"/>
+                <w:szCs w:val="20"/>
+              </w:rPr>
+              <w:t xml:space="preserve">VN30–VN100</w:t>
+            </w:r>
+          </w:p>
+        </w:tc>
+        <w:tc>
+          <w:tcPr/>
+          <w:p>
+            <w:pPr>
+              <w:spacing w:before="0" w:after="0" w:line="240" w:lineRule="auto"/>
+              <w:jc w:val="left"/>
+            </w:pPr>
+            <w:r>
+              <w:rPr>
+                <w:sz w:val="20"/>
+                <w:szCs w:val="20"/>
+              </w:rPr>
+              <w:t xml:space="preserve">−0.0006 [−0.0016, 0.0001]</w:t>
+            </w:r>
+          </w:p>
+        </w:tc>
+        <w:tc>
+          <w:tcPr/>
+          <w:p>
+            <w:pPr>
+              <w:spacing w:before="0" w:after="0" w:line="240" w:lineRule="auto"/>
+              <w:jc w:val="left"/>
+            </w:pPr>
+            <w:r>
+              <w:rPr>
+                <w:sz w:val="20"/>
+                <w:szCs w:val="20"/>
+              </w:rPr>
+              <w:t xml:space="preserve">0.223</w:t>
+            </w:r>
+          </w:p>
+        </w:tc>
+      </w:tr>
+      <w:tr>
+        <w:tc>
+          <w:tcPr/>
+          <w:p>
+            <w:pPr>
+              <w:spacing w:before="0" w:after="0" w:line="240" w:lineRule="auto"/>
+              <w:jc w:val="left"/>
+            </w:pPr>
+            <w:r>
+              <w:rPr>
+                <w:sz w:val="20"/>
+                <w:szCs w:val="20"/>
+              </w:rPr>
+              <w:t xml:space="preserve">1-hour (H1)</w:t>
+            </w:r>
+          </w:p>
+        </w:tc>
+        <w:tc>
+          <w:tcPr/>
+          <w:p>
+            <w:pPr>
+              <w:spacing w:before="0" w:after="0" w:line="240" w:lineRule="auto"/>
+              <w:jc w:val="left"/>
+            </w:pPr>
+            <w:r>
+              <w:rPr>
+                <w:sz w:val="20"/>
+                <w:szCs w:val="20"/>
+              </w:rPr>
+              <w:t xml:space="preserve">Without first and last bar</w:t>
+            </w:r>
+          </w:p>
+        </w:tc>
+        <w:tc>
+          <w:tcPr/>
+          <w:p>
+            <w:pPr>
+              <w:spacing w:before="0" w:after="0" w:line="240" w:lineRule="auto"/>
+              <w:jc w:val="left"/>
+            </w:pPr>
+            <w:r>
+              <w:rPr>
+                <w:sz w:val="20"/>
+                <w:szCs w:val="20"/>
+              </w:rPr>
+              <w:t xml:space="preserve">8,112</w:t>
+            </w:r>
+          </w:p>
+        </w:tc>
+        <w:tc>
+          <w:tcPr/>
+          <w:p>
+            <w:pPr>
+              <w:spacing w:before="0" w:after="0" w:line="240" w:lineRule="auto"/>
+              <w:jc w:val="left"/>
+            </w:pPr>
+            <w:r>
+              <w:rPr>
+                <w:sz w:val="20"/>
+                <w:szCs w:val="20"/>
+              </w:rPr>
+              <w:t xml:space="preserve">P</w:t>
+            </w:r>
+            <w:r>
+              <w:rPr>
+                <w:vertAlign w:val="subscript"/>
+                <w:sz w:val="20"/>
+                <w:szCs w:val="20"/>
+              </w:rPr>
+              <w:t xml:space="preserve">cap</w:t>
+            </w:r>
+            <w:r>
+              <w:rPr>
+                <w:sz w:val="20"/>
+                <w:szCs w:val="20"/>
+              </w:rPr>
+              <w:t xml:space="preserve">–VN30</w:t>
+            </w:r>
+          </w:p>
+        </w:tc>
+        <w:tc>
+          <w:tcPr/>
+          <w:p>
+            <w:pPr>
+              <w:spacing w:before="0" w:after="0" w:line="240" w:lineRule="auto"/>
+              <w:jc w:val="left"/>
+            </w:pPr>
+            <w:r>
+              <w:rPr>
+                <w:sz w:val="20"/>
+                <w:szCs w:val="20"/>
+              </w:rPr>
+              <w:t xml:space="preserve">−0.0067 [−0.0175, 0.0009]</w:t>
+            </w:r>
+          </w:p>
+        </w:tc>
+        <w:tc>
+          <w:tcPr/>
+          <w:p>
+            <w:pPr>
+              <w:spacing w:before="0" w:after="0" w:line="240" w:lineRule="auto"/>
+              <w:jc w:val="left"/>
+            </w:pPr>
+            <w:r>
+              <w:rPr>
+                <w:sz w:val="20"/>
+                <w:szCs w:val="20"/>
+              </w:rPr>
+              <w:t xml:space="preserve">0.141</w:t>
+            </w:r>
+          </w:p>
+        </w:tc>
+      </w:tr>
+      <w:tr>
+        <w:tc>
+          <w:tcPr/>
+          <w:p>
+            <w:pPr>
+              <w:spacing w:before="0" w:after="0" w:line="240" w:lineRule="auto"/>
+              <w:jc w:val="left"/>
+            </w:pPr>
+            <w:r>
+              <w:rPr>
+                <w:sz w:val="20"/>
+                <w:szCs w:val="20"/>
+              </w:rPr>
+              <w:t xml:space="preserve">Daily (1D)</w:t>
+            </w:r>
+          </w:p>
+        </w:tc>
+        <w:tc>
+          <w:tcPr/>
+          <w:p>
+            <w:pPr>
+              <w:spacing w:before="0" w:after="0" w:line="240" w:lineRule="auto"/>
+              <w:jc w:val="left"/>
+            </w:pPr>
+            <w:r>
+              <w:rPr>
+                <w:sz w:val="20"/>
+                <w:szCs w:val="20"/>
+              </w:rPr>
+              <w:t xml:space="preserve">All bars</w:t>
+            </w:r>
+          </w:p>
+        </w:tc>
+        <w:tc>
+          <w:tcPr/>
+          <w:p>
+            <w:pPr>
+              <w:spacing w:before="0" w:after="0" w:line="240" w:lineRule="auto"/>
+              <w:jc w:val="left"/>
+            </w:pPr>
+            <w:r>
+              <w:rPr>
+                <w:sz w:val="20"/>
+                <w:szCs w:val="20"/>
+              </w:rPr>
+              <w:t xml:space="preserve">2,963</w:t>
+            </w:r>
+          </w:p>
+        </w:tc>
+        <w:tc>
+          <w:tcPr/>
+          <w:p>
+            <w:pPr>
+              <w:spacing w:before="0" w:after="0" w:line="240" w:lineRule="auto"/>
+              <w:jc w:val="left"/>
+            </w:pPr>
+            <w:r>
+              <w:rPr>
+                <w:sz w:val="20"/>
+                <w:szCs w:val="20"/>
+              </w:rPr>
+              <w:t xml:space="preserve">VN30–VNINDEX minus VN30–VN100</w:t>
+            </w:r>
+          </w:p>
+        </w:tc>
+        <w:tc>
+          <w:tcPr/>
+          <w:p>
+            <w:pPr>
+              <w:spacing w:before="0" w:after="0" w:line="240" w:lineRule="auto"/>
+              <w:jc w:val="left"/>
+            </w:pPr>
+            <w:r>
+              <w:rPr>
+                <w:sz w:val="20"/>
+                <w:szCs w:val="20"/>
+              </w:rPr>
+              <w:t xml:space="preserve">0.0018 [−0.0014, 0.0042]</w:t>
+            </w:r>
+          </w:p>
+        </w:tc>
+        <w:tc>
+          <w:tcPr/>
+          <w:p>
+            <w:pPr>
+              <w:spacing w:before="0" w:after="0" w:line="240" w:lineRule="auto"/>
+              <w:jc w:val="left"/>
+            </w:pPr>
+            <w:r>
+              <w:rPr>
+                <w:sz w:val="20"/>
+                <w:szCs w:val="20"/>
+              </w:rPr>
+              <w:t xml:space="preserve">0.271</w:t>
+            </w:r>
+          </w:p>
+        </w:tc>
+      </w:tr>
+      <w:tr>
+        <w:tc>
+          <w:tcPr/>
+          <w:p>
+            <w:pPr>
+              <w:spacing w:before="0" w:after="0" w:line="240" w:lineRule="auto"/>
+              <w:jc w:val="left"/>
+            </w:pPr>
+            <w:r>
+              <w:rPr>
+                <w:sz w:val="20"/>
+                <w:szCs w:val="20"/>
+              </w:rPr>
+              <w:t xml:space="preserve">Daily (1D)</w:t>
+            </w:r>
+          </w:p>
+        </w:tc>
+        <w:tc>
+          <w:tcPr/>
+          <w:p>
+            <w:pPr>
+              <w:spacing w:before="0" w:after="0" w:line="240" w:lineRule="auto"/>
+              <w:jc w:val="left"/>
+            </w:pPr>
+            <w:r>
+              <w:rPr>
+                <w:sz w:val="20"/>
+                <w:szCs w:val="20"/>
+              </w:rPr>
+              <w:t xml:space="preserve">All bars</w:t>
+            </w:r>
+          </w:p>
+        </w:tc>
+        <w:tc>
+          <w:tcPr/>
+          <w:p>
+            <w:pPr>
+              <w:spacing w:before="0" w:after="0" w:line="240" w:lineRule="auto"/>
+              <w:jc w:val="left"/>
+            </w:pPr>
+            <w:r>
+              <w:rPr>
+                <w:sz w:val="20"/>
+                <w:szCs w:val="20"/>
+              </w:rPr>
+              <w:t xml:space="preserve">2,963</w:t>
+            </w:r>
+          </w:p>
+        </w:tc>
+        <w:tc>
+          <w:tcPr/>
+          <w:p>
+            <w:pPr>
+              <w:spacing w:before="0" w:after="0" w:line="240" w:lineRule="auto"/>
+              <w:jc w:val="left"/>
+            </w:pPr>
+            <w:r>
+              <w:rPr>
+                <w:sz w:val="20"/>
+                <w:szCs w:val="20"/>
+              </w:rPr>
+              <w:t xml:space="preserve">VN100–VNINDEX minus VN30–VN100</w:t>
+            </w:r>
+          </w:p>
+        </w:tc>
+        <w:tc>
+          <w:tcPr/>
+          <w:p>
+            <w:pPr>
+              <w:spacing w:before="0" w:after="0" w:line="240" w:lineRule="auto"/>
+              <w:jc w:val="left"/>
+            </w:pPr>
+            <w:r>
+              <w:rPr>
+                <w:sz w:val="20"/>
+                <w:szCs w:val="20"/>
+              </w:rPr>
+              <w:t xml:space="preserve">0.0016 [−0.0010, 0.0033]</w:t>
+            </w:r>
+          </w:p>
+        </w:tc>
+        <w:tc>
+          <w:tcPr/>
+          <w:p>
+            <w:pPr>
+              <w:spacing w:before="0" w:after="0" w:line="240" w:lineRule="auto"/>
+              <w:jc w:val="left"/>
+            </w:pPr>
+            <w:r>
+              <w:rPr>
+                <w:sz w:val="20"/>
+                <w:szCs w:val="20"/>
+              </w:rPr>
+              <w:t xml:space="preserve">0.147</w:t>
+            </w:r>
+          </w:p>
+        </w:tc>
+      </w:tr>
+      <w:tr>
+        <w:tc>
+          <w:tcPr/>
+          <w:p>
+            <w:pPr>
+              <w:spacing w:before="0" w:after="0" w:line="240" w:lineRule="auto"/>
+              <w:jc w:val="left"/>
+            </w:pPr>
+            <w:r>
+              <w:rPr>
+                <w:sz w:val="20"/>
+                <w:szCs w:val="20"/>
+              </w:rPr>
+              <w:t xml:space="preserve">30-minute (M30)</w:t>
+            </w:r>
+          </w:p>
+        </w:tc>
+        <w:tc>
+          <w:tcPr/>
+          <w:p>
+            <w:pPr>
+              <w:spacing w:before="0" w:after="0" w:line="240" w:lineRule="auto"/>
+              <w:jc w:val="left"/>
+            </w:pPr>
+            <w:r>
+              <w:rPr>
+                <w:sz w:val="20"/>
+                <w:szCs w:val="20"/>
+              </w:rPr>
+              <w:t xml:space="preserve">All bars</w:t>
+            </w:r>
+          </w:p>
+        </w:tc>
+        <w:tc>
+          <w:tcPr/>
+          <w:p>
+            <w:pPr>
+              <w:spacing w:before="0" w:after="0" w:line="240" w:lineRule="auto"/>
+              <w:jc w:val="left"/>
+            </w:pPr>
+            <w:r>
+              <w:rPr>
+                <w:sz w:val="20"/>
+                <w:szCs w:val="20"/>
+              </w:rPr>
+              <w:t xml:space="preserve">21,942</w:t>
+            </w:r>
+          </w:p>
+        </w:tc>
+        <w:tc>
+          <w:tcPr/>
+          <w:p>
+            <w:pPr>
+              <w:spacing w:before="0" w:after="0" w:line="240" w:lineRule="auto"/>
+              <w:jc w:val="left"/>
+            </w:pPr>
+            <w:r>
+              <w:rPr>
+                <w:sz w:val="20"/>
+                <w:szCs w:val="20"/>
+              </w:rPr>
+              <w:t xml:space="preserve">VN30–VNINDEX minus VN30–VN100</w:t>
+            </w:r>
+          </w:p>
+        </w:tc>
+        <w:tc>
+          <w:tcPr/>
+          <w:p>
+            <w:pPr>
+              <w:spacing w:before="0" w:after="0" w:line="240" w:lineRule="auto"/>
+              <w:jc w:val="left"/>
+            </w:pPr>
+            <w:r>
+              <w:rPr>
+                <w:sz w:val="20"/>
+                <w:szCs w:val="20"/>
+              </w:rPr>
+              <w:t xml:space="preserve">0.0022 [0.0009, 0.0037]</w:t>
+            </w:r>
+          </w:p>
+        </w:tc>
+        <w:tc>
+          <w:tcPr/>
+          <w:p>
+            <w:pPr>
+              <w:spacing w:before="0" w:after="0" w:line="240" w:lineRule="auto"/>
+              <w:jc w:val="left"/>
+            </w:pPr>
+            <w:r>
+              <w:rPr>
+                <w:sz w:val="20"/>
+                <w:szCs w:val="20"/>
+              </w:rPr>
+              <w:t xml:space="preserve">0.001</w:t>
+            </w:r>
+          </w:p>
+        </w:tc>
+      </w:tr>
+      <w:tr>
+        <w:tc>
+          <w:tcPr/>
+          <w:p>
+            <w:pPr>
+              <w:spacing w:before="0" w:after="0" w:line="240" w:lineRule="auto"/>
+              <w:jc w:val="left"/>
+            </w:pPr>
+            <w:r>
+              <w:rPr>
+                <w:sz w:val="20"/>
+                <w:szCs w:val="20"/>
+              </w:rPr>
+              <w:t xml:space="preserve">30-minute (M30)</w:t>
+            </w:r>
+          </w:p>
+        </w:tc>
+        <w:tc>
+          <w:tcPr/>
+          <w:p>
+            <w:pPr>
+              <w:spacing w:before="0" w:after="0" w:line="240" w:lineRule="auto"/>
+              <w:jc w:val="left"/>
+            </w:pPr>
+            <w:r>
+              <w:rPr>
+                <w:sz w:val="20"/>
+                <w:szCs w:val="20"/>
+              </w:rPr>
+              <w:t xml:space="preserve">All bars</w:t>
+            </w:r>
+          </w:p>
+        </w:tc>
+        <w:tc>
+          <w:tcPr/>
+          <w:p>
+            <w:pPr>
+              <w:spacing w:before="0" w:after="0" w:line="240" w:lineRule="auto"/>
+              <w:jc w:val="left"/>
+            </w:pPr>
+            <w:r>
+              <w:rPr>
+                <w:sz w:val="20"/>
+                <w:szCs w:val="20"/>
+              </w:rPr>
+              <w:t xml:space="preserve">21,942</w:t>
+            </w:r>
+          </w:p>
+        </w:tc>
+        <w:tc>
+          <w:tcPr/>
+          <w:p>
+            <w:pPr>
+              <w:spacing w:before="0" w:after="0" w:line="240" w:lineRule="auto"/>
+              <w:jc w:val="left"/>
+            </w:pPr>
+            <w:r>
+              <w:rPr>
+                <w:sz w:val="20"/>
+                <w:szCs w:val="20"/>
+              </w:rPr>
+              <w:t xml:space="preserve">VN100–VNINDEX minus VN30–VN100</w:t>
+            </w:r>
+          </w:p>
+        </w:tc>
+        <w:tc>
+          <w:tcPr/>
+          <w:p>
+            <w:pPr>
+              <w:spacing w:before="0" w:after="0" w:line="240" w:lineRule="auto"/>
+              <w:jc w:val="left"/>
+            </w:pPr>
+            <w:r>
+              <w:rPr>
+                <w:sz w:val="20"/>
+                <w:szCs w:val="20"/>
+              </w:rPr>
+              <w:t xml:space="preserve">0.0022 [0.0010, 0.0032]</w:t>
+            </w:r>
+          </w:p>
+        </w:tc>
+        <w:tc>
+          <w:tcPr/>
+          <w:p>
+            <w:pPr>
+              <w:spacing w:before="0" w:after="0" w:line="240" w:lineRule="auto"/>
+              <w:jc w:val="left"/>
+            </w:pPr>
+            <w:r>
+              <w:rPr>
+                <w:sz w:val="20"/>
+                <w:szCs w:val="20"/>
+              </w:rPr>
+              <w:t xml:space="preserve">&lt; 0.001</w:t>
+            </w:r>
+          </w:p>
+        </w:tc>
+      </w:tr>
+      <w:tr>
+        <w:tc>
+          <w:tcPr/>
+          <w:p>
+            <w:pPr>
+              <w:spacing w:before="0" w:after="0" w:line="240" w:lineRule="auto"/>
+              <w:jc w:val="left"/>
+            </w:pPr>
+            <w:r>
+              <w:rPr>
+                <w:sz w:val="20"/>
+                <w:szCs w:val="20"/>
+              </w:rPr>
+              <w:t xml:space="preserve">30-minute (M30)</w:t>
+            </w:r>
+          </w:p>
+        </w:tc>
+        <w:tc>
+          <w:tcPr/>
+          <w:p>
+            <w:pPr>
+              <w:spacing w:before="0" w:after="0" w:line="240" w:lineRule="auto"/>
+              <w:jc w:val="left"/>
+            </w:pPr>
+            <w:r>
+              <w:rPr>
+                <w:sz w:val="20"/>
+                <w:szCs w:val="20"/>
+              </w:rPr>
+              <w:t xml:space="preserve">Without first bar</w:t>
+            </w:r>
+          </w:p>
+        </w:tc>
+        <w:tc>
+          <w:tcPr/>
+          <w:p>
+            <w:pPr>
+              <w:spacing w:before="0" w:after="0" w:line="240" w:lineRule="auto"/>
+              <w:jc w:val="left"/>
+            </w:pPr>
+            <w:r>
+              <w:rPr>
+                <w:sz w:val="20"/>
+                <w:szCs w:val="20"/>
+              </w:rPr>
+              <w:t xml:space="preserve">19,709</w:t>
+            </w:r>
+          </w:p>
+        </w:tc>
+        <w:tc>
+          <w:tcPr/>
+          <w:p>
+            <w:pPr>
+              <w:spacing w:before="0" w:after="0" w:line="240" w:lineRule="auto"/>
+              <w:jc w:val="left"/>
+            </w:pPr>
+            <w:r>
+              <w:rPr>
+                <w:sz w:val="20"/>
+                <w:szCs w:val="20"/>
+              </w:rPr>
+              <w:t xml:space="preserve">VN30–VNINDEX minus VN30–VN100</w:t>
+            </w:r>
+          </w:p>
+        </w:tc>
+        <w:tc>
+          <w:tcPr/>
+          <w:p>
+            <w:pPr>
+              <w:spacing w:before="0" w:after="0" w:line="240" w:lineRule="auto"/>
+              <w:jc w:val="left"/>
+            </w:pPr>
+            <w:r>
+              <w:rPr>
+                <w:sz w:val="20"/>
+                <w:szCs w:val="20"/>
+              </w:rPr>
+              <w:t xml:space="preserve">0.0019 [−0.0000, 0.0028]</w:t>
+            </w:r>
+          </w:p>
+        </w:tc>
+        <w:tc>
+          <w:tcPr/>
+          <w:p>
+            <w:pPr>
+              <w:spacing w:before="0" w:after="0" w:line="240" w:lineRule="auto"/>
+              <w:jc w:val="left"/>
+            </w:pPr>
+            <w:r>
+              <w:rPr>
+                <w:sz w:val="20"/>
+                <w:szCs w:val="20"/>
+              </w:rPr>
+              <w:t xml:space="preserve">0.012</w:t>
+            </w:r>
+          </w:p>
+        </w:tc>
+      </w:tr>
+      <w:tr>
+        <w:tc>
+          <w:tcPr/>
+          <w:p>
+            <w:pPr>
+              <w:spacing w:before="0" w:after="0" w:line="240" w:lineRule="auto"/>
+              <w:jc w:val="left"/>
+            </w:pPr>
+            <w:r>
+              <w:rPr>
+                <w:sz w:val="20"/>
+                <w:szCs w:val="20"/>
+              </w:rPr>
+              <w:t xml:space="preserve">30-minute (M30)</w:t>
+            </w:r>
+          </w:p>
+        </w:tc>
+        <w:tc>
+          <w:tcPr/>
+          <w:p>
+            <w:pPr>
+              <w:spacing w:before="0" w:after="0" w:line="240" w:lineRule="auto"/>
+              <w:jc w:val="left"/>
+            </w:pPr>
+            <w:r>
+              <w:rPr>
+                <w:sz w:val="20"/>
+                <w:szCs w:val="20"/>
+              </w:rPr>
+              <w:t xml:space="preserve">Without first bar</w:t>
+            </w:r>
+          </w:p>
+        </w:tc>
+        <w:tc>
+          <w:tcPr/>
+          <w:p>
+            <w:pPr>
+              <w:spacing w:before="0" w:after="0" w:line="240" w:lineRule="auto"/>
+              <w:jc w:val="left"/>
+            </w:pPr>
+            <w:r>
+              <w:rPr>
+                <w:sz w:val="20"/>
+                <w:szCs w:val="20"/>
+              </w:rPr>
+              <w:t xml:space="preserve">19,709</w:t>
+            </w:r>
+          </w:p>
+        </w:tc>
+        <w:tc>
+          <w:tcPr/>
+          <w:p>
+            <w:pPr>
+              <w:spacing w:before="0" w:after="0" w:line="240" w:lineRule="auto"/>
+              <w:jc w:val="left"/>
+            </w:pPr>
+            <w:r>
+              <w:rPr>
+                <w:sz w:val="20"/>
+                <w:szCs w:val="20"/>
+              </w:rPr>
+              <w:t xml:space="preserve">VN100–VNINDEX minus VN30–VN100</w:t>
+            </w:r>
+          </w:p>
+        </w:tc>
+        <w:tc>
+          <w:tcPr/>
+          <w:p>
+            <w:pPr>
+              <w:spacing w:before="0" w:after="0" w:line="240" w:lineRule="auto"/>
+              <w:jc w:val="left"/>
+            </w:pPr>
+            <w:r>
+              <w:rPr>
+                <w:sz w:val="20"/>
+                <w:szCs w:val="20"/>
+              </w:rPr>
+              <w:t xml:space="preserve">0.0009 [−0.0006, 0.0019]</w:t>
+            </w:r>
+          </w:p>
+        </w:tc>
+        <w:tc>
+          <w:tcPr/>
+          <w:p>
+            <w:pPr>
+              <w:spacing w:before="0" w:after="0" w:line="240" w:lineRule="auto"/>
+              <w:jc w:val="left"/>
+            </w:pPr>
+            <w:r>
+              <w:rPr>
+                <w:sz w:val="20"/>
+                <w:szCs w:val="20"/>
+              </w:rPr>
+              <w:t xml:space="preserve">0.178</w:t>
+            </w:r>
+          </w:p>
+        </w:tc>
+      </w:tr>
+      <w:tr>
+        <w:tc>
+          <w:tcPr/>
+          <w:p>
+            <w:pPr>
+              <w:spacing w:before="0" w:after="0" w:line="240" w:lineRule="auto"/>
+              <w:jc w:val="left"/>
+            </w:pPr>
+            <w:r>
+              <w:rPr>
+                <w:sz w:val="20"/>
+                <w:szCs w:val="20"/>
+              </w:rPr>
+              <w:t xml:space="preserve">30-minute (M30)</w:t>
+            </w:r>
+          </w:p>
+        </w:tc>
+        <w:tc>
+          <w:tcPr/>
+          <w:p>
+            <w:pPr>
+              <w:spacing w:before="0" w:after="0" w:line="240" w:lineRule="auto"/>
+              <w:jc w:val="left"/>
+            </w:pPr>
+            <w:r>
+              <w:rPr>
+                <w:sz w:val="20"/>
+                <w:szCs w:val="20"/>
+              </w:rPr>
+              <w:t xml:space="preserve">Without first and last bar</w:t>
+            </w:r>
+          </w:p>
+        </w:tc>
+        <w:tc>
+          <w:tcPr/>
+          <w:p>
+            <w:pPr>
+              <w:spacing w:before="0" w:after="0" w:line="240" w:lineRule="auto"/>
+              <w:jc w:val="left"/>
+            </w:pPr>
+            <w:r>
+              <w:rPr>
+                <w:sz w:val="20"/>
+                <w:szCs w:val="20"/>
+              </w:rPr>
+              <w:t xml:space="preserve">17,475</w:t>
+            </w:r>
+          </w:p>
+        </w:tc>
+        <w:tc>
+          <w:tcPr/>
+          <w:p>
+            <w:pPr>
+              <w:spacing w:before="0" w:after="0" w:line="240" w:lineRule="auto"/>
+              <w:jc w:val="left"/>
+            </w:pPr>
+            <w:r>
+              <w:rPr>
+                <w:sz w:val="20"/>
+                <w:szCs w:val="20"/>
+              </w:rPr>
+              <w:t xml:space="preserve">VN30–VNINDEX minus VN30–VN100</w:t>
+            </w:r>
+          </w:p>
+        </w:tc>
+        <w:tc>
+          <w:tcPr/>
+          <w:p>
+            <w:pPr>
+              <w:spacing w:before="0" w:after="0" w:line="240" w:lineRule="auto"/>
+              <w:jc w:val="left"/>
+            </w:pPr>
+            <w:r>
+              <w:rPr>
+                <w:sz w:val="20"/>
+                <w:szCs w:val="20"/>
+              </w:rPr>
+              <w:t xml:space="preserve">0.0002 [−0.0021, 0.0014]</w:t>
+            </w:r>
+          </w:p>
+        </w:tc>
+        <w:tc>
+          <w:tcPr/>
+          <w:p>
+            <w:pPr>
+              <w:spacing w:before="0" w:after="0" w:line="240" w:lineRule="auto"/>
+              <w:jc w:val="left"/>
+            </w:pPr>
+            <w:r>
+              <w:rPr>
+                <w:sz w:val="20"/>
+                <w:szCs w:val="20"/>
+              </w:rPr>
+              <w:t xml:space="preserve">0.871</w:t>
+            </w:r>
+          </w:p>
+        </w:tc>
+      </w:tr>
+      <w:tr>
+        <w:tc>
+          <w:tcPr/>
+          <w:p>
+            <w:pPr>
+              <w:spacing w:before="0" w:after="0" w:line="240" w:lineRule="auto"/>
+              <w:jc w:val="left"/>
+            </w:pPr>
+            <w:r>
+              <w:rPr>
+                <w:sz w:val="20"/>
+                <w:szCs w:val="20"/>
+              </w:rPr>
+              <w:t xml:space="preserve">30-minute (M30)</w:t>
+            </w:r>
+          </w:p>
+        </w:tc>
+        <w:tc>
+          <w:tcPr/>
+          <w:p>
+            <w:pPr>
+              <w:spacing w:before="0" w:after="0" w:line="240" w:lineRule="auto"/>
+              <w:jc w:val="left"/>
+            </w:pPr>
+            <w:r>
+              <w:rPr>
+                <w:sz w:val="20"/>
+                <w:szCs w:val="20"/>
+              </w:rPr>
+              <w:t xml:space="preserve">Without first and last bar</w:t>
+            </w:r>
+          </w:p>
+        </w:tc>
+        <w:tc>
+          <w:tcPr/>
+          <w:p>
+            <w:pPr>
+              <w:spacing w:before="0" w:after="0" w:line="240" w:lineRule="auto"/>
+              <w:jc w:val="left"/>
+            </w:pPr>
+            <w:r>
+              <w:rPr>
+                <w:sz w:val="20"/>
+                <w:szCs w:val="20"/>
+              </w:rPr>
+              <w:t xml:space="preserve">17,475</w:t>
+            </w:r>
+          </w:p>
+        </w:tc>
+        <w:tc>
+          <w:tcPr/>
+          <w:p>
+            <w:pPr>
+              <w:spacing w:before="0" w:after="0" w:line="240" w:lineRule="auto"/>
+              <w:jc w:val="left"/>
+            </w:pPr>
+            <w:r>
+              <w:rPr>
+                <w:sz w:val="20"/>
+                <w:szCs w:val="20"/>
+              </w:rPr>
+              <w:t xml:space="preserve">VN100–VNINDEX minus VN30–VN100</w:t>
+            </w:r>
+          </w:p>
+        </w:tc>
+        <w:tc>
+          <w:tcPr/>
+          <w:p>
+            <w:pPr>
+              <w:spacing w:before="0" w:after="0" w:line="240" w:lineRule="auto"/>
+              <w:jc w:val="left"/>
+            </w:pPr>
+            <w:r>
+              <w:rPr>
+                <w:sz w:val="20"/>
+                <w:szCs w:val="20"/>
+              </w:rPr>
+              <w:t xml:space="preserve">−0.0000 [−0.0012, 0.0010]</w:t>
+            </w:r>
+          </w:p>
+        </w:tc>
+        <w:tc>
+          <w:tcPr/>
+          <w:p>
+            <w:pPr>
+              <w:spacing w:before="0" w:after="0" w:line="240" w:lineRule="auto"/>
+              <w:jc w:val="left"/>
+            </w:pPr>
+            <w:r>
+              <w:rPr>
+                <w:sz w:val="20"/>
+                <w:szCs w:val="20"/>
+              </w:rPr>
+              <w:t xml:space="preserve">0.955</w:t>
+            </w:r>
+          </w:p>
+        </w:tc>
+      </w:tr>
+      <w:tr>
+        <w:tc>
+          <w:tcPr/>
+          <w:p>
+            <w:pPr>
+              <w:spacing w:before="0" w:after="0" w:line="240" w:lineRule="auto"/>
+              <w:jc w:val="left"/>
+            </w:pPr>
+            <w:r>
+              <w:rPr>
+                <w:sz w:val="20"/>
+                <w:szCs w:val="20"/>
+              </w:rPr>
+              <w:t xml:space="preserve">1-hour (H1)</w:t>
+            </w:r>
+          </w:p>
+        </w:tc>
+        <w:tc>
+          <w:tcPr/>
+          <w:p>
+            <w:pPr>
+              <w:spacing w:before="0" w:after="0" w:line="240" w:lineRule="auto"/>
+              <w:jc w:val="left"/>
+            </w:pPr>
+            <w:r>
+              <w:rPr>
+                <w:sz w:val="20"/>
+                <w:szCs w:val="20"/>
+              </w:rPr>
+              <w:t xml:space="preserve">All bars</w:t>
+            </w:r>
+          </w:p>
+        </w:tc>
+        <w:tc>
+          <w:tcPr/>
+          <w:p>
+            <w:pPr>
+              <w:spacing w:before="0" w:after="0" w:line="240" w:lineRule="auto"/>
+              <w:jc w:val="left"/>
+            </w:pPr>
+            <w:r>
+              <w:rPr>
+                <w:sz w:val="20"/>
+                <w:szCs w:val="20"/>
+              </w:rPr>
+              <w:t xml:space="preserve">13,523</w:t>
+            </w:r>
+          </w:p>
+        </w:tc>
+        <w:tc>
+          <w:tcPr/>
+          <w:p>
+            <w:pPr>
+              <w:spacing w:before="0" w:after="0" w:line="240" w:lineRule="auto"/>
+              <w:jc w:val="left"/>
+            </w:pPr>
+            <w:r>
+              <w:rPr>
+                <w:sz w:val="20"/>
+                <w:szCs w:val="20"/>
+              </w:rPr>
+              <w:t xml:space="preserve">VN30–VNINDEX minus VN30–VN100</w:t>
+            </w:r>
+          </w:p>
+        </w:tc>
+        <w:tc>
+          <w:tcPr/>
+          <w:p>
+            <w:pPr>
+              <w:spacing w:before="0" w:after="0" w:line="240" w:lineRule="auto"/>
+              <w:jc w:val="left"/>
+            </w:pPr>
+            <w:r>
+              <w:rPr>
+                <w:sz w:val="20"/>
+                <w:szCs w:val="20"/>
+              </w:rPr>
+              <w:t xml:space="preserve">0.0024 [0.0006, 0.0035]</w:t>
+            </w:r>
+          </w:p>
+        </w:tc>
+        <w:tc>
+          <w:tcPr/>
+          <w:p>
+            <w:pPr>
+              <w:spacing w:before="0" w:after="0" w:line="240" w:lineRule="auto"/>
+              <w:jc w:val="left"/>
+            </w:pPr>
+            <w:r>
+              <w:rPr>
+                <w:sz w:val="20"/>
+                <w:szCs w:val="20"/>
+              </w:rPr>
+              <w:t xml:space="preserve">0.002</w:t>
+            </w:r>
+          </w:p>
+        </w:tc>
+      </w:tr>
+      <w:tr>
+        <w:tc>
+          <w:tcPr/>
+          <w:p>
+            <w:pPr>
+              <w:spacing w:before="0" w:after="0" w:line="240" w:lineRule="auto"/>
+              <w:jc w:val="left"/>
+            </w:pPr>
+            <w:r>
+              <w:rPr>
+                <w:sz w:val="20"/>
+                <w:szCs w:val="20"/>
+              </w:rPr>
+              <w:t xml:space="preserve">1-hour (H1)</w:t>
+            </w:r>
+          </w:p>
+        </w:tc>
+        <w:tc>
+          <w:tcPr/>
+          <w:p>
+            <w:pPr>
+              <w:spacing w:before="0" w:after="0" w:line="240" w:lineRule="auto"/>
+              <w:jc w:val="left"/>
+            </w:pPr>
+            <w:r>
+              <w:rPr>
+                <w:sz w:val="20"/>
+                <w:szCs w:val="20"/>
+              </w:rPr>
+              <w:t xml:space="preserve">All bars</w:t>
+            </w:r>
+          </w:p>
+        </w:tc>
+        <w:tc>
+          <w:tcPr/>
+          <w:p>
+            <w:pPr>
+              <w:spacing w:before="0" w:after="0" w:line="240" w:lineRule="auto"/>
+              <w:jc w:val="left"/>
+            </w:pPr>
+            <w:r>
+              <w:rPr>
+                <w:sz w:val="20"/>
+                <w:szCs w:val="20"/>
+              </w:rPr>
+              <w:t xml:space="preserve">13,523</w:t>
+            </w:r>
+          </w:p>
+        </w:tc>
+        <w:tc>
+          <w:tcPr/>
+          <w:p>
+            <w:pPr>
+              <w:spacing w:before="0" w:after="0" w:line="240" w:lineRule="auto"/>
+              <w:jc w:val="left"/>
+            </w:pPr>
+            <w:r>
+              <w:rPr>
+                <w:sz w:val="20"/>
+                <w:szCs w:val="20"/>
+              </w:rPr>
+              <w:t xml:space="preserve">VN100–VNINDEX minus VN30–VN100</w:t>
+            </w:r>
+          </w:p>
+        </w:tc>
+        <w:tc>
+          <w:tcPr/>
+          <w:p>
+            <w:pPr>
+              <w:spacing w:before="0" w:after="0" w:line="240" w:lineRule="auto"/>
+              <w:jc w:val="left"/>
+            </w:pPr>
+            <w:r>
+              <w:rPr>
+                <w:sz w:val="20"/>
+                <w:szCs w:val="20"/>
+              </w:rPr>
+              <w:t xml:space="preserve">0.0018 [0.0006, 0.0028]</w:t>
+            </w:r>
+          </w:p>
+        </w:tc>
+        <w:tc>
+          <w:tcPr/>
+          <w:p>
+            <w:pPr>
+              <w:spacing w:before="0" w:after="0" w:line="240" w:lineRule="auto"/>
+              <w:jc w:val="left"/>
+            </w:pPr>
+            <w:r>
+              <w:rPr>
+                <w:sz w:val="20"/>
+                <w:szCs w:val="20"/>
+              </w:rPr>
+              <w:t xml:space="preserve">0.003</w:t>
+            </w:r>
+          </w:p>
+        </w:tc>
+      </w:tr>
+      <w:tr>
+        <w:tc>
+          <w:tcPr/>
+          <w:p>
+            <w:pPr>
+              <w:spacing w:before="0" w:after="0" w:line="240" w:lineRule="auto"/>
+              <w:jc w:val="left"/>
+            </w:pPr>
+            <w:r>
+              <w:rPr>
+                <w:sz w:val="20"/>
+                <w:szCs w:val="20"/>
+              </w:rPr>
+              <w:t xml:space="preserve">1-hour (H1)</w:t>
+            </w:r>
+          </w:p>
+        </w:tc>
+        <w:tc>
+          <w:tcPr/>
+          <w:p>
+            <w:pPr>
+              <w:spacing w:before="0" w:after="0" w:line="240" w:lineRule="auto"/>
+              <w:jc w:val="left"/>
+            </w:pPr>
+            <w:r>
+              <w:rPr>
+                <w:sz w:val="20"/>
+                <w:szCs w:val="20"/>
+              </w:rPr>
+              <w:t xml:space="preserve">Without first bar</w:t>
+            </w:r>
+          </w:p>
+        </w:tc>
+        <w:tc>
+          <w:tcPr/>
+          <w:p>
+            <w:pPr>
+              <w:spacing w:before="0" w:after="0" w:line="240" w:lineRule="auto"/>
+              <w:jc w:val="left"/>
+            </w:pPr>
+            <w:r>
+              <w:rPr>
+                <w:sz w:val="20"/>
+                <w:szCs w:val="20"/>
+              </w:rPr>
+              <w:t xml:space="preserve">10,818</w:t>
+            </w:r>
+          </w:p>
+        </w:tc>
+        <w:tc>
+          <w:tcPr/>
+          <w:p>
+            <w:pPr>
+              <w:spacing w:before="0" w:after="0" w:line="240" w:lineRule="auto"/>
+              <w:jc w:val="left"/>
+            </w:pPr>
+            <w:r>
+              <w:rPr>
+                <w:sz w:val="20"/>
+                <w:szCs w:val="20"/>
+              </w:rPr>
+              <w:t xml:space="preserve">VN30–VNINDEX minus VN30–VN100</w:t>
+            </w:r>
+          </w:p>
+        </w:tc>
+        <w:tc>
+          <w:tcPr/>
+          <w:p>
+            <w:pPr>
+              <w:spacing w:before="0" w:after="0" w:line="240" w:lineRule="auto"/>
+              <w:jc w:val="left"/>
+            </w:pPr>
+            <w:r>
+              <w:rPr>
+                <w:sz w:val="20"/>
+                <w:szCs w:val="20"/>
+              </w:rPr>
+              <w:t xml:space="preserve">0.0007 [−0.0027, 0.0018]</w:t>
+            </w:r>
+          </w:p>
+        </w:tc>
+        <w:tc>
+          <w:tcPr/>
+          <w:p>
+            <w:pPr>
+              <w:spacing w:before="0" w:after="0" w:line="240" w:lineRule="auto"/>
+              <w:jc w:val="left"/>
+            </w:pPr>
+            <w:r>
+              <w:rPr>
+                <w:sz w:val="20"/>
+                <w:szCs w:val="20"/>
+              </w:rPr>
+              <w:t xml:space="preserve">0.522</w:t>
+            </w:r>
+          </w:p>
+        </w:tc>
+      </w:tr>
+      <w:tr>
+        <w:tc>
+          <w:tcPr/>
+          <w:p>
+            <w:pPr>
+              <w:spacing w:before="0" w:after="0" w:line="240" w:lineRule="auto"/>
+              <w:jc w:val="left"/>
+            </w:pPr>
+            <w:r>
+              <w:rPr>
+                <w:sz w:val="20"/>
+                <w:szCs w:val="20"/>
+              </w:rPr>
+              <w:t xml:space="preserve">1-hour (H1)</w:t>
+            </w:r>
+          </w:p>
+        </w:tc>
+        <w:tc>
+          <w:tcPr/>
+          <w:p>
+            <w:pPr>
+              <w:spacing w:before="0" w:after="0" w:line="240" w:lineRule="auto"/>
+              <w:jc w:val="left"/>
+            </w:pPr>
+            <w:r>
+              <w:rPr>
+                <w:sz w:val="20"/>
+                <w:szCs w:val="20"/>
+              </w:rPr>
+              <w:t xml:space="preserve">Without first bar</w:t>
+            </w:r>
+          </w:p>
+        </w:tc>
+        <w:tc>
+          <w:tcPr/>
+          <w:p>
+            <w:pPr>
+              <w:spacing w:before="0" w:after="0" w:line="240" w:lineRule="auto"/>
+              <w:jc w:val="left"/>
+            </w:pPr>
+            <w:r>
+              <w:rPr>
+                <w:sz w:val="20"/>
+                <w:szCs w:val="20"/>
+              </w:rPr>
+              <w:t xml:space="preserve">10,818</w:t>
+            </w:r>
+          </w:p>
+        </w:tc>
+        <w:tc>
+          <w:tcPr/>
+          <w:p>
+            <w:pPr>
+              <w:spacing w:before="0" w:after="0" w:line="240" w:lineRule="auto"/>
+              <w:jc w:val="left"/>
+            </w:pPr>
+            <w:r>
+              <w:rPr>
+                <w:sz w:val="20"/>
+                <w:szCs w:val="20"/>
+              </w:rPr>
+              <w:t xml:space="preserve">VN100–VNINDEX minus VN30–VN100</w:t>
+            </w:r>
+          </w:p>
+        </w:tc>
+        <w:tc>
+          <w:tcPr/>
+          <w:p>
+            <w:pPr>
+              <w:spacing w:before="0" w:after="0" w:line="240" w:lineRule="auto"/>
+              <w:jc w:val="left"/>
+            </w:pPr>
+            <w:r>
+              <w:rPr>
+                <w:sz w:val="20"/>
+                <w:szCs w:val="20"/>
+              </w:rPr>
+              <w:t xml:space="preserve">−0.0001 [−0.0030, 0.0009]</w:t>
+            </w:r>
+          </w:p>
+        </w:tc>
+        <w:tc>
+          <w:tcPr/>
+          <w:p>
+            <w:pPr>
+              <w:spacing w:before="0" w:after="0" w:line="240" w:lineRule="auto"/>
+              <w:jc w:val="left"/>
+            </w:pPr>
+            <w:r>
+              <w:rPr>
+                <w:sz w:val="20"/>
+                <w:szCs w:val="20"/>
+              </w:rPr>
+              <w:t xml:space="preserve">0.892</w:t>
+            </w:r>
+          </w:p>
+        </w:tc>
+      </w:tr>
+      <w:tr>
+        <w:tc>
+          <w:tcPr/>
+          <w:p>
+            <w:pPr>
+              <w:spacing w:before="0" w:after="0" w:line="240" w:lineRule="auto"/>
+              <w:jc w:val="left"/>
+            </w:pPr>
+            <w:r>
+              <w:rPr>
+                <w:sz w:val="20"/>
+                <w:szCs w:val="20"/>
+              </w:rPr>
+              <w:t xml:space="preserve">1-hour (H1)</w:t>
+            </w:r>
+          </w:p>
+        </w:tc>
+        <w:tc>
+          <w:tcPr/>
+          <w:p>
+            <w:pPr>
+              <w:spacing w:before="0" w:after="0" w:line="240" w:lineRule="auto"/>
+              <w:jc w:val="left"/>
+            </w:pPr>
+            <w:r>
+              <w:rPr>
+                <w:sz w:val="20"/>
+                <w:szCs w:val="20"/>
+              </w:rPr>
+              <w:t xml:space="preserve">Without first and last bar</w:t>
+            </w:r>
+          </w:p>
+        </w:tc>
+        <w:tc>
+          <w:tcPr/>
+          <w:p>
+            <w:pPr>
+              <w:spacing w:before="0" w:after="0" w:line="240" w:lineRule="auto"/>
+              <w:jc w:val="left"/>
+            </w:pPr>
+            <w:r>
+              <w:rPr>
+                <w:sz w:val="20"/>
+                <w:szCs w:val="20"/>
+              </w:rPr>
+              <w:t xml:space="preserve">8,112</w:t>
+            </w:r>
+          </w:p>
+        </w:tc>
+        <w:tc>
+          <w:tcPr/>
+          <w:p>
+            <w:pPr>
+              <w:spacing w:before="0" w:after="0" w:line="240" w:lineRule="auto"/>
+              <w:jc w:val="left"/>
+            </w:pPr>
+            <w:r>
+              <w:rPr>
+                <w:sz w:val="20"/>
+                <w:szCs w:val="20"/>
+              </w:rPr>
+              <w:t xml:space="preserve">VN30–VNINDEX minus VN30–VN100</w:t>
+            </w:r>
+          </w:p>
+        </w:tc>
+        <w:tc>
+          <w:tcPr/>
+          <w:p>
+            <w:pPr>
+              <w:spacing w:before="0" w:after="0" w:line="240" w:lineRule="auto"/>
+              <w:jc w:val="left"/>
+            </w:pPr>
+            <w:r>
+              <w:rPr>
+                <w:sz w:val="20"/>
+                <w:szCs w:val="20"/>
+              </w:rPr>
+              <w:t xml:space="preserve">−0.0015 [−0.0044, 0.0018]</w:t>
+            </w:r>
+          </w:p>
+        </w:tc>
+        <w:tc>
+          <w:tcPr/>
+          <w:p>
+            <w:pPr>
+              <w:spacing w:before="0" w:after="0" w:line="240" w:lineRule="auto"/>
+              <w:jc w:val="left"/>
+            </w:pPr>
+            <w:r>
+              <w:rPr>
+                <w:sz w:val="20"/>
+                <w:szCs w:val="20"/>
+              </w:rPr>
+              <w:t xml:space="preserve">0.361</w:t>
+            </w:r>
+          </w:p>
+        </w:tc>
+      </w:tr>
+      <w:tr>
+        <w:tc>
+          <w:tcPr/>
+          <w:p>
+            <w:pPr>
+              <w:spacing w:before="0" w:after="0" w:line="240" w:lineRule="auto"/>
+              <w:jc w:val="left"/>
+            </w:pPr>
+            <w:r>
+              <w:rPr>
+                <w:sz w:val="20"/>
+                <w:szCs w:val="20"/>
+              </w:rPr>
+              <w:t xml:space="preserve">1-hour (H1)</w:t>
+            </w:r>
+          </w:p>
+        </w:tc>
+        <w:tc>
+          <w:tcPr/>
+          <w:p>
+            <w:pPr>
+              <w:spacing w:before="0" w:after="0" w:line="240" w:lineRule="auto"/>
+              <w:jc w:val="left"/>
+            </w:pPr>
+            <w:r>
+              <w:rPr>
+                <w:sz w:val="20"/>
+                <w:szCs w:val="20"/>
+              </w:rPr>
+              <w:t xml:space="preserve">Without first and last bar</w:t>
+            </w:r>
+          </w:p>
+        </w:tc>
+        <w:tc>
+          <w:tcPr/>
+          <w:p>
+            <w:pPr>
+              <w:spacing w:before="0" w:after="0" w:line="240" w:lineRule="auto"/>
+              <w:jc w:val="left"/>
+            </w:pPr>
+            <w:r>
+              <w:rPr>
+                <w:sz w:val="20"/>
+                <w:szCs w:val="20"/>
+              </w:rPr>
+              <w:t xml:space="preserve">8,112</w:t>
+            </w:r>
+          </w:p>
+        </w:tc>
+        <w:tc>
+          <w:tcPr/>
+          <w:p>
+            <w:pPr>
+              <w:spacing w:before="0" w:after="0" w:line="240" w:lineRule="auto"/>
+              <w:jc w:val="left"/>
+            </w:pPr>
+            <w:r>
+              <w:rPr>
+                <w:sz w:val="20"/>
+                <w:szCs w:val="20"/>
+              </w:rPr>
+              <w:t xml:space="preserve">VN100–VNINDEX minus VN30–VN100</w:t>
+            </w:r>
+          </w:p>
+        </w:tc>
+        <w:tc>
+          <w:tcPr/>
+          <w:p>
+            <w:pPr>
+              <w:spacing w:before="0" w:after="0" w:line="240" w:lineRule="auto"/>
+              <w:jc w:val="left"/>
+            </w:pPr>
+            <w:r>
+              <w:rPr>
+                <w:sz w:val="20"/>
+                <w:szCs w:val="20"/>
+              </w:rPr>
+              <w:t xml:space="preserve">−0.0016 [−0.0034, 0.0011]</w:t>
+            </w:r>
+          </w:p>
+        </w:tc>
+        <w:tc>
+          <w:tcPr/>
+          <w:p>
+            <w:pPr>
+              <w:spacing w:before="0" w:after="0" w:line="240" w:lineRule="auto"/>
+              <w:jc w:val="left"/>
+            </w:pPr>
+            <w:r>
+              <w:rPr>
+                <w:sz w:val="20"/>
+                <w:szCs w:val="20"/>
+              </w:rPr>
+              <w:t xml:space="preserve">0.192</w:t>
+            </w:r>
+          </w:p>
+        </w:tc>
+      </w:tr>
+      <w:tr>
+        <w:tc>
+          <w:tcPr/>
+          <w:p>
+            <w:pPr>
+              <w:spacing w:before="0" w:after="0" w:line="240" w:lineRule="auto"/>
+              <w:jc w:val="left"/>
+            </w:pPr>
+            <w:r>
+              <w:rPr>
+                <w:sz w:val="20"/>
+                <w:szCs w:val="20"/>
+              </w:rPr>
+              <w:t xml:space="preserve">4-hour (H4)</w:t>
+            </w:r>
+          </w:p>
+        </w:tc>
+        <w:tc>
+          <w:tcPr/>
+          <w:p>
+            <w:pPr>
+              <w:spacing w:before="0" w:after="0" w:line="240" w:lineRule="auto"/>
+              <w:jc w:val="left"/>
+            </w:pPr>
+            <w:r>
+              <w:rPr>
+                <w:sz w:val="20"/>
+                <w:szCs w:val="20"/>
+              </w:rPr>
+              <w:t xml:space="preserve">All bars</w:t>
+            </w:r>
+          </w:p>
+        </w:tc>
+        <w:tc>
+          <w:tcPr/>
+          <w:p>
+            <w:pPr>
+              <w:spacing w:before="0" w:after="0" w:line="240" w:lineRule="auto"/>
+              <w:jc w:val="left"/>
+            </w:pPr>
+            <w:r>
+              <w:rPr>
+                <w:sz w:val="20"/>
+                <w:szCs w:val="20"/>
+              </w:rPr>
+              <w:t xml:space="preserve">5,410</w:t>
+            </w:r>
+          </w:p>
+        </w:tc>
+        <w:tc>
+          <w:tcPr/>
+          <w:p>
+            <w:pPr>
+              <w:spacing w:before="0" w:after="0" w:line="240" w:lineRule="auto"/>
+              <w:jc w:val="left"/>
+            </w:pPr>
+            <w:r>
+              <w:rPr>
+                <w:sz w:val="20"/>
+                <w:szCs w:val="20"/>
+              </w:rPr>
+              <w:t xml:space="preserve">VN30–VNINDEX minus VN30–VN100</w:t>
+            </w:r>
+          </w:p>
+        </w:tc>
+        <w:tc>
+          <w:tcPr/>
+          <w:p>
+            <w:pPr>
+              <w:spacing w:before="0" w:after="0" w:line="240" w:lineRule="auto"/>
+              <w:jc w:val="left"/>
+            </w:pPr>
+            <w:r>
+              <w:rPr>
+                <w:sz w:val="20"/>
+                <w:szCs w:val="20"/>
+              </w:rPr>
+              <w:t xml:space="preserve">0.0007 [−0.0020, 0.0024]</w:t>
+            </w:r>
+          </w:p>
+        </w:tc>
+        <w:tc>
+          <w:tcPr/>
+          <w:p>
+            <w:pPr>
+              <w:spacing w:before="0" w:after="0" w:line="240" w:lineRule="auto"/>
+              <w:jc w:val="left"/>
+            </w:pPr>
+            <w:r>
+              <w:rPr>
+                <w:sz w:val="20"/>
+                <w:szCs w:val="20"/>
+              </w:rPr>
+              <w:t xml:space="preserve">0.508</w:t>
+            </w:r>
+          </w:p>
+        </w:tc>
+      </w:tr>
+      <w:tr>
+        <w:tc>
+          <w:tcPr/>
+          <w:p>
+            <w:pPr>
+              <w:spacing w:before="0" w:after="0" w:line="240" w:lineRule="auto"/>
+              <w:jc w:val="left"/>
+            </w:pPr>
+            <w:r>
+              <w:rPr>
+                <w:sz w:val="20"/>
+                <w:szCs w:val="20"/>
+              </w:rPr>
+              <w:t xml:space="preserve">4-hour (H4)</w:t>
+            </w:r>
+          </w:p>
+        </w:tc>
+        <w:tc>
+          <w:tcPr/>
+          <w:p>
+            <w:pPr>
+              <w:spacing w:before="0" w:after="0" w:line="240" w:lineRule="auto"/>
+              <w:jc w:val="left"/>
+            </w:pPr>
+            <w:r>
+              <w:rPr>
+                <w:sz w:val="20"/>
+                <w:szCs w:val="20"/>
+              </w:rPr>
+              <w:t xml:space="preserve">All bars</w:t>
+            </w:r>
+          </w:p>
+        </w:tc>
+        <w:tc>
+          <w:tcPr/>
+          <w:p>
+            <w:pPr>
+              <w:spacing w:before="0" w:after="0" w:line="240" w:lineRule="auto"/>
+              <w:jc w:val="left"/>
+            </w:pPr>
+            <w:r>
+              <w:rPr>
+                <w:sz w:val="20"/>
+                <w:szCs w:val="20"/>
+              </w:rPr>
+              <w:t xml:space="preserve">5,410</w:t>
+            </w:r>
+          </w:p>
+        </w:tc>
+        <w:tc>
+          <w:tcPr/>
+          <w:p>
+            <w:pPr>
+              <w:spacing w:before="0" w:after="0" w:line="240" w:lineRule="auto"/>
+              <w:jc w:val="left"/>
+            </w:pPr>
+            <w:r>
+              <w:rPr>
+                <w:sz w:val="20"/>
+                <w:szCs w:val="20"/>
+              </w:rPr>
+              <w:t xml:space="preserve">VN100–VNINDEX minus VN30–VN100</w:t>
+            </w:r>
+          </w:p>
+        </w:tc>
+        <w:tc>
+          <w:tcPr/>
+          <w:p>
+            <w:pPr>
+              <w:spacing w:before="0" w:after="0" w:line="240" w:lineRule="auto"/>
+              <w:jc w:val="left"/>
+            </w:pPr>
+            <w:r>
+              <w:rPr>
+                <w:sz w:val="20"/>
+                <w:szCs w:val="20"/>
+              </w:rPr>
+              <w:t xml:space="preserve">0.0005 [−0.0011, 0.0018]</w:t>
+            </w:r>
+          </w:p>
+        </w:tc>
+        <w:tc>
+          <w:tcPr/>
+          <w:p>
+            <w:pPr>
+              <w:spacing w:before="0" w:after="0" w:line="240" w:lineRule="auto"/>
+              <w:jc w:val="left"/>
+            </w:pPr>
+            <w:r>
+              <w:rPr>
+                <w:sz w:val="20"/>
+                <w:szCs w:val="20"/>
+              </w:rPr>
+              <w:t xml:space="preserve">0.504</w:t>
             </w:r>
           </w:p>
         </w:tc>
@@ -6382,7 +10034,7 @@
           <w:sz w:val="20"/>
           <w:szCs w:val="20"/>
         </w:rPr>
-        <w:t xml:space="preserve">Notes: Reliable-range slopes of Eq. (13) after dropping the opening bar, which contains the overnight return and the opening auction. Source: Authors’ calculations.</w:t>
+        <w:t xml:space="preserve">Notes: First bar: overnight return and opening auction; last bar: closing auction; 199 block-bootstrap replicates; differences are computed within the same replicates. Source: Authors’ calculations.</w:t>
       </w:r>
     </w:p>
     <w:p>
@@ -8538,7 +12190,7 @@
           <w:sz w:val="20"/>
           <w:szCs w:val="20"/>
         </w:rPr>
-        <w:t xml:space="preserve">(w) and VN30. Source: Authors’ calculations.</w:t>
+        <w:t xml:space="preserve">(w) and VN30; bootstrap draws are separate from Table 7, so intervals at the factsheet weight differ by Monte Carlo error. Source: Authors’ calculations.</w:t>
       </w:r>
     </w:p>
     <w:p>
@@ -10012,6 +13664,2179 @@
           <w:szCs w:val="20"/>
         </w:rPr>
         <w:t xml:space="preserve">. Source: Authors’ calculations.</w:t>
+      </w:r>
+    </w:p>
+    <w:p>
+      <w:pPr>
+        <w:pStyle w:val="tablecaption0"/>
+      </w:pPr>
+      <w:r>
+        <w:rPr>
+          <w:bCs/>
+          <w:b/>
+        </w:rPr>
+        <w:t xml:space="preserve">Table S14</w:t>
+      </w:r>
+      <w:r>
+        <w:t xml:space="preserve"> </w:t>
+      </w:r>
+      <w:r>
+        <w:t xml:space="preserve">In-sample misstatement of portfolio variance for all pairs</w:t>
+      </w:r>
+    </w:p>
+    <w:tbl>
+      <w:tblPr>
+        <w:tblStyle w:val="TableGrid"/>
+        <w:tblW w:type="pct" w:w="5000"/>
+        <w:tblLook w:firstRow="1" w:lastRow="0" w:firstColumn="0" w:lastColumn="0" w:noHBand="0" w:noVBand="0" w:val="0020"/>
+        <w:jc w:val="start"/>
+      </w:tblPr>
+      <w:tblGrid>
+        <w:gridCol w:w="1584"/>
+        <w:gridCol w:w="1584"/>
+        <w:gridCol w:w="1584"/>
+        <w:gridCol w:w="1584"/>
+        <w:gridCol w:w="1584"/>
+      </w:tblGrid>
+      <w:tr>
+        <w:trPr>
+          <w:tblHeader w:val="true"/>
+        </w:trPr>
+        <w:tc>
+          <w:tcPr/>
+          <w:p>
+            <w:pPr>
+              <w:spacing w:before="0" w:after="0" w:line="240" w:lineRule="auto"/>
+              <w:jc w:val="left"/>
+            </w:pPr>
+            <w:r>
+              <w:rPr>
+                <w:sz w:val="20"/>
+                <w:szCs w:val="20"/>
+              </w:rPr>
+              <w:t xml:space="preserve">Regime</w:t>
+            </w:r>
+          </w:p>
+        </w:tc>
+        <w:tc>
+          <w:tcPr/>
+          <w:p>
+            <w:pPr>
+              <w:spacing w:before="0" w:after="0" w:line="240" w:lineRule="auto"/>
+              <w:jc w:val="left"/>
+            </w:pPr>
+            <w:r>
+              <w:rPr>
+                <w:sz w:val="20"/>
+                <w:szCs w:val="20"/>
+              </w:rPr>
+              <w:t xml:space="preserve">Pair</w:t>
+            </w:r>
+          </w:p>
+        </w:tc>
+        <w:tc>
+          <w:tcPr/>
+          <w:p>
+            <w:pPr>
+              <w:spacing w:before="0" w:after="0" w:line="240" w:lineRule="auto"/>
+              <w:jc w:val="left"/>
+            </w:pPr>
+            <w:r>
+              <w:rPr>
+                <w:sz w:val="20"/>
+                <w:szCs w:val="20"/>
+              </w:rPr>
+              <w:t xml:space="preserve">RE, % [95% CI]</w:t>
+            </w:r>
+          </w:p>
+        </w:tc>
+        <w:tc>
+          <w:tcPr/>
+          <w:p>
+            <w:pPr>
+              <w:spacing w:before="0" w:after="0" w:line="240" w:lineRule="auto"/>
+              <w:jc w:val="left"/>
+            </w:pPr>
+            <w:r>
+              <w:rPr>
+                <w:sz w:val="20"/>
+                <w:szCs w:val="20"/>
+              </w:rPr>
+              <w:t xml:space="preserve">Relative SE of regime variance, %</w:t>
+            </w:r>
+          </w:p>
+        </w:tc>
+        <w:tc>
+          <w:tcPr/>
+          <w:p>
+            <w:pPr>
+              <w:spacing w:before="0" w:after="0" w:line="240" w:lineRule="auto"/>
+              <w:jc w:val="left"/>
+            </w:pPr>
+            <w:r>
+              <w:rPr>
+                <w:sz w:val="20"/>
+                <w:szCs w:val="20"/>
+              </w:rPr>
+              <w:t xml:space="preserve">RE/SE</w:t>
+            </w:r>
+          </w:p>
+        </w:tc>
+      </w:tr>
+      <w:tr>
+        <w:tc>
+          <w:tcPr/>
+          <w:p>
+            <w:pPr>
+              <w:spacing w:before="0" w:after="0" w:line="240" w:lineRule="auto"/>
+              <w:jc w:val="left"/>
+            </w:pPr>
+            <w:r>
+              <w:rPr>
+                <w:sz w:val="20"/>
+                <w:szCs w:val="20"/>
+              </w:rPr>
+              <w:t xml:space="preserve">Chronological, calm</w:t>
+            </w:r>
+          </w:p>
+        </w:tc>
+        <w:tc>
+          <w:tcPr/>
+          <w:p>
+            <w:pPr>
+              <w:spacing w:before="0" w:after="0" w:line="240" w:lineRule="auto"/>
+              <w:jc w:val="left"/>
+            </w:pPr>
+            <w:r>
+              <w:rPr>
+                <w:sz w:val="20"/>
+                <w:szCs w:val="20"/>
+              </w:rPr>
+              <w:t xml:space="preserve">VN30–VNINDEX</w:t>
+            </w:r>
+          </w:p>
+        </w:tc>
+        <w:tc>
+          <w:tcPr/>
+          <w:p>
+            <w:pPr>
+              <w:spacing w:before="0" w:after="0" w:line="240" w:lineRule="auto"/>
+              <w:jc w:val="left"/>
+            </w:pPr>
+            <w:r>
+              <w:rPr>
+                <w:sz w:val="20"/>
+                <w:szCs w:val="20"/>
+              </w:rPr>
+              <w:t xml:space="preserve">0.40 [−0.07, 1.10]</w:t>
+            </w:r>
+          </w:p>
+        </w:tc>
+        <w:tc>
+          <w:tcPr/>
+          <w:p>
+            <w:pPr>
+              <w:spacing w:before="0" w:after="0" w:line="240" w:lineRule="auto"/>
+              <w:jc w:val="left"/>
+            </w:pPr>
+            <w:r>
+              <w:rPr>
+                <w:sz w:val="20"/>
+                <w:szCs w:val="20"/>
+              </w:rPr>
+              <w:t xml:space="preserve">12.7</w:t>
+            </w:r>
+          </w:p>
+        </w:tc>
+        <w:tc>
+          <w:tcPr/>
+          <w:p>
+            <w:pPr>
+              <w:spacing w:before="0" w:after="0" w:line="240" w:lineRule="auto"/>
+              <w:jc w:val="left"/>
+            </w:pPr>
+            <w:r>
+              <w:rPr>
+                <w:sz w:val="20"/>
+                <w:szCs w:val="20"/>
+              </w:rPr>
+              <w:t xml:space="preserve">0.03</w:t>
+            </w:r>
+          </w:p>
+        </w:tc>
+      </w:tr>
+      <w:tr>
+        <w:tc>
+          <w:tcPr/>
+          <w:p>
+            <w:pPr>
+              <w:spacing w:before="0" w:after="0" w:line="240" w:lineRule="auto"/>
+              <w:jc w:val="left"/>
+            </w:pPr>
+            <w:r>
+              <w:rPr>
+                <w:sz w:val="20"/>
+                <w:szCs w:val="20"/>
+              </w:rPr>
+              <w:t xml:space="preserve">Chronological, calm</w:t>
+            </w:r>
+          </w:p>
+        </w:tc>
+        <w:tc>
+          <w:tcPr/>
+          <w:p>
+            <w:pPr>
+              <w:spacing w:before="0" w:after="0" w:line="240" w:lineRule="auto"/>
+              <w:jc w:val="left"/>
+            </w:pPr>
+            <w:r>
+              <w:rPr>
+                <w:sz w:val="20"/>
+                <w:szCs w:val="20"/>
+              </w:rPr>
+              <w:t xml:space="preserve">VN30–VN100</w:t>
+            </w:r>
+          </w:p>
+        </w:tc>
+        <w:tc>
+          <w:tcPr/>
+          <w:p>
+            <w:pPr>
+              <w:spacing w:before="0" w:after="0" w:line="240" w:lineRule="auto"/>
+              <w:jc w:val="left"/>
+            </w:pPr>
+            <w:r>
+              <w:rPr>
+                <w:sz w:val="20"/>
+                <w:szCs w:val="20"/>
+              </w:rPr>
+              <w:t xml:space="preserve">0.28 [0.11, 0.45]</w:t>
+            </w:r>
+          </w:p>
+        </w:tc>
+        <w:tc>
+          <w:tcPr/>
+          <w:p>
+            <w:pPr>
+              <w:spacing w:before="0" w:after="0" w:line="240" w:lineRule="auto"/>
+              <w:jc w:val="left"/>
+            </w:pPr>
+            <w:r>
+              <w:rPr>
+                <w:sz w:val="20"/>
+                <w:szCs w:val="20"/>
+              </w:rPr>
+              <w:t xml:space="preserve">13.3</w:t>
+            </w:r>
+          </w:p>
+        </w:tc>
+        <w:tc>
+          <w:tcPr/>
+          <w:p>
+            <w:pPr>
+              <w:spacing w:before="0" w:after="0" w:line="240" w:lineRule="auto"/>
+              <w:jc w:val="left"/>
+            </w:pPr>
+            <w:r>
+              <w:rPr>
+                <w:sz w:val="20"/>
+                <w:szCs w:val="20"/>
+              </w:rPr>
+              <w:t xml:space="preserve">0.02</w:t>
+            </w:r>
+          </w:p>
+        </w:tc>
+      </w:tr>
+      <w:tr>
+        <w:tc>
+          <w:tcPr/>
+          <w:p>
+            <w:pPr>
+              <w:spacing w:before="0" w:after="0" w:line="240" w:lineRule="auto"/>
+              <w:jc w:val="left"/>
+            </w:pPr>
+            <w:r>
+              <w:rPr>
+                <w:sz w:val="20"/>
+                <w:szCs w:val="20"/>
+              </w:rPr>
+              <w:t xml:space="preserve">Chronological, calm</w:t>
+            </w:r>
+          </w:p>
+        </w:tc>
+        <w:tc>
+          <w:tcPr/>
+          <w:p>
+            <w:pPr>
+              <w:spacing w:before="0" w:after="0" w:line="240" w:lineRule="auto"/>
+              <w:jc w:val="left"/>
+            </w:pPr>
+            <w:r>
+              <w:rPr>
+                <w:sz w:val="20"/>
+                <w:szCs w:val="20"/>
+              </w:rPr>
+              <w:t xml:space="preserve">VN100–VNINDEX</w:t>
+            </w:r>
+          </w:p>
+        </w:tc>
+        <w:tc>
+          <w:tcPr/>
+          <w:p>
+            <w:pPr>
+              <w:spacing w:before="0" w:after="0" w:line="240" w:lineRule="auto"/>
+              <w:jc w:val="left"/>
+            </w:pPr>
+            <w:r>
+              <w:rPr>
+                <w:sz w:val="20"/>
+                <w:szCs w:val="20"/>
+              </w:rPr>
+              <w:t xml:space="preserve">0.52 [0.03, 1.23]</w:t>
+            </w:r>
+          </w:p>
+        </w:tc>
+        <w:tc>
+          <w:tcPr/>
+          <w:p>
+            <w:pPr>
+              <w:spacing w:before="0" w:after="0" w:line="240" w:lineRule="auto"/>
+              <w:jc w:val="left"/>
+            </w:pPr>
+            <w:r>
+              <w:rPr>
+                <w:sz w:val="20"/>
+                <w:szCs w:val="20"/>
+              </w:rPr>
+              <w:t xml:space="preserve">13.7</w:t>
+            </w:r>
+          </w:p>
+        </w:tc>
+        <w:tc>
+          <w:tcPr/>
+          <w:p>
+            <w:pPr>
+              <w:spacing w:before="0" w:after="0" w:line="240" w:lineRule="auto"/>
+              <w:jc w:val="left"/>
+            </w:pPr>
+            <w:r>
+              <w:rPr>
+                <w:sz w:val="20"/>
+                <w:szCs w:val="20"/>
+              </w:rPr>
+              <w:t xml:space="preserve">0.04</w:t>
+            </w:r>
+          </w:p>
+        </w:tc>
+      </w:tr>
+      <w:tr>
+        <w:tc>
+          <w:tcPr/>
+          <w:p>
+            <w:pPr>
+              <w:spacing w:before="0" w:after="0" w:line="240" w:lineRule="auto"/>
+              <w:jc w:val="left"/>
+            </w:pPr>
+            <w:r>
+              <w:rPr>
+                <w:sz w:val="20"/>
+                <w:szCs w:val="20"/>
+              </w:rPr>
+              <w:t xml:space="preserve">Chronological, calm</w:t>
+            </w:r>
+          </w:p>
+        </w:tc>
+        <w:tc>
+          <w:tcPr/>
+          <w:p>
+            <w:pPr>
+              <w:spacing w:before="0" w:after="0" w:line="240" w:lineRule="auto"/>
+              <w:jc w:val="left"/>
+            </w:pPr>
+            <w:r>
+              <w:rPr>
+                <w:sz w:val="20"/>
+                <w:szCs w:val="20"/>
+              </w:rPr>
+              <w:t xml:space="preserve">P</w:t>
+            </w:r>
+            <w:r>
+              <w:rPr>
+                <w:vertAlign w:val="subscript"/>
+                <w:sz w:val="20"/>
+                <w:szCs w:val="20"/>
+              </w:rPr>
+              <w:t xml:space="preserve">cap</w:t>
+            </w:r>
+            <w:r>
+              <w:rPr>
+                <w:sz w:val="20"/>
+                <w:szCs w:val="20"/>
+              </w:rPr>
+              <w:t xml:space="preserve">–VN30</w:t>
+            </w:r>
+          </w:p>
+        </w:tc>
+        <w:tc>
+          <w:tcPr/>
+          <w:p>
+            <w:pPr>
+              <w:spacing w:before="0" w:after="0" w:line="240" w:lineRule="auto"/>
+              <w:jc w:val="left"/>
+            </w:pPr>
+            <w:r>
+              <w:rPr>
+                <w:sz w:val="20"/>
+                <w:szCs w:val="20"/>
+              </w:rPr>
+              <w:t xml:space="preserve">2.23 [0.71, 3.98]</w:t>
+            </w:r>
+          </w:p>
+        </w:tc>
+        <w:tc>
+          <w:tcPr/>
+          <w:p>
+            <w:pPr>
+              <w:spacing w:before="0" w:after="0" w:line="240" w:lineRule="auto"/>
+              <w:jc w:val="left"/>
+            </w:pPr>
+            <w:r>
+              <w:rPr>
+                <w:sz w:val="20"/>
+                <w:szCs w:val="20"/>
+              </w:rPr>
+              <w:t xml:space="preserve">15.6</w:t>
+            </w:r>
+          </w:p>
+        </w:tc>
+        <w:tc>
+          <w:tcPr/>
+          <w:p>
+            <w:pPr>
+              <w:spacing w:before="0" w:after="0" w:line="240" w:lineRule="auto"/>
+              <w:jc w:val="left"/>
+            </w:pPr>
+            <w:r>
+              <w:rPr>
+                <w:sz w:val="20"/>
+                <w:szCs w:val="20"/>
+              </w:rPr>
+              <w:t xml:space="preserve">0.14</w:t>
+            </w:r>
+          </w:p>
+        </w:tc>
+      </w:tr>
+      <w:tr>
+        <w:tc>
+          <w:tcPr/>
+          <w:p>
+            <w:pPr>
+              <w:spacing w:before="0" w:after="0" w:line="240" w:lineRule="auto"/>
+              <w:jc w:val="left"/>
+            </w:pPr>
+            <w:r>
+              <w:rPr>
+                <w:sz w:val="20"/>
+                <w:szCs w:val="20"/>
+              </w:rPr>
+              <w:t xml:space="preserve">Chronological, crisis</w:t>
+            </w:r>
+          </w:p>
+        </w:tc>
+        <w:tc>
+          <w:tcPr/>
+          <w:p>
+            <w:pPr>
+              <w:spacing w:before="0" w:after="0" w:line="240" w:lineRule="auto"/>
+              <w:jc w:val="left"/>
+            </w:pPr>
+            <w:r>
+              <w:rPr>
+                <w:sz w:val="20"/>
+                <w:szCs w:val="20"/>
+              </w:rPr>
+              <w:t xml:space="preserve">VN30–VNINDEX</w:t>
+            </w:r>
+          </w:p>
+        </w:tc>
+        <w:tc>
+          <w:tcPr/>
+          <w:p>
+            <w:pPr>
+              <w:spacing w:before="0" w:after="0" w:line="240" w:lineRule="auto"/>
+              <w:jc w:val="left"/>
+            </w:pPr>
+            <w:r>
+              <w:rPr>
+                <w:sz w:val="20"/>
+                <w:szCs w:val="20"/>
+              </w:rPr>
+              <w:t xml:space="preserve">−0.56 [−0.92, −0.28]</w:t>
+            </w:r>
+          </w:p>
+        </w:tc>
+        <w:tc>
+          <w:tcPr/>
+          <w:p>
+            <w:pPr>
+              <w:spacing w:before="0" w:after="0" w:line="240" w:lineRule="auto"/>
+              <w:jc w:val="left"/>
+            </w:pPr>
+            <w:r>
+              <w:rPr>
+                <w:sz w:val="20"/>
+                <w:szCs w:val="20"/>
+              </w:rPr>
+              <w:t xml:space="preserve">15.0</w:t>
+            </w:r>
+          </w:p>
+        </w:tc>
+        <w:tc>
+          <w:tcPr/>
+          <w:p>
+            <w:pPr>
+              <w:spacing w:before="0" w:after="0" w:line="240" w:lineRule="auto"/>
+              <w:jc w:val="left"/>
+            </w:pPr>
+            <w:r>
+              <w:rPr>
+                <w:sz w:val="20"/>
+                <w:szCs w:val="20"/>
+              </w:rPr>
+              <w:t xml:space="preserve">0.04</w:t>
+            </w:r>
+          </w:p>
+        </w:tc>
+      </w:tr>
+      <w:tr>
+        <w:tc>
+          <w:tcPr/>
+          <w:p>
+            <w:pPr>
+              <w:spacing w:before="0" w:after="0" w:line="240" w:lineRule="auto"/>
+              <w:jc w:val="left"/>
+            </w:pPr>
+            <w:r>
+              <w:rPr>
+                <w:sz w:val="20"/>
+                <w:szCs w:val="20"/>
+              </w:rPr>
+              <w:t xml:space="preserve">Chronological, crisis</w:t>
+            </w:r>
+          </w:p>
+        </w:tc>
+        <w:tc>
+          <w:tcPr/>
+          <w:p>
+            <w:pPr>
+              <w:spacing w:before="0" w:after="0" w:line="240" w:lineRule="auto"/>
+              <w:jc w:val="left"/>
+            </w:pPr>
+            <w:r>
+              <w:rPr>
+                <w:sz w:val="20"/>
+                <w:szCs w:val="20"/>
+              </w:rPr>
+              <w:t xml:space="preserve">VN30–VN100</w:t>
+            </w:r>
+          </w:p>
+        </w:tc>
+        <w:tc>
+          <w:tcPr/>
+          <w:p>
+            <w:pPr>
+              <w:spacing w:before="0" w:after="0" w:line="240" w:lineRule="auto"/>
+              <w:jc w:val="left"/>
+            </w:pPr>
+            <w:r>
+              <w:rPr>
+                <w:sz w:val="20"/>
+                <w:szCs w:val="20"/>
+              </w:rPr>
+              <w:t xml:space="preserve">−0.19 [−0.33, −0.08]</w:t>
+            </w:r>
+          </w:p>
+        </w:tc>
+        <w:tc>
+          <w:tcPr/>
+          <w:p>
+            <w:pPr>
+              <w:spacing w:before="0" w:after="0" w:line="240" w:lineRule="auto"/>
+              <w:jc w:val="left"/>
+            </w:pPr>
+            <w:r>
+              <w:rPr>
+                <w:sz w:val="20"/>
+                <w:szCs w:val="20"/>
+              </w:rPr>
+              <w:t xml:space="preserve">14.8</w:t>
+            </w:r>
+          </w:p>
+        </w:tc>
+        <w:tc>
+          <w:tcPr/>
+          <w:p>
+            <w:pPr>
+              <w:spacing w:before="0" w:after="0" w:line="240" w:lineRule="auto"/>
+              <w:jc w:val="left"/>
+            </w:pPr>
+            <w:r>
+              <w:rPr>
+                <w:sz w:val="20"/>
+                <w:szCs w:val="20"/>
+              </w:rPr>
+              <w:t xml:space="preserve">0.01</w:t>
+            </w:r>
+          </w:p>
+        </w:tc>
+      </w:tr>
+      <w:tr>
+        <w:tc>
+          <w:tcPr/>
+          <w:p>
+            <w:pPr>
+              <w:spacing w:before="0" w:after="0" w:line="240" w:lineRule="auto"/>
+              <w:jc w:val="left"/>
+            </w:pPr>
+            <w:r>
+              <w:rPr>
+                <w:sz w:val="20"/>
+                <w:szCs w:val="20"/>
+              </w:rPr>
+              <w:t xml:space="preserve">Chronological, crisis</w:t>
+            </w:r>
+          </w:p>
+        </w:tc>
+        <w:tc>
+          <w:tcPr/>
+          <w:p>
+            <w:pPr>
+              <w:spacing w:before="0" w:after="0" w:line="240" w:lineRule="auto"/>
+              <w:jc w:val="left"/>
+            </w:pPr>
+            <w:r>
+              <w:rPr>
+                <w:sz w:val="20"/>
+                <w:szCs w:val="20"/>
+              </w:rPr>
+              <w:t xml:space="preserve">VN100–VNINDEX</w:t>
+            </w:r>
+          </w:p>
+        </w:tc>
+        <w:tc>
+          <w:tcPr/>
+          <w:p>
+            <w:pPr>
+              <w:spacing w:before="0" w:after="0" w:line="240" w:lineRule="auto"/>
+              <w:jc w:val="left"/>
+            </w:pPr>
+            <w:r>
+              <w:rPr>
+                <w:sz w:val="20"/>
+                <w:szCs w:val="20"/>
+              </w:rPr>
+              <w:t xml:space="preserve">−0.46 [−0.74, −0.22]</w:t>
+            </w:r>
+          </w:p>
+        </w:tc>
+        <w:tc>
+          <w:tcPr/>
+          <w:p>
+            <w:pPr>
+              <w:spacing w:before="0" w:after="0" w:line="240" w:lineRule="auto"/>
+              <w:jc w:val="left"/>
+            </w:pPr>
+            <w:r>
+              <w:rPr>
+                <w:sz w:val="20"/>
+                <w:szCs w:val="20"/>
+              </w:rPr>
+              <w:t xml:space="preserve">14.4</w:t>
+            </w:r>
+          </w:p>
+        </w:tc>
+        <w:tc>
+          <w:tcPr/>
+          <w:p>
+            <w:pPr>
+              <w:spacing w:before="0" w:after="0" w:line="240" w:lineRule="auto"/>
+              <w:jc w:val="left"/>
+            </w:pPr>
+            <w:r>
+              <w:rPr>
+                <w:sz w:val="20"/>
+                <w:szCs w:val="20"/>
+              </w:rPr>
+              <w:t xml:space="preserve">0.03</w:t>
+            </w:r>
+          </w:p>
+        </w:tc>
+      </w:tr>
+      <w:tr>
+        <w:tc>
+          <w:tcPr/>
+          <w:p>
+            <w:pPr>
+              <w:spacing w:before="0" w:after="0" w:line="240" w:lineRule="auto"/>
+              <w:jc w:val="left"/>
+            </w:pPr>
+            <w:r>
+              <w:rPr>
+                <w:sz w:val="20"/>
+                <w:szCs w:val="20"/>
+              </w:rPr>
+              <w:t xml:space="preserve">Chronological, crisis</w:t>
+            </w:r>
+          </w:p>
+        </w:tc>
+        <w:tc>
+          <w:tcPr/>
+          <w:p>
+            <w:pPr>
+              <w:spacing w:before="0" w:after="0" w:line="240" w:lineRule="auto"/>
+              <w:jc w:val="left"/>
+            </w:pPr>
+            <w:r>
+              <w:rPr>
+                <w:sz w:val="20"/>
+                <w:szCs w:val="20"/>
+              </w:rPr>
+              <w:t xml:space="preserve">P</w:t>
+            </w:r>
+            <w:r>
+              <w:rPr>
+                <w:vertAlign w:val="subscript"/>
+                <w:sz w:val="20"/>
+                <w:szCs w:val="20"/>
+              </w:rPr>
+              <w:t xml:space="preserve">cap</w:t>
+            </w:r>
+            <w:r>
+              <w:rPr>
+                <w:sz w:val="20"/>
+                <w:szCs w:val="20"/>
+              </w:rPr>
+              <w:t xml:space="preserve">–VN30</w:t>
+            </w:r>
+          </w:p>
+        </w:tc>
+        <w:tc>
+          <w:tcPr/>
+          <w:p>
+            <w:pPr>
+              <w:spacing w:before="0" w:after="0" w:line="240" w:lineRule="auto"/>
+              <w:jc w:val="left"/>
+            </w:pPr>
+            <w:r>
+              <w:rPr>
+                <w:sz w:val="20"/>
+                <w:szCs w:val="20"/>
+              </w:rPr>
+              <w:t xml:space="preserve">−1.84 [−3.01, −0.82]</w:t>
+            </w:r>
+          </w:p>
+        </w:tc>
+        <w:tc>
+          <w:tcPr/>
+          <w:p>
+            <w:pPr>
+              <w:spacing w:before="0" w:after="0" w:line="240" w:lineRule="auto"/>
+              <w:jc w:val="left"/>
+            </w:pPr>
+            <w:r>
+              <w:rPr>
+                <w:sz w:val="20"/>
+                <w:szCs w:val="20"/>
+              </w:rPr>
+              <w:t xml:space="preserve">14.3</w:t>
+            </w:r>
+          </w:p>
+        </w:tc>
+        <w:tc>
+          <w:tcPr/>
+          <w:p>
+            <w:pPr>
+              <w:spacing w:before="0" w:after="0" w:line="240" w:lineRule="auto"/>
+              <w:jc w:val="left"/>
+            </w:pPr>
+            <w:r>
+              <w:rPr>
+                <w:sz w:val="20"/>
+                <w:szCs w:val="20"/>
+              </w:rPr>
+              <w:t xml:space="preserve">0.13</w:t>
+            </w:r>
+          </w:p>
+        </w:tc>
+      </w:tr>
+      <w:tr>
+        <w:tc>
+          <w:tcPr/>
+          <w:p>
+            <w:pPr>
+              <w:spacing w:before="0" w:after="0" w:line="240" w:lineRule="auto"/>
+              <w:jc w:val="left"/>
+            </w:pPr>
+            <w:r>
+              <w:rPr>
+                <w:sz w:val="20"/>
+                <w:szCs w:val="20"/>
+              </w:rPr>
+              <w:t xml:space="preserve">VNINDEX quartiles, calm</w:t>
+            </w:r>
+          </w:p>
+        </w:tc>
+        <w:tc>
+          <w:tcPr/>
+          <w:p>
+            <w:pPr>
+              <w:spacing w:before="0" w:after="0" w:line="240" w:lineRule="auto"/>
+              <w:jc w:val="left"/>
+            </w:pPr>
+            <w:r>
+              <w:rPr>
+                <w:sz w:val="20"/>
+                <w:szCs w:val="20"/>
+              </w:rPr>
+              <w:t xml:space="preserve">VN30–VNINDEX</w:t>
+            </w:r>
+          </w:p>
+        </w:tc>
+        <w:tc>
+          <w:tcPr/>
+          <w:p>
+            <w:pPr>
+              <w:spacing w:before="0" w:after="0" w:line="240" w:lineRule="auto"/>
+              <w:jc w:val="left"/>
+            </w:pPr>
+            <w:r>
+              <w:rPr>
+                <w:sz w:val="20"/>
+                <w:szCs w:val="20"/>
+              </w:rPr>
+              <w:t xml:space="preserve">2.35 [1.64, 3.25]</w:t>
+            </w:r>
+          </w:p>
+        </w:tc>
+        <w:tc>
+          <w:tcPr/>
+          <w:p>
+            <w:pPr>
+              <w:spacing w:before="0" w:after="0" w:line="240" w:lineRule="auto"/>
+              <w:jc w:val="left"/>
+            </w:pPr>
+            <w:r>
+              <w:rPr>
+                <w:sz w:val="20"/>
+                <w:szCs w:val="20"/>
+              </w:rPr>
+              <w:t xml:space="preserve">5.5</w:t>
+            </w:r>
+          </w:p>
+        </w:tc>
+        <w:tc>
+          <w:tcPr/>
+          <w:p>
+            <w:pPr>
+              <w:spacing w:before="0" w:after="0" w:line="240" w:lineRule="auto"/>
+              <w:jc w:val="left"/>
+            </w:pPr>
+            <w:r>
+              <w:rPr>
+                <w:sz w:val="20"/>
+                <w:szCs w:val="20"/>
+              </w:rPr>
+              <w:t xml:space="preserve">0.43</w:t>
+            </w:r>
+          </w:p>
+        </w:tc>
+      </w:tr>
+      <w:tr>
+        <w:tc>
+          <w:tcPr/>
+          <w:p>
+            <w:pPr>
+              <w:spacing w:before="0" w:after="0" w:line="240" w:lineRule="auto"/>
+              <w:jc w:val="left"/>
+            </w:pPr>
+            <w:r>
+              <w:rPr>
+                <w:sz w:val="20"/>
+                <w:szCs w:val="20"/>
+              </w:rPr>
+              <w:t xml:space="preserve">VNINDEX quartiles, calm</w:t>
+            </w:r>
+          </w:p>
+        </w:tc>
+        <w:tc>
+          <w:tcPr/>
+          <w:p>
+            <w:pPr>
+              <w:spacing w:before="0" w:after="0" w:line="240" w:lineRule="auto"/>
+              <w:jc w:val="left"/>
+            </w:pPr>
+            <w:r>
+              <w:rPr>
+                <w:sz w:val="20"/>
+                <w:szCs w:val="20"/>
+              </w:rPr>
+              <w:t xml:space="preserve">VN30–VN100</w:t>
+            </w:r>
+          </w:p>
+        </w:tc>
+        <w:tc>
+          <w:tcPr/>
+          <w:p>
+            <w:pPr>
+              <w:spacing w:before="0" w:after="0" w:line="240" w:lineRule="auto"/>
+              <w:jc w:val="left"/>
+            </w:pPr>
+            <w:r>
+              <w:rPr>
+                <w:sz w:val="20"/>
+                <w:szCs w:val="20"/>
+              </w:rPr>
+              <w:t xml:space="preserve">0.77 [0.49, 1.14]</w:t>
+            </w:r>
+          </w:p>
+        </w:tc>
+        <w:tc>
+          <w:tcPr/>
+          <w:p>
+            <w:pPr>
+              <w:spacing w:before="0" w:after="0" w:line="240" w:lineRule="auto"/>
+              <w:jc w:val="left"/>
+            </w:pPr>
+            <w:r>
+              <w:rPr>
+                <w:sz w:val="20"/>
+                <w:szCs w:val="20"/>
+              </w:rPr>
+              <w:t xml:space="preserve">5.3</w:t>
+            </w:r>
+          </w:p>
+        </w:tc>
+        <w:tc>
+          <w:tcPr/>
+          <w:p>
+            <w:pPr>
+              <w:spacing w:before="0" w:after="0" w:line="240" w:lineRule="auto"/>
+              <w:jc w:val="left"/>
+            </w:pPr>
+            <w:r>
+              <w:rPr>
+                <w:sz w:val="20"/>
+                <w:szCs w:val="20"/>
+              </w:rPr>
+              <w:t xml:space="preserve">0.14</w:t>
+            </w:r>
+          </w:p>
+        </w:tc>
+      </w:tr>
+      <w:tr>
+        <w:tc>
+          <w:tcPr/>
+          <w:p>
+            <w:pPr>
+              <w:spacing w:before="0" w:after="0" w:line="240" w:lineRule="auto"/>
+              <w:jc w:val="left"/>
+            </w:pPr>
+            <w:r>
+              <w:rPr>
+                <w:sz w:val="20"/>
+                <w:szCs w:val="20"/>
+              </w:rPr>
+              <w:t xml:space="preserve">VNINDEX quartiles, calm</w:t>
+            </w:r>
+          </w:p>
+        </w:tc>
+        <w:tc>
+          <w:tcPr/>
+          <w:p>
+            <w:pPr>
+              <w:spacing w:before="0" w:after="0" w:line="240" w:lineRule="auto"/>
+              <w:jc w:val="left"/>
+            </w:pPr>
+            <w:r>
+              <w:rPr>
+                <w:sz w:val="20"/>
+                <w:szCs w:val="20"/>
+              </w:rPr>
+              <w:t xml:space="preserve">VN100–VNINDEX</w:t>
+            </w:r>
+          </w:p>
+        </w:tc>
+        <w:tc>
+          <w:tcPr/>
+          <w:p>
+            <w:pPr>
+              <w:spacing w:before="0" w:after="0" w:line="240" w:lineRule="auto"/>
+              <w:jc w:val="left"/>
+            </w:pPr>
+            <w:r>
+              <w:rPr>
+                <w:sz w:val="20"/>
+                <w:szCs w:val="20"/>
+              </w:rPr>
+              <w:t xml:space="preserve">2.14 [1.40, 3.00]</w:t>
+            </w:r>
+          </w:p>
+        </w:tc>
+        <w:tc>
+          <w:tcPr/>
+          <w:p>
+            <w:pPr>
+              <w:spacing w:before="0" w:after="0" w:line="240" w:lineRule="auto"/>
+              <w:jc w:val="left"/>
+            </w:pPr>
+            <w:r>
+              <w:rPr>
+                <w:sz w:val="20"/>
+                <w:szCs w:val="20"/>
+              </w:rPr>
+              <w:t xml:space="preserve">5.7</w:t>
+            </w:r>
+          </w:p>
+        </w:tc>
+        <w:tc>
+          <w:tcPr/>
+          <w:p>
+            <w:pPr>
+              <w:spacing w:before="0" w:after="0" w:line="240" w:lineRule="auto"/>
+              <w:jc w:val="left"/>
+            </w:pPr>
+            <w:r>
+              <w:rPr>
+                <w:sz w:val="20"/>
+                <w:szCs w:val="20"/>
+              </w:rPr>
+              <w:t xml:space="preserve">0.37</w:t>
+            </w:r>
+          </w:p>
+        </w:tc>
+      </w:tr>
+      <w:tr>
+        <w:tc>
+          <w:tcPr/>
+          <w:p>
+            <w:pPr>
+              <w:spacing w:before="0" w:after="0" w:line="240" w:lineRule="auto"/>
+              <w:jc w:val="left"/>
+            </w:pPr>
+            <w:r>
+              <w:rPr>
+                <w:sz w:val="20"/>
+                <w:szCs w:val="20"/>
+              </w:rPr>
+              <w:t xml:space="preserve">VNINDEX quartiles, calm</w:t>
+            </w:r>
+          </w:p>
+        </w:tc>
+        <w:tc>
+          <w:tcPr/>
+          <w:p>
+            <w:pPr>
+              <w:spacing w:before="0" w:after="0" w:line="240" w:lineRule="auto"/>
+              <w:jc w:val="left"/>
+            </w:pPr>
+            <w:r>
+              <w:rPr>
+                <w:sz w:val="20"/>
+                <w:szCs w:val="20"/>
+              </w:rPr>
+              <w:t xml:space="preserve">P</w:t>
+            </w:r>
+            <w:r>
+              <w:rPr>
+                <w:vertAlign w:val="subscript"/>
+                <w:sz w:val="20"/>
+                <w:szCs w:val="20"/>
+              </w:rPr>
+              <w:t xml:space="preserve">cap</w:t>
+            </w:r>
+            <w:r>
+              <w:rPr>
+                <w:sz w:val="20"/>
+                <w:szCs w:val="20"/>
+              </w:rPr>
+              <w:t xml:space="preserve">–VN30</w:t>
+            </w:r>
+          </w:p>
+        </w:tc>
+        <w:tc>
+          <w:tcPr/>
+          <w:p>
+            <w:pPr>
+              <w:spacing w:before="0" w:after="0" w:line="240" w:lineRule="auto"/>
+              <w:jc w:val="left"/>
+            </w:pPr>
+            <w:r>
+              <w:rPr>
+                <w:sz w:val="20"/>
+                <w:szCs w:val="20"/>
+              </w:rPr>
+              <w:t xml:space="preserve">9.38 [6.28, 13.27]</w:t>
+            </w:r>
+          </w:p>
+        </w:tc>
+        <w:tc>
+          <w:tcPr/>
+          <w:p>
+            <w:pPr>
+              <w:spacing w:before="0" w:after="0" w:line="240" w:lineRule="auto"/>
+              <w:jc w:val="left"/>
+            </w:pPr>
+            <w:r>
+              <w:rPr>
+                <w:sz w:val="20"/>
+                <w:szCs w:val="20"/>
+              </w:rPr>
+              <w:t xml:space="preserve">6.3</w:t>
+            </w:r>
+          </w:p>
+        </w:tc>
+        <w:tc>
+          <w:tcPr/>
+          <w:p>
+            <w:pPr>
+              <w:spacing w:before="0" w:after="0" w:line="240" w:lineRule="auto"/>
+              <w:jc w:val="left"/>
+            </w:pPr>
+            <w:r>
+              <w:rPr>
+                <w:sz w:val="20"/>
+                <w:szCs w:val="20"/>
+              </w:rPr>
+              <w:t xml:space="preserve">1.50</w:t>
+            </w:r>
+          </w:p>
+        </w:tc>
+      </w:tr>
+      <w:tr>
+        <w:tc>
+          <w:tcPr/>
+          <w:p>
+            <w:pPr>
+              <w:spacing w:before="0" w:after="0" w:line="240" w:lineRule="auto"/>
+              <w:jc w:val="left"/>
+            </w:pPr>
+            <w:r>
+              <w:rPr>
+                <w:sz w:val="20"/>
+                <w:szCs w:val="20"/>
+              </w:rPr>
+              <w:t xml:space="preserve">VNINDEX quartiles, crisis</w:t>
+            </w:r>
+          </w:p>
+        </w:tc>
+        <w:tc>
+          <w:tcPr/>
+          <w:p>
+            <w:pPr>
+              <w:spacing w:before="0" w:after="0" w:line="240" w:lineRule="auto"/>
+              <w:jc w:val="left"/>
+            </w:pPr>
+            <w:r>
+              <w:rPr>
+                <w:sz w:val="20"/>
+                <w:szCs w:val="20"/>
+              </w:rPr>
+              <w:t xml:space="preserve">VN30–VNINDEX</w:t>
+            </w:r>
+          </w:p>
+        </w:tc>
+        <w:tc>
+          <w:tcPr/>
+          <w:p>
+            <w:pPr>
+              <w:spacing w:before="0" w:after="0" w:line="240" w:lineRule="auto"/>
+              <w:jc w:val="left"/>
+            </w:pPr>
+            <w:r>
+              <w:rPr>
+                <w:sz w:val="20"/>
+                <w:szCs w:val="20"/>
+              </w:rPr>
+              <w:t xml:space="preserve">−0.71 [−0.98, −0.50]</w:t>
+            </w:r>
+          </w:p>
+        </w:tc>
+        <w:tc>
+          <w:tcPr/>
+          <w:p>
+            <w:pPr>
+              <w:spacing w:before="0" w:after="0" w:line="240" w:lineRule="auto"/>
+              <w:jc w:val="left"/>
+            </w:pPr>
+            <w:r>
+              <w:rPr>
+                <w:sz w:val="20"/>
+                <w:szCs w:val="20"/>
+              </w:rPr>
+              <w:t xml:space="preserve">8.7</w:t>
+            </w:r>
+          </w:p>
+        </w:tc>
+        <w:tc>
+          <w:tcPr/>
+          <w:p>
+            <w:pPr>
+              <w:spacing w:before="0" w:after="0" w:line="240" w:lineRule="auto"/>
+              <w:jc w:val="left"/>
+            </w:pPr>
+            <w:r>
+              <w:rPr>
+                <w:sz w:val="20"/>
+                <w:szCs w:val="20"/>
+              </w:rPr>
+              <w:t xml:space="preserve">0.08</w:t>
+            </w:r>
+          </w:p>
+        </w:tc>
+      </w:tr>
+      <w:tr>
+        <w:tc>
+          <w:tcPr/>
+          <w:p>
+            <w:pPr>
+              <w:spacing w:before="0" w:after="0" w:line="240" w:lineRule="auto"/>
+              <w:jc w:val="left"/>
+            </w:pPr>
+            <w:r>
+              <w:rPr>
+                <w:sz w:val="20"/>
+                <w:szCs w:val="20"/>
+              </w:rPr>
+              <w:t xml:space="preserve">VNINDEX quartiles, crisis</w:t>
+            </w:r>
+          </w:p>
+        </w:tc>
+        <w:tc>
+          <w:tcPr/>
+          <w:p>
+            <w:pPr>
+              <w:spacing w:before="0" w:after="0" w:line="240" w:lineRule="auto"/>
+              <w:jc w:val="left"/>
+            </w:pPr>
+            <w:r>
+              <w:rPr>
+                <w:sz w:val="20"/>
+                <w:szCs w:val="20"/>
+              </w:rPr>
+              <w:t xml:space="preserve">VN30–VN100</w:t>
+            </w:r>
+          </w:p>
+        </w:tc>
+        <w:tc>
+          <w:tcPr/>
+          <w:p>
+            <w:pPr>
+              <w:spacing w:before="0" w:after="0" w:line="240" w:lineRule="auto"/>
+              <w:jc w:val="left"/>
+            </w:pPr>
+            <w:r>
+              <w:rPr>
+                <w:sz w:val="20"/>
+                <w:szCs w:val="20"/>
+              </w:rPr>
+              <w:t xml:space="preserve">−0.20 [−0.30, −0.13]</w:t>
+            </w:r>
+          </w:p>
+        </w:tc>
+        <w:tc>
+          <w:tcPr/>
+          <w:p>
+            <w:pPr>
+              <w:spacing w:before="0" w:after="0" w:line="240" w:lineRule="auto"/>
+              <w:jc w:val="left"/>
+            </w:pPr>
+            <w:r>
+              <w:rPr>
+                <w:sz w:val="20"/>
+                <w:szCs w:val="20"/>
+              </w:rPr>
+              <w:t xml:space="preserve">8.9</w:t>
+            </w:r>
+          </w:p>
+        </w:tc>
+        <w:tc>
+          <w:tcPr/>
+          <w:p>
+            <w:pPr>
+              <w:spacing w:before="0" w:after="0" w:line="240" w:lineRule="auto"/>
+              <w:jc w:val="left"/>
+            </w:pPr>
+            <w:r>
+              <w:rPr>
+                <w:sz w:val="20"/>
+                <w:szCs w:val="20"/>
+              </w:rPr>
+              <w:t xml:space="preserve">0.02</w:t>
+            </w:r>
+          </w:p>
+        </w:tc>
+      </w:tr>
+      <w:tr>
+        <w:tc>
+          <w:tcPr/>
+          <w:p>
+            <w:pPr>
+              <w:spacing w:before="0" w:after="0" w:line="240" w:lineRule="auto"/>
+              <w:jc w:val="left"/>
+            </w:pPr>
+            <w:r>
+              <w:rPr>
+                <w:sz w:val="20"/>
+                <w:szCs w:val="20"/>
+              </w:rPr>
+              <w:t xml:space="preserve">VNINDEX quartiles, crisis</w:t>
+            </w:r>
+          </w:p>
+        </w:tc>
+        <w:tc>
+          <w:tcPr/>
+          <w:p>
+            <w:pPr>
+              <w:spacing w:before="0" w:after="0" w:line="240" w:lineRule="auto"/>
+              <w:jc w:val="left"/>
+            </w:pPr>
+            <w:r>
+              <w:rPr>
+                <w:sz w:val="20"/>
+                <w:szCs w:val="20"/>
+              </w:rPr>
+              <w:t xml:space="preserve">VN100–VNINDEX</w:t>
+            </w:r>
+          </w:p>
+        </w:tc>
+        <w:tc>
+          <w:tcPr/>
+          <w:p>
+            <w:pPr>
+              <w:spacing w:before="0" w:after="0" w:line="240" w:lineRule="auto"/>
+              <w:jc w:val="left"/>
+            </w:pPr>
+            <w:r>
+              <w:rPr>
+                <w:sz w:val="20"/>
+                <w:szCs w:val="20"/>
+              </w:rPr>
+              <w:t xml:space="preserve">−0.55 [−0.74, −0.40]</w:t>
+            </w:r>
+          </w:p>
+        </w:tc>
+        <w:tc>
+          <w:tcPr/>
+          <w:p>
+            <w:pPr>
+              <w:spacing w:before="0" w:after="0" w:line="240" w:lineRule="auto"/>
+              <w:jc w:val="left"/>
+            </w:pPr>
+            <w:r>
+              <w:rPr>
+                <w:sz w:val="20"/>
+                <w:szCs w:val="20"/>
+              </w:rPr>
+              <w:t xml:space="preserve">8.9</w:t>
+            </w:r>
+          </w:p>
+        </w:tc>
+        <w:tc>
+          <w:tcPr/>
+          <w:p>
+            <w:pPr>
+              <w:spacing w:before="0" w:after="0" w:line="240" w:lineRule="auto"/>
+              <w:jc w:val="left"/>
+            </w:pPr>
+            <w:r>
+              <w:rPr>
+                <w:sz w:val="20"/>
+                <w:szCs w:val="20"/>
+              </w:rPr>
+              <w:t xml:space="preserve">0.06</w:t>
+            </w:r>
+          </w:p>
+        </w:tc>
+      </w:tr>
+      <w:tr>
+        <w:tc>
+          <w:tcPr/>
+          <w:p>
+            <w:pPr>
+              <w:spacing w:before="0" w:after="0" w:line="240" w:lineRule="auto"/>
+              <w:jc w:val="left"/>
+            </w:pPr>
+            <w:r>
+              <w:rPr>
+                <w:sz w:val="20"/>
+                <w:szCs w:val="20"/>
+              </w:rPr>
+              <w:t xml:space="preserve">VNINDEX quartiles, crisis</w:t>
+            </w:r>
+          </w:p>
+        </w:tc>
+        <w:tc>
+          <w:tcPr/>
+          <w:p>
+            <w:pPr>
+              <w:spacing w:before="0" w:after="0" w:line="240" w:lineRule="auto"/>
+              <w:jc w:val="left"/>
+            </w:pPr>
+            <w:r>
+              <w:rPr>
+                <w:sz w:val="20"/>
+                <w:szCs w:val="20"/>
+              </w:rPr>
+              <w:t xml:space="preserve">P</w:t>
+            </w:r>
+            <w:r>
+              <w:rPr>
+                <w:vertAlign w:val="subscript"/>
+                <w:sz w:val="20"/>
+                <w:szCs w:val="20"/>
+              </w:rPr>
+              <w:t xml:space="preserve">cap</w:t>
+            </w:r>
+            <w:r>
+              <w:rPr>
+                <w:sz w:val="20"/>
+                <w:szCs w:val="20"/>
+              </w:rPr>
+              <w:t xml:space="preserve">–VN30</w:t>
+            </w:r>
+          </w:p>
+        </w:tc>
+        <w:tc>
+          <w:tcPr/>
+          <w:p>
+            <w:pPr>
+              <w:spacing w:before="0" w:after="0" w:line="240" w:lineRule="auto"/>
+              <w:jc w:val="left"/>
+            </w:pPr>
+            <w:r>
+              <w:rPr>
+                <w:sz w:val="20"/>
+                <w:szCs w:val="20"/>
+              </w:rPr>
+              <w:t xml:space="preserve">−2.07 [−2.88, −1.40]</w:t>
+            </w:r>
+          </w:p>
+        </w:tc>
+        <w:tc>
+          <w:tcPr/>
+          <w:p>
+            <w:pPr>
+              <w:spacing w:before="0" w:after="0" w:line="240" w:lineRule="auto"/>
+              <w:jc w:val="left"/>
+            </w:pPr>
+            <w:r>
+              <w:rPr>
+                <w:sz w:val="20"/>
+                <w:szCs w:val="20"/>
+              </w:rPr>
+              <w:t xml:space="preserve">8.8</w:t>
+            </w:r>
+          </w:p>
+        </w:tc>
+        <w:tc>
+          <w:tcPr/>
+          <w:p>
+            <w:pPr>
+              <w:spacing w:before="0" w:after="0" w:line="240" w:lineRule="auto"/>
+              <w:jc w:val="left"/>
+            </w:pPr>
+            <w:r>
+              <w:rPr>
+                <w:sz w:val="20"/>
+                <w:szCs w:val="20"/>
+              </w:rPr>
+              <w:t xml:space="preserve">0.23</w:t>
+            </w:r>
+          </w:p>
+        </w:tc>
+      </w:tr>
+    </w:tbl>
+    <w:p>
+      <w:pPr>
+        <w:pStyle w:val="Compact"/>
+      </w:pPr>
+      <w:r>
+        <w:rPr>
+          <w:sz w:val="20"/>
+          <w:szCs w:val="20"/>
+        </w:rPr>
+        <w:t xml:space="preserve">Notes: Equally weighted positions; intervals from joint resampling of the full sample. Source: Authors’ calculations.</w:t>
+      </w:r>
+    </w:p>
+    <w:p>
+      <w:pPr>
+        <w:pStyle w:val="tablecaption0"/>
+      </w:pPr>
+      <w:r>
+        <w:rPr>
+          <w:bCs/>
+          <w:b/>
+        </w:rPr>
+        <w:t xml:space="preserve">Table S15</w:t>
+      </w:r>
+      <w:r>
+        <w:t xml:space="preserve"> </w:t>
+      </w:r>
+      <w:r>
+        <w:t xml:space="preserve">Sensitivity of the M30 slope intervals to the bootstrap block length</w:t>
+      </w:r>
+    </w:p>
+    <w:tbl>
+      <w:tblPr>
+        <w:tblStyle w:val="TableGrid"/>
+        <w:tblW w:type="auto" w:w="0"/>
+        <w:tblLook w:firstRow="1" w:lastRow="0" w:firstColumn="0" w:lastColumn="0" w:noHBand="0" w:noVBand="0" w:val="0020"/>
+        <w:jc w:val="start"/>
+      </w:tblPr>
+      <w:tblGrid>
+        <w:gridCol w:w="1980"/>
+        <w:gridCol w:w="1980"/>
+        <w:gridCol w:w="1980"/>
+        <w:gridCol w:w="1980"/>
+      </w:tblGrid>
+      <w:tr>
+        <w:trPr>
+          <w:tblHeader w:val="true"/>
+        </w:trPr>
+        <w:tc>
+          <w:tcPr/>
+          <w:p>
+            <w:pPr>
+              <w:spacing w:before="0" w:after="0" w:line="240" w:lineRule="auto"/>
+              <w:jc w:val="left"/>
+            </w:pPr>
+            <w:r>
+              <w:rPr>
+                <w:sz w:val="20"/>
+                <w:szCs w:val="20"/>
+              </w:rPr>
+              <w:t xml:space="preserve">Mean block length (days)</w:t>
+            </w:r>
+          </w:p>
+        </w:tc>
+        <w:tc>
+          <w:tcPr/>
+          <w:p>
+            <w:pPr>
+              <w:spacing w:before="0" w:after="0" w:line="240" w:lineRule="auto"/>
+              <w:jc w:val="left"/>
+            </w:pPr>
+            <w:r>
+              <w:rPr>
+                <w:sz w:val="20"/>
+                <w:szCs w:val="20"/>
+              </w:rPr>
+              <w:t xml:space="preserve">Pair</w:t>
+            </w:r>
+          </w:p>
+        </w:tc>
+        <w:tc>
+          <w:tcPr/>
+          <w:p>
+            <w:pPr>
+              <w:spacing w:before="0" w:after="0" w:line="240" w:lineRule="auto"/>
+              <w:jc w:val="left"/>
+            </w:pPr>
+            <w:r>
+              <w:rPr>
+                <w:sz w:val="20"/>
+                <w:szCs w:val="20"/>
+              </w:rPr>
+              <w:t xml:space="preserve">Slope [95% CI]</w:t>
+            </w:r>
+          </w:p>
+        </w:tc>
+        <w:tc>
+          <w:tcPr/>
+          <w:p>
+            <w:pPr>
+              <w:spacing w:before="0" w:after="0" w:line="240" w:lineRule="auto"/>
+              <w:jc w:val="left"/>
+            </w:pPr>
+            <w:r>
+              <w:rPr>
+                <w:sz w:val="20"/>
+                <w:szCs w:val="20"/>
+              </w:rPr>
+              <w:t xml:space="preserve">p (studentized)</w:t>
+            </w:r>
+          </w:p>
+        </w:tc>
+      </w:tr>
+      <w:tr>
+        <w:tc>
+          <w:tcPr/>
+          <w:p>
+            <w:pPr>
+              <w:spacing w:before="0" w:after="0" w:line="240" w:lineRule="auto"/>
+              <w:jc w:val="left"/>
+            </w:pPr>
+            <w:r>
+              <w:rPr>
+                <w:sz w:val="20"/>
+                <w:szCs w:val="20"/>
+              </w:rPr>
+              <w:t xml:space="preserve">5</w:t>
+            </w:r>
+          </w:p>
+        </w:tc>
+        <w:tc>
+          <w:tcPr/>
+          <w:p>
+            <w:pPr>
+              <w:spacing w:before="0" w:after="0" w:line="240" w:lineRule="auto"/>
+              <w:jc w:val="left"/>
+            </w:pPr>
+            <w:r>
+              <w:rPr>
+                <w:sz w:val="20"/>
+                <w:szCs w:val="20"/>
+              </w:rPr>
+              <w:t xml:space="preserve">VN30–VNINDEX</w:t>
+            </w:r>
+          </w:p>
+        </w:tc>
+        <w:tc>
+          <w:tcPr/>
+          <w:p>
+            <w:pPr>
+              <w:spacing w:before="0" w:after="0" w:line="240" w:lineRule="auto"/>
+              <w:jc w:val="left"/>
+            </w:pPr>
+            <w:r>
+              <w:rPr>
+                <w:sz w:val="20"/>
+                <w:szCs w:val="20"/>
+              </w:rPr>
+              <w:t xml:space="preserve">0.0022 [0.0007, 0.0037]</w:t>
+            </w:r>
+          </w:p>
+        </w:tc>
+        <w:tc>
+          <w:tcPr/>
+          <w:p>
+            <w:pPr>
+              <w:spacing w:before="0" w:after="0" w:line="240" w:lineRule="auto"/>
+              <w:jc w:val="left"/>
+            </w:pPr>
+            <w:r>
+              <w:rPr>
+                <w:sz w:val="20"/>
+                <w:szCs w:val="20"/>
+              </w:rPr>
+              <w:t xml:space="preserve">0.007</w:t>
+            </w:r>
+          </w:p>
+        </w:tc>
+      </w:tr>
+      <w:tr>
+        <w:tc>
+          <w:tcPr/>
+          <w:p>
+            <w:pPr>
+              <w:spacing w:before="0" w:after="0" w:line="240" w:lineRule="auto"/>
+              <w:jc w:val="left"/>
+            </w:pPr>
+            <w:r>
+              <w:rPr>
+                <w:sz w:val="20"/>
+                <w:szCs w:val="20"/>
+              </w:rPr>
+              <w:t xml:space="preserve">5</w:t>
+            </w:r>
+          </w:p>
+        </w:tc>
+        <w:tc>
+          <w:tcPr/>
+          <w:p>
+            <w:pPr>
+              <w:spacing w:before="0" w:after="0" w:line="240" w:lineRule="auto"/>
+              <w:jc w:val="left"/>
+            </w:pPr>
+            <w:r>
+              <w:rPr>
+                <w:sz w:val="20"/>
+                <w:szCs w:val="20"/>
+              </w:rPr>
+              <w:t xml:space="preserve">VN100–VNINDEX</w:t>
+            </w:r>
+          </w:p>
+        </w:tc>
+        <w:tc>
+          <w:tcPr/>
+          <w:p>
+            <w:pPr>
+              <w:spacing w:before="0" w:after="0" w:line="240" w:lineRule="auto"/>
+              <w:jc w:val="left"/>
+            </w:pPr>
+            <w:r>
+              <w:rPr>
+                <w:sz w:val="20"/>
+                <w:szCs w:val="20"/>
+              </w:rPr>
+              <w:t xml:space="preserve">0.0022 [0.0010, 0.0030]</w:t>
+            </w:r>
+          </w:p>
+        </w:tc>
+        <w:tc>
+          <w:tcPr/>
+          <w:p>
+            <w:pPr>
+              <w:spacing w:before="0" w:after="0" w:line="240" w:lineRule="auto"/>
+              <w:jc w:val="left"/>
+            </w:pPr>
+            <w:r>
+              <w:rPr>
+                <w:sz w:val="20"/>
+                <w:szCs w:val="20"/>
+              </w:rPr>
+              <w:t xml:space="preserve">&lt; 0.001</w:t>
+            </w:r>
+          </w:p>
+        </w:tc>
+      </w:tr>
+      <w:tr>
+        <w:tc>
+          <w:tcPr/>
+          <w:p>
+            <w:pPr>
+              <w:spacing w:before="0" w:after="0" w:line="240" w:lineRule="auto"/>
+              <w:jc w:val="left"/>
+            </w:pPr>
+            <w:r>
+              <w:rPr>
+                <w:sz w:val="20"/>
+                <w:szCs w:val="20"/>
+              </w:rPr>
+              <w:t xml:space="preserve">5</w:t>
+            </w:r>
+          </w:p>
+        </w:tc>
+        <w:tc>
+          <w:tcPr/>
+          <w:p>
+            <w:pPr>
+              <w:spacing w:before="0" w:after="0" w:line="240" w:lineRule="auto"/>
+              <w:jc w:val="left"/>
+            </w:pPr>
+            <w:r>
+              <w:rPr>
+                <w:sz w:val="20"/>
+                <w:szCs w:val="20"/>
+              </w:rPr>
+              <w:t xml:space="preserve">VN30–VN100</w:t>
+            </w:r>
+          </w:p>
+        </w:tc>
+        <w:tc>
+          <w:tcPr/>
+          <w:p>
+            <w:pPr>
+              <w:spacing w:before="0" w:after="0" w:line="240" w:lineRule="auto"/>
+              <w:jc w:val="left"/>
+            </w:pPr>
+            <w:r>
+              <w:rPr>
+                <w:sz w:val="20"/>
+                <w:szCs w:val="20"/>
+              </w:rPr>
+              <w:t xml:space="preserve">−0.0001 [−0.0007, 0.0006]</w:t>
+            </w:r>
+          </w:p>
+        </w:tc>
+        <w:tc>
+          <w:tcPr/>
+          <w:p>
+            <w:pPr>
+              <w:spacing w:before="0" w:after="0" w:line="240" w:lineRule="auto"/>
+              <w:jc w:val="left"/>
+            </w:pPr>
+            <w:r>
+              <w:rPr>
+                <w:sz w:val="20"/>
+                <w:szCs w:val="20"/>
+              </w:rPr>
+              <w:t xml:space="preserve">0.843</w:t>
+            </w:r>
+          </w:p>
+        </w:tc>
+      </w:tr>
+      <w:tr>
+        <w:tc>
+          <w:tcPr/>
+          <w:p>
+            <w:pPr>
+              <w:spacing w:before="0" w:after="0" w:line="240" w:lineRule="auto"/>
+              <w:jc w:val="left"/>
+            </w:pPr>
+            <w:r>
+              <w:rPr>
+                <w:sz w:val="20"/>
+                <w:szCs w:val="20"/>
+              </w:rPr>
+              <w:t xml:space="preserve">5</w:t>
+            </w:r>
+          </w:p>
+        </w:tc>
+        <w:tc>
+          <w:tcPr/>
+          <w:p>
+            <w:pPr>
+              <w:spacing w:before="0" w:after="0" w:line="240" w:lineRule="auto"/>
+              <w:jc w:val="left"/>
+            </w:pPr>
+            <w:r>
+              <w:rPr>
+                <w:sz w:val="20"/>
+                <w:szCs w:val="20"/>
+              </w:rPr>
+              <w:t xml:space="preserve">P</w:t>
+            </w:r>
+            <w:r>
+              <w:rPr>
+                <w:vertAlign w:val="subscript"/>
+                <w:sz w:val="20"/>
+                <w:szCs w:val="20"/>
+              </w:rPr>
+              <w:t xml:space="preserve">cap</w:t>
+            </w:r>
+            <w:r>
+              <w:rPr>
+                <w:sz w:val="20"/>
+                <w:szCs w:val="20"/>
+              </w:rPr>
+              <w:t xml:space="preserve">–VN30</w:t>
+            </w:r>
+          </w:p>
+        </w:tc>
+        <w:tc>
+          <w:tcPr/>
+          <w:p>
+            <w:pPr>
+              <w:spacing w:before="0" w:after="0" w:line="240" w:lineRule="auto"/>
+              <w:jc w:val="left"/>
+            </w:pPr>
+            <w:r>
+              <w:rPr>
+                <w:sz w:val="20"/>
+                <w:szCs w:val="20"/>
+              </w:rPr>
+              <w:t xml:space="preserve">0.0017 [−0.0030, 0.0072]</w:t>
+            </w:r>
+          </w:p>
+        </w:tc>
+        <w:tc>
+          <w:tcPr/>
+          <w:p>
+            <w:pPr>
+              <w:spacing w:before="0" w:after="0" w:line="240" w:lineRule="auto"/>
+              <w:jc w:val="left"/>
+            </w:pPr>
+            <w:r>
+              <w:rPr>
+                <w:sz w:val="20"/>
+                <w:szCs w:val="20"/>
+              </w:rPr>
+              <w:t xml:space="preserve">0.530</w:t>
+            </w:r>
+          </w:p>
+        </w:tc>
+      </w:tr>
+      <w:tr>
+        <w:tc>
+          <w:tcPr/>
+          <w:p>
+            <w:pPr>
+              <w:spacing w:before="0" w:after="0" w:line="240" w:lineRule="auto"/>
+              <w:jc w:val="left"/>
+            </w:pPr>
+            <w:r>
+              <w:rPr>
+                <w:sz w:val="20"/>
+                <w:szCs w:val="20"/>
+              </w:rPr>
+              <w:t xml:space="preserve">40</w:t>
+            </w:r>
+          </w:p>
+        </w:tc>
+        <w:tc>
+          <w:tcPr/>
+          <w:p>
+            <w:pPr>
+              <w:spacing w:before="0" w:after="0" w:line="240" w:lineRule="auto"/>
+              <w:jc w:val="left"/>
+            </w:pPr>
+            <w:r>
+              <w:rPr>
+                <w:sz w:val="20"/>
+                <w:szCs w:val="20"/>
+              </w:rPr>
+              <w:t xml:space="preserve">VN30–VNINDEX</w:t>
+            </w:r>
+          </w:p>
+        </w:tc>
+        <w:tc>
+          <w:tcPr/>
+          <w:p>
+            <w:pPr>
+              <w:spacing w:before="0" w:after="0" w:line="240" w:lineRule="auto"/>
+              <w:jc w:val="left"/>
+            </w:pPr>
+            <w:r>
+              <w:rPr>
+                <w:sz w:val="20"/>
+                <w:szCs w:val="20"/>
+              </w:rPr>
+              <w:t xml:space="preserve">0.0022 [0.0007, 0.0043]</w:t>
+            </w:r>
+          </w:p>
+        </w:tc>
+        <w:tc>
+          <w:tcPr/>
+          <w:p>
+            <w:pPr>
+              <w:spacing w:before="0" w:after="0" w:line="240" w:lineRule="auto"/>
+              <w:jc w:val="left"/>
+            </w:pPr>
+            <w:r>
+              <w:rPr>
+                <w:sz w:val="20"/>
+                <w:szCs w:val="20"/>
+              </w:rPr>
+              <w:t xml:space="preserve">0.011</w:t>
+            </w:r>
+          </w:p>
+        </w:tc>
+      </w:tr>
+      <w:tr>
+        <w:tc>
+          <w:tcPr/>
+          <w:p>
+            <w:pPr>
+              <w:spacing w:before="0" w:after="0" w:line="240" w:lineRule="auto"/>
+              <w:jc w:val="left"/>
+            </w:pPr>
+            <w:r>
+              <w:rPr>
+                <w:sz w:val="20"/>
+                <w:szCs w:val="20"/>
+              </w:rPr>
+              <w:t xml:space="preserve">40</w:t>
+            </w:r>
+          </w:p>
+        </w:tc>
+        <w:tc>
+          <w:tcPr/>
+          <w:p>
+            <w:pPr>
+              <w:spacing w:before="0" w:after="0" w:line="240" w:lineRule="auto"/>
+              <w:jc w:val="left"/>
+            </w:pPr>
+            <w:r>
+              <w:rPr>
+                <w:sz w:val="20"/>
+                <w:szCs w:val="20"/>
+              </w:rPr>
+              <w:t xml:space="preserve">VN100–VNINDEX</w:t>
+            </w:r>
+          </w:p>
+        </w:tc>
+        <w:tc>
+          <w:tcPr/>
+          <w:p>
+            <w:pPr>
+              <w:spacing w:before="0" w:after="0" w:line="240" w:lineRule="auto"/>
+              <w:jc w:val="left"/>
+            </w:pPr>
+            <w:r>
+              <w:rPr>
+                <w:sz w:val="20"/>
+                <w:szCs w:val="20"/>
+              </w:rPr>
+              <w:t xml:space="preserve">0.0022 [0.0012, 0.0034]</w:t>
+            </w:r>
+          </w:p>
+        </w:tc>
+        <w:tc>
+          <w:tcPr/>
+          <w:p>
+            <w:pPr>
+              <w:spacing w:before="0" w:after="0" w:line="240" w:lineRule="auto"/>
+              <w:jc w:val="left"/>
+            </w:pPr>
+            <w:r>
+              <w:rPr>
+                <w:sz w:val="20"/>
+                <w:szCs w:val="20"/>
+              </w:rPr>
+              <w:t xml:space="preserve">&lt; 0.001</w:t>
+            </w:r>
+          </w:p>
+        </w:tc>
+      </w:tr>
+      <w:tr>
+        <w:tc>
+          <w:tcPr/>
+          <w:p>
+            <w:pPr>
+              <w:spacing w:before="0" w:after="0" w:line="240" w:lineRule="auto"/>
+              <w:jc w:val="left"/>
+            </w:pPr>
+            <w:r>
+              <w:rPr>
+                <w:sz w:val="20"/>
+                <w:szCs w:val="20"/>
+              </w:rPr>
+              <w:t xml:space="preserve">40</w:t>
+            </w:r>
+          </w:p>
+        </w:tc>
+        <w:tc>
+          <w:tcPr/>
+          <w:p>
+            <w:pPr>
+              <w:spacing w:before="0" w:after="0" w:line="240" w:lineRule="auto"/>
+              <w:jc w:val="left"/>
+            </w:pPr>
+            <w:r>
+              <w:rPr>
+                <w:sz w:val="20"/>
+                <w:szCs w:val="20"/>
+              </w:rPr>
+              <w:t xml:space="preserve">VN30–VN100</w:t>
+            </w:r>
+          </w:p>
+        </w:tc>
+        <w:tc>
+          <w:tcPr/>
+          <w:p>
+            <w:pPr>
+              <w:spacing w:before="0" w:after="0" w:line="240" w:lineRule="auto"/>
+              <w:jc w:val="left"/>
+            </w:pPr>
+            <w:r>
+              <w:rPr>
+                <w:sz w:val="20"/>
+                <w:szCs w:val="20"/>
+              </w:rPr>
+              <w:t xml:space="preserve">−0.0001 [−0.0006, 0.0007]</w:t>
+            </w:r>
+          </w:p>
+        </w:tc>
+        <w:tc>
+          <w:tcPr/>
+          <w:p>
+            <w:pPr>
+              <w:spacing w:before="0" w:after="0" w:line="240" w:lineRule="auto"/>
+              <w:jc w:val="left"/>
+            </w:pPr>
+            <w:r>
+              <w:rPr>
+                <w:sz w:val="20"/>
+                <w:szCs w:val="20"/>
+              </w:rPr>
+              <w:t xml:space="preserve">0.843</w:t>
+            </w:r>
+          </w:p>
+        </w:tc>
+      </w:tr>
+      <w:tr>
+        <w:tc>
+          <w:tcPr/>
+          <w:p>
+            <w:pPr>
+              <w:spacing w:before="0" w:after="0" w:line="240" w:lineRule="auto"/>
+              <w:jc w:val="left"/>
+            </w:pPr>
+            <w:r>
+              <w:rPr>
+                <w:sz w:val="20"/>
+                <w:szCs w:val="20"/>
+              </w:rPr>
+              <w:t xml:space="preserve">40</w:t>
+            </w:r>
+          </w:p>
+        </w:tc>
+        <w:tc>
+          <w:tcPr/>
+          <w:p>
+            <w:pPr>
+              <w:spacing w:before="0" w:after="0" w:line="240" w:lineRule="auto"/>
+              <w:jc w:val="left"/>
+            </w:pPr>
+            <w:r>
+              <w:rPr>
+                <w:sz w:val="20"/>
+                <w:szCs w:val="20"/>
+              </w:rPr>
+              <w:t xml:space="preserve">P</w:t>
+            </w:r>
+            <w:r>
+              <w:rPr>
+                <w:vertAlign w:val="subscript"/>
+                <w:sz w:val="20"/>
+                <w:szCs w:val="20"/>
+              </w:rPr>
+              <w:t xml:space="preserve">cap</w:t>
+            </w:r>
+            <w:r>
+              <w:rPr>
+                <w:sz w:val="20"/>
+                <w:szCs w:val="20"/>
+              </w:rPr>
+              <w:t xml:space="preserve">–VN30</w:t>
+            </w:r>
+          </w:p>
+        </w:tc>
+        <w:tc>
+          <w:tcPr/>
+          <w:p>
+            <w:pPr>
+              <w:spacing w:before="0" w:after="0" w:line="240" w:lineRule="auto"/>
+              <w:jc w:val="left"/>
+            </w:pPr>
+            <w:r>
+              <w:rPr>
+                <w:sz w:val="20"/>
+                <w:szCs w:val="20"/>
+              </w:rPr>
+              <w:t xml:space="preserve">0.0017 [−0.0028, 0.0087]</w:t>
+            </w:r>
+          </w:p>
+        </w:tc>
+        <w:tc>
+          <w:tcPr/>
+          <w:p>
+            <w:pPr>
+              <w:spacing w:before="0" w:after="0" w:line="240" w:lineRule="auto"/>
+              <w:jc w:val="left"/>
+            </w:pPr>
+            <w:r>
+              <w:rPr>
+                <w:sz w:val="20"/>
+                <w:szCs w:val="20"/>
+              </w:rPr>
+              <w:t xml:space="preserve">0.550</w:t>
+            </w:r>
+          </w:p>
+        </w:tc>
+      </w:tr>
+    </w:tbl>
+    <w:p>
+      <w:pPr>
+        <w:pStyle w:val="Compact"/>
+      </w:pPr>
+      <w:r>
+        <w:rPr>
+          <w:sz w:val="20"/>
+          <w:szCs w:val="20"/>
+        </w:rPr>
+        <w:t xml:space="preserve">Notes: Reliable-range slopes of Eq. (13); 199 replicates per block length. Source: Authors’ calculations.</w:t>
       </w:r>
     </w:p>
     <w:p>

--- a/Python for Algorithmic Trading/NCKH/Bài stock toán/project_R/docx_build/r2/supplementary_material.docx
+++ b/Python for Algorithmic Trading/NCKH/Bài stock toán/project_R/docx_build/r2/supplementary_material.docx
@@ -1466,7 +1466,7 @@
                 <w:sz w:val="20"/>
                 <w:szCs w:val="20"/>
               </w:rPr>
-              <w:t xml:space="preserve">Pearson ρ̲ (1D)</w:t>
+              <w:t xml:space="preserve">Pearson ρ̲</w:t>
             </w:r>
           </w:p>
         </w:tc>
@@ -10034,7 +10034,7 @@
           <w:sz w:val="20"/>
           <w:szCs w:val="20"/>
         </w:rPr>
-        <w:t xml:space="preserve">Notes: First bar: overnight return and opening auction; last bar: closing auction; 199 block-bootstrap replicates; differences are computed within the same replicates. Source: Authors’ calculations.</w:t>
+        <w:t xml:space="preserve">Notes: First bar: overnight return and opening auction; last bar: closing auction; 199 block-bootstrap replicates, drawn separately from Table 6, with differences computed within the same replicates and the full-sample thresholds of Table 3. Source: Authors’ calculations.</w:t>
       </w:r>
     </w:p>
     <w:p>

--- a/Python for Algorithmic Trading/NCKH/Bài stock toán/project_R/docx_build/r2/supplementary_material.docx
+++ b/Python for Algorithmic Trading/NCKH/Bài stock toán/project_R/docx_build/r2/supplementary_material.docx
@@ -5877,7 +5877,7 @@
           <w:sz w:val="20"/>
           <w:szCs w:val="20"/>
         </w:rPr>
-        <w:t xml:space="preserve">Notes: Bootstrap draws are separate from Table 4, so intervals differ by Monte Carlo error. Source: Authors’ calculations.</w:t>
+        <w:t xml:space="preserve">Notes: Daily rows: 499 replicates; 30-minute rows: 199 replicates; draws are separate from Table 4, so intervals differ by Monte Carlo error. Source: Authors’ calculations.</w:t>
       </w:r>
     </w:p>
     <w:p>

--- a/Python for Algorithmic Trading/NCKH/Bài stock toán/project_R/docx_build/r2/supplementary_material.docx
+++ b/Python for Algorithmic Trading/NCKH/Bài stock toán/project_R/docx_build/r2/supplementary_material.docx
@@ -15920,7 +15920,7 @@
           <w:sz w:val="24"/>
           <w:szCs w:val="24"/>
         </w:rPr>
-        <w:t xml:space="preserve">–VN30 range exceeds the 95th surrogate percentile only at 1D, and the nested pairs in 2 of 12 cases. Because absolute local covariances can create spurious multifractality (Oświęcimka et al. 2014), these results are descriptive.</w:t>
+        <w:t xml:space="preserve">–VN30 range exceeds the 95th surrogate percentile only at 1D, and the nested-pair ranges do so in 2 of 12 cases. Because absolute local covariances can create spurious multifractality (Oświęcimka et al. 2014), we treat these results as descriptive.</w:t>
       </w:r>
     </w:p>
     <w:p>

--- a/Python for Algorithmic Trading/NCKH/Bài stock toán/project_R/docx_build/r2/supplementary_material.docx
+++ b/Python for Algorithmic Trading/NCKH/Bài stock toán/project_R/docx_build/r2/supplementary_material.docx
@@ -46,7 +46,7 @@
           <w:sz w:val="24"/>
           <w:szCs w:val="24"/>
         </w:rPr>
-        <w:t xml:space="preserve">This document accompanies the article and reports robustness checks referred to in the main text. All numbers come from the R outputs listed in the replication package (Online Resource 1).</w:t>
+        <w:t xml:space="preserve">This document accompanies the article and reports the robustness checks cited in the main text. All numbers come from the R outputs listed in the replication package (Online Resource 1).</w:t>
       </w:r>
     </w:p>
     <w:p>
@@ -5320,7 +5320,7 @@
         <w:t xml:space="preserve"> </w:t>
       </w:r>
       <w:r>
-        <w:t xml:space="preserve">Sensitivity of the gap interval to the bootstrap block length</w:t>
+        <w:t xml:space="preserve">Sensitivity of the three-pair gap interval to the bootstrap block length</w:t>
       </w:r>
     </w:p>
     <w:tbl>
@@ -10340,14 +10340,7 @@
           <w:sz w:val="20"/>
           <w:szCs w:val="20"/>
         </w:rPr>
-        <w:t xml:space="preserve"> </w:t>
-      </w:r>
-      <w:r>
-        <w:rPr>
-          <w:sz w:val="20"/>
-          <w:szCs w:val="20"/>
-        </w:rPr>
-        <w:t xml:space="preserve">replaces w by the VN30–VN100 correlation (0.9865–0.9885); P</w:t>
+        <w:t xml:space="preserve">: w replaced by the VN30–VN100 correlation (0.9865–0.9885); P</w:t>
       </w:r>
       <w:r>
         <w:rPr>
@@ -10384,14 +10377,7 @@
           <w:sz w:val="20"/>
           <w:szCs w:val="20"/>
         </w:rPr>
-        <w:t xml:space="preserve"> </w:t>
-      </w:r>
-      <w:r>
-        <w:rPr>
-          <w:sz w:val="20"/>
-          <w:szCs w:val="20"/>
-        </w:rPr>
-        <w:t xml:space="preserve">is the residual of B on A. Source: Authors’ calculations.</w:t>
+        <w:t xml:space="preserve">: residual of B on A. Source: Authors’ calculations.</w:t>
       </w:r>
     </w:p>
     <w:p>

--- a/Python for Algorithmic Trading/NCKH/Bài stock toán/project_R/docx_build/r2/supplementary_material.docx
+++ b/Python for Algorithmic Trading/NCKH/Bài stock toán/project_R/docx_build/r2/supplementary_material.docx
@@ -75,17 +75,19 @@
         <w:jc w:val="start"/>
       </w:tblPr>
       <w:tblGrid>
-        <w:gridCol w:w="1980"/>
-        <w:gridCol w:w="1980"/>
-        <w:gridCol w:w="1980"/>
-        <w:gridCol w:w="1980"/>
+        <w:gridCol w:w="2152"/>
+        <w:gridCol w:w="1902"/>
+        <w:gridCol w:w="3403"/>
+        <w:gridCol w:w="1902"/>
       </w:tblGrid>
       <w:tr>
         <w:trPr>
           <w:tblHeader w:val="true"/>
         </w:trPr>
         <w:tc>
-          <w:tcPr/>
+          <w:tcPr>
+            <w:tcW w:w="2152" w:type="dxa"/>
+          </w:tcPr>
           <w:p>
             <w:pPr>
               <w:spacing w:before="0" w:after="0" w:line="240" w:lineRule="auto"/>
@@ -101,7 +103,9 @@
           </w:p>
         </w:tc>
         <w:tc>
-          <w:tcPr/>
+          <w:tcPr>
+            <w:tcW w:w="1902" w:type="dxa"/>
+          </w:tcPr>
           <w:p>
             <w:pPr>
               <w:spacing w:before="0" w:after="0" w:line="240" w:lineRule="auto"/>
@@ -117,7 +121,9 @@
           </w:p>
         </w:tc>
         <w:tc>
-          <w:tcPr/>
+          <w:tcPr>
+            <w:tcW w:w="3403" w:type="dxa"/>
+          </w:tcPr>
           <w:p>
             <w:pPr>
               <w:spacing w:before="0" w:after="0" w:line="240" w:lineRule="auto"/>
@@ -133,7 +139,9 @@
           </w:p>
         </w:tc>
         <w:tc>
-          <w:tcPr/>
+          <w:tcPr>
+            <w:tcW w:w="1902" w:type="dxa"/>
+          </w:tcPr>
           <w:p>
             <w:pPr>
               <w:spacing w:before="0" w:after="0" w:line="240" w:lineRule="auto"/>
@@ -151,7 +159,9 @@
       </w:tr>
       <w:tr>
         <w:tc>
-          <w:tcPr/>
+          <w:tcPr>
+            <w:tcW w:w="2152" w:type="dxa"/>
+          </w:tcPr>
           <w:p>
             <w:pPr>
               <w:spacing w:before="0" w:after="0" w:line="240" w:lineRule="auto"/>
@@ -167,7 +177,9 @@
           </w:p>
         </w:tc>
         <w:tc>
-          <w:tcPr/>
+          <w:tcPr>
+            <w:tcW w:w="1902" w:type="dxa"/>
+          </w:tcPr>
           <w:p>
             <w:pPr>
               <w:spacing w:before="0" w:after="0" w:line="240" w:lineRule="auto"/>
@@ -183,7 +195,9 @@
           </w:p>
         </w:tc>
         <w:tc>
-          <w:tcPr/>
+          <w:tcPr>
+            <w:tcW w:w="3403" w:type="dxa"/>
+          </w:tcPr>
           <w:p>
             <w:pPr>
               <w:spacing w:before="0" w:after="0" w:line="240" w:lineRule="auto"/>
@@ -199,7 +213,9 @@
           </w:p>
         </w:tc>
         <w:tc>
-          <w:tcPr/>
+          <w:tcPr>
+            <w:tcW w:w="1902" w:type="dxa"/>
+          </w:tcPr>
           <w:p>
             <w:pPr>
               <w:spacing w:before="0" w:after="0" w:line="240" w:lineRule="auto"/>
@@ -217,7 +233,9 @@
       </w:tr>
       <w:tr>
         <w:tc>
-          <w:tcPr/>
+          <w:tcPr>
+            <w:tcW w:w="2152" w:type="dxa"/>
+          </w:tcPr>
           <w:p>
             <w:pPr>
               <w:spacing w:before="0" w:after="0" w:line="240" w:lineRule="auto"/>
@@ -233,7 +251,9 @@
           </w:p>
         </w:tc>
         <w:tc>
-          <w:tcPr/>
+          <w:tcPr>
+            <w:tcW w:w="1902" w:type="dxa"/>
+          </w:tcPr>
           <w:p>
             <w:pPr>
               <w:spacing w:before="0" w:after="0" w:line="240" w:lineRule="auto"/>
@@ -249,7 +269,9 @@
           </w:p>
         </w:tc>
         <w:tc>
-          <w:tcPr/>
+          <w:tcPr>
+            <w:tcW w:w="3403" w:type="dxa"/>
+          </w:tcPr>
           <w:p>
             <w:pPr>
               <w:spacing w:before="0" w:after="0" w:line="240" w:lineRule="auto"/>
@@ -265,7 +287,9 @@
           </w:p>
         </w:tc>
         <w:tc>
-          <w:tcPr/>
+          <w:tcPr>
+            <w:tcW w:w="1902" w:type="dxa"/>
+          </w:tcPr>
           <w:p>
             <w:pPr>
               <w:spacing w:before="0" w:after="0" w:line="240" w:lineRule="auto"/>
@@ -283,7 +307,9 @@
       </w:tr>
       <w:tr>
         <w:tc>
-          <w:tcPr/>
+          <w:tcPr>
+            <w:tcW w:w="2152" w:type="dxa"/>
+          </w:tcPr>
           <w:p>
             <w:pPr>
               <w:spacing w:before="0" w:after="0" w:line="240" w:lineRule="auto"/>
@@ -299,7 +325,9 @@
           </w:p>
         </w:tc>
         <w:tc>
-          <w:tcPr/>
+          <w:tcPr>
+            <w:tcW w:w="1902" w:type="dxa"/>
+          </w:tcPr>
           <w:p>
             <w:pPr>
               <w:spacing w:before="0" w:after="0" w:line="240" w:lineRule="auto"/>
@@ -315,7 +343,9 @@
           </w:p>
         </w:tc>
         <w:tc>
-          <w:tcPr/>
+          <w:tcPr>
+            <w:tcW w:w="3403" w:type="dxa"/>
+          </w:tcPr>
           <w:p>
             <w:pPr>
               <w:spacing w:before="0" w:after="0" w:line="240" w:lineRule="auto"/>
@@ -331,7 +361,9 @@
           </w:p>
         </w:tc>
         <w:tc>
-          <w:tcPr/>
+          <w:tcPr>
+            <w:tcW w:w="1902" w:type="dxa"/>
+          </w:tcPr>
           <w:p>
             <w:pPr>
               <w:spacing w:before="0" w:after="0" w:line="240" w:lineRule="auto"/>
@@ -349,7 +381,9 @@
       </w:tr>
       <w:tr>
         <w:tc>
-          <w:tcPr/>
+          <w:tcPr>
+            <w:tcW w:w="2152" w:type="dxa"/>
+          </w:tcPr>
           <w:p>
             <w:pPr>
               <w:spacing w:before="0" w:after="0" w:line="240" w:lineRule="auto"/>
@@ -365,7 +399,9 @@
           </w:p>
         </w:tc>
         <w:tc>
-          <w:tcPr/>
+          <w:tcPr>
+            <w:tcW w:w="1902" w:type="dxa"/>
+          </w:tcPr>
           <w:p>
             <w:pPr>
               <w:spacing w:before="0" w:after="0" w:line="240" w:lineRule="auto"/>
@@ -396,7 +432,9 @@
           </w:p>
         </w:tc>
         <w:tc>
-          <w:tcPr/>
+          <w:tcPr>
+            <w:tcW w:w="3403" w:type="dxa"/>
+          </w:tcPr>
           <w:p>
             <w:pPr>
               <w:spacing w:before="0" w:after="0" w:line="240" w:lineRule="auto"/>
@@ -412,7 +450,9 @@
           </w:p>
         </w:tc>
         <w:tc>
-          <w:tcPr/>
+          <w:tcPr>
+            <w:tcW w:w="1902" w:type="dxa"/>
+          </w:tcPr>
           <w:p>
             <w:pPr>
               <w:spacing w:before="0" w:after="0" w:line="240" w:lineRule="auto"/>
@@ -430,7 +470,9 @@
       </w:tr>
       <w:tr>
         <w:tc>
-          <w:tcPr/>
+          <w:tcPr>
+            <w:tcW w:w="2152" w:type="dxa"/>
+          </w:tcPr>
           <w:p>
             <w:pPr>
               <w:spacing w:before="0" w:after="0" w:line="240" w:lineRule="auto"/>
@@ -446,7 +488,9 @@
           </w:p>
         </w:tc>
         <w:tc>
-          <w:tcPr/>
+          <w:tcPr>
+            <w:tcW w:w="1902" w:type="dxa"/>
+          </w:tcPr>
           <w:p>
             <w:pPr>
               <w:spacing w:before="0" w:after="0" w:line="240" w:lineRule="auto"/>
@@ -462,7 +506,9 @@
           </w:p>
         </w:tc>
         <w:tc>
-          <w:tcPr/>
+          <w:tcPr>
+            <w:tcW w:w="3403" w:type="dxa"/>
+          </w:tcPr>
           <w:p>
             <w:pPr>
               <w:spacing w:before="0" w:after="0" w:line="240" w:lineRule="auto"/>
@@ -478,7 +524,9 @@
           </w:p>
         </w:tc>
         <w:tc>
-          <w:tcPr/>
+          <w:tcPr>
+            <w:tcW w:w="1902" w:type="dxa"/>
+          </w:tcPr>
           <w:p>
             <w:pPr>
               <w:spacing w:before="0" w:after="0" w:line="240" w:lineRule="auto"/>
@@ -496,7 +544,9 @@
       </w:tr>
       <w:tr>
         <w:tc>
-          <w:tcPr/>
+          <w:tcPr>
+            <w:tcW w:w="2152" w:type="dxa"/>
+          </w:tcPr>
           <w:p>
             <w:pPr>
               <w:spacing w:before="0" w:after="0" w:line="240" w:lineRule="auto"/>
@@ -512,7 +562,9 @@
           </w:p>
         </w:tc>
         <w:tc>
-          <w:tcPr/>
+          <w:tcPr>
+            <w:tcW w:w="1902" w:type="dxa"/>
+          </w:tcPr>
           <w:p>
             <w:pPr>
               <w:spacing w:before="0" w:after="0" w:line="240" w:lineRule="auto"/>
@@ -528,7 +580,9 @@
           </w:p>
         </w:tc>
         <w:tc>
-          <w:tcPr/>
+          <w:tcPr>
+            <w:tcW w:w="3403" w:type="dxa"/>
+          </w:tcPr>
           <w:p>
             <w:pPr>
               <w:spacing w:before="0" w:after="0" w:line="240" w:lineRule="auto"/>
@@ -544,7 +598,9 @@
           </w:p>
         </w:tc>
         <w:tc>
-          <w:tcPr/>
+          <w:tcPr>
+            <w:tcW w:w="1902" w:type="dxa"/>
+          </w:tcPr>
           <w:p>
             <w:pPr>
               <w:spacing w:before="0" w:after="0" w:line="240" w:lineRule="auto"/>
@@ -562,7 +618,9 @@
       </w:tr>
       <w:tr>
         <w:tc>
-          <w:tcPr/>
+          <w:tcPr>
+            <w:tcW w:w="2152" w:type="dxa"/>
+          </w:tcPr>
           <w:p>
             <w:pPr>
               <w:spacing w:before="0" w:after="0" w:line="240" w:lineRule="auto"/>
@@ -578,7 +636,9 @@
           </w:p>
         </w:tc>
         <w:tc>
-          <w:tcPr/>
+          <w:tcPr>
+            <w:tcW w:w="1902" w:type="dxa"/>
+          </w:tcPr>
           <w:p>
             <w:pPr>
               <w:spacing w:before="0" w:after="0" w:line="240" w:lineRule="auto"/>
@@ -594,7 +654,9 @@
           </w:p>
         </w:tc>
         <w:tc>
-          <w:tcPr/>
+          <w:tcPr>
+            <w:tcW w:w="3403" w:type="dxa"/>
+          </w:tcPr>
           <w:p>
             <w:pPr>
               <w:spacing w:before="0" w:after="0" w:line="240" w:lineRule="auto"/>
@@ -610,7 +672,9 @@
           </w:p>
         </w:tc>
         <w:tc>
-          <w:tcPr/>
+          <w:tcPr>
+            <w:tcW w:w="1902" w:type="dxa"/>
+          </w:tcPr>
           <w:p>
             <w:pPr>
               <w:spacing w:before="0" w:after="0" w:line="240" w:lineRule="auto"/>
@@ -628,7 +692,9 @@
       </w:tr>
       <w:tr>
         <w:tc>
-          <w:tcPr/>
+          <w:tcPr>
+            <w:tcW w:w="2152" w:type="dxa"/>
+          </w:tcPr>
           <w:p>
             <w:pPr>
               <w:spacing w:before="0" w:after="0" w:line="240" w:lineRule="auto"/>
@@ -644,7 +710,9 @@
           </w:p>
         </w:tc>
         <w:tc>
-          <w:tcPr/>
+          <w:tcPr>
+            <w:tcW w:w="1902" w:type="dxa"/>
+          </w:tcPr>
           <w:p>
             <w:pPr>
               <w:spacing w:before="0" w:after="0" w:line="240" w:lineRule="auto"/>
@@ -675,7 +743,9 @@
           </w:p>
         </w:tc>
         <w:tc>
-          <w:tcPr/>
+          <w:tcPr>
+            <w:tcW w:w="3403" w:type="dxa"/>
+          </w:tcPr>
           <w:p>
             <w:pPr>
               <w:spacing w:before="0" w:after="0" w:line="240" w:lineRule="auto"/>
@@ -691,7 +761,9 @@
           </w:p>
         </w:tc>
         <w:tc>
-          <w:tcPr/>
+          <w:tcPr>
+            <w:tcW w:w="1902" w:type="dxa"/>
+          </w:tcPr>
           <w:p>
             <w:pPr>
               <w:spacing w:before="0" w:after="0" w:line="240" w:lineRule="auto"/>
@@ -709,7 +781,9 @@
       </w:tr>
       <w:tr>
         <w:tc>
-          <w:tcPr/>
+          <w:tcPr>
+            <w:tcW w:w="2152" w:type="dxa"/>
+          </w:tcPr>
           <w:p>
             <w:pPr>
               <w:spacing w:before="0" w:after="0" w:line="240" w:lineRule="auto"/>
@@ -725,7 +799,9 @@
           </w:p>
         </w:tc>
         <w:tc>
-          <w:tcPr/>
+          <w:tcPr>
+            <w:tcW w:w="1902" w:type="dxa"/>
+          </w:tcPr>
           <w:p>
             <w:pPr>
               <w:spacing w:before="0" w:after="0" w:line="240" w:lineRule="auto"/>
@@ -741,7 +817,9 @@
           </w:p>
         </w:tc>
         <w:tc>
-          <w:tcPr/>
+          <w:tcPr>
+            <w:tcW w:w="3403" w:type="dxa"/>
+          </w:tcPr>
           <w:p>
             <w:pPr>
               <w:spacing w:before="0" w:after="0" w:line="240" w:lineRule="auto"/>
@@ -757,7 +835,9 @@
           </w:p>
         </w:tc>
         <w:tc>
-          <w:tcPr/>
+          <w:tcPr>
+            <w:tcW w:w="1902" w:type="dxa"/>
+          </w:tcPr>
           <w:p>
             <w:pPr>
               <w:spacing w:before="0" w:after="0" w:line="240" w:lineRule="auto"/>
@@ -775,7 +855,9 @@
       </w:tr>
       <w:tr>
         <w:tc>
-          <w:tcPr/>
+          <w:tcPr>
+            <w:tcW w:w="2152" w:type="dxa"/>
+          </w:tcPr>
           <w:p>
             <w:pPr>
               <w:spacing w:before="0" w:after="0" w:line="240" w:lineRule="auto"/>
@@ -791,7 +873,9 @@
           </w:p>
         </w:tc>
         <w:tc>
-          <w:tcPr/>
+          <w:tcPr>
+            <w:tcW w:w="1902" w:type="dxa"/>
+          </w:tcPr>
           <w:p>
             <w:pPr>
               <w:spacing w:before="0" w:after="0" w:line="240" w:lineRule="auto"/>
@@ -807,7 +891,9 @@
           </w:p>
         </w:tc>
         <w:tc>
-          <w:tcPr/>
+          <w:tcPr>
+            <w:tcW w:w="3403" w:type="dxa"/>
+          </w:tcPr>
           <w:p>
             <w:pPr>
               <w:spacing w:before="0" w:after="0" w:line="240" w:lineRule="auto"/>
@@ -823,7 +909,9 @@
           </w:p>
         </w:tc>
         <w:tc>
-          <w:tcPr/>
+          <w:tcPr>
+            <w:tcW w:w="1902" w:type="dxa"/>
+          </w:tcPr>
           <w:p>
             <w:pPr>
               <w:spacing w:before="0" w:after="0" w:line="240" w:lineRule="auto"/>
@@ -841,7 +929,9 @@
       </w:tr>
       <w:tr>
         <w:tc>
-          <w:tcPr/>
+          <w:tcPr>
+            <w:tcW w:w="2152" w:type="dxa"/>
+          </w:tcPr>
           <w:p>
             <w:pPr>
               <w:spacing w:before="0" w:after="0" w:line="240" w:lineRule="auto"/>
@@ -857,7 +947,9 @@
           </w:p>
         </w:tc>
         <w:tc>
-          <w:tcPr/>
+          <w:tcPr>
+            <w:tcW w:w="1902" w:type="dxa"/>
+          </w:tcPr>
           <w:p>
             <w:pPr>
               <w:spacing w:before="0" w:after="0" w:line="240" w:lineRule="auto"/>
@@ -873,7 +965,9 @@
           </w:p>
         </w:tc>
         <w:tc>
-          <w:tcPr/>
+          <w:tcPr>
+            <w:tcW w:w="3403" w:type="dxa"/>
+          </w:tcPr>
           <w:p>
             <w:pPr>
               <w:spacing w:before="0" w:after="0" w:line="240" w:lineRule="auto"/>
@@ -889,7 +983,9 @@
           </w:p>
         </w:tc>
         <w:tc>
-          <w:tcPr/>
+          <w:tcPr>
+            <w:tcW w:w="1902" w:type="dxa"/>
+          </w:tcPr>
           <w:p>
             <w:pPr>
               <w:spacing w:before="0" w:after="0" w:line="240" w:lineRule="auto"/>
@@ -907,7 +1003,9 @@
       </w:tr>
       <w:tr>
         <w:tc>
-          <w:tcPr/>
+          <w:tcPr>
+            <w:tcW w:w="2152" w:type="dxa"/>
+          </w:tcPr>
           <w:p>
             <w:pPr>
               <w:spacing w:before="0" w:after="0" w:line="240" w:lineRule="auto"/>
@@ -923,7 +1021,9 @@
           </w:p>
         </w:tc>
         <w:tc>
-          <w:tcPr/>
+          <w:tcPr>
+            <w:tcW w:w="1902" w:type="dxa"/>
+          </w:tcPr>
           <w:p>
             <w:pPr>
               <w:spacing w:before="0" w:after="0" w:line="240" w:lineRule="auto"/>
@@ -954,7 +1054,9 @@
           </w:p>
         </w:tc>
         <w:tc>
-          <w:tcPr/>
+          <w:tcPr>
+            <w:tcW w:w="3403" w:type="dxa"/>
+          </w:tcPr>
           <w:p>
             <w:pPr>
               <w:spacing w:before="0" w:after="0" w:line="240" w:lineRule="auto"/>
@@ -970,7 +1072,9 @@
           </w:p>
         </w:tc>
         <w:tc>
-          <w:tcPr/>
+          <w:tcPr>
+            <w:tcW w:w="1902" w:type="dxa"/>
+          </w:tcPr>
           <w:p>
             <w:pPr>
               <w:spacing w:before="0" w:after="0" w:line="240" w:lineRule="auto"/>
@@ -988,7 +1092,9 @@
       </w:tr>
       <w:tr>
         <w:tc>
-          <w:tcPr/>
+          <w:tcPr>
+            <w:tcW w:w="2152" w:type="dxa"/>
+          </w:tcPr>
           <w:p>
             <w:pPr>
               <w:spacing w:before="0" w:after="0" w:line="240" w:lineRule="auto"/>
@@ -1004,7 +1110,9 @@
           </w:p>
         </w:tc>
         <w:tc>
-          <w:tcPr/>
+          <w:tcPr>
+            <w:tcW w:w="1902" w:type="dxa"/>
+          </w:tcPr>
           <w:p>
             <w:pPr>
               <w:spacing w:before="0" w:after="0" w:line="240" w:lineRule="auto"/>
@@ -1020,7 +1128,9 @@
           </w:p>
         </w:tc>
         <w:tc>
-          <w:tcPr/>
+          <w:tcPr>
+            <w:tcW w:w="3403" w:type="dxa"/>
+          </w:tcPr>
           <w:p>
             <w:pPr>
               <w:spacing w:before="0" w:after="0" w:line="240" w:lineRule="auto"/>
@@ -1036,7 +1146,9 @@
           </w:p>
         </w:tc>
         <w:tc>
-          <w:tcPr/>
+          <w:tcPr>
+            <w:tcW w:w="1902" w:type="dxa"/>
+          </w:tcPr>
           <w:p>
             <w:pPr>
               <w:spacing w:before="0" w:after="0" w:line="240" w:lineRule="auto"/>
@@ -1054,7 +1166,9 @@
       </w:tr>
       <w:tr>
         <w:tc>
-          <w:tcPr/>
+          <w:tcPr>
+            <w:tcW w:w="2152" w:type="dxa"/>
+          </w:tcPr>
           <w:p>
             <w:pPr>
               <w:spacing w:before="0" w:after="0" w:line="240" w:lineRule="auto"/>
@@ -1070,7 +1184,9 @@
           </w:p>
         </w:tc>
         <w:tc>
-          <w:tcPr/>
+          <w:tcPr>
+            <w:tcW w:w="1902" w:type="dxa"/>
+          </w:tcPr>
           <w:p>
             <w:pPr>
               <w:spacing w:before="0" w:after="0" w:line="240" w:lineRule="auto"/>
@@ -1086,7 +1202,9 @@
           </w:p>
         </w:tc>
         <w:tc>
-          <w:tcPr/>
+          <w:tcPr>
+            <w:tcW w:w="3403" w:type="dxa"/>
+          </w:tcPr>
           <w:p>
             <w:pPr>
               <w:spacing w:before="0" w:after="0" w:line="240" w:lineRule="auto"/>
@@ -1102,7 +1220,9 @@
           </w:p>
         </w:tc>
         <w:tc>
-          <w:tcPr/>
+          <w:tcPr>
+            <w:tcW w:w="1902" w:type="dxa"/>
+          </w:tcPr>
           <w:p>
             <w:pPr>
               <w:spacing w:before="0" w:after="0" w:line="240" w:lineRule="auto"/>
@@ -1120,7 +1240,9 @@
       </w:tr>
       <w:tr>
         <w:tc>
-          <w:tcPr/>
+          <w:tcPr>
+            <w:tcW w:w="2152" w:type="dxa"/>
+          </w:tcPr>
           <w:p>
             <w:pPr>
               <w:spacing w:before="0" w:after="0" w:line="240" w:lineRule="auto"/>
@@ -1136,7 +1258,9 @@
           </w:p>
         </w:tc>
         <w:tc>
-          <w:tcPr/>
+          <w:tcPr>
+            <w:tcW w:w="1902" w:type="dxa"/>
+          </w:tcPr>
           <w:p>
             <w:pPr>
               <w:spacing w:before="0" w:after="0" w:line="240" w:lineRule="auto"/>
@@ -1152,7 +1276,9 @@
           </w:p>
         </w:tc>
         <w:tc>
-          <w:tcPr/>
+          <w:tcPr>
+            <w:tcW w:w="3403" w:type="dxa"/>
+          </w:tcPr>
           <w:p>
             <w:pPr>
               <w:spacing w:before="0" w:after="0" w:line="240" w:lineRule="auto"/>
@@ -1168,7 +1294,9 @@
           </w:p>
         </w:tc>
         <w:tc>
-          <w:tcPr/>
+          <w:tcPr>
+            <w:tcW w:w="1902" w:type="dxa"/>
+          </w:tcPr>
           <w:p>
             <w:pPr>
               <w:spacing w:before="0" w:after="0" w:line="240" w:lineRule="auto"/>
@@ -1186,7 +1314,9 @@
       </w:tr>
       <w:tr>
         <w:tc>
-          <w:tcPr/>
+          <w:tcPr>
+            <w:tcW w:w="2152" w:type="dxa"/>
+          </w:tcPr>
           <w:p>
             <w:pPr>
               <w:spacing w:before="0" w:after="0" w:line="240" w:lineRule="auto"/>
@@ -1202,7 +1332,9 @@
           </w:p>
         </w:tc>
         <w:tc>
-          <w:tcPr/>
+          <w:tcPr>
+            <w:tcW w:w="1902" w:type="dxa"/>
+          </w:tcPr>
           <w:p>
             <w:pPr>
               <w:spacing w:before="0" w:after="0" w:line="240" w:lineRule="auto"/>
@@ -1233,7 +1365,9 @@
           </w:p>
         </w:tc>
         <w:tc>
-          <w:tcPr/>
+          <w:tcPr>
+            <w:tcW w:w="3403" w:type="dxa"/>
+          </w:tcPr>
           <w:p>
             <w:pPr>
               <w:spacing w:before="0" w:after="0" w:line="240" w:lineRule="auto"/>
@@ -1249,7 +1383,9 @@
           </w:p>
         </w:tc>
         <w:tc>
-          <w:tcPr/>
+          <w:tcPr>
+            <w:tcW w:w="1902" w:type="dxa"/>
+          </w:tcPr>
           <w:p>
             <w:pPr>
               <w:spacing w:before="0" w:after="0" w:line="240" w:lineRule="auto"/>
@@ -1304,22 +1440,24 @@
         <w:jc w:val="start"/>
       </w:tblPr>
       <w:tblGrid>
-        <w:gridCol w:w="879"/>
-        <w:gridCol w:w="879"/>
-        <w:gridCol w:w="879"/>
-        <w:gridCol w:w="879"/>
-        <w:gridCol w:w="879"/>
-        <w:gridCol w:w="879"/>
-        <w:gridCol w:w="879"/>
-        <w:gridCol w:w="879"/>
-        <w:gridCol w:w="879"/>
+        <w:gridCol w:w="1477"/>
+        <w:gridCol w:w="750"/>
+        <w:gridCol w:w="750"/>
+        <w:gridCol w:w="750"/>
+        <w:gridCol w:w="750"/>
+        <w:gridCol w:w="1343"/>
+        <w:gridCol w:w="1374"/>
+        <w:gridCol w:w="1164"/>
+        <w:gridCol w:w="1002"/>
       </w:tblGrid>
       <w:tr>
         <w:trPr>
           <w:tblHeader w:val="true"/>
         </w:trPr>
         <w:tc>
-          <w:tcPr/>
+          <w:tcPr>
+            <w:tcW w:w="1477" w:type="dxa"/>
+          </w:tcPr>
           <w:p>
             <w:pPr>
               <w:spacing w:before="0" w:after="0" w:line="240" w:lineRule="auto"/>
@@ -1335,7 +1473,9 @@
           </w:p>
         </w:tc>
         <w:tc>
-          <w:tcPr/>
+          <w:tcPr>
+            <w:tcW w:w="750" w:type="dxa"/>
+          </w:tcPr>
           <w:p>
             <w:pPr>
               <w:spacing w:before="0" w:after="0" w:line="240" w:lineRule="auto"/>
@@ -1351,7 +1491,9 @@
           </w:p>
         </w:tc>
         <w:tc>
-          <w:tcPr/>
+          <w:tcPr>
+            <w:tcW w:w="750" w:type="dxa"/>
+          </w:tcPr>
           <w:p>
             <w:pPr>
               <w:spacing w:before="0" w:after="0" w:line="240" w:lineRule="auto"/>
@@ -1367,7 +1509,9 @@
           </w:p>
         </w:tc>
         <w:tc>
-          <w:tcPr/>
+          <w:tcPr>
+            <w:tcW w:w="750" w:type="dxa"/>
+          </w:tcPr>
           <w:p>
             <w:pPr>
               <w:spacing w:before="0" w:after="0" w:line="240" w:lineRule="auto"/>
@@ -1391,7 +1535,9 @@
           </w:p>
         </w:tc>
         <w:tc>
-          <w:tcPr/>
+          <w:tcPr>
+            <w:tcW w:w="750" w:type="dxa"/>
+          </w:tcPr>
           <w:p>
             <w:pPr>
               <w:spacing w:before="0" w:after="0" w:line="240" w:lineRule="auto"/>
@@ -1407,7 +1553,9 @@
           </w:p>
         </w:tc>
         <w:tc>
-          <w:tcPr/>
+          <w:tcPr>
+            <w:tcW w:w="1343" w:type="dxa"/>
+          </w:tcPr>
           <w:p>
             <w:pPr>
               <w:spacing w:before="0" w:after="0" w:line="240" w:lineRule="auto"/>
@@ -1423,7 +1571,9 @@
           </w:p>
         </w:tc>
         <w:tc>
-          <w:tcPr/>
+          <w:tcPr>
+            <w:tcW w:w="1374" w:type="dxa"/>
+          </w:tcPr>
           <w:p>
             <w:pPr>
               <w:spacing w:before="0" w:after="0" w:line="240" w:lineRule="auto"/>
@@ -1439,7 +1589,9 @@
           </w:p>
         </w:tc>
         <w:tc>
-          <w:tcPr/>
+          <w:tcPr>
+            <w:tcW w:w="1164" w:type="dxa"/>
+          </w:tcPr>
           <w:p>
             <w:pPr>
               <w:spacing w:before="0" w:after="0" w:line="240" w:lineRule="auto"/>
@@ -1455,7 +1607,9 @@
           </w:p>
         </w:tc>
         <w:tc>
-          <w:tcPr/>
+          <w:tcPr>
+            <w:tcW w:w="1002" w:type="dxa"/>
+          </w:tcPr>
           <w:p>
             <w:pPr>
               <w:spacing w:before="0" w:after="0" w:line="240" w:lineRule="auto"/>
@@ -1473,7 +1627,9 @@
       </w:tr>
       <w:tr>
         <w:tc>
-          <w:tcPr/>
+          <w:tcPr>
+            <w:tcW w:w="1477" w:type="dxa"/>
+          </w:tcPr>
           <w:p>
             <w:pPr>
               <w:spacing w:before="0" w:after="0" w:line="240" w:lineRule="auto"/>
@@ -1489,7 +1645,9 @@
           </w:p>
         </w:tc>
         <w:tc>
-          <w:tcPr/>
+          <w:tcPr>
+            <w:tcW w:w="750" w:type="dxa"/>
+          </w:tcPr>
           <w:p>
             <w:pPr>
               <w:spacing w:before="0" w:after="0" w:line="240" w:lineRule="auto"/>
@@ -1505,7 +1663,9 @@
           </w:p>
         </w:tc>
         <w:tc>
-          <w:tcPr/>
+          <w:tcPr>
+            <w:tcW w:w="750" w:type="dxa"/>
+          </w:tcPr>
           <w:p>
             <w:pPr>
               <w:spacing w:before="0" w:after="0" w:line="240" w:lineRule="auto"/>
@@ -1521,7 +1681,9 @@
           </w:p>
         </w:tc>
         <w:tc>
-          <w:tcPr/>
+          <w:tcPr>
+            <w:tcW w:w="750" w:type="dxa"/>
+          </w:tcPr>
           <w:p>
             <w:pPr>
               <w:spacing w:before="0" w:after="0" w:line="240" w:lineRule="auto"/>
@@ -1537,7 +1699,9 @@
           </w:p>
         </w:tc>
         <w:tc>
-          <w:tcPr/>
+          <w:tcPr>
+            <w:tcW w:w="750" w:type="dxa"/>
+          </w:tcPr>
           <w:p>
             <w:pPr>
               <w:spacing w:before="0" w:after="0" w:line="240" w:lineRule="auto"/>
@@ -1553,7 +1717,9 @@
           </w:p>
         </w:tc>
         <w:tc>
-          <w:tcPr/>
+          <w:tcPr>
+            <w:tcW w:w="1343" w:type="dxa"/>
+          </w:tcPr>
           <w:p>
             <w:pPr>
               <w:spacing w:before="0" w:after="0" w:line="240" w:lineRule="auto"/>
@@ -1569,7 +1735,9 @@
           </w:p>
         </w:tc>
         <w:tc>
-          <w:tcPr/>
+          <w:tcPr>
+            <w:tcW w:w="1374" w:type="dxa"/>
+          </w:tcPr>
           <w:p>
             <w:pPr>
               <w:spacing w:before="0" w:after="0" w:line="240" w:lineRule="auto"/>
@@ -1585,7 +1753,9 @@
           </w:p>
         </w:tc>
         <w:tc>
-          <w:tcPr/>
+          <w:tcPr>
+            <w:tcW w:w="1164" w:type="dxa"/>
+          </w:tcPr>
           <w:p>
             <w:pPr>
               <w:spacing w:before="0" w:after="0" w:line="240" w:lineRule="auto"/>
@@ -1601,7 +1771,9 @@
           </w:p>
         </w:tc>
         <w:tc>
-          <w:tcPr/>
+          <w:tcPr>
+            <w:tcW w:w="1002" w:type="dxa"/>
+          </w:tcPr>
           <w:p>
             <w:pPr>
               <w:spacing w:before="0" w:after="0" w:line="240" w:lineRule="auto"/>
@@ -1619,7 +1791,9 @@
       </w:tr>
       <w:tr>
         <w:tc>
-          <w:tcPr/>
+          <w:tcPr>
+            <w:tcW w:w="1477" w:type="dxa"/>
+          </w:tcPr>
           <w:p>
             <w:pPr>
               <w:spacing w:before="0" w:after="0" w:line="240" w:lineRule="auto"/>
@@ -1635,7 +1809,9 @@
           </w:p>
         </w:tc>
         <w:tc>
-          <w:tcPr/>
+          <w:tcPr>
+            <w:tcW w:w="750" w:type="dxa"/>
+          </w:tcPr>
           <w:p>
             <w:pPr>
               <w:spacing w:before="0" w:after="0" w:line="240" w:lineRule="auto"/>
@@ -1651,7 +1827,9 @@
           </w:p>
         </w:tc>
         <w:tc>
-          <w:tcPr/>
+          <w:tcPr>
+            <w:tcW w:w="750" w:type="dxa"/>
+          </w:tcPr>
           <w:p>
             <w:pPr>
               <w:spacing w:before="0" w:after="0" w:line="240" w:lineRule="auto"/>
@@ -1667,7 +1845,9 @@
           </w:p>
         </w:tc>
         <w:tc>
-          <w:tcPr/>
+          <w:tcPr>
+            <w:tcW w:w="750" w:type="dxa"/>
+          </w:tcPr>
           <w:p>
             <w:pPr>
               <w:spacing w:before="0" w:after="0" w:line="240" w:lineRule="auto"/>
@@ -1683,7 +1863,9 @@
           </w:p>
         </w:tc>
         <w:tc>
-          <w:tcPr/>
+          <w:tcPr>
+            <w:tcW w:w="750" w:type="dxa"/>
+          </w:tcPr>
           <w:p>
             <w:pPr>
               <w:spacing w:before="0" w:after="0" w:line="240" w:lineRule="auto"/>
@@ -1699,7 +1881,9 @@
           </w:p>
         </w:tc>
         <w:tc>
-          <w:tcPr/>
+          <w:tcPr>
+            <w:tcW w:w="1343" w:type="dxa"/>
+          </w:tcPr>
           <w:p>
             <w:pPr>
               <w:spacing w:before="0" w:after="0" w:line="240" w:lineRule="auto"/>
@@ -1715,7 +1899,9 @@
           </w:p>
         </w:tc>
         <w:tc>
-          <w:tcPr/>
+          <w:tcPr>
+            <w:tcW w:w="1374" w:type="dxa"/>
+          </w:tcPr>
           <w:p>
             <w:pPr>
               <w:spacing w:before="0" w:after="0" w:line="240" w:lineRule="auto"/>
@@ -1731,7 +1917,9 @@
           </w:p>
         </w:tc>
         <w:tc>
-          <w:tcPr/>
+          <w:tcPr>
+            <w:tcW w:w="1164" w:type="dxa"/>
+          </w:tcPr>
           <w:p>
             <w:pPr>
               <w:spacing w:before="0" w:after="0" w:line="240" w:lineRule="auto"/>
@@ -1747,7 +1935,9 @@
           </w:p>
         </w:tc>
         <w:tc>
-          <w:tcPr/>
+          <w:tcPr>
+            <w:tcW w:w="1002" w:type="dxa"/>
+          </w:tcPr>
           <w:p>
             <w:pPr>
               <w:spacing w:before="0" w:after="0" w:line="240" w:lineRule="auto"/>
@@ -1765,7 +1955,9 @@
       </w:tr>
       <w:tr>
         <w:tc>
-          <w:tcPr/>
+          <w:tcPr>
+            <w:tcW w:w="1477" w:type="dxa"/>
+          </w:tcPr>
           <w:p>
             <w:pPr>
               <w:spacing w:before="0" w:after="0" w:line="240" w:lineRule="auto"/>
@@ -1781,7 +1973,9 @@
           </w:p>
         </w:tc>
         <w:tc>
-          <w:tcPr/>
+          <w:tcPr>
+            <w:tcW w:w="750" w:type="dxa"/>
+          </w:tcPr>
           <w:p>
             <w:pPr>
               <w:spacing w:before="0" w:after="0" w:line="240" w:lineRule="auto"/>
@@ -1797,7 +1991,9 @@
           </w:p>
         </w:tc>
         <w:tc>
-          <w:tcPr/>
+          <w:tcPr>
+            <w:tcW w:w="750" w:type="dxa"/>
+          </w:tcPr>
           <w:p>
             <w:pPr>
               <w:spacing w:before="0" w:after="0" w:line="240" w:lineRule="auto"/>
@@ -1813,7 +2009,9 @@
           </w:p>
         </w:tc>
         <w:tc>
-          <w:tcPr/>
+          <w:tcPr>
+            <w:tcW w:w="750" w:type="dxa"/>
+          </w:tcPr>
           <w:p>
             <w:pPr>
               <w:spacing w:before="0" w:after="0" w:line="240" w:lineRule="auto"/>
@@ -1829,7 +2027,9 @@
           </w:p>
         </w:tc>
         <w:tc>
-          <w:tcPr/>
+          <w:tcPr>
+            <w:tcW w:w="750" w:type="dxa"/>
+          </w:tcPr>
           <w:p>
             <w:pPr>
               <w:spacing w:before="0" w:after="0" w:line="240" w:lineRule="auto"/>
@@ -1845,7 +2045,9 @@
           </w:p>
         </w:tc>
         <w:tc>
-          <w:tcPr/>
+          <w:tcPr>
+            <w:tcW w:w="1343" w:type="dxa"/>
+          </w:tcPr>
           <w:p>
             <w:pPr>
               <w:spacing w:before="0" w:after="0" w:line="240" w:lineRule="auto"/>
@@ -1861,7 +2063,9 @@
           </w:p>
         </w:tc>
         <w:tc>
-          <w:tcPr/>
+          <w:tcPr>
+            <w:tcW w:w="1374" w:type="dxa"/>
+          </w:tcPr>
           <w:p>
             <w:pPr>
               <w:spacing w:before="0" w:after="0" w:line="240" w:lineRule="auto"/>
@@ -1877,7 +2081,9 @@
           </w:p>
         </w:tc>
         <w:tc>
-          <w:tcPr/>
+          <w:tcPr>
+            <w:tcW w:w="1164" w:type="dxa"/>
+          </w:tcPr>
           <w:p>
             <w:pPr>
               <w:spacing w:before="0" w:after="0" w:line="240" w:lineRule="auto"/>
@@ -1893,7 +2099,9 @@
           </w:p>
         </w:tc>
         <w:tc>
-          <w:tcPr/>
+          <w:tcPr>
+            <w:tcW w:w="1002" w:type="dxa"/>
+          </w:tcPr>
           <w:p>
             <w:pPr>
               <w:spacing w:before="0" w:after="0" w:line="240" w:lineRule="auto"/>
@@ -1911,7 +2119,9 @@
       </w:tr>
       <w:tr>
         <w:tc>
-          <w:tcPr/>
+          <w:tcPr>
+            <w:tcW w:w="1477" w:type="dxa"/>
+          </w:tcPr>
           <w:p>
             <w:pPr>
               <w:spacing w:before="0" w:after="0" w:line="240" w:lineRule="auto"/>
@@ -1927,7 +2137,9 @@
           </w:p>
         </w:tc>
         <w:tc>
-          <w:tcPr/>
+          <w:tcPr>
+            <w:tcW w:w="750" w:type="dxa"/>
+          </w:tcPr>
           <w:p>
             <w:pPr>
               <w:spacing w:before="0" w:after="0" w:line="240" w:lineRule="auto"/>
@@ -1943,7 +2155,9 @@
           </w:p>
         </w:tc>
         <w:tc>
-          <w:tcPr/>
+          <w:tcPr>
+            <w:tcW w:w="750" w:type="dxa"/>
+          </w:tcPr>
           <w:p>
             <w:pPr>
               <w:spacing w:before="0" w:after="0" w:line="240" w:lineRule="auto"/>
@@ -1959,7 +2173,9 @@
           </w:p>
         </w:tc>
         <w:tc>
-          <w:tcPr/>
+          <w:tcPr>
+            <w:tcW w:w="750" w:type="dxa"/>
+          </w:tcPr>
           <w:p>
             <w:pPr>
               <w:spacing w:before="0" w:after="0" w:line="240" w:lineRule="auto"/>
@@ -1975,7 +2191,9 @@
           </w:p>
         </w:tc>
         <w:tc>
-          <w:tcPr/>
+          <w:tcPr>
+            <w:tcW w:w="750" w:type="dxa"/>
+          </w:tcPr>
           <w:p>
             <w:pPr>
               <w:spacing w:before="0" w:after="0" w:line="240" w:lineRule="auto"/>
@@ -1991,7 +2209,9 @@
           </w:p>
         </w:tc>
         <w:tc>
-          <w:tcPr/>
+          <w:tcPr>
+            <w:tcW w:w="1343" w:type="dxa"/>
+          </w:tcPr>
           <w:p>
             <w:pPr>
               <w:spacing w:before="0" w:after="0" w:line="240" w:lineRule="auto"/>
@@ -2007,7 +2227,9 @@
           </w:p>
         </w:tc>
         <w:tc>
-          <w:tcPr/>
+          <w:tcPr>
+            <w:tcW w:w="1374" w:type="dxa"/>
+          </w:tcPr>
           <w:p>
             <w:pPr>
               <w:spacing w:before="0" w:after="0" w:line="240" w:lineRule="auto"/>
@@ -2023,7 +2245,9 @@
           </w:p>
         </w:tc>
         <w:tc>
-          <w:tcPr/>
+          <w:tcPr>
+            <w:tcW w:w="1164" w:type="dxa"/>
+          </w:tcPr>
           <w:p>
             <w:pPr>
               <w:spacing w:before="0" w:after="0" w:line="240" w:lineRule="auto"/>
@@ -2039,7 +2263,9 @@
           </w:p>
         </w:tc>
         <w:tc>
-          <w:tcPr/>
+          <w:tcPr>
+            <w:tcW w:w="1002" w:type="dxa"/>
+          </w:tcPr>
           <w:p>
             <w:pPr>
               <w:spacing w:before="0" w:after="0" w:line="240" w:lineRule="auto"/>
@@ -2057,7 +2283,9 @@
       </w:tr>
       <w:tr>
         <w:tc>
-          <w:tcPr/>
+          <w:tcPr>
+            <w:tcW w:w="1477" w:type="dxa"/>
+          </w:tcPr>
           <w:p>
             <w:pPr>
               <w:spacing w:before="0" w:after="0" w:line="240" w:lineRule="auto"/>
@@ -2073,7 +2301,9 @@
           </w:p>
         </w:tc>
         <w:tc>
-          <w:tcPr/>
+          <w:tcPr>
+            <w:tcW w:w="750" w:type="dxa"/>
+          </w:tcPr>
           <w:p>
             <w:pPr>
               <w:spacing w:before="0" w:after="0" w:line="240" w:lineRule="auto"/>
@@ -2089,7 +2319,9 @@
           </w:p>
         </w:tc>
         <w:tc>
-          <w:tcPr/>
+          <w:tcPr>
+            <w:tcW w:w="750" w:type="dxa"/>
+          </w:tcPr>
           <w:p>
             <w:pPr>
               <w:spacing w:before="0" w:after="0" w:line="240" w:lineRule="auto"/>
@@ -2105,7 +2337,9 @@
           </w:p>
         </w:tc>
         <w:tc>
-          <w:tcPr/>
+          <w:tcPr>
+            <w:tcW w:w="750" w:type="dxa"/>
+          </w:tcPr>
           <w:p>
             <w:pPr>
               <w:spacing w:before="0" w:after="0" w:line="240" w:lineRule="auto"/>
@@ -2121,7 +2355,9 @@
           </w:p>
         </w:tc>
         <w:tc>
-          <w:tcPr/>
+          <w:tcPr>
+            <w:tcW w:w="750" w:type="dxa"/>
+          </w:tcPr>
           <w:p>
             <w:pPr>
               <w:spacing w:before="0" w:after="0" w:line="240" w:lineRule="auto"/>
@@ -2137,7 +2373,9 @@
           </w:p>
         </w:tc>
         <w:tc>
-          <w:tcPr/>
+          <w:tcPr>
+            <w:tcW w:w="1343" w:type="dxa"/>
+          </w:tcPr>
           <w:p>
             <w:pPr>
               <w:spacing w:before="0" w:after="0" w:line="240" w:lineRule="auto"/>
@@ -2153,7 +2391,9 @@
           </w:p>
         </w:tc>
         <w:tc>
-          <w:tcPr/>
+          <w:tcPr>
+            <w:tcW w:w="1374" w:type="dxa"/>
+          </w:tcPr>
           <w:p>
             <w:pPr>
               <w:spacing w:before="0" w:after="0" w:line="240" w:lineRule="auto"/>
@@ -2169,7 +2409,9 @@
           </w:p>
         </w:tc>
         <w:tc>
-          <w:tcPr/>
+          <w:tcPr>
+            <w:tcW w:w="1164" w:type="dxa"/>
+          </w:tcPr>
           <w:p>
             <w:pPr>
               <w:spacing w:before="0" w:after="0" w:line="240" w:lineRule="auto"/>
@@ -2185,7 +2427,9 @@
           </w:p>
         </w:tc>
         <w:tc>
-          <w:tcPr/>
+          <w:tcPr>
+            <w:tcW w:w="1002" w:type="dxa"/>
+          </w:tcPr>
           <w:p>
             <w:pPr>
               <w:spacing w:before="0" w:after="0" w:line="240" w:lineRule="auto"/>
@@ -2203,7 +2447,9 @@
       </w:tr>
       <w:tr>
         <w:tc>
-          <w:tcPr/>
+          <w:tcPr>
+            <w:tcW w:w="1477" w:type="dxa"/>
+          </w:tcPr>
           <w:p>
             <w:pPr>
               <w:spacing w:before="0" w:after="0" w:line="240" w:lineRule="auto"/>
@@ -2219,7 +2465,9 @@
           </w:p>
         </w:tc>
         <w:tc>
-          <w:tcPr/>
+          <w:tcPr>
+            <w:tcW w:w="750" w:type="dxa"/>
+          </w:tcPr>
           <w:p>
             <w:pPr>
               <w:spacing w:before="0" w:after="0" w:line="240" w:lineRule="auto"/>
@@ -2235,7 +2483,9 @@
           </w:p>
         </w:tc>
         <w:tc>
-          <w:tcPr/>
+          <w:tcPr>
+            <w:tcW w:w="750" w:type="dxa"/>
+          </w:tcPr>
           <w:p>
             <w:pPr>
               <w:spacing w:before="0" w:after="0" w:line="240" w:lineRule="auto"/>
@@ -2251,7 +2501,9 @@
           </w:p>
         </w:tc>
         <w:tc>
-          <w:tcPr/>
+          <w:tcPr>
+            <w:tcW w:w="750" w:type="dxa"/>
+          </w:tcPr>
           <w:p>
             <w:pPr>
               <w:spacing w:before="0" w:after="0" w:line="240" w:lineRule="auto"/>
@@ -2267,7 +2519,9 @@
           </w:p>
         </w:tc>
         <w:tc>
-          <w:tcPr/>
+          <w:tcPr>
+            <w:tcW w:w="750" w:type="dxa"/>
+          </w:tcPr>
           <w:p>
             <w:pPr>
               <w:spacing w:before="0" w:after="0" w:line="240" w:lineRule="auto"/>
@@ -2283,7 +2537,9 @@
           </w:p>
         </w:tc>
         <w:tc>
-          <w:tcPr/>
+          <w:tcPr>
+            <w:tcW w:w="1343" w:type="dxa"/>
+          </w:tcPr>
           <w:p>
             <w:pPr>
               <w:spacing w:before="0" w:after="0" w:line="240" w:lineRule="auto"/>
@@ -2299,7 +2555,9 @@
           </w:p>
         </w:tc>
         <w:tc>
-          <w:tcPr/>
+          <w:tcPr>
+            <w:tcW w:w="1374" w:type="dxa"/>
+          </w:tcPr>
           <w:p>
             <w:pPr>
               <w:spacing w:before="0" w:after="0" w:line="240" w:lineRule="auto"/>
@@ -2315,7 +2573,9 @@
           </w:p>
         </w:tc>
         <w:tc>
-          <w:tcPr/>
+          <w:tcPr>
+            <w:tcW w:w="1164" w:type="dxa"/>
+          </w:tcPr>
           <w:p>
             <w:pPr>
               <w:spacing w:before="0" w:after="0" w:line="240" w:lineRule="auto"/>
@@ -2331,7 +2591,9 @@
           </w:p>
         </w:tc>
         <w:tc>
-          <w:tcPr/>
+          <w:tcPr>
+            <w:tcW w:w="1002" w:type="dxa"/>
+          </w:tcPr>
           <w:p>
             <w:pPr>
               <w:spacing w:before="0" w:after="0" w:line="240" w:lineRule="auto"/>
@@ -2349,7 +2611,9 @@
       </w:tr>
       <w:tr>
         <w:tc>
-          <w:tcPr/>
+          <w:tcPr>
+            <w:tcW w:w="1477" w:type="dxa"/>
+          </w:tcPr>
           <w:p>
             <w:pPr>
               <w:spacing w:before="0" w:after="0" w:line="240" w:lineRule="auto"/>
@@ -2365,7 +2629,9 @@
           </w:p>
         </w:tc>
         <w:tc>
-          <w:tcPr/>
+          <w:tcPr>
+            <w:tcW w:w="750" w:type="dxa"/>
+          </w:tcPr>
           <w:p>
             <w:pPr>
               <w:spacing w:before="0" w:after="0" w:line="240" w:lineRule="auto"/>
@@ -2381,7 +2647,9 @@
           </w:p>
         </w:tc>
         <w:tc>
-          <w:tcPr/>
+          <w:tcPr>
+            <w:tcW w:w="750" w:type="dxa"/>
+          </w:tcPr>
           <w:p>
             <w:pPr>
               <w:spacing w:before="0" w:after="0" w:line="240" w:lineRule="auto"/>
@@ -2397,7 +2665,9 @@
           </w:p>
         </w:tc>
         <w:tc>
-          <w:tcPr/>
+          <w:tcPr>
+            <w:tcW w:w="750" w:type="dxa"/>
+          </w:tcPr>
           <w:p>
             <w:pPr>
               <w:spacing w:before="0" w:after="0" w:line="240" w:lineRule="auto"/>
@@ -2413,7 +2683,9 @@
           </w:p>
         </w:tc>
         <w:tc>
-          <w:tcPr/>
+          <w:tcPr>
+            <w:tcW w:w="750" w:type="dxa"/>
+          </w:tcPr>
           <w:p>
             <w:pPr>
               <w:spacing w:before="0" w:after="0" w:line="240" w:lineRule="auto"/>
@@ -2429,7 +2701,9 @@
           </w:p>
         </w:tc>
         <w:tc>
-          <w:tcPr/>
+          <w:tcPr>
+            <w:tcW w:w="1343" w:type="dxa"/>
+          </w:tcPr>
           <w:p>
             <w:pPr>
               <w:spacing w:before="0" w:after="0" w:line="240" w:lineRule="auto"/>
@@ -2445,7 +2719,9 @@
           </w:p>
         </w:tc>
         <w:tc>
-          <w:tcPr/>
+          <w:tcPr>
+            <w:tcW w:w="1374" w:type="dxa"/>
+          </w:tcPr>
           <w:p>
             <w:pPr>
               <w:spacing w:before="0" w:after="0" w:line="240" w:lineRule="auto"/>
@@ -2461,7 +2737,9 @@
           </w:p>
         </w:tc>
         <w:tc>
-          <w:tcPr/>
+          <w:tcPr>
+            <w:tcW w:w="1164" w:type="dxa"/>
+          </w:tcPr>
           <w:p>
             <w:pPr>
               <w:spacing w:before="0" w:after="0" w:line="240" w:lineRule="auto"/>
@@ -2477,7 +2755,9 @@
           </w:p>
         </w:tc>
         <w:tc>
-          <w:tcPr/>
+          <w:tcPr>
+            <w:tcW w:w="1002" w:type="dxa"/>
+          </w:tcPr>
           <w:p>
             <w:pPr>
               <w:spacing w:before="0" w:after="0" w:line="240" w:lineRule="auto"/>
@@ -2495,7 +2775,9 @@
       </w:tr>
       <w:tr>
         <w:tc>
-          <w:tcPr/>
+          <w:tcPr>
+            <w:tcW w:w="1477" w:type="dxa"/>
+          </w:tcPr>
           <w:p>
             <w:pPr>
               <w:spacing w:before="0" w:after="0" w:line="240" w:lineRule="auto"/>
@@ -2511,7 +2793,9 @@
           </w:p>
         </w:tc>
         <w:tc>
-          <w:tcPr/>
+          <w:tcPr>
+            <w:tcW w:w="750" w:type="dxa"/>
+          </w:tcPr>
           <w:p>
             <w:pPr>
               <w:spacing w:before="0" w:after="0" w:line="240" w:lineRule="auto"/>
@@ -2527,7 +2811,9 @@
           </w:p>
         </w:tc>
         <w:tc>
-          <w:tcPr/>
+          <w:tcPr>
+            <w:tcW w:w="750" w:type="dxa"/>
+          </w:tcPr>
           <w:p>
             <w:pPr>
               <w:spacing w:before="0" w:after="0" w:line="240" w:lineRule="auto"/>
@@ -2543,7 +2829,9 @@
           </w:p>
         </w:tc>
         <w:tc>
-          <w:tcPr/>
+          <w:tcPr>
+            <w:tcW w:w="750" w:type="dxa"/>
+          </w:tcPr>
           <w:p>
             <w:pPr>
               <w:spacing w:before="0" w:after="0" w:line="240" w:lineRule="auto"/>
@@ -2559,7 +2847,9 @@
           </w:p>
         </w:tc>
         <w:tc>
-          <w:tcPr/>
+          <w:tcPr>
+            <w:tcW w:w="750" w:type="dxa"/>
+          </w:tcPr>
           <w:p>
             <w:pPr>
               <w:spacing w:before="0" w:after="0" w:line="240" w:lineRule="auto"/>
@@ -2575,7 +2865,9 @@
           </w:p>
         </w:tc>
         <w:tc>
-          <w:tcPr/>
+          <w:tcPr>
+            <w:tcW w:w="1343" w:type="dxa"/>
+          </w:tcPr>
           <w:p>
             <w:pPr>
               <w:spacing w:before="0" w:after="0" w:line="240" w:lineRule="auto"/>
@@ -2591,7 +2883,9 @@
           </w:p>
         </w:tc>
         <w:tc>
-          <w:tcPr/>
+          <w:tcPr>
+            <w:tcW w:w="1374" w:type="dxa"/>
+          </w:tcPr>
           <w:p>
             <w:pPr>
               <w:spacing w:before="0" w:after="0" w:line="240" w:lineRule="auto"/>
@@ -2607,7 +2901,9 @@
           </w:p>
         </w:tc>
         <w:tc>
-          <w:tcPr/>
+          <w:tcPr>
+            <w:tcW w:w="1164" w:type="dxa"/>
+          </w:tcPr>
           <w:p>
             <w:pPr>
               <w:spacing w:before="0" w:after="0" w:line="240" w:lineRule="auto"/>
@@ -2623,7 +2919,9 @@
           </w:p>
         </w:tc>
         <w:tc>
-          <w:tcPr/>
+          <w:tcPr>
+            <w:tcW w:w="1002" w:type="dxa"/>
+          </w:tcPr>
           <w:p>
             <w:pPr>
               <w:spacing w:before="0" w:after="0" w:line="240" w:lineRule="auto"/>
@@ -2641,7 +2939,9 @@
       </w:tr>
       <w:tr>
         <w:tc>
-          <w:tcPr/>
+          <w:tcPr>
+            <w:tcW w:w="1477" w:type="dxa"/>
+          </w:tcPr>
           <w:p>
             <w:pPr>
               <w:spacing w:before="0" w:after="0" w:line="240" w:lineRule="auto"/>
@@ -2657,7 +2957,9 @@
           </w:p>
         </w:tc>
         <w:tc>
-          <w:tcPr/>
+          <w:tcPr>
+            <w:tcW w:w="750" w:type="dxa"/>
+          </w:tcPr>
           <w:p>
             <w:pPr>
               <w:spacing w:before="0" w:after="0" w:line="240" w:lineRule="auto"/>
@@ -2673,7 +2975,9 @@
           </w:p>
         </w:tc>
         <w:tc>
-          <w:tcPr/>
+          <w:tcPr>
+            <w:tcW w:w="750" w:type="dxa"/>
+          </w:tcPr>
           <w:p>
             <w:pPr>
               <w:spacing w:before="0" w:after="0" w:line="240" w:lineRule="auto"/>
@@ -2689,7 +2993,9 @@
           </w:p>
         </w:tc>
         <w:tc>
-          <w:tcPr/>
+          <w:tcPr>
+            <w:tcW w:w="750" w:type="dxa"/>
+          </w:tcPr>
           <w:p>
             <w:pPr>
               <w:spacing w:before="0" w:after="0" w:line="240" w:lineRule="auto"/>
@@ -2705,7 +3011,9 @@
           </w:p>
         </w:tc>
         <w:tc>
-          <w:tcPr/>
+          <w:tcPr>
+            <w:tcW w:w="750" w:type="dxa"/>
+          </w:tcPr>
           <w:p>
             <w:pPr>
               <w:spacing w:before="0" w:after="0" w:line="240" w:lineRule="auto"/>
@@ -2721,7 +3029,9 @@
           </w:p>
         </w:tc>
         <w:tc>
-          <w:tcPr/>
+          <w:tcPr>
+            <w:tcW w:w="1343" w:type="dxa"/>
+          </w:tcPr>
           <w:p>
             <w:pPr>
               <w:spacing w:before="0" w:after="0" w:line="240" w:lineRule="auto"/>
@@ -2737,7 +3047,9 @@
           </w:p>
         </w:tc>
         <w:tc>
-          <w:tcPr/>
+          <w:tcPr>
+            <w:tcW w:w="1374" w:type="dxa"/>
+          </w:tcPr>
           <w:p>
             <w:pPr>
               <w:spacing w:before="0" w:after="0" w:line="240" w:lineRule="auto"/>
@@ -2753,7 +3065,9 @@
           </w:p>
         </w:tc>
         <w:tc>
-          <w:tcPr/>
+          <w:tcPr>
+            <w:tcW w:w="1164" w:type="dxa"/>
+          </w:tcPr>
           <w:p>
             <w:pPr>
               <w:spacing w:before="0" w:after="0" w:line="240" w:lineRule="auto"/>
@@ -2769,7 +3083,9 @@
           </w:p>
         </w:tc>
         <w:tc>
-          <w:tcPr/>
+          <w:tcPr>
+            <w:tcW w:w="1002" w:type="dxa"/>
+          </w:tcPr>
           <w:p>
             <w:pPr>
               <w:spacing w:before="0" w:after="0" w:line="240" w:lineRule="auto"/>
@@ -2787,7 +3103,9 @@
       </w:tr>
       <w:tr>
         <w:tc>
-          <w:tcPr/>
+          <w:tcPr>
+            <w:tcW w:w="1477" w:type="dxa"/>
+          </w:tcPr>
           <w:p>
             <w:pPr>
               <w:spacing w:before="0" w:after="0" w:line="240" w:lineRule="auto"/>
@@ -2803,7 +3121,9 @@
           </w:p>
         </w:tc>
         <w:tc>
-          <w:tcPr/>
+          <w:tcPr>
+            <w:tcW w:w="750" w:type="dxa"/>
+          </w:tcPr>
           <w:p>
             <w:pPr>
               <w:spacing w:before="0" w:after="0" w:line="240" w:lineRule="auto"/>
@@ -2819,7 +3139,9 @@
           </w:p>
         </w:tc>
         <w:tc>
-          <w:tcPr/>
+          <w:tcPr>
+            <w:tcW w:w="750" w:type="dxa"/>
+          </w:tcPr>
           <w:p>
             <w:pPr>
               <w:spacing w:before="0" w:after="0" w:line="240" w:lineRule="auto"/>
@@ -2835,7 +3157,9 @@
           </w:p>
         </w:tc>
         <w:tc>
-          <w:tcPr/>
+          <w:tcPr>
+            <w:tcW w:w="750" w:type="dxa"/>
+          </w:tcPr>
           <w:p>
             <w:pPr>
               <w:spacing w:before="0" w:after="0" w:line="240" w:lineRule="auto"/>
@@ -2851,7 +3175,9 @@
           </w:p>
         </w:tc>
         <w:tc>
-          <w:tcPr/>
+          <w:tcPr>
+            <w:tcW w:w="750" w:type="dxa"/>
+          </w:tcPr>
           <w:p>
             <w:pPr>
               <w:spacing w:before="0" w:after="0" w:line="240" w:lineRule="auto"/>
@@ -2867,7 +3193,9 @@
           </w:p>
         </w:tc>
         <w:tc>
-          <w:tcPr/>
+          <w:tcPr>
+            <w:tcW w:w="1343" w:type="dxa"/>
+          </w:tcPr>
           <w:p>
             <w:pPr>
               <w:spacing w:before="0" w:after="0" w:line="240" w:lineRule="auto"/>
@@ -2883,7 +3211,9 @@
           </w:p>
         </w:tc>
         <w:tc>
-          <w:tcPr/>
+          <w:tcPr>
+            <w:tcW w:w="1374" w:type="dxa"/>
+          </w:tcPr>
           <w:p>
             <w:pPr>
               <w:spacing w:before="0" w:after="0" w:line="240" w:lineRule="auto"/>
@@ -2899,7 +3229,9 @@
           </w:p>
         </w:tc>
         <w:tc>
-          <w:tcPr/>
+          <w:tcPr>
+            <w:tcW w:w="1164" w:type="dxa"/>
+          </w:tcPr>
           <w:p>
             <w:pPr>
               <w:spacing w:before="0" w:after="0" w:line="240" w:lineRule="auto"/>
@@ -2915,7 +3247,9 @@
           </w:p>
         </w:tc>
         <w:tc>
-          <w:tcPr/>
+          <w:tcPr>
+            <w:tcW w:w="1002" w:type="dxa"/>
+          </w:tcPr>
           <w:p>
             <w:pPr>
               <w:spacing w:before="0" w:after="0" w:line="240" w:lineRule="auto"/>
@@ -2992,19 +3326,21 @@
         <w:jc w:val="start"/>
       </w:tblPr>
       <w:tblGrid>
-        <w:gridCol w:w="1320"/>
-        <w:gridCol w:w="1320"/>
-        <w:gridCol w:w="1320"/>
-        <w:gridCol w:w="1320"/>
-        <w:gridCol w:w="1320"/>
-        <w:gridCol w:w="1320"/>
+        <w:gridCol w:w="1887"/>
+        <w:gridCol w:w="1336"/>
+        <w:gridCol w:w="1775"/>
+        <w:gridCol w:w="2026"/>
+        <w:gridCol w:w="1043"/>
+        <w:gridCol w:w="1293"/>
       </w:tblGrid>
       <w:tr>
         <w:trPr>
           <w:tblHeader w:val="true"/>
         </w:trPr>
         <w:tc>
-          <w:tcPr/>
+          <w:tcPr>
+            <w:tcW w:w="1887" w:type="dxa"/>
+          </w:tcPr>
           <w:p>
             <w:pPr>
               <w:spacing w:before="0" w:after="0" w:line="240" w:lineRule="auto"/>
@@ -3020,7 +3356,9 @@
           </w:p>
         </w:tc>
         <w:tc>
-          <w:tcPr/>
+          <w:tcPr>
+            <w:tcW w:w="1336" w:type="dxa"/>
+          </w:tcPr>
           <w:p>
             <w:pPr>
               <w:spacing w:before="0" w:after="0" w:line="240" w:lineRule="auto"/>
@@ -3058,7 +3396,9 @@
           </w:p>
         </w:tc>
         <w:tc>
-          <w:tcPr/>
+          <w:tcPr>
+            <w:tcW w:w="1775" w:type="dxa"/>
+          </w:tcPr>
           <w:p>
             <w:pPr>
               <w:spacing w:before="0" w:after="0" w:line="240" w:lineRule="auto"/>
@@ -3074,7 +3414,9 @@
           </w:p>
         </w:tc>
         <w:tc>
-          <w:tcPr/>
+          <w:tcPr>
+            <w:tcW w:w="2026" w:type="dxa"/>
+          </w:tcPr>
           <w:p>
             <w:pPr>
               <w:spacing w:before="0" w:after="0" w:line="240" w:lineRule="auto"/>
@@ -3090,7 +3432,9 @@
           </w:p>
         </w:tc>
         <w:tc>
-          <w:tcPr/>
+          <w:tcPr>
+            <w:tcW w:w="1043" w:type="dxa"/>
+          </w:tcPr>
           <w:p>
             <w:pPr>
               <w:spacing w:before="0" w:after="0" w:line="240" w:lineRule="auto"/>
@@ -3114,7 +3458,9 @@
           </w:p>
         </w:tc>
         <w:tc>
-          <w:tcPr/>
+          <w:tcPr>
+            <w:tcW w:w="1293" w:type="dxa"/>
+          </w:tcPr>
           <w:p>
             <w:pPr>
               <w:spacing w:before="0" w:after="0" w:line="240" w:lineRule="auto"/>
@@ -3140,7 +3486,9 @@
       </w:tr>
       <w:tr>
         <w:tc>
-          <w:tcPr/>
+          <w:tcPr>
+            <w:tcW w:w="1887" w:type="dxa"/>
+          </w:tcPr>
           <w:p>
             <w:pPr>
               <w:spacing w:before="0" w:after="0" w:line="240" w:lineRule="auto"/>
@@ -3156,7 +3504,9 @@
           </w:p>
         </w:tc>
         <w:tc>
-          <w:tcPr/>
+          <w:tcPr>
+            <w:tcW w:w="1336" w:type="dxa"/>
+          </w:tcPr>
           <w:p>
             <w:pPr>
               <w:spacing w:before="0" w:after="0" w:line="240" w:lineRule="auto"/>
@@ -3172,7 +3522,9 @@
           </w:p>
         </w:tc>
         <w:tc>
-          <w:tcPr/>
+          <w:tcPr>
+            <w:tcW w:w="1775" w:type="dxa"/>
+          </w:tcPr>
           <w:p>
             <w:pPr>
               <w:spacing w:before="0" w:after="0" w:line="240" w:lineRule="auto"/>
@@ -3188,7 +3540,9 @@
           </w:p>
         </w:tc>
         <w:tc>
-          <w:tcPr/>
+          <w:tcPr>
+            <w:tcW w:w="2026" w:type="dxa"/>
+          </w:tcPr>
           <w:p>
             <w:pPr>
               <w:spacing w:before="0" w:after="0" w:line="240" w:lineRule="auto"/>
@@ -3204,7 +3558,9 @@
           </w:p>
         </w:tc>
         <w:tc>
-          <w:tcPr/>
+          <w:tcPr>
+            <w:tcW w:w="1043" w:type="dxa"/>
+          </w:tcPr>
           <w:p>
             <w:pPr>
               <w:spacing w:before="0" w:after="0" w:line="240" w:lineRule="auto"/>
@@ -3220,7 +3576,9 @@
           </w:p>
         </w:tc>
         <w:tc>
-          <w:tcPr/>
+          <w:tcPr>
+            <w:tcW w:w="1293" w:type="dxa"/>
+          </w:tcPr>
           <w:p>
             <w:pPr>
               <w:spacing w:before="0" w:after="0" w:line="240" w:lineRule="auto"/>
@@ -3238,7 +3596,9 @@
       </w:tr>
       <w:tr>
         <w:tc>
-          <w:tcPr/>
+          <w:tcPr>
+            <w:tcW w:w="1887" w:type="dxa"/>
+          </w:tcPr>
           <w:p>
             <w:pPr>
               <w:spacing w:before="0" w:after="0" w:line="240" w:lineRule="auto"/>
@@ -3254,7 +3614,9 @@
           </w:p>
         </w:tc>
         <w:tc>
-          <w:tcPr/>
+          <w:tcPr>
+            <w:tcW w:w="1336" w:type="dxa"/>
+          </w:tcPr>
           <w:p>
             <w:pPr>
               <w:spacing w:before="0" w:after="0" w:line="240" w:lineRule="auto"/>
@@ -3270,7 +3632,9 @@
           </w:p>
         </w:tc>
         <w:tc>
-          <w:tcPr/>
+          <w:tcPr>
+            <w:tcW w:w="1775" w:type="dxa"/>
+          </w:tcPr>
           <w:p>
             <w:pPr>
               <w:spacing w:before="0" w:after="0" w:line="240" w:lineRule="auto"/>
@@ -3286,7 +3650,9 @@
           </w:p>
         </w:tc>
         <w:tc>
-          <w:tcPr/>
+          <w:tcPr>
+            <w:tcW w:w="2026" w:type="dxa"/>
+          </w:tcPr>
           <w:p>
             <w:pPr>
               <w:spacing w:before="0" w:after="0" w:line="240" w:lineRule="auto"/>
@@ -3302,7 +3668,9 @@
           </w:p>
         </w:tc>
         <w:tc>
-          <w:tcPr/>
+          <w:tcPr>
+            <w:tcW w:w="1043" w:type="dxa"/>
+          </w:tcPr>
           <w:p>
             <w:pPr>
               <w:spacing w:before="0" w:after="0" w:line="240" w:lineRule="auto"/>
@@ -3318,7 +3686,9 @@
           </w:p>
         </w:tc>
         <w:tc>
-          <w:tcPr/>
+          <w:tcPr>
+            <w:tcW w:w="1293" w:type="dxa"/>
+          </w:tcPr>
           <w:p>
             <w:pPr>
               <w:spacing w:before="0" w:after="0" w:line="240" w:lineRule="auto"/>
@@ -3336,7 +3706,9 @@
       </w:tr>
       <w:tr>
         <w:tc>
-          <w:tcPr/>
+          <w:tcPr>
+            <w:tcW w:w="1887" w:type="dxa"/>
+          </w:tcPr>
           <w:p>
             <w:pPr>
               <w:spacing w:before="0" w:after="0" w:line="240" w:lineRule="auto"/>
@@ -3352,7 +3724,9 @@
           </w:p>
         </w:tc>
         <w:tc>
-          <w:tcPr/>
+          <w:tcPr>
+            <w:tcW w:w="1336" w:type="dxa"/>
+          </w:tcPr>
           <w:p>
             <w:pPr>
               <w:spacing w:before="0" w:after="0" w:line="240" w:lineRule="auto"/>
@@ -3368,7 +3742,9 @@
           </w:p>
         </w:tc>
         <w:tc>
-          <w:tcPr/>
+          <w:tcPr>
+            <w:tcW w:w="1775" w:type="dxa"/>
+          </w:tcPr>
           <w:p>
             <w:pPr>
               <w:spacing w:before="0" w:after="0" w:line="240" w:lineRule="auto"/>
@@ -3384,7 +3760,9 @@
           </w:p>
         </w:tc>
         <w:tc>
-          <w:tcPr/>
+          <w:tcPr>
+            <w:tcW w:w="2026" w:type="dxa"/>
+          </w:tcPr>
           <w:p>
             <w:pPr>
               <w:spacing w:before="0" w:after="0" w:line="240" w:lineRule="auto"/>
@@ -3400,7 +3778,9 @@
           </w:p>
         </w:tc>
         <w:tc>
-          <w:tcPr/>
+          <w:tcPr>
+            <w:tcW w:w="1043" w:type="dxa"/>
+          </w:tcPr>
           <w:p>
             <w:pPr>
               <w:spacing w:before="0" w:after="0" w:line="240" w:lineRule="auto"/>
@@ -3416,7 +3796,9 @@
           </w:p>
         </w:tc>
         <w:tc>
-          <w:tcPr/>
+          <w:tcPr>
+            <w:tcW w:w="1293" w:type="dxa"/>
+          </w:tcPr>
           <w:p>
             <w:pPr>
               <w:spacing w:before="0" w:after="0" w:line="240" w:lineRule="auto"/>
@@ -3434,7 +3816,9 @@
       </w:tr>
       <w:tr>
         <w:tc>
-          <w:tcPr/>
+          <w:tcPr>
+            <w:tcW w:w="1887" w:type="dxa"/>
+          </w:tcPr>
           <w:p>
             <w:pPr>
               <w:spacing w:before="0" w:after="0" w:line="240" w:lineRule="auto"/>
@@ -3450,7 +3834,9 @@
           </w:p>
         </w:tc>
         <w:tc>
-          <w:tcPr/>
+          <w:tcPr>
+            <w:tcW w:w="1336" w:type="dxa"/>
+          </w:tcPr>
           <w:p>
             <w:pPr>
               <w:spacing w:before="0" w:after="0" w:line="240" w:lineRule="auto"/>
@@ -3466,7 +3852,9 @@
           </w:p>
         </w:tc>
         <w:tc>
-          <w:tcPr/>
+          <w:tcPr>
+            <w:tcW w:w="1775" w:type="dxa"/>
+          </w:tcPr>
           <w:p>
             <w:pPr>
               <w:spacing w:before="0" w:after="0" w:line="240" w:lineRule="auto"/>
@@ -3482,7 +3870,9 @@
           </w:p>
         </w:tc>
         <w:tc>
-          <w:tcPr/>
+          <w:tcPr>
+            <w:tcW w:w="2026" w:type="dxa"/>
+          </w:tcPr>
           <w:p>
             <w:pPr>
               <w:spacing w:before="0" w:after="0" w:line="240" w:lineRule="auto"/>
@@ -3498,7 +3888,9 @@
           </w:p>
         </w:tc>
         <w:tc>
-          <w:tcPr/>
+          <w:tcPr>
+            <w:tcW w:w="1043" w:type="dxa"/>
+          </w:tcPr>
           <w:p>
             <w:pPr>
               <w:spacing w:before="0" w:after="0" w:line="240" w:lineRule="auto"/>
@@ -3514,7 +3906,9 @@
           </w:p>
         </w:tc>
         <w:tc>
-          <w:tcPr/>
+          <w:tcPr>
+            <w:tcW w:w="1293" w:type="dxa"/>
+          </w:tcPr>
           <w:p>
             <w:pPr>
               <w:spacing w:before="0" w:after="0" w:line="240" w:lineRule="auto"/>
@@ -3532,7 +3926,9 @@
       </w:tr>
       <w:tr>
         <w:tc>
-          <w:tcPr/>
+          <w:tcPr>
+            <w:tcW w:w="1887" w:type="dxa"/>
+          </w:tcPr>
           <w:p>
             <w:pPr>
               <w:spacing w:before="0" w:after="0" w:line="240" w:lineRule="auto"/>
@@ -3548,7 +3944,9 @@
           </w:p>
         </w:tc>
         <w:tc>
-          <w:tcPr/>
+          <w:tcPr>
+            <w:tcW w:w="1336" w:type="dxa"/>
+          </w:tcPr>
           <w:p>
             <w:pPr>
               <w:spacing w:before="0" w:after="0" w:line="240" w:lineRule="auto"/>
@@ -3564,7 +3962,9 @@
           </w:p>
         </w:tc>
         <w:tc>
-          <w:tcPr/>
+          <w:tcPr>
+            <w:tcW w:w="1775" w:type="dxa"/>
+          </w:tcPr>
           <w:p>
             <w:pPr>
               <w:spacing w:before="0" w:after="0" w:line="240" w:lineRule="auto"/>
@@ -3580,7 +3980,9 @@
           </w:p>
         </w:tc>
         <w:tc>
-          <w:tcPr/>
+          <w:tcPr>
+            <w:tcW w:w="2026" w:type="dxa"/>
+          </w:tcPr>
           <w:p>
             <w:pPr>
               <w:spacing w:before="0" w:after="0" w:line="240" w:lineRule="auto"/>
@@ -3596,7 +3998,9 @@
           </w:p>
         </w:tc>
         <w:tc>
-          <w:tcPr/>
+          <w:tcPr>
+            <w:tcW w:w="1043" w:type="dxa"/>
+          </w:tcPr>
           <w:p>
             <w:pPr>
               <w:spacing w:before="0" w:after="0" w:line="240" w:lineRule="auto"/>
@@ -3612,7 +4016,9 @@
           </w:p>
         </w:tc>
         <w:tc>
-          <w:tcPr/>
+          <w:tcPr>
+            <w:tcW w:w="1293" w:type="dxa"/>
+          </w:tcPr>
           <w:p>
             <w:pPr>
               <w:spacing w:before="0" w:after="0" w:line="240" w:lineRule="auto"/>
@@ -3726,19 +4132,21 @@
         <w:jc w:val="start"/>
       </w:tblPr>
       <w:tblGrid>
-        <w:gridCol w:w="1320"/>
-        <w:gridCol w:w="1320"/>
-        <w:gridCol w:w="1320"/>
-        <w:gridCol w:w="1320"/>
-        <w:gridCol w:w="1320"/>
-        <w:gridCol w:w="1320"/>
+        <w:gridCol w:w="1867"/>
+        <w:gridCol w:w="1542"/>
+        <w:gridCol w:w="1325"/>
+        <w:gridCol w:w="1650"/>
+        <w:gridCol w:w="1216"/>
+        <w:gridCol w:w="1759"/>
       </w:tblGrid>
       <w:tr>
         <w:trPr>
           <w:tblHeader w:val="true"/>
         </w:trPr>
         <w:tc>
-          <w:tcPr/>
+          <w:tcPr>
+            <w:tcW w:w="1867" w:type="dxa"/>
+          </w:tcPr>
           <w:p>
             <w:pPr>
               <w:spacing w:before="0" w:after="0" w:line="240" w:lineRule="auto"/>
@@ -3754,7 +4162,9 @@
           </w:p>
         </w:tc>
         <w:tc>
-          <w:tcPr/>
+          <w:tcPr>
+            <w:tcW w:w="1542" w:type="dxa"/>
+          </w:tcPr>
           <w:p>
             <w:pPr>
               <w:spacing w:before="0" w:after="0" w:line="240" w:lineRule="auto"/>
@@ -3770,7 +4180,9 @@
           </w:p>
         </w:tc>
         <w:tc>
-          <w:tcPr/>
+          <w:tcPr>
+            <w:tcW w:w="1325" w:type="dxa"/>
+          </w:tcPr>
           <w:p>
             <w:pPr>
               <w:spacing w:before="0" w:after="0" w:line="240" w:lineRule="auto"/>
@@ -3786,7 +4198,9 @@
           </w:p>
         </w:tc>
         <w:tc>
-          <w:tcPr/>
+          <w:tcPr>
+            <w:tcW w:w="1650" w:type="dxa"/>
+          </w:tcPr>
           <w:p>
             <w:pPr>
               <w:spacing w:before="0" w:after="0" w:line="240" w:lineRule="auto"/>
@@ -3802,7 +4216,9 @@
           </w:p>
         </w:tc>
         <w:tc>
-          <w:tcPr/>
+          <w:tcPr>
+            <w:tcW w:w="1216" w:type="dxa"/>
+          </w:tcPr>
           <w:p>
             <w:pPr>
               <w:spacing w:before="0" w:after="0" w:line="240" w:lineRule="auto"/>
@@ -3833,7 +4249,9 @@
           </w:p>
         </w:tc>
         <w:tc>
-          <w:tcPr/>
+          <w:tcPr>
+            <w:tcW w:w="1759" w:type="dxa"/>
+          </w:tcPr>
           <w:p>
             <w:pPr>
               <w:spacing w:before="0" w:after="0" w:line="240" w:lineRule="auto"/>
@@ -3851,7 +4269,9 @@
       </w:tr>
       <w:tr>
         <w:tc>
-          <w:tcPr/>
+          <w:tcPr>
+            <w:tcW w:w="1867" w:type="dxa"/>
+          </w:tcPr>
           <w:p>
             <w:pPr>
               <w:spacing w:before="0" w:after="0" w:line="240" w:lineRule="auto"/>
@@ -3867,7 +4287,9 @@
           </w:p>
         </w:tc>
         <w:tc>
-          <w:tcPr/>
+          <w:tcPr>
+            <w:tcW w:w="1542" w:type="dxa"/>
+          </w:tcPr>
           <w:p>
             <w:pPr>
               <w:spacing w:before="0" w:after="0" w:line="240" w:lineRule="auto"/>
@@ -3883,7 +4305,9 @@
           </w:p>
         </w:tc>
         <w:tc>
-          <w:tcPr/>
+          <w:tcPr>
+            <w:tcW w:w="1325" w:type="dxa"/>
+          </w:tcPr>
           <w:p>
             <w:pPr>
               <w:spacing w:before="0" w:after="0" w:line="240" w:lineRule="auto"/>
@@ -3899,7 +4323,9 @@
           </w:p>
         </w:tc>
         <w:tc>
-          <w:tcPr/>
+          <w:tcPr>
+            <w:tcW w:w="1650" w:type="dxa"/>
+          </w:tcPr>
           <w:p>
             <w:pPr>
               <w:spacing w:before="0" w:after="0" w:line="240" w:lineRule="auto"/>
@@ -3915,7 +4341,9 @@
           </w:p>
         </w:tc>
         <w:tc>
-          <w:tcPr/>
+          <w:tcPr>
+            <w:tcW w:w="1216" w:type="dxa"/>
+          </w:tcPr>
           <w:p>
             <w:pPr>
               <w:spacing w:before="0" w:after="0" w:line="240" w:lineRule="auto"/>
@@ -3931,7 +4359,9 @@
           </w:p>
         </w:tc>
         <w:tc>
-          <w:tcPr/>
+          <w:tcPr>
+            <w:tcW w:w="1759" w:type="dxa"/>
+          </w:tcPr>
           <w:p>
             <w:pPr>
               <w:spacing w:before="0" w:after="0" w:line="240" w:lineRule="auto"/>
@@ -3949,7 +4379,9 @@
       </w:tr>
       <w:tr>
         <w:tc>
-          <w:tcPr/>
+          <w:tcPr>
+            <w:tcW w:w="1867" w:type="dxa"/>
+          </w:tcPr>
           <w:p>
             <w:pPr>
               <w:spacing w:before="0" w:after="0" w:line="240" w:lineRule="auto"/>
@@ -3965,7 +4397,9 @@
           </w:p>
         </w:tc>
         <w:tc>
-          <w:tcPr/>
+          <w:tcPr>
+            <w:tcW w:w="1542" w:type="dxa"/>
+          </w:tcPr>
           <w:p>
             <w:pPr>
               <w:spacing w:before="0" w:after="0" w:line="240" w:lineRule="auto"/>
@@ -3981,7 +4415,9 @@
           </w:p>
         </w:tc>
         <w:tc>
-          <w:tcPr/>
+          <w:tcPr>
+            <w:tcW w:w="1325" w:type="dxa"/>
+          </w:tcPr>
           <w:p>
             <w:pPr>
               <w:spacing w:before="0" w:after="0" w:line="240" w:lineRule="auto"/>
@@ -3997,7 +4433,9 @@
           </w:p>
         </w:tc>
         <w:tc>
-          <w:tcPr/>
+          <w:tcPr>
+            <w:tcW w:w="1650" w:type="dxa"/>
+          </w:tcPr>
           <w:p>
             <w:pPr>
               <w:spacing w:before="0" w:after="0" w:line="240" w:lineRule="auto"/>
@@ -4013,7 +4451,9 @@
           </w:p>
         </w:tc>
         <w:tc>
-          <w:tcPr/>
+          <w:tcPr>
+            <w:tcW w:w="1216" w:type="dxa"/>
+          </w:tcPr>
           <w:p>
             <w:pPr>
               <w:spacing w:before="0" w:after="0" w:line="240" w:lineRule="auto"/>
@@ -4029,7 +4469,9 @@
           </w:p>
         </w:tc>
         <w:tc>
-          <w:tcPr/>
+          <w:tcPr>
+            <w:tcW w:w="1759" w:type="dxa"/>
+          </w:tcPr>
           <w:p>
             <w:pPr>
               <w:spacing w:before="0" w:after="0" w:line="240" w:lineRule="auto"/>
@@ -4047,7 +4489,9 @@
       </w:tr>
       <w:tr>
         <w:tc>
-          <w:tcPr/>
+          <w:tcPr>
+            <w:tcW w:w="1867" w:type="dxa"/>
+          </w:tcPr>
           <w:p>
             <w:pPr>
               <w:spacing w:before="0" w:after="0" w:line="240" w:lineRule="auto"/>
@@ -4063,7 +4507,9 @@
           </w:p>
         </w:tc>
         <w:tc>
-          <w:tcPr/>
+          <w:tcPr>
+            <w:tcW w:w="1542" w:type="dxa"/>
+          </w:tcPr>
           <w:p>
             <w:pPr>
               <w:spacing w:before="0" w:after="0" w:line="240" w:lineRule="auto"/>
@@ -4079,7 +4525,9 @@
           </w:p>
         </w:tc>
         <w:tc>
-          <w:tcPr/>
+          <w:tcPr>
+            <w:tcW w:w="1325" w:type="dxa"/>
+          </w:tcPr>
           <w:p>
             <w:pPr>
               <w:spacing w:before="0" w:after="0" w:line="240" w:lineRule="auto"/>
@@ -4095,7 +4543,9 @@
           </w:p>
         </w:tc>
         <w:tc>
-          <w:tcPr/>
+          <w:tcPr>
+            <w:tcW w:w="1650" w:type="dxa"/>
+          </w:tcPr>
           <w:p>
             <w:pPr>
               <w:spacing w:before="0" w:after="0" w:line="240" w:lineRule="auto"/>
@@ -4111,7 +4561,9 @@
           </w:p>
         </w:tc>
         <w:tc>
-          <w:tcPr/>
+          <w:tcPr>
+            <w:tcW w:w="1216" w:type="dxa"/>
+          </w:tcPr>
           <w:p>
             <w:pPr>
               <w:spacing w:before="0" w:after="0" w:line="240" w:lineRule="auto"/>
@@ -4127,7 +4579,9 @@
           </w:p>
         </w:tc>
         <w:tc>
-          <w:tcPr/>
+          <w:tcPr>
+            <w:tcW w:w="1759" w:type="dxa"/>
+          </w:tcPr>
           <w:p>
             <w:pPr>
               <w:spacing w:before="0" w:after="0" w:line="240" w:lineRule="auto"/>
@@ -4145,7 +4599,9 @@
       </w:tr>
       <w:tr>
         <w:tc>
-          <w:tcPr/>
+          <w:tcPr>
+            <w:tcW w:w="1867" w:type="dxa"/>
+          </w:tcPr>
           <w:p>
             <w:pPr>
               <w:spacing w:before="0" w:after="0" w:line="240" w:lineRule="auto"/>
@@ -4161,7 +4617,9 @@
           </w:p>
         </w:tc>
         <w:tc>
-          <w:tcPr/>
+          <w:tcPr>
+            <w:tcW w:w="1542" w:type="dxa"/>
+          </w:tcPr>
           <w:p>
             <w:pPr>
               <w:spacing w:before="0" w:after="0" w:line="240" w:lineRule="auto"/>
@@ -4177,7 +4635,9 @@
           </w:p>
         </w:tc>
         <w:tc>
-          <w:tcPr/>
+          <w:tcPr>
+            <w:tcW w:w="1325" w:type="dxa"/>
+          </w:tcPr>
           <w:p>
             <w:pPr>
               <w:spacing w:before="0" w:after="0" w:line="240" w:lineRule="auto"/>
@@ -4193,7 +4653,9 @@
           </w:p>
         </w:tc>
         <w:tc>
-          <w:tcPr/>
+          <w:tcPr>
+            <w:tcW w:w="1650" w:type="dxa"/>
+          </w:tcPr>
           <w:p>
             <w:pPr>
               <w:spacing w:before="0" w:after="0" w:line="240" w:lineRule="auto"/>
@@ -4209,7 +4671,9 @@
           </w:p>
         </w:tc>
         <w:tc>
-          <w:tcPr/>
+          <w:tcPr>
+            <w:tcW w:w="1216" w:type="dxa"/>
+          </w:tcPr>
           <w:p>
             <w:pPr>
               <w:spacing w:before="0" w:after="0" w:line="240" w:lineRule="auto"/>
@@ -4225,7 +4689,9 @@
           </w:p>
         </w:tc>
         <w:tc>
-          <w:tcPr/>
+          <w:tcPr>
+            <w:tcW w:w="1759" w:type="dxa"/>
+          </w:tcPr>
           <w:p>
             <w:pPr>
               <w:spacing w:before="0" w:after="0" w:line="240" w:lineRule="auto"/>
@@ -4295,19 +4761,21 @@
         <w:jc w:val="start"/>
       </w:tblPr>
       <w:tblGrid>
-        <w:gridCol w:w="1320"/>
-        <w:gridCol w:w="1320"/>
-        <w:gridCol w:w="1320"/>
-        <w:gridCol w:w="1320"/>
-        <w:gridCol w:w="1320"/>
-        <w:gridCol w:w="1320"/>
+        <w:gridCol w:w="1577"/>
+        <w:gridCol w:w="646"/>
+        <w:gridCol w:w="2714"/>
+        <w:gridCol w:w="1164"/>
+        <w:gridCol w:w="2404"/>
+        <w:gridCol w:w="854"/>
       </w:tblGrid>
       <w:tr>
         <w:trPr>
           <w:tblHeader w:val="true"/>
         </w:trPr>
         <w:tc>
-          <w:tcPr/>
+          <w:tcPr>
+            <w:tcW w:w="1577" w:type="dxa"/>
+          </w:tcPr>
           <w:p>
             <w:pPr>
               <w:spacing w:before="0" w:after="0" w:line="240" w:lineRule="auto"/>
@@ -4323,7 +4791,9 @@
           </w:p>
         </w:tc>
         <w:tc>
-          <w:tcPr/>
+          <w:tcPr>
+            <w:tcW w:w="646" w:type="dxa"/>
+          </w:tcPr>
           <w:p>
             <w:pPr>
               <w:spacing w:before="0" w:after="0" w:line="240" w:lineRule="auto"/>
@@ -4339,7 +4809,9 @@
           </w:p>
         </w:tc>
         <w:tc>
-          <w:tcPr/>
+          <w:tcPr>
+            <w:tcW w:w="2714" w:type="dxa"/>
+          </w:tcPr>
           <w:p>
             <w:pPr>
               <w:spacing w:before="0" w:after="0" w:line="240" w:lineRule="auto"/>
@@ -4370,7 +4842,9 @@
           </w:p>
         </w:tc>
         <w:tc>
-          <w:tcPr/>
+          <w:tcPr>
+            <w:tcW w:w="1164" w:type="dxa"/>
+          </w:tcPr>
           <w:p>
             <w:pPr>
               <w:spacing w:before="0" w:after="0" w:line="240" w:lineRule="auto"/>
@@ -4386,7 +4860,9 @@
           </w:p>
         </w:tc>
         <w:tc>
-          <w:tcPr/>
+          <w:tcPr>
+            <w:tcW w:w="2404" w:type="dxa"/>
+          </w:tcPr>
           <w:p>
             <w:pPr>
               <w:spacing w:before="0" w:after="0" w:line="240" w:lineRule="auto"/>
@@ -4417,7 +4893,9 @@
           </w:p>
         </w:tc>
         <w:tc>
-          <w:tcPr/>
+          <w:tcPr>
+            <w:tcW w:w="854" w:type="dxa"/>
+          </w:tcPr>
           <w:p>
             <w:pPr>
               <w:spacing w:before="0" w:after="0" w:line="240" w:lineRule="auto"/>
@@ -4435,7 +4913,9 @@
       </w:tr>
       <w:tr>
         <w:tc>
-          <w:tcPr/>
+          <w:tcPr>
+            <w:tcW w:w="1577" w:type="dxa"/>
+          </w:tcPr>
           <w:p>
             <w:pPr>
               <w:spacing w:before="0" w:after="0" w:line="240" w:lineRule="auto"/>
@@ -4451,7 +4931,9 @@
           </w:p>
         </w:tc>
         <w:tc>
-          <w:tcPr/>
+          <w:tcPr>
+            <w:tcW w:w="646" w:type="dxa"/>
+          </w:tcPr>
           <w:p>
             <w:pPr>
               <w:spacing w:before="0" w:after="0" w:line="240" w:lineRule="auto"/>
@@ -4467,7 +4949,9 @@
           </w:p>
         </w:tc>
         <w:tc>
-          <w:tcPr/>
+          <w:tcPr>
+            <w:tcW w:w="2714" w:type="dxa"/>
+          </w:tcPr>
           <w:p>
             <w:pPr>
               <w:spacing w:before="0" w:after="0" w:line="240" w:lineRule="auto"/>
@@ -4483,7 +4967,9 @@
           </w:p>
         </w:tc>
         <w:tc>
-          <w:tcPr/>
+          <w:tcPr>
+            <w:tcW w:w="1164" w:type="dxa"/>
+          </w:tcPr>
           <w:p>
             <w:pPr>
               <w:spacing w:before="0" w:after="0" w:line="240" w:lineRule="auto"/>
@@ -4499,7 +4985,9 @@
           </w:p>
         </w:tc>
         <w:tc>
-          <w:tcPr/>
+          <w:tcPr>
+            <w:tcW w:w="2404" w:type="dxa"/>
+          </w:tcPr>
           <w:p>
             <w:pPr>
               <w:spacing w:before="0" w:after="0" w:line="240" w:lineRule="auto"/>
@@ -4515,7 +5003,9 @@
           </w:p>
         </w:tc>
         <w:tc>
-          <w:tcPr/>
+          <w:tcPr>
+            <w:tcW w:w="854" w:type="dxa"/>
+          </w:tcPr>
           <w:p>
             <w:pPr>
               <w:spacing w:before="0" w:after="0" w:line="240" w:lineRule="auto"/>
@@ -4533,7 +5023,9 @@
       </w:tr>
       <w:tr>
         <w:tc>
-          <w:tcPr/>
+          <w:tcPr>
+            <w:tcW w:w="1577" w:type="dxa"/>
+          </w:tcPr>
           <w:p>
             <w:pPr>
               <w:spacing w:before="0" w:after="0" w:line="240" w:lineRule="auto"/>
@@ -4549,7 +5041,9 @@
           </w:p>
         </w:tc>
         <w:tc>
-          <w:tcPr/>
+          <w:tcPr>
+            <w:tcW w:w="646" w:type="dxa"/>
+          </w:tcPr>
           <w:p>
             <w:pPr>
               <w:spacing w:before="0" w:after="0" w:line="240" w:lineRule="auto"/>
@@ -4565,7 +5059,9 @@
           </w:p>
         </w:tc>
         <w:tc>
-          <w:tcPr/>
+          <w:tcPr>
+            <w:tcW w:w="2714" w:type="dxa"/>
+          </w:tcPr>
           <w:p>
             <w:pPr>
               <w:spacing w:before="0" w:after="0" w:line="240" w:lineRule="auto"/>
@@ -4581,7 +5077,9 @@
           </w:p>
         </w:tc>
         <w:tc>
-          <w:tcPr/>
+          <w:tcPr>
+            <w:tcW w:w="1164" w:type="dxa"/>
+          </w:tcPr>
           <w:p>
             <w:pPr>
               <w:spacing w:before="0" w:after="0" w:line="240" w:lineRule="auto"/>
@@ -4597,7 +5095,9 @@
           </w:p>
         </w:tc>
         <w:tc>
-          <w:tcPr/>
+          <w:tcPr>
+            <w:tcW w:w="2404" w:type="dxa"/>
+          </w:tcPr>
           <w:p>
             <w:pPr>
               <w:spacing w:before="0" w:after="0" w:line="240" w:lineRule="auto"/>
@@ -4613,7 +5113,9 @@
           </w:p>
         </w:tc>
         <w:tc>
-          <w:tcPr/>
+          <w:tcPr>
+            <w:tcW w:w="854" w:type="dxa"/>
+          </w:tcPr>
           <w:p>
             <w:pPr>
               <w:spacing w:before="0" w:after="0" w:line="240" w:lineRule="auto"/>
@@ -4631,7 +5133,9 @@
       </w:tr>
       <w:tr>
         <w:tc>
-          <w:tcPr/>
+          <w:tcPr>
+            <w:tcW w:w="1577" w:type="dxa"/>
+          </w:tcPr>
           <w:p>
             <w:pPr>
               <w:spacing w:before="0" w:after="0" w:line="240" w:lineRule="auto"/>
@@ -4647,7 +5151,9 @@
           </w:p>
         </w:tc>
         <w:tc>
-          <w:tcPr/>
+          <w:tcPr>
+            <w:tcW w:w="646" w:type="dxa"/>
+          </w:tcPr>
           <w:p>
             <w:pPr>
               <w:spacing w:before="0" w:after="0" w:line="240" w:lineRule="auto"/>
@@ -4663,7 +5169,9 @@
           </w:p>
         </w:tc>
         <w:tc>
-          <w:tcPr/>
+          <w:tcPr>
+            <w:tcW w:w="2714" w:type="dxa"/>
+          </w:tcPr>
           <w:p>
             <w:pPr>
               <w:spacing w:before="0" w:after="0" w:line="240" w:lineRule="auto"/>
@@ -4679,7 +5187,9 @@
           </w:p>
         </w:tc>
         <w:tc>
-          <w:tcPr/>
+          <w:tcPr>
+            <w:tcW w:w="1164" w:type="dxa"/>
+          </w:tcPr>
           <w:p>
             <w:pPr>
               <w:spacing w:before="0" w:after="0" w:line="240" w:lineRule="auto"/>
@@ -4695,7 +5205,9 @@
           </w:p>
         </w:tc>
         <w:tc>
-          <w:tcPr/>
+          <w:tcPr>
+            <w:tcW w:w="2404" w:type="dxa"/>
+          </w:tcPr>
           <w:p>
             <w:pPr>
               <w:spacing w:before="0" w:after="0" w:line="240" w:lineRule="auto"/>
@@ -4711,7 +5223,9 @@
           </w:p>
         </w:tc>
         <w:tc>
-          <w:tcPr/>
+          <w:tcPr>
+            <w:tcW w:w="854" w:type="dxa"/>
+          </w:tcPr>
           <w:p>
             <w:pPr>
               <w:spacing w:before="0" w:after="0" w:line="240" w:lineRule="auto"/>
@@ -4729,7 +5243,9 @@
       </w:tr>
       <w:tr>
         <w:tc>
-          <w:tcPr/>
+          <w:tcPr>
+            <w:tcW w:w="1577" w:type="dxa"/>
+          </w:tcPr>
           <w:p>
             <w:pPr>
               <w:spacing w:before="0" w:after="0" w:line="240" w:lineRule="auto"/>
@@ -4745,7 +5261,9 @@
           </w:p>
         </w:tc>
         <w:tc>
-          <w:tcPr/>
+          <w:tcPr>
+            <w:tcW w:w="646" w:type="dxa"/>
+          </w:tcPr>
           <w:p>
             <w:pPr>
               <w:spacing w:before="0" w:after="0" w:line="240" w:lineRule="auto"/>
@@ -4761,7 +5279,9 @@
           </w:p>
         </w:tc>
         <w:tc>
-          <w:tcPr/>
+          <w:tcPr>
+            <w:tcW w:w="2714" w:type="dxa"/>
+          </w:tcPr>
           <w:p>
             <w:pPr>
               <w:spacing w:before="0" w:after="0" w:line="240" w:lineRule="auto"/>
@@ -4777,7 +5297,9 @@
           </w:p>
         </w:tc>
         <w:tc>
-          <w:tcPr/>
+          <w:tcPr>
+            <w:tcW w:w="1164" w:type="dxa"/>
+          </w:tcPr>
           <w:p>
             <w:pPr>
               <w:spacing w:before="0" w:after="0" w:line="240" w:lineRule="auto"/>
@@ -4793,7 +5315,9 @@
           </w:p>
         </w:tc>
         <w:tc>
-          <w:tcPr/>
+          <w:tcPr>
+            <w:tcW w:w="2404" w:type="dxa"/>
+          </w:tcPr>
           <w:p>
             <w:pPr>
               <w:spacing w:before="0" w:after="0" w:line="240" w:lineRule="auto"/>
@@ -4809,7 +5333,9 @@
           </w:p>
         </w:tc>
         <w:tc>
-          <w:tcPr/>
+          <w:tcPr>
+            <w:tcW w:w="854" w:type="dxa"/>
+          </w:tcPr>
           <w:p>
             <w:pPr>
               <w:spacing w:before="0" w:after="0" w:line="240" w:lineRule="auto"/>
@@ -4827,7 +5353,9 @@
       </w:tr>
       <w:tr>
         <w:tc>
-          <w:tcPr/>
+          <w:tcPr>
+            <w:tcW w:w="1577" w:type="dxa"/>
+          </w:tcPr>
           <w:p>
             <w:pPr>
               <w:spacing w:before="0" w:after="0" w:line="240" w:lineRule="auto"/>
@@ -4843,7 +5371,9 @@
           </w:p>
         </w:tc>
         <w:tc>
-          <w:tcPr/>
+          <w:tcPr>
+            <w:tcW w:w="646" w:type="dxa"/>
+          </w:tcPr>
           <w:p>
             <w:pPr>
               <w:spacing w:before="0" w:after="0" w:line="240" w:lineRule="auto"/>
@@ -4859,7 +5389,9 @@
           </w:p>
         </w:tc>
         <w:tc>
-          <w:tcPr/>
+          <w:tcPr>
+            <w:tcW w:w="2714" w:type="dxa"/>
+          </w:tcPr>
           <w:p>
             <w:pPr>
               <w:spacing w:before="0" w:after="0" w:line="240" w:lineRule="auto"/>
@@ -4875,7 +5407,9 @@
           </w:p>
         </w:tc>
         <w:tc>
-          <w:tcPr/>
+          <w:tcPr>
+            <w:tcW w:w="1164" w:type="dxa"/>
+          </w:tcPr>
           <w:p>
             <w:pPr>
               <w:spacing w:before="0" w:after="0" w:line="240" w:lineRule="auto"/>
@@ -4891,7 +5425,9 @@
           </w:p>
         </w:tc>
         <w:tc>
-          <w:tcPr/>
+          <w:tcPr>
+            <w:tcW w:w="2404" w:type="dxa"/>
+          </w:tcPr>
           <w:p>
             <w:pPr>
               <w:spacing w:before="0" w:after="0" w:line="240" w:lineRule="auto"/>
@@ -4907,7 +5443,9 @@
           </w:p>
         </w:tc>
         <w:tc>
-          <w:tcPr/>
+          <w:tcPr>
+            <w:tcW w:w="854" w:type="dxa"/>
+          </w:tcPr>
           <w:p>
             <w:pPr>
               <w:spacing w:before="0" w:after="0" w:line="240" w:lineRule="auto"/>
@@ -4925,7 +5463,9 @@
       </w:tr>
       <w:tr>
         <w:tc>
-          <w:tcPr/>
+          <w:tcPr>
+            <w:tcW w:w="1577" w:type="dxa"/>
+          </w:tcPr>
           <w:p>
             <w:pPr>
               <w:spacing w:before="0" w:after="0" w:line="240" w:lineRule="auto"/>
@@ -4941,7 +5481,9 @@
           </w:p>
         </w:tc>
         <w:tc>
-          <w:tcPr/>
+          <w:tcPr>
+            <w:tcW w:w="646" w:type="dxa"/>
+          </w:tcPr>
           <w:p>
             <w:pPr>
               <w:spacing w:before="0" w:after="0" w:line="240" w:lineRule="auto"/>
@@ -4957,7 +5499,9 @@
           </w:p>
         </w:tc>
         <w:tc>
-          <w:tcPr/>
+          <w:tcPr>
+            <w:tcW w:w="2714" w:type="dxa"/>
+          </w:tcPr>
           <w:p>
             <w:pPr>
               <w:spacing w:before="0" w:after="0" w:line="240" w:lineRule="auto"/>
@@ -4973,7 +5517,9 @@
           </w:p>
         </w:tc>
         <w:tc>
-          <w:tcPr/>
+          <w:tcPr>
+            <w:tcW w:w="1164" w:type="dxa"/>
+          </w:tcPr>
           <w:p>
             <w:pPr>
               <w:spacing w:before="0" w:after="0" w:line="240" w:lineRule="auto"/>
@@ -4989,7 +5535,9 @@
           </w:p>
         </w:tc>
         <w:tc>
-          <w:tcPr/>
+          <w:tcPr>
+            <w:tcW w:w="2404" w:type="dxa"/>
+          </w:tcPr>
           <w:p>
             <w:pPr>
               <w:spacing w:before="0" w:after="0" w:line="240" w:lineRule="auto"/>
@@ -5005,7 +5553,9 @@
           </w:p>
         </w:tc>
         <w:tc>
-          <w:tcPr/>
+          <w:tcPr>
+            <w:tcW w:w="854" w:type="dxa"/>
+          </w:tcPr>
           <w:p>
             <w:pPr>
               <w:spacing w:before="0" w:after="0" w:line="240" w:lineRule="auto"/>
@@ -5023,7 +5573,9 @@
       </w:tr>
       <w:tr>
         <w:tc>
-          <w:tcPr/>
+          <w:tcPr>
+            <w:tcW w:w="1577" w:type="dxa"/>
+          </w:tcPr>
           <w:p>
             <w:pPr>
               <w:spacing w:before="0" w:after="0" w:line="240" w:lineRule="auto"/>
@@ -5054,7 +5606,9 @@
           </w:p>
         </w:tc>
         <w:tc>
-          <w:tcPr/>
+          <w:tcPr>
+            <w:tcW w:w="646" w:type="dxa"/>
+          </w:tcPr>
           <w:p>
             <w:pPr>
               <w:spacing w:before="0" w:after="0" w:line="240" w:lineRule="auto"/>
@@ -5070,7 +5624,9 @@
           </w:p>
         </w:tc>
         <w:tc>
-          <w:tcPr/>
+          <w:tcPr>
+            <w:tcW w:w="2714" w:type="dxa"/>
+          </w:tcPr>
           <w:p>
             <w:pPr>
               <w:spacing w:before="0" w:after="0" w:line="240" w:lineRule="auto"/>
@@ -5086,7 +5642,9 @@
           </w:p>
         </w:tc>
         <w:tc>
-          <w:tcPr/>
+          <w:tcPr>
+            <w:tcW w:w="1164" w:type="dxa"/>
+          </w:tcPr>
           <w:p>
             <w:pPr>
               <w:spacing w:before="0" w:after="0" w:line="240" w:lineRule="auto"/>
@@ -5102,7 +5660,9 @@
           </w:p>
         </w:tc>
         <w:tc>
-          <w:tcPr/>
+          <w:tcPr>
+            <w:tcW w:w="2404" w:type="dxa"/>
+          </w:tcPr>
           <w:p>
             <w:pPr>
               <w:spacing w:before="0" w:after="0" w:line="240" w:lineRule="auto"/>
@@ -5118,7 +5678,9 @@
           </w:p>
         </w:tc>
         <w:tc>
-          <w:tcPr/>
+          <w:tcPr>
+            <w:tcW w:w="854" w:type="dxa"/>
+          </w:tcPr>
           <w:p>
             <w:pPr>
               <w:spacing w:before="0" w:after="0" w:line="240" w:lineRule="auto"/>
@@ -5136,7 +5698,9 @@
       </w:tr>
       <w:tr>
         <w:tc>
-          <w:tcPr/>
+          <w:tcPr>
+            <w:tcW w:w="1577" w:type="dxa"/>
+          </w:tcPr>
           <w:p>
             <w:pPr>
               <w:spacing w:before="0" w:after="0" w:line="240" w:lineRule="auto"/>
@@ -5167,7 +5731,9 @@
           </w:p>
         </w:tc>
         <w:tc>
-          <w:tcPr/>
+          <w:tcPr>
+            <w:tcW w:w="646" w:type="dxa"/>
+          </w:tcPr>
           <w:p>
             <w:pPr>
               <w:spacing w:before="0" w:after="0" w:line="240" w:lineRule="auto"/>
@@ -5183,7 +5749,9 @@
           </w:p>
         </w:tc>
         <w:tc>
-          <w:tcPr/>
+          <w:tcPr>
+            <w:tcW w:w="2714" w:type="dxa"/>
+          </w:tcPr>
           <w:p>
             <w:pPr>
               <w:spacing w:before="0" w:after="0" w:line="240" w:lineRule="auto"/>
@@ -5199,7 +5767,9 @@
           </w:p>
         </w:tc>
         <w:tc>
-          <w:tcPr/>
+          <w:tcPr>
+            <w:tcW w:w="1164" w:type="dxa"/>
+          </w:tcPr>
           <w:p>
             <w:pPr>
               <w:spacing w:before="0" w:after="0" w:line="240" w:lineRule="auto"/>
@@ -5215,7 +5785,9 @@
           </w:p>
         </w:tc>
         <w:tc>
-          <w:tcPr/>
+          <w:tcPr>
+            <w:tcW w:w="2404" w:type="dxa"/>
+          </w:tcPr>
           <w:p>
             <w:pPr>
               <w:spacing w:before="0" w:after="0" w:line="240" w:lineRule="auto"/>
@@ -5231,7 +5803,9 @@
           </w:p>
         </w:tc>
         <w:tc>
-          <w:tcPr/>
+          <w:tcPr>
+            <w:tcW w:w="854" w:type="dxa"/>
+          </w:tcPr>
           <w:p>
             <w:pPr>
               <w:spacing w:before="0" w:after="0" w:line="240" w:lineRule="auto"/>
@@ -5331,17 +5905,19 @@
         <w:jc w:val="start"/>
       </w:tblPr>
       <w:tblGrid>
-        <w:gridCol w:w="1980"/>
-        <w:gridCol w:w="1980"/>
-        <w:gridCol w:w="1980"/>
-        <w:gridCol w:w="1980"/>
+        <w:gridCol w:w="1502"/>
+        <w:gridCol w:w="3513"/>
+        <w:gridCol w:w="2172"/>
+        <w:gridCol w:w="2172"/>
       </w:tblGrid>
       <w:tr>
         <w:trPr>
           <w:tblHeader w:val="true"/>
         </w:trPr>
         <w:tc>
-          <w:tcPr/>
+          <w:tcPr>
+            <w:tcW w:w="1502" w:type="dxa"/>
+          </w:tcPr>
           <w:p>
             <w:pPr>
               <w:spacing w:before="0" w:after="0" w:line="240" w:lineRule="auto"/>
@@ -5357,7 +5933,9 @@
           </w:p>
         </w:tc>
         <w:tc>
-          <w:tcPr/>
+          <w:tcPr>
+            <w:tcW w:w="3513" w:type="dxa"/>
+          </w:tcPr>
           <w:p>
             <w:pPr>
               <w:spacing w:before="0" w:after="0" w:line="240" w:lineRule="auto"/>
@@ -5373,7 +5951,9 @@
           </w:p>
         </w:tc>
         <w:tc>
-          <w:tcPr/>
+          <w:tcPr>
+            <w:tcW w:w="2172" w:type="dxa"/>
+          </w:tcPr>
           <w:p>
             <w:pPr>
               <w:spacing w:before="0" w:after="0" w:line="240" w:lineRule="auto"/>
@@ -5389,7 +5969,9 @@
           </w:p>
         </w:tc>
         <w:tc>
-          <w:tcPr/>
+          <w:tcPr>
+            <w:tcW w:w="2172" w:type="dxa"/>
+          </w:tcPr>
           <w:p>
             <w:pPr>
               <w:spacing w:before="0" w:after="0" w:line="240" w:lineRule="auto"/>
@@ -5407,7 +5989,9 @@
       </w:tr>
       <w:tr>
         <w:tc>
-          <w:tcPr/>
+          <w:tcPr>
+            <w:tcW w:w="1502" w:type="dxa"/>
+          </w:tcPr>
           <w:p>
             <w:pPr>
               <w:spacing w:before="0" w:after="0" w:line="240" w:lineRule="auto"/>
@@ -5423,7 +6007,9 @@
           </w:p>
         </w:tc>
         <w:tc>
-          <w:tcPr/>
+          <w:tcPr>
+            <w:tcW w:w="3513" w:type="dxa"/>
+          </w:tcPr>
           <w:p>
             <w:pPr>
               <w:spacing w:before="0" w:after="0" w:line="240" w:lineRule="auto"/>
@@ -5439,7 +6025,9 @@
           </w:p>
         </w:tc>
         <w:tc>
-          <w:tcPr/>
+          <w:tcPr>
+            <w:tcW w:w="2172" w:type="dxa"/>
+          </w:tcPr>
           <w:p>
             <w:pPr>
               <w:spacing w:before="0" w:after="0" w:line="240" w:lineRule="auto"/>
@@ -5455,7 +6043,9 @@
           </w:p>
         </w:tc>
         <w:tc>
-          <w:tcPr/>
+          <w:tcPr>
+            <w:tcW w:w="2172" w:type="dxa"/>
+          </w:tcPr>
           <w:p>
             <w:pPr>
               <w:spacing w:before="0" w:after="0" w:line="240" w:lineRule="auto"/>
@@ -5473,7 +6063,9 @@
       </w:tr>
       <w:tr>
         <w:tc>
-          <w:tcPr/>
+          <w:tcPr>
+            <w:tcW w:w="1502" w:type="dxa"/>
+          </w:tcPr>
           <w:p>
             <w:pPr>
               <w:spacing w:before="0" w:after="0" w:line="240" w:lineRule="auto"/>
@@ -5489,7 +6081,9 @@
           </w:p>
         </w:tc>
         <w:tc>
-          <w:tcPr/>
+          <w:tcPr>
+            <w:tcW w:w="3513" w:type="dxa"/>
+          </w:tcPr>
           <w:p>
             <w:pPr>
               <w:spacing w:before="0" w:after="0" w:line="240" w:lineRule="auto"/>
@@ -5505,7 +6099,9 @@
           </w:p>
         </w:tc>
         <w:tc>
-          <w:tcPr/>
+          <w:tcPr>
+            <w:tcW w:w="2172" w:type="dxa"/>
+          </w:tcPr>
           <w:p>
             <w:pPr>
               <w:spacing w:before="0" w:after="0" w:line="240" w:lineRule="auto"/>
@@ -5521,7 +6117,9 @@
           </w:p>
         </w:tc>
         <w:tc>
-          <w:tcPr/>
+          <w:tcPr>
+            <w:tcW w:w="2172" w:type="dxa"/>
+          </w:tcPr>
           <w:p>
             <w:pPr>
               <w:spacing w:before="0" w:after="0" w:line="240" w:lineRule="auto"/>
@@ -5539,7 +6137,9 @@
       </w:tr>
       <w:tr>
         <w:tc>
-          <w:tcPr/>
+          <w:tcPr>
+            <w:tcW w:w="1502" w:type="dxa"/>
+          </w:tcPr>
           <w:p>
             <w:pPr>
               <w:spacing w:before="0" w:after="0" w:line="240" w:lineRule="auto"/>
@@ -5555,7 +6155,9 @@
           </w:p>
         </w:tc>
         <w:tc>
-          <w:tcPr/>
+          <w:tcPr>
+            <w:tcW w:w="3513" w:type="dxa"/>
+          </w:tcPr>
           <w:p>
             <w:pPr>
               <w:spacing w:before="0" w:after="0" w:line="240" w:lineRule="auto"/>
@@ -5571,7 +6173,9 @@
           </w:p>
         </w:tc>
         <w:tc>
-          <w:tcPr/>
+          <w:tcPr>
+            <w:tcW w:w="2172" w:type="dxa"/>
+          </w:tcPr>
           <w:p>
             <w:pPr>
               <w:spacing w:before="0" w:after="0" w:line="240" w:lineRule="auto"/>
@@ -5587,7 +6191,9 @@
           </w:p>
         </w:tc>
         <w:tc>
-          <w:tcPr/>
+          <w:tcPr>
+            <w:tcW w:w="2172" w:type="dxa"/>
+          </w:tcPr>
           <w:p>
             <w:pPr>
               <w:spacing w:before="0" w:after="0" w:line="240" w:lineRule="auto"/>
@@ -5605,7 +6211,9 @@
       </w:tr>
       <w:tr>
         <w:tc>
-          <w:tcPr/>
+          <w:tcPr>
+            <w:tcW w:w="1502" w:type="dxa"/>
+          </w:tcPr>
           <w:p>
             <w:pPr>
               <w:spacing w:before="0" w:after="0" w:line="240" w:lineRule="auto"/>
@@ -5621,7 +6229,9 @@
           </w:p>
         </w:tc>
         <w:tc>
-          <w:tcPr/>
+          <w:tcPr>
+            <w:tcW w:w="3513" w:type="dxa"/>
+          </w:tcPr>
           <w:p>
             <w:pPr>
               <w:spacing w:before="0" w:after="0" w:line="240" w:lineRule="auto"/>
@@ -5637,7 +6247,9 @@
           </w:p>
         </w:tc>
         <w:tc>
-          <w:tcPr/>
+          <w:tcPr>
+            <w:tcW w:w="2172" w:type="dxa"/>
+          </w:tcPr>
           <w:p>
             <w:pPr>
               <w:spacing w:before="0" w:after="0" w:line="240" w:lineRule="auto"/>
@@ -5653,7 +6265,9 @@
           </w:p>
         </w:tc>
         <w:tc>
-          <w:tcPr/>
+          <w:tcPr>
+            <w:tcW w:w="2172" w:type="dxa"/>
+          </w:tcPr>
           <w:p>
             <w:pPr>
               <w:spacing w:before="0" w:after="0" w:line="240" w:lineRule="auto"/>
@@ -5671,7 +6285,9 @@
       </w:tr>
       <w:tr>
         <w:tc>
-          <w:tcPr/>
+          <w:tcPr>
+            <w:tcW w:w="1502" w:type="dxa"/>
+          </w:tcPr>
           <w:p>
             <w:pPr>
               <w:spacing w:before="0" w:after="0" w:line="240" w:lineRule="auto"/>
@@ -5687,7 +6303,9 @@
           </w:p>
         </w:tc>
         <w:tc>
-          <w:tcPr/>
+          <w:tcPr>
+            <w:tcW w:w="3513" w:type="dxa"/>
+          </w:tcPr>
           <w:p>
             <w:pPr>
               <w:spacing w:before="0" w:after="0" w:line="240" w:lineRule="auto"/>
@@ -5703,7 +6321,9 @@
           </w:p>
         </w:tc>
         <w:tc>
-          <w:tcPr/>
+          <w:tcPr>
+            <w:tcW w:w="2172" w:type="dxa"/>
+          </w:tcPr>
           <w:p>
             <w:pPr>
               <w:spacing w:before="0" w:after="0" w:line="240" w:lineRule="auto"/>
@@ -5719,7 +6339,9 @@
           </w:p>
         </w:tc>
         <w:tc>
-          <w:tcPr/>
+          <w:tcPr>
+            <w:tcW w:w="2172" w:type="dxa"/>
+          </w:tcPr>
           <w:p>
             <w:pPr>
               <w:spacing w:before="0" w:after="0" w:line="240" w:lineRule="auto"/>
@@ -5737,7 +6359,9 @@
       </w:tr>
       <w:tr>
         <w:tc>
-          <w:tcPr/>
+          <w:tcPr>
+            <w:tcW w:w="1502" w:type="dxa"/>
+          </w:tcPr>
           <w:p>
             <w:pPr>
               <w:spacing w:before="0" w:after="0" w:line="240" w:lineRule="auto"/>
@@ -5753,7 +6377,9 @@
           </w:p>
         </w:tc>
         <w:tc>
-          <w:tcPr/>
+          <w:tcPr>
+            <w:tcW w:w="3513" w:type="dxa"/>
+          </w:tcPr>
           <w:p>
             <w:pPr>
               <w:spacing w:before="0" w:after="0" w:line="240" w:lineRule="auto"/>
@@ -5769,7 +6395,9 @@
           </w:p>
         </w:tc>
         <w:tc>
-          <w:tcPr/>
+          <w:tcPr>
+            <w:tcW w:w="2172" w:type="dxa"/>
+          </w:tcPr>
           <w:p>
             <w:pPr>
               <w:spacing w:before="0" w:after="0" w:line="240" w:lineRule="auto"/>
@@ -5785,7 +6413,9 @@
           </w:p>
         </w:tc>
         <w:tc>
-          <w:tcPr/>
+          <w:tcPr>
+            <w:tcW w:w="2172" w:type="dxa"/>
+          </w:tcPr>
           <w:p>
             <w:pPr>
               <w:spacing w:before="0" w:after="0" w:line="240" w:lineRule="auto"/>
@@ -5803,7 +6433,9 @@
       </w:tr>
       <w:tr>
         <w:tc>
-          <w:tcPr/>
+          <w:tcPr>
+            <w:tcW w:w="1502" w:type="dxa"/>
+          </w:tcPr>
           <w:p>
             <w:pPr>
               <w:spacing w:before="0" w:after="0" w:line="240" w:lineRule="auto"/>
@@ -5819,7 +6451,9 @@
           </w:p>
         </w:tc>
         <w:tc>
-          <w:tcPr/>
+          <w:tcPr>
+            <w:tcW w:w="3513" w:type="dxa"/>
+          </w:tcPr>
           <w:p>
             <w:pPr>
               <w:spacing w:before="0" w:after="0" w:line="240" w:lineRule="auto"/>
@@ -5835,7 +6469,9 @@
           </w:p>
         </w:tc>
         <w:tc>
-          <w:tcPr/>
+          <w:tcPr>
+            <w:tcW w:w="2172" w:type="dxa"/>
+          </w:tcPr>
           <w:p>
             <w:pPr>
               <w:spacing w:before="0" w:after="0" w:line="240" w:lineRule="auto"/>
@@ -5851,7 +6487,9 @@
           </w:p>
         </w:tc>
         <w:tc>
-          <w:tcPr/>
+          <w:tcPr>
+            <w:tcW w:w="2172" w:type="dxa"/>
+          </w:tcPr>
           <w:p>
             <w:pPr>
               <w:spacing w:before="0" w:after="0" w:line="240" w:lineRule="auto"/>
@@ -5906,19 +6544,21 @@
         <w:jc w:val="start"/>
       </w:tblPr>
       <w:tblGrid>
-        <w:gridCol w:w="1320"/>
-        <w:gridCol w:w="1320"/>
-        <w:gridCol w:w="1320"/>
-        <w:gridCol w:w="1320"/>
-        <w:gridCol w:w="1320"/>
-        <w:gridCol w:w="1320"/>
+        <w:gridCol w:w="1409"/>
+        <w:gridCol w:w="1728"/>
+        <w:gridCol w:w="854"/>
+        <w:gridCol w:w="1891"/>
+        <w:gridCol w:w="1815"/>
+        <w:gridCol w:w="1663"/>
       </w:tblGrid>
       <w:tr>
         <w:trPr>
           <w:tblHeader w:val="true"/>
         </w:trPr>
         <w:tc>
-          <w:tcPr/>
+          <w:tcPr>
+            <w:tcW w:w="1409" w:type="dxa"/>
+          </w:tcPr>
           <w:p>
             <w:pPr>
               <w:spacing w:before="0" w:after="0" w:line="240" w:lineRule="auto"/>
@@ -5934,7 +6574,9 @@
           </w:p>
         </w:tc>
         <w:tc>
-          <w:tcPr/>
+          <w:tcPr>
+            <w:tcW w:w="1728" w:type="dxa"/>
+          </w:tcPr>
           <w:p>
             <w:pPr>
               <w:spacing w:before="0" w:after="0" w:line="240" w:lineRule="auto"/>
@@ -5950,7 +6592,9 @@
           </w:p>
         </w:tc>
         <w:tc>
-          <w:tcPr/>
+          <w:tcPr>
+            <w:tcW w:w="854" w:type="dxa"/>
+          </w:tcPr>
           <w:p>
             <w:pPr>
               <w:spacing w:before="0" w:after="0" w:line="240" w:lineRule="auto"/>
@@ -5966,7 +6610,9 @@
           </w:p>
         </w:tc>
         <w:tc>
-          <w:tcPr/>
+          <w:tcPr>
+            <w:tcW w:w="1891" w:type="dxa"/>
+          </w:tcPr>
           <w:p>
             <w:pPr>
               <w:spacing w:before="0" w:after="0" w:line="240" w:lineRule="auto"/>
@@ -5982,7 +6628,9 @@
           </w:p>
         </w:tc>
         <w:tc>
-          <w:tcPr/>
+          <w:tcPr>
+            <w:tcW w:w="1815" w:type="dxa"/>
+          </w:tcPr>
           <w:p>
             <w:pPr>
               <w:spacing w:before="0" w:after="0" w:line="240" w:lineRule="auto"/>
@@ -5998,7 +6646,9 @@
           </w:p>
         </w:tc>
         <w:tc>
-          <w:tcPr/>
+          <w:tcPr>
+            <w:tcW w:w="1663" w:type="dxa"/>
+          </w:tcPr>
           <w:p>
             <w:pPr>
               <w:spacing w:before="0" w:after="0" w:line="240" w:lineRule="auto"/>
@@ -6016,7 +6666,9 @@
       </w:tr>
       <w:tr>
         <w:tc>
-          <w:tcPr/>
+          <w:tcPr>
+            <w:tcW w:w="1409" w:type="dxa"/>
+          </w:tcPr>
           <w:p>
             <w:pPr>
               <w:spacing w:before="0" w:after="0" w:line="240" w:lineRule="auto"/>
@@ -6032,7 +6684,9 @@
           </w:p>
         </w:tc>
         <w:tc>
-          <w:tcPr/>
+          <w:tcPr>
+            <w:tcW w:w="1728" w:type="dxa"/>
+          </w:tcPr>
           <w:p>
             <w:pPr>
               <w:spacing w:before="0" w:after="0" w:line="240" w:lineRule="auto"/>
@@ -6048,7 +6702,9 @@
           </w:p>
         </w:tc>
         <w:tc>
-          <w:tcPr/>
+          <w:tcPr>
+            <w:tcW w:w="854" w:type="dxa"/>
+          </w:tcPr>
           <w:p>
             <w:pPr>
               <w:spacing w:before="0" w:after="0" w:line="240" w:lineRule="auto"/>
@@ -6064,7 +6720,9 @@
           </w:p>
         </w:tc>
         <w:tc>
-          <w:tcPr/>
+          <w:tcPr>
+            <w:tcW w:w="1891" w:type="dxa"/>
+          </w:tcPr>
           <w:p>
             <w:pPr>
               <w:spacing w:before="0" w:after="0" w:line="240" w:lineRule="auto"/>
@@ -6080,7 +6738,9 @@
           </w:p>
         </w:tc>
         <w:tc>
-          <w:tcPr/>
+          <w:tcPr>
+            <w:tcW w:w="1815" w:type="dxa"/>
+          </w:tcPr>
           <w:p>
             <w:pPr>
               <w:spacing w:before="0" w:after="0" w:line="240" w:lineRule="auto"/>
@@ -6096,7 +6756,9 @@
           </w:p>
         </w:tc>
         <w:tc>
-          <w:tcPr/>
+          <w:tcPr>
+            <w:tcW w:w="1663" w:type="dxa"/>
+          </w:tcPr>
           <w:p>
             <w:pPr>
               <w:spacing w:before="0" w:after="0" w:line="240" w:lineRule="auto"/>
@@ -6114,7 +6776,9 @@
       </w:tr>
       <w:tr>
         <w:tc>
-          <w:tcPr/>
+          <w:tcPr>
+            <w:tcW w:w="1409" w:type="dxa"/>
+          </w:tcPr>
           <w:p>
             <w:pPr>
               <w:spacing w:before="0" w:after="0" w:line="240" w:lineRule="auto"/>
@@ -6130,7 +6794,9 @@
           </w:p>
         </w:tc>
         <w:tc>
-          <w:tcPr/>
+          <w:tcPr>
+            <w:tcW w:w="1728" w:type="dxa"/>
+          </w:tcPr>
           <w:p>
             <w:pPr>
               <w:spacing w:before="0" w:after="0" w:line="240" w:lineRule="auto"/>
@@ -6146,7 +6812,9 @@
           </w:p>
         </w:tc>
         <w:tc>
-          <w:tcPr/>
+          <w:tcPr>
+            <w:tcW w:w="854" w:type="dxa"/>
+          </w:tcPr>
           <w:p>
             <w:pPr>
               <w:spacing w:before="0" w:after="0" w:line="240" w:lineRule="auto"/>
@@ -6162,7 +6830,9 @@
           </w:p>
         </w:tc>
         <w:tc>
-          <w:tcPr/>
+          <w:tcPr>
+            <w:tcW w:w="1891" w:type="dxa"/>
+          </w:tcPr>
           <w:p>
             <w:pPr>
               <w:spacing w:before="0" w:after="0" w:line="240" w:lineRule="auto"/>
@@ -6178,7 +6848,9 @@
           </w:p>
         </w:tc>
         <w:tc>
-          <w:tcPr/>
+          <w:tcPr>
+            <w:tcW w:w="1815" w:type="dxa"/>
+          </w:tcPr>
           <w:p>
             <w:pPr>
               <w:spacing w:before="0" w:after="0" w:line="240" w:lineRule="auto"/>
@@ -6194,7 +6866,9 @@
           </w:p>
         </w:tc>
         <w:tc>
-          <w:tcPr/>
+          <w:tcPr>
+            <w:tcW w:w="1663" w:type="dxa"/>
+          </w:tcPr>
           <w:p>
             <w:pPr>
               <w:spacing w:before="0" w:after="0" w:line="240" w:lineRule="auto"/>
@@ -6212,7 +6886,9 @@
       </w:tr>
       <w:tr>
         <w:tc>
-          <w:tcPr/>
+          <w:tcPr>
+            <w:tcW w:w="1409" w:type="dxa"/>
+          </w:tcPr>
           <w:p>
             <w:pPr>
               <w:spacing w:before="0" w:after="0" w:line="240" w:lineRule="auto"/>
@@ -6228,7 +6904,9 @@
           </w:p>
         </w:tc>
         <w:tc>
-          <w:tcPr/>
+          <w:tcPr>
+            <w:tcW w:w="1728" w:type="dxa"/>
+          </w:tcPr>
           <w:p>
             <w:pPr>
               <w:spacing w:before="0" w:after="0" w:line="240" w:lineRule="auto"/>
@@ -6244,7 +6922,9 @@
           </w:p>
         </w:tc>
         <w:tc>
-          <w:tcPr/>
+          <w:tcPr>
+            <w:tcW w:w="854" w:type="dxa"/>
+          </w:tcPr>
           <w:p>
             <w:pPr>
               <w:spacing w:before="0" w:after="0" w:line="240" w:lineRule="auto"/>
@@ -6260,7 +6940,9 @@
           </w:p>
         </w:tc>
         <w:tc>
-          <w:tcPr/>
+          <w:tcPr>
+            <w:tcW w:w="1891" w:type="dxa"/>
+          </w:tcPr>
           <w:p>
             <w:pPr>
               <w:spacing w:before="0" w:after="0" w:line="240" w:lineRule="auto"/>
@@ -6276,7 +6958,9 @@
           </w:p>
         </w:tc>
         <w:tc>
-          <w:tcPr/>
+          <w:tcPr>
+            <w:tcW w:w="1815" w:type="dxa"/>
+          </w:tcPr>
           <w:p>
             <w:pPr>
               <w:spacing w:before="0" w:after="0" w:line="240" w:lineRule="auto"/>
@@ -6292,7 +6976,9 @@
           </w:p>
         </w:tc>
         <w:tc>
-          <w:tcPr/>
+          <w:tcPr>
+            <w:tcW w:w="1663" w:type="dxa"/>
+          </w:tcPr>
           <w:p>
             <w:pPr>
               <w:spacing w:before="0" w:after="0" w:line="240" w:lineRule="auto"/>
@@ -6310,7 +6996,9 @@
       </w:tr>
       <w:tr>
         <w:tc>
-          <w:tcPr/>
+          <w:tcPr>
+            <w:tcW w:w="1409" w:type="dxa"/>
+          </w:tcPr>
           <w:p>
             <w:pPr>
               <w:spacing w:before="0" w:after="0" w:line="240" w:lineRule="auto"/>
@@ -6326,7 +7014,9 @@
           </w:p>
         </w:tc>
         <w:tc>
-          <w:tcPr/>
+          <w:tcPr>
+            <w:tcW w:w="1728" w:type="dxa"/>
+          </w:tcPr>
           <w:p>
             <w:pPr>
               <w:spacing w:before="0" w:after="0" w:line="240" w:lineRule="auto"/>
@@ -6342,7 +7032,9 @@
           </w:p>
         </w:tc>
         <w:tc>
-          <w:tcPr/>
+          <w:tcPr>
+            <w:tcW w:w="854" w:type="dxa"/>
+          </w:tcPr>
           <w:p>
             <w:pPr>
               <w:spacing w:before="0" w:after="0" w:line="240" w:lineRule="auto"/>
@@ -6358,7 +7050,9 @@
           </w:p>
         </w:tc>
         <w:tc>
-          <w:tcPr/>
+          <w:tcPr>
+            <w:tcW w:w="1891" w:type="dxa"/>
+          </w:tcPr>
           <w:p>
             <w:pPr>
               <w:spacing w:before="0" w:after="0" w:line="240" w:lineRule="auto"/>
@@ -6389,7 +7083,9 @@
           </w:p>
         </w:tc>
         <w:tc>
-          <w:tcPr/>
+          <w:tcPr>
+            <w:tcW w:w="1815" w:type="dxa"/>
+          </w:tcPr>
           <w:p>
             <w:pPr>
               <w:spacing w:before="0" w:after="0" w:line="240" w:lineRule="auto"/>
@@ -6405,7 +7101,9 @@
           </w:p>
         </w:tc>
         <w:tc>
-          <w:tcPr/>
+          <w:tcPr>
+            <w:tcW w:w="1663" w:type="dxa"/>
+          </w:tcPr>
           <w:p>
             <w:pPr>
               <w:spacing w:before="0" w:after="0" w:line="240" w:lineRule="auto"/>
@@ -6423,7 +7121,9 @@
       </w:tr>
       <w:tr>
         <w:tc>
-          <w:tcPr/>
+          <w:tcPr>
+            <w:tcW w:w="1409" w:type="dxa"/>
+          </w:tcPr>
           <w:p>
             <w:pPr>
               <w:spacing w:before="0" w:after="0" w:line="240" w:lineRule="auto"/>
@@ -6439,7 +7139,9 @@
           </w:p>
         </w:tc>
         <w:tc>
-          <w:tcPr/>
+          <w:tcPr>
+            <w:tcW w:w="1728" w:type="dxa"/>
+          </w:tcPr>
           <w:p>
             <w:pPr>
               <w:spacing w:before="0" w:after="0" w:line="240" w:lineRule="auto"/>
@@ -6455,7 +7157,9 @@
           </w:p>
         </w:tc>
         <w:tc>
-          <w:tcPr/>
+          <w:tcPr>
+            <w:tcW w:w="854" w:type="dxa"/>
+          </w:tcPr>
           <w:p>
             <w:pPr>
               <w:spacing w:before="0" w:after="0" w:line="240" w:lineRule="auto"/>
@@ -6471,7 +7175,9 @@
           </w:p>
         </w:tc>
         <w:tc>
-          <w:tcPr/>
+          <w:tcPr>
+            <w:tcW w:w="1891" w:type="dxa"/>
+          </w:tcPr>
           <w:p>
             <w:pPr>
               <w:spacing w:before="0" w:after="0" w:line="240" w:lineRule="auto"/>
@@ -6487,7 +7193,9 @@
           </w:p>
         </w:tc>
         <w:tc>
-          <w:tcPr/>
+          <w:tcPr>
+            <w:tcW w:w="1815" w:type="dxa"/>
+          </w:tcPr>
           <w:p>
             <w:pPr>
               <w:spacing w:before="0" w:after="0" w:line="240" w:lineRule="auto"/>
@@ -6503,7 +7211,9 @@
           </w:p>
         </w:tc>
         <w:tc>
-          <w:tcPr/>
+          <w:tcPr>
+            <w:tcW w:w="1663" w:type="dxa"/>
+          </w:tcPr>
           <w:p>
             <w:pPr>
               <w:spacing w:before="0" w:after="0" w:line="240" w:lineRule="auto"/>
@@ -6521,7 +7231,9 @@
       </w:tr>
       <w:tr>
         <w:tc>
-          <w:tcPr/>
+          <w:tcPr>
+            <w:tcW w:w="1409" w:type="dxa"/>
+          </w:tcPr>
           <w:p>
             <w:pPr>
               <w:spacing w:before="0" w:after="0" w:line="240" w:lineRule="auto"/>
@@ -6537,7 +7249,9 @@
           </w:p>
         </w:tc>
         <w:tc>
-          <w:tcPr/>
+          <w:tcPr>
+            <w:tcW w:w="1728" w:type="dxa"/>
+          </w:tcPr>
           <w:p>
             <w:pPr>
               <w:spacing w:before="0" w:after="0" w:line="240" w:lineRule="auto"/>
@@ -6553,7 +7267,9 @@
           </w:p>
         </w:tc>
         <w:tc>
-          <w:tcPr/>
+          <w:tcPr>
+            <w:tcW w:w="854" w:type="dxa"/>
+          </w:tcPr>
           <w:p>
             <w:pPr>
               <w:spacing w:before="0" w:after="0" w:line="240" w:lineRule="auto"/>
@@ -6569,7 +7285,9 @@
           </w:p>
         </w:tc>
         <w:tc>
-          <w:tcPr/>
+          <w:tcPr>
+            <w:tcW w:w="1891" w:type="dxa"/>
+          </w:tcPr>
           <w:p>
             <w:pPr>
               <w:spacing w:before="0" w:after="0" w:line="240" w:lineRule="auto"/>
@@ -6585,7 +7303,9 @@
           </w:p>
         </w:tc>
         <w:tc>
-          <w:tcPr/>
+          <w:tcPr>
+            <w:tcW w:w="1815" w:type="dxa"/>
+          </w:tcPr>
           <w:p>
             <w:pPr>
               <w:spacing w:before="0" w:after="0" w:line="240" w:lineRule="auto"/>
@@ -6601,7 +7321,9 @@
           </w:p>
         </w:tc>
         <w:tc>
-          <w:tcPr/>
+          <w:tcPr>
+            <w:tcW w:w="1663" w:type="dxa"/>
+          </w:tcPr>
           <w:p>
             <w:pPr>
               <w:spacing w:before="0" w:after="0" w:line="240" w:lineRule="auto"/>
@@ -6619,7 +7341,9 @@
       </w:tr>
       <w:tr>
         <w:tc>
-          <w:tcPr/>
+          <w:tcPr>
+            <w:tcW w:w="1409" w:type="dxa"/>
+          </w:tcPr>
           <w:p>
             <w:pPr>
               <w:spacing w:before="0" w:after="0" w:line="240" w:lineRule="auto"/>
@@ -6635,7 +7359,9 @@
           </w:p>
         </w:tc>
         <w:tc>
-          <w:tcPr/>
+          <w:tcPr>
+            <w:tcW w:w="1728" w:type="dxa"/>
+          </w:tcPr>
           <w:p>
             <w:pPr>
               <w:spacing w:before="0" w:after="0" w:line="240" w:lineRule="auto"/>
@@ -6651,7 +7377,9 @@
           </w:p>
         </w:tc>
         <w:tc>
-          <w:tcPr/>
+          <w:tcPr>
+            <w:tcW w:w="854" w:type="dxa"/>
+          </w:tcPr>
           <w:p>
             <w:pPr>
               <w:spacing w:before="0" w:after="0" w:line="240" w:lineRule="auto"/>
@@ -6667,7 +7395,9 @@
           </w:p>
         </w:tc>
         <w:tc>
-          <w:tcPr/>
+          <w:tcPr>
+            <w:tcW w:w="1891" w:type="dxa"/>
+          </w:tcPr>
           <w:p>
             <w:pPr>
               <w:spacing w:before="0" w:after="0" w:line="240" w:lineRule="auto"/>
@@ -6683,7 +7413,9 @@
           </w:p>
         </w:tc>
         <w:tc>
-          <w:tcPr/>
+          <w:tcPr>
+            <w:tcW w:w="1815" w:type="dxa"/>
+          </w:tcPr>
           <w:p>
             <w:pPr>
               <w:spacing w:before="0" w:after="0" w:line="240" w:lineRule="auto"/>
@@ -6699,7 +7431,9 @@
           </w:p>
         </w:tc>
         <w:tc>
-          <w:tcPr/>
+          <w:tcPr>
+            <w:tcW w:w="1663" w:type="dxa"/>
+          </w:tcPr>
           <w:p>
             <w:pPr>
               <w:spacing w:before="0" w:after="0" w:line="240" w:lineRule="auto"/>
@@ -6717,7 +7451,9 @@
       </w:tr>
       <w:tr>
         <w:tc>
-          <w:tcPr/>
+          <w:tcPr>
+            <w:tcW w:w="1409" w:type="dxa"/>
+          </w:tcPr>
           <w:p>
             <w:pPr>
               <w:spacing w:before="0" w:after="0" w:line="240" w:lineRule="auto"/>
@@ -6733,7 +7469,9 @@
           </w:p>
         </w:tc>
         <w:tc>
-          <w:tcPr/>
+          <w:tcPr>
+            <w:tcW w:w="1728" w:type="dxa"/>
+          </w:tcPr>
           <w:p>
             <w:pPr>
               <w:spacing w:before="0" w:after="0" w:line="240" w:lineRule="auto"/>
@@ -6749,7 +7487,9 @@
           </w:p>
         </w:tc>
         <w:tc>
-          <w:tcPr/>
+          <w:tcPr>
+            <w:tcW w:w="854" w:type="dxa"/>
+          </w:tcPr>
           <w:p>
             <w:pPr>
               <w:spacing w:before="0" w:after="0" w:line="240" w:lineRule="auto"/>
@@ -6765,7 +7505,9 @@
           </w:p>
         </w:tc>
         <w:tc>
-          <w:tcPr/>
+          <w:tcPr>
+            <w:tcW w:w="1891" w:type="dxa"/>
+          </w:tcPr>
           <w:p>
             <w:pPr>
               <w:spacing w:before="0" w:after="0" w:line="240" w:lineRule="auto"/>
@@ -6796,7 +7538,9 @@
           </w:p>
         </w:tc>
         <w:tc>
-          <w:tcPr/>
+          <w:tcPr>
+            <w:tcW w:w="1815" w:type="dxa"/>
+          </w:tcPr>
           <w:p>
             <w:pPr>
               <w:spacing w:before="0" w:after="0" w:line="240" w:lineRule="auto"/>
@@ -6812,7 +7556,9 @@
           </w:p>
         </w:tc>
         <w:tc>
-          <w:tcPr/>
+          <w:tcPr>
+            <w:tcW w:w="1663" w:type="dxa"/>
+          </w:tcPr>
           <w:p>
             <w:pPr>
               <w:spacing w:before="0" w:after="0" w:line="240" w:lineRule="auto"/>
@@ -6830,7 +7576,9 @@
       </w:tr>
       <w:tr>
         <w:tc>
-          <w:tcPr/>
+          <w:tcPr>
+            <w:tcW w:w="1409" w:type="dxa"/>
+          </w:tcPr>
           <w:p>
             <w:pPr>
               <w:spacing w:before="0" w:after="0" w:line="240" w:lineRule="auto"/>
@@ -6846,7 +7594,9 @@
           </w:p>
         </w:tc>
         <w:tc>
-          <w:tcPr/>
+          <w:tcPr>
+            <w:tcW w:w="1728" w:type="dxa"/>
+          </w:tcPr>
           <w:p>
             <w:pPr>
               <w:spacing w:before="0" w:after="0" w:line="240" w:lineRule="auto"/>
@@ -6862,7 +7612,9 @@
           </w:p>
         </w:tc>
         <w:tc>
-          <w:tcPr/>
+          <w:tcPr>
+            <w:tcW w:w="854" w:type="dxa"/>
+          </w:tcPr>
           <w:p>
             <w:pPr>
               <w:spacing w:before="0" w:after="0" w:line="240" w:lineRule="auto"/>
@@ -6878,7 +7630,9 @@
           </w:p>
         </w:tc>
         <w:tc>
-          <w:tcPr/>
+          <w:tcPr>
+            <w:tcW w:w="1891" w:type="dxa"/>
+          </w:tcPr>
           <w:p>
             <w:pPr>
               <w:spacing w:before="0" w:after="0" w:line="240" w:lineRule="auto"/>
@@ -6894,7 +7648,9 @@
           </w:p>
         </w:tc>
         <w:tc>
-          <w:tcPr/>
+          <w:tcPr>
+            <w:tcW w:w="1815" w:type="dxa"/>
+          </w:tcPr>
           <w:p>
             <w:pPr>
               <w:spacing w:before="0" w:after="0" w:line="240" w:lineRule="auto"/>
@@ -6910,7 +7666,9 @@
           </w:p>
         </w:tc>
         <w:tc>
-          <w:tcPr/>
+          <w:tcPr>
+            <w:tcW w:w="1663" w:type="dxa"/>
+          </w:tcPr>
           <w:p>
             <w:pPr>
               <w:spacing w:before="0" w:after="0" w:line="240" w:lineRule="auto"/>
@@ -6928,7 +7686,9 @@
       </w:tr>
       <w:tr>
         <w:tc>
-          <w:tcPr/>
+          <w:tcPr>
+            <w:tcW w:w="1409" w:type="dxa"/>
+          </w:tcPr>
           <w:p>
             <w:pPr>
               <w:spacing w:before="0" w:after="0" w:line="240" w:lineRule="auto"/>
@@ -6944,7 +7704,9 @@
           </w:p>
         </w:tc>
         <w:tc>
-          <w:tcPr/>
+          <w:tcPr>
+            <w:tcW w:w="1728" w:type="dxa"/>
+          </w:tcPr>
           <w:p>
             <w:pPr>
               <w:spacing w:before="0" w:after="0" w:line="240" w:lineRule="auto"/>
@@ -6960,7 +7722,9 @@
           </w:p>
         </w:tc>
         <w:tc>
-          <w:tcPr/>
+          <w:tcPr>
+            <w:tcW w:w="854" w:type="dxa"/>
+          </w:tcPr>
           <w:p>
             <w:pPr>
               <w:spacing w:before="0" w:after="0" w:line="240" w:lineRule="auto"/>
@@ -6976,7 +7740,9 @@
           </w:p>
         </w:tc>
         <w:tc>
-          <w:tcPr/>
+          <w:tcPr>
+            <w:tcW w:w="1891" w:type="dxa"/>
+          </w:tcPr>
           <w:p>
             <w:pPr>
               <w:spacing w:before="0" w:after="0" w:line="240" w:lineRule="auto"/>
@@ -6992,7 +7758,9 @@
           </w:p>
         </w:tc>
         <w:tc>
-          <w:tcPr/>
+          <w:tcPr>
+            <w:tcW w:w="1815" w:type="dxa"/>
+          </w:tcPr>
           <w:p>
             <w:pPr>
               <w:spacing w:before="0" w:after="0" w:line="240" w:lineRule="auto"/>
@@ -7008,7 +7776,9 @@
           </w:p>
         </w:tc>
         <w:tc>
-          <w:tcPr/>
+          <w:tcPr>
+            <w:tcW w:w="1663" w:type="dxa"/>
+          </w:tcPr>
           <w:p>
             <w:pPr>
               <w:spacing w:before="0" w:after="0" w:line="240" w:lineRule="auto"/>
@@ -7026,7 +7796,9 @@
       </w:tr>
       <w:tr>
         <w:tc>
-          <w:tcPr/>
+          <w:tcPr>
+            <w:tcW w:w="1409" w:type="dxa"/>
+          </w:tcPr>
           <w:p>
             <w:pPr>
               <w:spacing w:before="0" w:after="0" w:line="240" w:lineRule="auto"/>
@@ -7042,7 +7814,9 @@
           </w:p>
         </w:tc>
         <w:tc>
-          <w:tcPr/>
+          <w:tcPr>
+            <w:tcW w:w="1728" w:type="dxa"/>
+          </w:tcPr>
           <w:p>
             <w:pPr>
               <w:spacing w:before="0" w:after="0" w:line="240" w:lineRule="auto"/>
@@ -7058,7 +7832,9 @@
           </w:p>
         </w:tc>
         <w:tc>
-          <w:tcPr/>
+          <w:tcPr>
+            <w:tcW w:w="854" w:type="dxa"/>
+          </w:tcPr>
           <w:p>
             <w:pPr>
               <w:spacing w:before="0" w:after="0" w:line="240" w:lineRule="auto"/>
@@ -7074,7 +7850,9 @@
           </w:p>
         </w:tc>
         <w:tc>
-          <w:tcPr/>
+          <w:tcPr>
+            <w:tcW w:w="1891" w:type="dxa"/>
+          </w:tcPr>
           <w:p>
             <w:pPr>
               <w:spacing w:before="0" w:after="0" w:line="240" w:lineRule="auto"/>
@@ -7090,7 +7868,9 @@
           </w:p>
         </w:tc>
         <w:tc>
-          <w:tcPr/>
+          <w:tcPr>
+            <w:tcW w:w="1815" w:type="dxa"/>
+          </w:tcPr>
           <w:p>
             <w:pPr>
               <w:spacing w:before="0" w:after="0" w:line="240" w:lineRule="auto"/>
@@ -7106,7 +7886,9 @@
           </w:p>
         </w:tc>
         <w:tc>
-          <w:tcPr/>
+          <w:tcPr>
+            <w:tcW w:w="1663" w:type="dxa"/>
+          </w:tcPr>
           <w:p>
             <w:pPr>
               <w:spacing w:before="0" w:after="0" w:line="240" w:lineRule="auto"/>
@@ -7124,7 +7906,9 @@
       </w:tr>
       <w:tr>
         <w:tc>
-          <w:tcPr/>
+          <w:tcPr>
+            <w:tcW w:w="1409" w:type="dxa"/>
+          </w:tcPr>
           <w:p>
             <w:pPr>
               <w:spacing w:before="0" w:after="0" w:line="240" w:lineRule="auto"/>
@@ -7140,7 +7924,9 @@
           </w:p>
         </w:tc>
         <w:tc>
-          <w:tcPr/>
+          <w:tcPr>
+            <w:tcW w:w="1728" w:type="dxa"/>
+          </w:tcPr>
           <w:p>
             <w:pPr>
               <w:spacing w:before="0" w:after="0" w:line="240" w:lineRule="auto"/>
@@ -7156,7 +7942,9 @@
           </w:p>
         </w:tc>
         <w:tc>
-          <w:tcPr/>
+          <w:tcPr>
+            <w:tcW w:w="854" w:type="dxa"/>
+          </w:tcPr>
           <w:p>
             <w:pPr>
               <w:spacing w:before="0" w:after="0" w:line="240" w:lineRule="auto"/>
@@ -7172,7 +7960,9 @@
           </w:p>
         </w:tc>
         <w:tc>
-          <w:tcPr/>
+          <w:tcPr>
+            <w:tcW w:w="1891" w:type="dxa"/>
+          </w:tcPr>
           <w:p>
             <w:pPr>
               <w:spacing w:before="0" w:after="0" w:line="240" w:lineRule="auto"/>
@@ -7203,7 +7993,9 @@
           </w:p>
         </w:tc>
         <w:tc>
-          <w:tcPr/>
+          <w:tcPr>
+            <w:tcW w:w="1815" w:type="dxa"/>
+          </w:tcPr>
           <w:p>
             <w:pPr>
               <w:spacing w:before="0" w:after="0" w:line="240" w:lineRule="auto"/>
@@ -7219,7 +8011,9 @@
           </w:p>
         </w:tc>
         <w:tc>
-          <w:tcPr/>
+          <w:tcPr>
+            <w:tcW w:w="1663" w:type="dxa"/>
+          </w:tcPr>
           <w:p>
             <w:pPr>
               <w:spacing w:before="0" w:after="0" w:line="240" w:lineRule="auto"/>
@@ -7237,7 +8031,9 @@
       </w:tr>
       <w:tr>
         <w:tc>
-          <w:tcPr/>
+          <w:tcPr>
+            <w:tcW w:w="1409" w:type="dxa"/>
+          </w:tcPr>
           <w:p>
             <w:pPr>
               <w:spacing w:before="0" w:after="0" w:line="240" w:lineRule="auto"/>
@@ -7253,7 +8049,9 @@
           </w:p>
         </w:tc>
         <w:tc>
-          <w:tcPr/>
+          <w:tcPr>
+            <w:tcW w:w="1728" w:type="dxa"/>
+          </w:tcPr>
           <w:p>
             <w:pPr>
               <w:spacing w:before="0" w:after="0" w:line="240" w:lineRule="auto"/>
@@ -7269,7 +8067,9 @@
           </w:p>
         </w:tc>
         <w:tc>
-          <w:tcPr/>
+          <w:tcPr>
+            <w:tcW w:w="854" w:type="dxa"/>
+          </w:tcPr>
           <w:p>
             <w:pPr>
               <w:spacing w:before="0" w:after="0" w:line="240" w:lineRule="auto"/>
@@ -7285,7 +8085,9 @@
           </w:p>
         </w:tc>
         <w:tc>
-          <w:tcPr/>
+          <w:tcPr>
+            <w:tcW w:w="1891" w:type="dxa"/>
+          </w:tcPr>
           <w:p>
             <w:pPr>
               <w:spacing w:before="0" w:after="0" w:line="240" w:lineRule="auto"/>
@@ -7301,7 +8103,9 @@
           </w:p>
         </w:tc>
         <w:tc>
-          <w:tcPr/>
+          <w:tcPr>
+            <w:tcW w:w="1815" w:type="dxa"/>
+          </w:tcPr>
           <w:p>
             <w:pPr>
               <w:spacing w:before="0" w:after="0" w:line="240" w:lineRule="auto"/>
@@ -7317,7 +8121,9 @@
           </w:p>
         </w:tc>
         <w:tc>
-          <w:tcPr/>
+          <w:tcPr>
+            <w:tcW w:w="1663" w:type="dxa"/>
+          </w:tcPr>
           <w:p>
             <w:pPr>
               <w:spacing w:before="0" w:after="0" w:line="240" w:lineRule="auto"/>
@@ -7335,7 +8141,9 @@
       </w:tr>
       <w:tr>
         <w:tc>
-          <w:tcPr/>
+          <w:tcPr>
+            <w:tcW w:w="1409" w:type="dxa"/>
+          </w:tcPr>
           <w:p>
             <w:pPr>
               <w:spacing w:before="0" w:after="0" w:line="240" w:lineRule="auto"/>
@@ -7351,7 +8159,9 @@
           </w:p>
         </w:tc>
         <w:tc>
-          <w:tcPr/>
+          <w:tcPr>
+            <w:tcW w:w="1728" w:type="dxa"/>
+          </w:tcPr>
           <w:p>
             <w:pPr>
               <w:spacing w:before="0" w:after="0" w:line="240" w:lineRule="auto"/>
@@ -7367,7 +8177,9 @@
           </w:p>
         </w:tc>
         <w:tc>
-          <w:tcPr/>
+          <w:tcPr>
+            <w:tcW w:w="854" w:type="dxa"/>
+          </w:tcPr>
           <w:p>
             <w:pPr>
               <w:spacing w:before="0" w:after="0" w:line="240" w:lineRule="auto"/>
@@ -7383,7 +8195,9 @@
           </w:p>
         </w:tc>
         <w:tc>
-          <w:tcPr/>
+          <w:tcPr>
+            <w:tcW w:w="1891" w:type="dxa"/>
+          </w:tcPr>
           <w:p>
             <w:pPr>
               <w:spacing w:before="0" w:after="0" w:line="240" w:lineRule="auto"/>
@@ -7399,7 +8213,9 @@
           </w:p>
         </w:tc>
         <w:tc>
-          <w:tcPr/>
+          <w:tcPr>
+            <w:tcW w:w="1815" w:type="dxa"/>
+          </w:tcPr>
           <w:p>
             <w:pPr>
               <w:spacing w:before="0" w:after="0" w:line="240" w:lineRule="auto"/>
@@ -7415,7 +8231,9 @@
           </w:p>
         </w:tc>
         <w:tc>
-          <w:tcPr/>
+          <w:tcPr>
+            <w:tcW w:w="1663" w:type="dxa"/>
+          </w:tcPr>
           <w:p>
             <w:pPr>
               <w:spacing w:before="0" w:after="0" w:line="240" w:lineRule="auto"/>
@@ -7433,7 +8251,9 @@
       </w:tr>
       <w:tr>
         <w:tc>
-          <w:tcPr/>
+          <w:tcPr>
+            <w:tcW w:w="1409" w:type="dxa"/>
+          </w:tcPr>
           <w:p>
             <w:pPr>
               <w:spacing w:before="0" w:after="0" w:line="240" w:lineRule="auto"/>
@@ -7449,7 +8269,9 @@
           </w:p>
         </w:tc>
         <w:tc>
-          <w:tcPr/>
+          <w:tcPr>
+            <w:tcW w:w="1728" w:type="dxa"/>
+          </w:tcPr>
           <w:p>
             <w:pPr>
               <w:spacing w:before="0" w:after="0" w:line="240" w:lineRule="auto"/>
@@ -7465,7 +8287,9 @@
           </w:p>
         </w:tc>
         <w:tc>
-          <w:tcPr/>
+          <w:tcPr>
+            <w:tcW w:w="854" w:type="dxa"/>
+          </w:tcPr>
           <w:p>
             <w:pPr>
               <w:spacing w:before="0" w:after="0" w:line="240" w:lineRule="auto"/>
@@ -7481,7 +8305,9 @@
           </w:p>
         </w:tc>
         <w:tc>
-          <w:tcPr/>
+          <w:tcPr>
+            <w:tcW w:w="1891" w:type="dxa"/>
+          </w:tcPr>
           <w:p>
             <w:pPr>
               <w:spacing w:before="0" w:after="0" w:line="240" w:lineRule="auto"/>
@@ -7497,7 +8323,9 @@
           </w:p>
         </w:tc>
         <w:tc>
-          <w:tcPr/>
+          <w:tcPr>
+            <w:tcW w:w="1815" w:type="dxa"/>
+          </w:tcPr>
           <w:p>
             <w:pPr>
               <w:spacing w:before="0" w:after="0" w:line="240" w:lineRule="auto"/>
@@ -7513,7 +8341,9 @@
           </w:p>
         </w:tc>
         <w:tc>
-          <w:tcPr/>
+          <w:tcPr>
+            <w:tcW w:w="1663" w:type="dxa"/>
+          </w:tcPr>
           <w:p>
             <w:pPr>
               <w:spacing w:before="0" w:after="0" w:line="240" w:lineRule="auto"/>
@@ -7531,7 +8361,9 @@
       </w:tr>
       <w:tr>
         <w:tc>
-          <w:tcPr/>
+          <w:tcPr>
+            <w:tcW w:w="1409" w:type="dxa"/>
+          </w:tcPr>
           <w:p>
             <w:pPr>
               <w:spacing w:before="0" w:after="0" w:line="240" w:lineRule="auto"/>
@@ -7547,7 +8379,9 @@
           </w:p>
         </w:tc>
         <w:tc>
-          <w:tcPr/>
+          <w:tcPr>
+            <w:tcW w:w="1728" w:type="dxa"/>
+          </w:tcPr>
           <w:p>
             <w:pPr>
               <w:spacing w:before="0" w:after="0" w:line="240" w:lineRule="auto"/>
@@ -7563,7 +8397,9 @@
           </w:p>
         </w:tc>
         <w:tc>
-          <w:tcPr/>
+          <w:tcPr>
+            <w:tcW w:w="854" w:type="dxa"/>
+          </w:tcPr>
           <w:p>
             <w:pPr>
               <w:spacing w:before="0" w:after="0" w:line="240" w:lineRule="auto"/>
@@ -7579,7 +8415,9 @@
           </w:p>
         </w:tc>
         <w:tc>
-          <w:tcPr/>
+          <w:tcPr>
+            <w:tcW w:w="1891" w:type="dxa"/>
+          </w:tcPr>
           <w:p>
             <w:pPr>
               <w:spacing w:before="0" w:after="0" w:line="240" w:lineRule="auto"/>
@@ -7610,7 +8448,9 @@
           </w:p>
         </w:tc>
         <w:tc>
-          <w:tcPr/>
+          <w:tcPr>
+            <w:tcW w:w="1815" w:type="dxa"/>
+          </w:tcPr>
           <w:p>
             <w:pPr>
               <w:spacing w:before="0" w:after="0" w:line="240" w:lineRule="auto"/>
@@ -7626,7 +8466,9 @@
           </w:p>
         </w:tc>
         <w:tc>
-          <w:tcPr/>
+          <w:tcPr>
+            <w:tcW w:w="1663" w:type="dxa"/>
+          </w:tcPr>
           <w:p>
             <w:pPr>
               <w:spacing w:before="0" w:after="0" w:line="240" w:lineRule="auto"/>
@@ -7644,7 +8486,9 @@
       </w:tr>
       <w:tr>
         <w:tc>
-          <w:tcPr/>
+          <w:tcPr>
+            <w:tcW w:w="1409" w:type="dxa"/>
+          </w:tcPr>
           <w:p>
             <w:pPr>
               <w:spacing w:before="0" w:after="0" w:line="240" w:lineRule="auto"/>
@@ -7660,7 +8504,9 @@
           </w:p>
         </w:tc>
         <w:tc>
-          <w:tcPr/>
+          <w:tcPr>
+            <w:tcW w:w="1728" w:type="dxa"/>
+          </w:tcPr>
           <w:p>
             <w:pPr>
               <w:spacing w:before="0" w:after="0" w:line="240" w:lineRule="auto"/>
@@ -7676,7 +8522,9 @@
           </w:p>
         </w:tc>
         <w:tc>
-          <w:tcPr/>
+          <w:tcPr>
+            <w:tcW w:w="854" w:type="dxa"/>
+          </w:tcPr>
           <w:p>
             <w:pPr>
               <w:spacing w:before="0" w:after="0" w:line="240" w:lineRule="auto"/>
@@ -7692,7 +8540,9 @@
           </w:p>
         </w:tc>
         <w:tc>
-          <w:tcPr/>
+          <w:tcPr>
+            <w:tcW w:w="1891" w:type="dxa"/>
+          </w:tcPr>
           <w:p>
             <w:pPr>
               <w:spacing w:before="0" w:after="0" w:line="240" w:lineRule="auto"/>
@@ -7708,7 +8558,9 @@
           </w:p>
         </w:tc>
         <w:tc>
-          <w:tcPr/>
+          <w:tcPr>
+            <w:tcW w:w="1815" w:type="dxa"/>
+          </w:tcPr>
           <w:p>
             <w:pPr>
               <w:spacing w:before="0" w:after="0" w:line="240" w:lineRule="auto"/>
@@ -7724,7 +8576,9 @@
           </w:p>
         </w:tc>
         <w:tc>
-          <w:tcPr/>
+          <w:tcPr>
+            <w:tcW w:w="1663" w:type="dxa"/>
+          </w:tcPr>
           <w:p>
             <w:pPr>
               <w:spacing w:before="0" w:after="0" w:line="240" w:lineRule="auto"/>
@@ -7742,7 +8596,9 @@
       </w:tr>
       <w:tr>
         <w:tc>
-          <w:tcPr/>
+          <w:tcPr>
+            <w:tcW w:w="1409" w:type="dxa"/>
+          </w:tcPr>
           <w:p>
             <w:pPr>
               <w:spacing w:before="0" w:after="0" w:line="240" w:lineRule="auto"/>
@@ -7758,7 +8614,9 @@
           </w:p>
         </w:tc>
         <w:tc>
-          <w:tcPr/>
+          <w:tcPr>
+            <w:tcW w:w="1728" w:type="dxa"/>
+          </w:tcPr>
           <w:p>
             <w:pPr>
               <w:spacing w:before="0" w:after="0" w:line="240" w:lineRule="auto"/>
@@ -7774,7 +8632,9 @@
           </w:p>
         </w:tc>
         <w:tc>
-          <w:tcPr/>
+          <w:tcPr>
+            <w:tcW w:w="854" w:type="dxa"/>
+          </w:tcPr>
           <w:p>
             <w:pPr>
               <w:spacing w:before="0" w:after="0" w:line="240" w:lineRule="auto"/>
@@ -7790,7 +8650,9 @@
           </w:p>
         </w:tc>
         <w:tc>
-          <w:tcPr/>
+          <w:tcPr>
+            <w:tcW w:w="1891" w:type="dxa"/>
+          </w:tcPr>
           <w:p>
             <w:pPr>
               <w:spacing w:before="0" w:after="0" w:line="240" w:lineRule="auto"/>
@@ -7806,7 +8668,9 @@
           </w:p>
         </w:tc>
         <w:tc>
-          <w:tcPr/>
+          <w:tcPr>
+            <w:tcW w:w="1815" w:type="dxa"/>
+          </w:tcPr>
           <w:p>
             <w:pPr>
               <w:spacing w:before="0" w:after="0" w:line="240" w:lineRule="auto"/>
@@ -7822,7 +8686,9 @@
           </w:p>
         </w:tc>
         <w:tc>
-          <w:tcPr/>
+          <w:tcPr>
+            <w:tcW w:w="1663" w:type="dxa"/>
+          </w:tcPr>
           <w:p>
             <w:pPr>
               <w:spacing w:before="0" w:after="0" w:line="240" w:lineRule="auto"/>
@@ -7840,7 +8706,9 @@
       </w:tr>
       <w:tr>
         <w:tc>
-          <w:tcPr/>
+          <w:tcPr>
+            <w:tcW w:w="1409" w:type="dxa"/>
+          </w:tcPr>
           <w:p>
             <w:pPr>
               <w:spacing w:before="0" w:after="0" w:line="240" w:lineRule="auto"/>
@@ -7856,7 +8724,9 @@
           </w:p>
         </w:tc>
         <w:tc>
-          <w:tcPr/>
+          <w:tcPr>
+            <w:tcW w:w="1728" w:type="dxa"/>
+          </w:tcPr>
           <w:p>
             <w:pPr>
               <w:spacing w:before="0" w:after="0" w:line="240" w:lineRule="auto"/>
@@ -7872,7 +8742,9 @@
           </w:p>
         </w:tc>
         <w:tc>
-          <w:tcPr/>
+          <w:tcPr>
+            <w:tcW w:w="854" w:type="dxa"/>
+          </w:tcPr>
           <w:p>
             <w:pPr>
               <w:spacing w:before="0" w:after="0" w:line="240" w:lineRule="auto"/>
@@ -7888,7 +8760,9 @@
           </w:p>
         </w:tc>
         <w:tc>
-          <w:tcPr/>
+          <w:tcPr>
+            <w:tcW w:w="1891" w:type="dxa"/>
+          </w:tcPr>
           <w:p>
             <w:pPr>
               <w:spacing w:before="0" w:after="0" w:line="240" w:lineRule="auto"/>
@@ -7904,7 +8778,9 @@
           </w:p>
         </w:tc>
         <w:tc>
-          <w:tcPr/>
+          <w:tcPr>
+            <w:tcW w:w="1815" w:type="dxa"/>
+          </w:tcPr>
           <w:p>
             <w:pPr>
               <w:spacing w:before="0" w:after="0" w:line="240" w:lineRule="auto"/>
@@ -7920,7 +8796,9 @@
           </w:p>
         </w:tc>
         <w:tc>
-          <w:tcPr/>
+          <w:tcPr>
+            <w:tcW w:w="1663" w:type="dxa"/>
+          </w:tcPr>
           <w:p>
             <w:pPr>
               <w:spacing w:before="0" w:after="0" w:line="240" w:lineRule="auto"/>
@@ -7938,7 +8816,9 @@
       </w:tr>
       <w:tr>
         <w:tc>
-          <w:tcPr/>
+          <w:tcPr>
+            <w:tcW w:w="1409" w:type="dxa"/>
+          </w:tcPr>
           <w:p>
             <w:pPr>
               <w:spacing w:before="0" w:after="0" w:line="240" w:lineRule="auto"/>
@@ -7954,7 +8834,9 @@
           </w:p>
         </w:tc>
         <w:tc>
-          <w:tcPr/>
+          <w:tcPr>
+            <w:tcW w:w="1728" w:type="dxa"/>
+          </w:tcPr>
           <w:p>
             <w:pPr>
               <w:spacing w:before="0" w:after="0" w:line="240" w:lineRule="auto"/>
@@ -7970,7 +8852,9 @@
           </w:p>
         </w:tc>
         <w:tc>
-          <w:tcPr/>
+          <w:tcPr>
+            <w:tcW w:w="854" w:type="dxa"/>
+          </w:tcPr>
           <w:p>
             <w:pPr>
               <w:spacing w:before="0" w:after="0" w:line="240" w:lineRule="auto"/>
@@ -7986,7 +8870,9 @@
           </w:p>
         </w:tc>
         <w:tc>
-          <w:tcPr/>
+          <w:tcPr>
+            <w:tcW w:w="1891" w:type="dxa"/>
+          </w:tcPr>
           <w:p>
             <w:pPr>
               <w:spacing w:before="0" w:after="0" w:line="240" w:lineRule="auto"/>
@@ -8017,7 +8903,9 @@
           </w:p>
         </w:tc>
         <w:tc>
-          <w:tcPr/>
+          <w:tcPr>
+            <w:tcW w:w="1815" w:type="dxa"/>
+          </w:tcPr>
           <w:p>
             <w:pPr>
               <w:spacing w:before="0" w:after="0" w:line="240" w:lineRule="auto"/>
@@ -8033,7 +8921,9 @@
           </w:p>
         </w:tc>
         <w:tc>
-          <w:tcPr/>
+          <w:tcPr>
+            <w:tcW w:w="1663" w:type="dxa"/>
+          </w:tcPr>
           <w:p>
             <w:pPr>
               <w:spacing w:before="0" w:after="0" w:line="240" w:lineRule="auto"/>
@@ -8051,7 +8941,9 @@
       </w:tr>
       <w:tr>
         <w:tc>
-          <w:tcPr/>
+          <w:tcPr>
+            <w:tcW w:w="1409" w:type="dxa"/>
+          </w:tcPr>
           <w:p>
             <w:pPr>
               <w:spacing w:before="0" w:after="0" w:line="240" w:lineRule="auto"/>
@@ -8067,7 +8959,9 @@
           </w:p>
         </w:tc>
         <w:tc>
-          <w:tcPr/>
+          <w:tcPr>
+            <w:tcW w:w="1728" w:type="dxa"/>
+          </w:tcPr>
           <w:p>
             <w:pPr>
               <w:spacing w:before="0" w:after="0" w:line="240" w:lineRule="auto"/>
@@ -8083,7 +8977,9 @@
           </w:p>
         </w:tc>
         <w:tc>
-          <w:tcPr/>
+          <w:tcPr>
+            <w:tcW w:w="854" w:type="dxa"/>
+          </w:tcPr>
           <w:p>
             <w:pPr>
               <w:spacing w:before="0" w:after="0" w:line="240" w:lineRule="auto"/>
@@ -8099,7 +8995,9 @@
           </w:p>
         </w:tc>
         <w:tc>
-          <w:tcPr/>
+          <w:tcPr>
+            <w:tcW w:w="1891" w:type="dxa"/>
+          </w:tcPr>
           <w:p>
             <w:pPr>
               <w:spacing w:before="0" w:after="0" w:line="240" w:lineRule="auto"/>
@@ -8115,7 +9013,9 @@
           </w:p>
         </w:tc>
         <w:tc>
-          <w:tcPr/>
+          <w:tcPr>
+            <w:tcW w:w="1815" w:type="dxa"/>
+          </w:tcPr>
           <w:p>
             <w:pPr>
               <w:spacing w:before="0" w:after="0" w:line="240" w:lineRule="auto"/>
@@ -8131,7 +9031,9 @@
           </w:p>
         </w:tc>
         <w:tc>
-          <w:tcPr/>
+          <w:tcPr>
+            <w:tcW w:w="1663" w:type="dxa"/>
+          </w:tcPr>
           <w:p>
             <w:pPr>
               <w:spacing w:before="0" w:after="0" w:line="240" w:lineRule="auto"/>
@@ -8149,7 +9051,9 @@
       </w:tr>
       <w:tr>
         <w:tc>
-          <w:tcPr/>
+          <w:tcPr>
+            <w:tcW w:w="1409" w:type="dxa"/>
+          </w:tcPr>
           <w:p>
             <w:pPr>
               <w:spacing w:before="0" w:after="0" w:line="240" w:lineRule="auto"/>
@@ -8165,7 +9069,9 @@
           </w:p>
         </w:tc>
         <w:tc>
-          <w:tcPr/>
+          <w:tcPr>
+            <w:tcW w:w="1728" w:type="dxa"/>
+          </w:tcPr>
           <w:p>
             <w:pPr>
               <w:spacing w:before="0" w:after="0" w:line="240" w:lineRule="auto"/>
@@ -8181,7 +9087,9 @@
           </w:p>
         </w:tc>
         <w:tc>
-          <w:tcPr/>
+          <w:tcPr>
+            <w:tcW w:w="854" w:type="dxa"/>
+          </w:tcPr>
           <w:p>
             <w:pPr>
               <w:spacing w:before="0" w:after="0" w:line="240" w:lineRule="auto"/>
@@ -8197,7 +9105,9 @@
           </w:p>
         </w:tc>
         <w:tc>
-          <w:tcPr/>
+          <w:tcPr>
+            <w:tcW w:w="1891" w:type="dxa"/>
+          </w:tcPr>
           <w:p>
             <w:pPr>
               <w:spacing w:before="0" w:after="0" w:line="240" w:lineRule="auto"/>
@@ -8213,7 +9123,9 @@
           </w:p>
         </w:tc>
         <w:tc>
-          <w:tcPr/>
+          <w:tcPr>
+            <w:tcW w:w="1815" w:type="dxa"/>
+          </w:tcPr>
           <w:p>
             <w:pPr>
               <w:spacing w:before="0" w:after="0" w:line="240" w:lineRule="auto"/>
@@ -8229,7 +9141,9 @@
           </w:p>
         </w:tc>
         <w:tc>
-          <w:tcPr/>
+          <w:tcPr>
+            <w:tcW w:w="1663" w:type="dxa"/>
+          </w:tcPr>
           <w:p>
             <w:pPr>
               <w:spacing w:before="0" w:after="0" w:line="240" w:lineRule="auto"/>
@@ -8247,7 +9161,9 @@
       </w:tr>
       <w:tr>
         <w:tc>
-          <w:tcPr/>
+          <w:tcPr>
+            <w:tcW w:w="1409" w:type="dxa"/>
+          </w:tcPr>
           <w:p>
             <w:pPr>
               <w:spacing w:before="0" w:after="0" w:line="240" w:lineRule="auto"/>
@@ -8263,7 +9179,9 @@
           </w:p>
         </w:tc>
         <w:tc>
-          <w:tcPr/>
+          <w:tcPr>
+            <w:tcW w:w="1728" w:type="dxa"/>
+          </w:tcPr>
           <w:p>
             <w:pPr>
               <w:spacing w:before="0" w:after="0" w:line="240" w:lineRule="auto"/>
@@ -8279,7 +9197,9 @@
           </w:p>
         </w:tc>
         <w:tc>
-          <w:tcPr/>
+          <w:tcPr>
+            <w:tcW w:w="854" w:type="dxa"/>
+          </w:tcPr>
           <w:p>
             <w:pPr>
               <w:spacing w:before="0" w:after="0" w:line="240" w:lineRule="auto"/>
@@ -8295,7 +9215,9 @@
           </w:p>
         </w:tc>
         <w:tc>
-          <w:tcPr/>
+          <w:tcPr>
+            <w:tcW w:w="1891" w:type="dxa"/>
+          </w:tcPr>
           <w:p>
             <w:pPr>
               <w:spacing w:before="0" w:after="0" w:line="240" w:lineRule="auto"/>
@@ -8311,7 +9233,9 @@
           </w:p>
         </w:tc>
         <w:tc>
-          <w:tcPr/>
+          <w:tcPr>
+            <w:tcW w:w="1815" w:type="dxa"/>
+          </w:tcPr>
           <w:p>
             <w:pPr>
               <w:spacing w:before="0" w:after="0" w:line="240" w:lineRule="auto"/>
@@ -8327,7 +9251,9 @@
           </w:p>
         </w:tc>
         <w:tc>
-          <w:tcPr/>
+          <w:tcPr>
+            <w:tcW w:w="1663" w:type="dxa"/>
+          </w:tcPr>
           <w:p>
             <w:pPr>
               <w:spacing w:before="0" w:after="0" w:line="240" w:lineRule="auto"/>
@@ -8345,7 +9271,9 @@
       </w:tr>
       <w:tr>
         <w:tc>
-          <w:tcPr/>
+          <w:tcPr>
+            <w:tcW w:w="1409" w:type="dxa"/>
+          </w:tcPr>
           <w:p>
             <w:pPr>
               <w:spacing w:before="0" w:after="0" w:line="240" w:lineRule="auto"/>
@@ -8361,7 +9289,9 @@
           </w:p>
         </w:tc>
         <w:tc>
-          <w:tcPr/>
+          <w:tcPr>
+            <w:tcW w:w="1728" w:type="dxa"/>
+          </w:tcPr>
           <w:p>
             <w:pPr>
               <w:spacing w:before="0" w:after="0" w:line="240" w:lineRule="auto"/>
@@ -8377,7 +9307,9 @@
           </w:p>
         </w:tc>
         <w:tc>
-          <w:tcPr/>
+          <w:tcPr>
+            <w:tcW w:w="854" w:type="dxa"/>
+          </w:tcPr>
           <w:p>
             <w:pPr>
               <w:spacing w:before="0" w:after="0" w:line="240" w:lineRule="auto"/>
@@ -8393,7 +9325,9 @@
           </w:p>
         </w:tc>
         <w:tc>
-          <w:tcPr/>
+          <w:tcPr>
+            <w:tcW w:w="1891" w:type="dxa"/>
+          </w:tcPr>
           <w:p>
             <w:pPr>
               <w:spacing w:before="0" w:after="0" w:line="240" w:lineRule="auto"/>
@@ -8424,7 +9358,9 @@
           </w:p>
         </w:tc>
         <w:tc>
-          <w:tcPr/>
+          <w:tcPr>
+            <w:tcW w:w="1815" w:type="dxa"/>
+          </w:tcPr>
           <w:p>
             <w:pPr>
               <w:spacing w:before="0" w:after="0" w:line="240" w:lineRule="auto"/>
@@ -8440,7 +9376,9 @@
           </w:p>
         </w:tc>
         <w:tc>
-          <w:tcPr/>
+          <w:tcPr>
+            <w:tcW w:w="1663" w:type="dxa"/>
+          </w:tcPr>
           <w:p>
             <w:pPr>
               <w:spacing w:before="0" w:after="0" w:line="240" w:lineRule="auto"/>
@@ -8458,7 +9396,9 @@
       </w:tr>
       <w:tr>
         <w:tc>
-          <w:tcPr/>
+          <w:tcPr>
+            <w:tcW w:w="1409" w:type="dxa"/>
+          </w:tcPr>
           <w:p>
             <w:pPr>
               <w:spacing w:before="0" w:after="0" w:line="240" w:lineRule="auto"/>
@@ -8474,7 +9414,9 @@
           </w:p>
         </w:tc>
         <w:tc>
-          <w:tcPr/>
+          <w:tcPr>
+            <w:tcW w:w="1728" w:type="dxa"/>
+          </w:tcPr>
           <w:p>
             <w:pPr>
               <w:spacing w:before="0" w:after="0" w:line="240" w:lineRule="auto"/>
@@ -8490,7 +9432,9 @@
           </w:p>
         </w:tc>
         <w:tc>
-          <w:tcPr/>
+          <w:tcPr>
+            <w:tcW w:w="854" w:type="dxa"/>
+          </w:tcPr>
           <w:p>
             <w:pPr>
               <w:spacing w:before="0" w:after="0" w:line="240" w:lineRule="auto"/>
@@ -8506,7 +9450,9 @@
           </w:p>
         </w:tc>
         <w:tc>
-          <w:tcPr/>
+          <w:tcPr>
+            <w:tcW w:w="1891" w:type="dxa"/>
+          </w:tcPr>
           <w:p>
             <w:pPr>
               <w:spacing w:before="0" w:after="0" w:line="240" w:lineRule="auto"/>
@@ -8522,7 +9468,9 @@
           </w:p>
         </w:tc>
         <w:tc>
-          <w:tcPr/>
+          <w:tcPr>
+            <w:tcW w:w="1815" w:type="dxa"/>
+          </w:tcPr>
           <w:p>
             <w:pPr>
               <w:spacing w:before="0" w:after="0" w:line="240" w:lineRule="auto"/>
@@ -8538,7 +9486,9 @@
           </w:p>
         </w:tc>
         <w:tc>
-          <w:tcPr/>
+          <w:tcPr>
+            <w:tcW w:w="1663" w:type="dxa"/>
+          </w:tcPr>
           <w:p>
             <w:pPr>
               <w:spacing w:before="0" w:after="0" w:line="240" w:lineRule="auto"/>
@@ -8556,7 +9506,9 @@
       </w:tr>
       <w:tr>
         <w:tc>
-          <w:tcPr/>
+          <w:tcPr>
+            <w:tcW w:w="1409" w:type="dxa"/>
+          </w:tcPr>
           <w:p>
             <w:pPr>
               <w:spacing w:before="0" w:after="0" w:line="240" w:lineRule="auto"/>
@@ -8572,7 +9524,9 @@
           </w:p>
         </w:tc>
         <w:tc>
-          <w:tcPr/>
+          <w:tcPr>
+            <w:tcW w:w="1728" w:type="dxa"/>
+          </w:tcPr>
           <w:p>
             <w:pPr>
               <w:spacing w:before="0" w:after="0" w:line="240" w:lineRule="auto"/>
@@ -8588,7 +9542,9 @@
           </w:p>
         </w:tc>
         <w:tc>
-          <w:tcPr/>
+          <w:tcPr>
+            <w:tcW w:w="854" w:type="dxa"/>
+          </w:tcPr>
           <w:p>
             <w:pPr>
               <w:spacing w:before="0" w:after="0" w:line="240" w:lineRule="auto"/>
@@ -8604,7 +9560,9 @@
           </w:p>
         </w:tc>
         <w:tc>
-          <w:tcPr/>
+          <w:tcPr>
+            <w:tcW w:w="1891" w:type="dxa"/>
+          </w:tcPr>
           <w:p>
             <w:pPr>
               <w:spacing w:before="0" w:after="0" w:line="240" w:lineRule="auto"/>
@@ -8620,7 +9578,9 @@
           </w:p>
         </w:tc>
         <w:tc>
-          <w:tcPr/>
+          <w:tcPr>
+            <w:tcW w:w="1815" w:type="dxa"/>
+          </w:tcPr>
           <w:p>
             <w:pPr>
               <w:spacing w:before="0" w:after="0" w:line="240" w:lineRule="auto"/>
@@ -8636,7 +9596,9 @@
           </w:p>
         </w:tc>
         <w:tc>
-          <w:tcPr/>
+          <w:tcPr>
+            <w:tcW w:w="1663" w:type="dxa"/>
+          </w:tcPr>
           <w:p>
             <w:pPr>
               <w:spacing w:before="0" w:after="0" w:line="240" w:lineRule="auto"/>
@@ -8654,7 +9616,9 @@
       </w:tr>
       <w:tr>
         <w:tc>
-          <w:tcPr/>
+          <w:tcPr>
+            <w:tcW w:w="1409" w:type="dxa"/>
+          </w:tcPr>
           <w:p>
             <w:pPr>
               <w:spacing w:before="0" w:after="0" w:line="240" w:lineRule="auto"/>
@@ -8670,7 +9634,9 @@
           </w:p>
         </w:tc>
         <w:tc>
-          <w:tcPr/>
+          <w:tcPr>
+            <w:tcW w:w="1728" w:type="dxa"/>
+          </w:tcPr>
           <w:p>
             <w:pPr>
               <w:spacing w:before="0" w:after="0" w:line="240" w:lineRule="auto"/>
@@ -8686,7 +9652,9 @@
           </w:p>
         </w:tc>
         <w:tc>
-          <w:tcPr/>
+          <w:tcPr>
+            <w:tcW w:w="854" w:type="dxa"/>
+          </w:tcPr>
           <w:p>
             <w:pPr>
               <w:spacing w:before="0" w:after="0" w:line="240" w:lineRule="auto"/>
@@ -8702,7 +9670,9 @@
           </w:p>
         </w:tc>
         <w:tc>
-          <w:tcPr/>
+          <w:tcPr>
+            <w:tcW w:w="1891" w:type="dxa"/>
+          </w:tcPr>
           <w:p>
             <w:pPr>
               <w:spacing w:before="0" w:after="0" w:line="240" w:lineRule="auto"/>
@@ -8718,7 +9688,9 @@
           </w:p>
         </w:tc>
         <w:tc>
-          <w:tcPr/>
+          <w:tcPr>
+            <w:tcW w:w="1815" w:type="dxa"/>
+          </w:tcPr>
           <w:p>
             <w:pPr>
               <w:spacing w:before="0" w:after="0" w:line="240" w:lineRule="auto"/>
@@ -8734,7 +9706,9 @@
           </w:p>
         </w:tc>
         <w:tc>
-          <w:tcPr/>
+          <w:tcPr>
+            <w:tcW w:w="1663" w:type="dxa"/>
+          </w:tcPr>
           <w:p>
             <w:pPr>
               <w:spacing w:before="0" w:after="0" w:line="240" w:lineRule="auto"/>
@@ -8752,7 +9726,9 @@
       </w:tr>
       <w:tr>
         <w:tc>
-          <w:tcPr/>
+          <w:tcPr>
+            <w:tcW w:w="1409" w:type="dxa"/>
+          </w:tcPr>
           <w:p>
             <w:pPr>
               <w:spacing w:before="0" w:after="0" w:line="240" w:lineRule="auto"/>
@@ -8768,7 +9744,9 @@
           </w:p>
         </w:tc>
         <w:tc>
-          <w:tcPr/>
+          <w:tcPr>
+            <w:tcW w:w="1728" w:type="dxa"/>
+          </w:tcPr>
           <w:p>
             <w:pPr>
               <w:spacing w:before="0" w:after="0" w:line="240" w:lineRule="auto"/>
@@ -8784,7 +9762,9 @@
           </w:p>
         </w:tc>
         <w:tc>
-          <w:tcPr/>
+          <w:tcPr>
+            <w:tcW w:w="854" w:type="dxa"/>
+          </w:tcPr>
           <w:p>
             <w:pPr>
               <w:spacing w:before="0" w:after="0" w:line="240" w:lineRule="auto"/>
@@ -8800,7 +9780,9 @@
           </w:p>
         </w:tc>
         <w:tc>
-          <w:tcPr/>
+          <w:tcPr>
+            <w:tcW w:w="1891" w:type="dxa"/>
+          </w:tcPr>
           <w:p>
             <w:pPr>
               <w:spacing w:before="0" w:after="0" w:line="240" w:lineRule="auto"/>
@@ -8816,7 +9798,9 @@
           </w:p>
         </w:tc>
         <w:tc>
-          <w:tcPr/>
+          <w:tcPr>
+            <w:tcW w:w="1815" w:type="dxa"/>
+          </w:tcPr>
           <w:p>
             <w:pPr>
               <w:spacing w:before="0" w:after="0" w:line="240" w:lineRule="auto"/>
@@ -8832,7 +9816,9 @@
           </w:p>
         </w:tc>
         <w:tc>
-          <w:tcPr/>
+          <w:tcPr>
+            <w:tcW w:w="1663" w:type="dxa"/>
+          </w:tcPr>
           <w:p>
             <w:pPr>
               <w:spacing w:before="0" w:after="0" w:line="240" w:lineRule="auto"/>
@@ -8850,7 +9836,9 @@
       </w:tr>
       <w:tr>
         <w:tc>
-          <w:tcPr/>
+          <w:tcPr>
+            <w:tcW w:w="1409" w:type="dxa"/>
+          </w:tcPr>
           <w:p>
             <w:pPr>
               <w:spacing w:before="0" w:after="0" w:line="240" w:lineRule="auto"/>
@@ -8866,7 +9854,9 @@
           </w:p>
         </w:tc>
         <w:tc>
-          <w:tcPr/>
+          <w:tcPr>
+            <w:tcW w:w="1728" w:type="dxa"/>
+          </w:tcPr>
           <w:p>
             <w:pPr>
               <w:spacing w:before="0" w:after="0" w:line="240" w:lineRule="auto"/>
@@ -8882,7 +9872,9 @@
           </w:p>
         </w:tc>
         <w:tc>
-          <w:tcPr/>
+          <w:tcPr>
+            <w:tcW w:w="854" w:type="dxa"/>
+          </w:tcPr>
           <w:p>
             <w:pPr>
               <w:spacing w:before="0" w:after="0" w:line="240" w:lineRule="auto"/>
@@ -8898,7 +9890,9 @@
           </w:p>
         </w:tc>
         <w:tc>
-          <w:tcPr/>
+          <w:tcPr>
+            <w:tcW w:w="1891" w:type="dxa"/>
+          </w:tcPr>
           <w:p>
             <w:pPr>
               <w:spacing w:before="0" w:after="0" w:line="240" w:lineRule="auto"/>
@@ -8914,7 +9908,9 @@
           </w:p>
         </w:tc>
         <w:tc>
-          <w:tcPr/>
+          <w:tcPr>
+            <w:tcW w:w="1815" w:type="dxa"/>
+          </w:tcPr>
           <w:p>
             <w:pPr>
               <w:spacing w:before="0" w:after="0" w:line="240" w:lineRule="auto"/>
@@ -8930,7 +9926,9 @@
           </w:p>
         </w:tc>
         <w:tc>
-          <w:tcPr/>
+          <w:tcPr>
+            <w:tcW w:w="1663" w:type="dxa"/>
+          </w:tcPr>
           <w:p>
             <w:pPr>
               <w:spacing w:before="0" w:after="0" w:line="240" w:lineRule="auto"/>
@@ -8948,7 +9946,9 @@
       </w:tr>
       <w:tr>
         <w:tc>
-          <w:tcPr/>
+          <w:tcPr>
+            <w:tcW w:w="1409" w:type="dxa"/>
+          </w:tcPr>
           <w:p>
             <w:pPr>
               <w:spacing w:before="0" w:after="0" w:line="240" w:lineRule="auto"/>
@@ -8964,7 +9964,9 @@
           </w:p>
         </w:tc>
         <w:tc>
-          <w:tcPr/>
+          <w:tcPr>
+            <w:tcW w:w="1728" w:type="dxa"/>
+          </w:tcPr>
           <w:p>
             <w:pPr>
               <w:spacing w:before="0" w:after="0" w:line="240" w:lineRule="auto"/>
@@ -8980,7 +9982,9 @@
           </w:p>
         </w:tc>
         <w:tc>
-          <w:tcPr/>
+          <w:tcPr>
+            <w:tcW w:w="854" w:type="dxa"/>
+          </w:tcPr>
           <w:p>
             <w:pPr>
               <w:spacing w:before="0" w:after="0" w:line="240" w:lineRule="auto"/>
@@ -8996,7 +10000,9 @@
           </w:p>
         </w:tc>
         <w:tc>
-          <w:tcPr/>
+          <w:tcPr>
+            <w:tcW w:w="1891" w:type="dxa"/>
+          </w:tcPr>
           <w:p>
             <w:pPr>
               <w:spacing w:before="0" w:after="0" w:line="240" w:lineRule="auto"/>
@@ -9012,7 +10018,9 @@
           </w:p>
         </w:tc>
         <w:tc>
-          <w:tcPr/>
+          <w:tcPr>
+            <w:tcW w:w="1815" w:type="dxa"/>
+          </w:tcPr>
           <w:p>
             <w:pPr>
               <w:spacing w:before="0" w:after="0" w:line="240" w:lineRule="auto"/>
@@ -9028,7 +10036,9 @@
           </w:p>
         </w:tc>
         <w:tc>
-          <w:tcPr/>
+          <w:tcPr>
+            <w:tcW w:w="1663" w:type="dxa"/>
+          </w:tcPr>
           <w:p>
             <w:pPr>
               <w:spacing w:before="0" w:after="0" w:line="240" w:lineRule="auto"/>
@@ -9046,7 +10056,9 @@
       </w:tr>
       <w:tr>
         <w:tc>
-          <w:tcPr/>
+          <w:tcPr>
+            <w:tcW w:w="1409" w:type="dxa"/>
+          </w:tcPr>
           <w:p>
             <w:pPr>
               <w:spacing w:before="0" w:after="0" w:line="240" w:lineRule="auto"/>
@@ -9062,7 +10074,9 @@
           </w:p>
         </w:tc>
         <w:tc>
-          <w:tcPr/>
+          <w:tcPr>
+            <w:tcW w:w="1728" w:type="dxa"/>
+          </w:tcPr>
           <w:p>
             <w:pPr>
               <w:spacing w:before="0" w:after="0" w:line="240" w:lineRule="auto"/>
@@ -9078,7 +10092,9 @@
           </w:p>
         </w:tc>
         <w:tc>
-          <w:tcPr/>
+          <w:tcPr>
+            <w:tcW w:w="854" w:type="dxa"/>
+          </w:tcPr>
           <w:p>
             <w:pPr>
               <w:spacing w:before="0" w:after="0" w:line="240" w:lineRule="auto"/>
@@ -9094,7 +10110,9 @@
           </w:p>
         </w:tc>
         <w:tc>
-          <w:tcPr/>
+          <w:tcPr>
+            <w:tcW w:w="1891" w:type="dxa"/>
+          </w:tcPr>
           <w:p>
             <w:pPr>
               <w:spacing w:before="0" w:after="0" w:line="240" w:lineRule="auto"/>
@@ -9110,7 +10128,9 @@
           </w:p>
         </w:tc>
         <w:tc>
-          <w:tcPr/>
+          <w:tcPr>
+            <w:tcW w:w="1815" w:type="dxa"/>
+          </w:tcPr>
           <w:p>
             <w:pPr>
               <w:spacing w:before="0" w:after="0" w:line="240" w:lineRule="auto"/>
@@ -9126,7 +10146,9 @@
           </w:p>
         </w:tc>
         <w:tc>
-          <w:tcPr/>
+          <w:tcPr>
+            <w:tcW w:w="1663" w:type="dxa"/>
+          </w:tcPr>
           <w:p>
             <w:pPr>
               <w:spacing w:before="0" w:after="0" w:line="240" w:lineRule="auto"/>
@@ -9144,7 +10166,9 @@
       </w:tr>
       <w:tr>
         <w:tc>
-          <w:tcPr/>
+          <w:tcPr>
+            <w:tcW w:w="1409" w:type="dxa"/>
+          </w:tcPr>
           <w:p>
             <w:pPr>
               <w:spacing w:before="0" w:after="0" w:line="240" w:lineRule="auto"/>
@@ -9160,7 +10184,9 @@
           </w:p>
         </w:tc>
         <w:tc>
-          <w:tcPr/>
+          <w:tcPr>
+            <w:tcW w:w="1728" w:type="dxa"/>
+          </w:tcPr>
           <w:p>
             <w:pPr>
               <w:spacing w:before="0" w:after="0" w:line="240" w:lineRule="auto"/>
@@ -9176,7 +10202,9 @@
           </w:p>
         </w:tc>
         <w:tc>
-          <w:tcPr/>
+          <w:tcPr>
+            <w:tcW w:w="854" w:type="dxa"/>
+          </w:tcPr>
           <w:p>
             <w:pPr>
               <w:spacing w:before="0" w:after="0" w:line="240" w:lineRule="auto"/>
@@ -9192,7 +10220,9 @@
           </w:p>
         </w:tc>
         <w:tc>
-          <w:tcPr/>
+          <w:tcPr>
+            <w:tcW w:w="1891" w:type="dxa"/>
+          </w:tcPr>
           <w:p>
             <w:pPr>
               <w:spacing w:before="0" w:after="0" w:line="240" w:lineRule="auto"/>
@@ -9208,7 +10238,9 @@
           </w:p>
         </w:tc>
         <w:tc>
-          <w:tcPr/>
+          <w:tcPr>
+            <w:tcW w:w="1815" w:type="dxa"/>
+          </w:tcPr>
           <w:p>
             <w:pPr>
               <w:spacing w:before="0" w:after="0" w:line="240" w:lineRule="auto"/>
@@ -9224,7 +10256,9 @@
           </w:p>
         </w:tc>
         <w:tc>
-          <w:tcPr/>
+          <w:tcPr>
+            <w:tcW w:w="1663" w:type="dxa"/>
+          </w:tcPr>
           <w:p>
             <w:pPr>
               <w:spacing w:before="0" w:after="0" w:line="240" w:lineRule="auto"/>
@@ -9242,7 +10276,9 @@
       </w:tr>
       <w:tr>
         <w:tc>
-          <w:tcPr/>
+          <w:tcPr>
+            <w:tcW w:w="1409" w:type="dxa"/>
+          </w:tcPr>
           <w:p>
             <w:pPr>
               <w:spacing w:before="0" w:after="0" w:line="240" w:lineRule="auto"/>
@@ -9258,7 +10294,9 @@
           </w:p>
         </w:tc>
         <w:tc>
-          <w:tcPr/>
+          <w:tcPr>
+            <w:tcW w:w="1728" w:type="dxa"/>
+          </w:tcPr>
           <w:p>
             <w:pPr>
               <w:spacing w:before="0" w:after="0" w:line="240" w:lineRule="auto"/>
@@ -9274,7 +10312,9 @@
           </w:p>
         </w:tc>
         <w:tc>
-          <w:tcPr/>
+          <w:tcPr>
+            <w:tcW w:w="854" w:type="dxa"/>
+          </w:tcPr>
           <w:p>
             <w:pPr>
               <w:spacing w:before="0" w:after="0" w:line="240" w:lineRule="auto"/>
@@ -9290,7 +10330,9 @@
           </w:p>
         </w:tc>
         <w:tc>
-          <w:tcPr/>
+          <w:tcPr>
+            <w:tcW w:w="1891" w:type="dxa"/>
+          </w:tcPr>
           <w:p>
             <w:pPr>
               <w:spacing w:before="0" w:after="0" w:line="240" w:lineRule="auto"/>
@@ -9306,7 +10348,9 @@
           </w:p>
         </w:tc>
         <w:tc>
-          <w:tcPr/>
+          <w:tcPr>
+            <w:tcW w:w="1815" w:type="dxa"/>
+          </w:tcPr>
           <w:p>
             <w:pPr>
               <w:spacing w:before="0" w:after="0" w:line="240" w:lineRule="auto"/>
@@ -9322,7 +10366,9 @@
           </w:p>
         </w:tc>
         <w:tc>
-          <w:tcPr/>
+          <w:tcPr>
+            <w:tcW w:w="1663" w:type="dxa"/>
+          </w:tcPr>
           <w:p>
             <w:pPr>
               <w:spacing w:before="0" w:after="0" w:line="240" w:lineRule="auto"/>
@@ -9340,7 +10386,9 @@
       </w:tr>
       <w:tr>
         <w:tc>
-          <w:tcPr/>
+          <w:tcPr>
+            <w:tcW w:w="1409" w:type="dxa"/>
+          </w:tcPr>
           <w:p>
             <w:pPr>
               <w:spacing w:before="0" w:after="0" w:line="240" w:lineRule="auto"/>
@@ -9356,7 +10404,9 @@
           </w:p>
         </w:tc>
         <w:tc>
-          <w:tcPr/>
+          <w:tcPr>
+            <w:tcW w:w="1728" w:type="dxa"/>
+          </w:tcPr>
           <w:p>
             <w:pPr>
               <w:spacing w:before="0" w:after="0" w:line="240" w:lineRule="auto"/>
@@ -9372,7 +10422,9 @@
           </w:p>
         </w:tc>
         <w:tc>
-          <w:tcPr/>
+          <w:tcPr>
+            <w:tcW w:w="854" w:type="dxa"/>
+          </w:tcPr>
           <w:p>
             <w:pPr>
               <w:spacing w:before="0" w:after="0" w:line="240" w:lineRule="auto"/>
@@ -9388,7 +10440,9 @@
           </w:p>
         </w:tc>
         <w:tc>
-          <w:tcPr/>
+          <w:tcPr>
+            <w:tcW w:w="1891" w:type="dxa"/>
+          </w:tcPr>
           <w:p>
             <w:pPr>
               <w:spacing w:before="0" w:after="0" w:line="240" w:lineRule="auto"/>
@@ -9404,7 +10458,9 @@
           </w:p>
         </w:tc>
         <w:tc>
-          <w:tcPr/>
+          <w:tcPr>
+            <w:tcW w:w="1815" w:type="dxa"/>
+          </w:tcPr>
           <w:p>
             <w:pPr>
               <w:spacing w:before="0" w:after="0" w:line="240" w:lineRule="auto"/>
@@ -9420,7 +10476,9 @@
           </w:p>
         </w:tc>
         <w:tc>
-          <w:tcPr/>
+          <w:tcPr>
+            <w:tcW w:w="1663" w:type="dxa"/>
+          </w:tcPr>
           <w:p>
             <w:pPr>
               <w:spacing w:before="0" w:after="0" w:line="240" w:lineRule="auto"/>
@@ -9438,7 +10496,9 @@
       </w:tr>
       <w:tr>
         <w:tc>
-          <w:tcPr/>
+          <w:tcPr>
+            <w:tcW w:w="1409" w:type="dxa"/>
+          </w:tcPr>
           <w:p>
             <w:pPr>
               <w:spacing w:before="0" w:after="0" w:line="240" w:lineRule="auto"/>
@@ -9454,7 +10514,9 @@
           </w:p>
         </w:tc>
         <w:tc>
-          <w:tcPr/>
+          <w:tcPr>
+            <w:tcW w:w="1728" w:type="dxa"/>
+          </w:tcPr>
           <w:p>
             <w:pPr>
               <w:spacing w:before="0" w:after="0" w:line="240" w:lineRule="auto"/>
@@ -9470,7 +10532,9 @@
           </w:p>
         </w:tc>
         <w:tc>
-          <w:tcPr/>
+          <w:tcPr>
+            <w:tcW w:w="854" w:type="dxa"/>
+          </w:tcPr>
           <w:p>
             <w:pPr>
               <w:spacing w:before="0" w:after="0" w:line="240" w:lineRule="auto"/>
@@ -9486,7 +10550,9 @@
           </w:p>
         </w:tc>
         <w:tc>
-          <w:tcPr/>
+          <w:tcPr>
+            <w:tcW w:w="1891" w:type="dxa"/>
+          </w:tcPr>
           <w:p>
             <w:pPr>
               <w:spacing w:before="0" w:after="0" w:line="240" w:lineRule="auto"/>
@@ -9502,7 +10568,9 @@
           </w:p>
         </w:tc>
         <w:tc>
-          <w:tcPr/>
+          <w:tcPr>
+            <w:tcW w:w="1815" w:type="dxa"/>
+          </w:tcPr>
           <w:p>
             <w:pPr>
               <w:spacing w:before="0" w:after="0" w:line="240" w:lineRule="auto"/>
@@ -9518,7 +10586,9 @@
           </w:p>
         </w:tc>
         <w:tc>
-          <w:tcPr/>
+          <w:tcPr>
+            <w:tcW w:w="1663" w:type="dxa"/>
+          </w:tcPr>
           <w:p>
             <w:pPr>
               <w:spacing w:before="0" w:after="0" w:line="240" w:lineRule="auto"/>
@@ -9536,7 +10606,9 @@
       </w:tr>
       <w:tr>
         <w:tc>
-          <w:tcPr/>
+          <w:tcPr>
+            <w:tcW w:w="1409" w:type="dxa"/>
+          </w:tcPr>
           <w:p>
             <w:pPr>
               <w:spacing w:before="0" w:after="0" w:line="240" w:lineRule="auto"/>
@@ -9552,7 +10624,9 @@
           </w:p>
         </w:tc>
         <w:tc>
-          <w:tcPr/>
+          <w:tcPr>
+            <w:tcW w:w="1728" w:type="dxa"/>
+          </w:tcPr>
           <w:p>
             <w:pPr>
               <w:spacing w:before="0" w:after="0" w:line="240" w:lineRule="auto"/>
@@ -9568,7 +10642,9 @@
           </w:p>
         </w:tc>
         <w:tc>
-          <w:tcPr/>
+          <w:tcPr>
+            <w:tcW w:w="854" w:type="dxa"/>
+          </w:tcPr>
           <w:p>
             <w:pPr>
               <w:spacing w:before="0" w:after="0" w:line="240" w:lineRule="auto"/>
@@ -9584,7 +10660,9 @@
           </w:p>
         </w:tc>
         <w:tc>
-          <w:tcPr/>
+          <w:tcPr>
+            <w:tcW w:w="1891" w:type="dxa"/>
+          </w:tcPr>
           <w:p>
             <w:pPr>
               <w:spacing w:before="0" w:after="0" w:line="240" w:lineRule="auto"/>
@@ -9600,7 +10678,9 @@
           </w:p>
         </w:tc>
         <w:tc>
-          <w:tcPr/>
+          <w:tcPr>
+            <w:tcW w:w="1815" w:type="dxa"/>
+          </w:tcPr>
           <w:p>
             <w:pPr>
               <w:spacing w:before="0" w:after="0" w:line="240" w:lineRule="auto"/>
@@ -9616,7 +10696,9 @@
           </w:p>
         </w:tc>
         <w:tc>
-          <w:tcPr/>
+          <w:tcPr>
+            <w:tcW w:w="1663" w:type="dxa"/>
+          </w:tcPr>
           <w:p>
             <w:pPr>
               <w:spacing w:before="0" w:after="0" w:line="240" w:lineRule="auto"/>
@@ -9634,7 +10716,9 @@
       </w:tr>
       <w:tr>
         <w:tc>
-          <w:tcPr/>
+          <w:tcPr>
+            <w:tcW w:w="1409" w:type="dxa"/>
+          </w:tcPr>
           <w:p>
             <w:pPr>
               <w:spacing w:before="0" w:after="0" w:line="240" w:lineRule="auto"/>
@@ -9650,7 +10734,9 @@
           </w:p>
         </w:tc>
         <w:tc>
-          <w:tcPr/>
+          <w:tcPr>
+            <w:tcW w:w="1728" w:type="dxa"/>
+          </w:tcPr>
           <w:p>
             <w:pPr>
               <w:spacing w:before="0" w:after="0" w:line="240" w:lineRule="auto"/>
@@ -9666,7 +10752,9 @@
           </w:p>
         </w:tc>
         <w:tc>
-          <w:tcPr/>
+          <w:tcPr>
+            <w:tcW w:w="854" w:type="dxa"/>
+          </w:tcPr>
           <w:p>
             <w:pPr>
               <w:spacing w:before="0" w:after="0" w:line="240" w:lineRule="auto"/>
@@ -9682,7 +10770,9 @@
           </w:p>
         </w:tc>
         <w:tc>
-          <w:tcPr/>
+          <w:tcPr>
+            <w:tcW w:w="1891" w:type="dxa"/>
+          </w:tcPr>
           <w:p>
             <w:pPr>
               <w:spacing w:before="0" w:after="0" w:line="240" w:lineRule="auto"/>
@@ -9698,7 +10788,9 @@
           </w:p>
         </w:tc>
         <w:tc>
-          <w:tcPr/>
+          <w:tcPr>
+            <w:tcW w:w="1815" w:type="dxa"/>
+          </w:tcPr>
           <w:p>
             <w:pPr>
               <w:spacing w:before="0" w:after="0" w:line="240" w:lineRule="auto"/>
@@ -9714,7 +10806,9 @@
           </w:p>
         </w:tc>
         <w:tc>
-          <w:tcPr/>
+          <w:tcPr>
+            <w:tcW w:w="1663" w:type="dxa"/>
+          </w:tcPr>
           <w:p>
             <w:pPr>
               <w:spacing w:before="0" w:after="0" w:line="240" w:lineRule="auto"/>
@@ -9732,7 +10826,9 @@
       </w:tr>
       <w:tr>
         <w:tc>
-          <w:tcPr/>
+          <w:tcPr>
+            <w:tcW w:w="1409" w:type="dxa"/>
+          </w:tcPr>
           <w:p>
             <w:pPr>
               <w:spacing w:before="0" w:after="0" w:line="240" w:lineRule="auto"/>
@@ -9748,7 +10844,9 @@
           </w:p>
         </w:tc>
         <w:tc>
-          <w:tcPr/>
+          <w:tcPr>
+            <w:tcW w:w="1728" w:type="dxa"/>
+          </w:tcPr>
           <w:p>
             <w:pPr>
               <w:spacing w:before="0" w:after="0" w:line="240" w:lineRule="auto"/>
@@ -9764,7 +10862,9 @@
           </w:p>
         </w:tc>
         <w:tc>
-          <w:tcPr/>
+          <w:tcPr>
+            <w:tcW w:w="854" w:type="dxa"/>
+          </w:tcPr>
           <w:p>
             <w:pPr>
               <w:spacing w:before="0" w:after="0" w:line="240" w:lineRule="auto"/>
@@ -9780,7 +10880,9 @@
           </w:p>
         </w:tc>
         <w:tc>
-          <w:tcPr/>
+          <w:tcPr>
+            <w:tcW w:w="1891" w:type="dxa"/>
+          </w:tcPr>
           <w:p>
             <w:pPr>
               <w:spacing w:before="0" w:after="0" w:line="240" w:lineRule="auto"/>
@@ -9796,7 +10898,9 @@
           </w:p>
         </w:tc>
         <w:tc>
-          <w:tcPr/>
+          <w:tcPr>
+            <w:tcW w:w="1815" w:type="dxa"/>
+          </w:tcPr>
           <w:p>
             <w:pPr>
               <w:spacing w:before="0" w:after="0" w:line="240" w:lineRule="auto"/>
@@ -9812,7 +10916,9 @@
           </w:p>
         </w:tc>
         <w:tc>
-          <w:tcPr/>
+          <w:tcPr>
+            <w:tcW w:w="1663" w:type="dxa"/>
+          </w:tcPr>
           <w:p>
             <w:pPr>
               <w:spacing w:before="0" w:after="0" w:line="240" w:lineRule="auto"/>
@@ -9830,7 +10936,9 @@
       </w:tr>
       <w:tr>
         <w:tc>
-          <w:tcPr/>
+          <w:tcPr>
+            <w:tcW w:w="1409" w:type="dxa"/>
+          </w:tcPr>
           <w:p>
             <w:pPr>
               <w:spacing w:before="0" w:after="0" w:line="240" w:lineRule="auto"/>
@@ -9846,7 +10954,9 @@
           </w:p>
         </w:tc>
         <w:tc>
-          <w:tcPr/>
+          <w:tcPr>
+            <w:tcW w:w="1728" w:type="dxa"/>
+          </w:tcPr>
           <w:p>
             <w:pPr>
               <w:spacing w:before="0" w:after="0" w:line="240" w:lineRule="auto"/>
@@ -9862,7 +10972,9 @@
           </w:p>
         </w:tc>
         <w:tc>
-          <w:tcPr/>
+          <w:tcPr>
+            <w:tcW w:w="854" w:type="dxa"/>
+          </w:tcPr>
           <w:p>
             <w:pPr>
               <w:spacing w:before="0" w:after="0" w:line="240" w:lineRule="auto"/>
@@ -9878,7 +10990,9 @@
           </w:p>
         </w:tc>
         <w:tc>
-          <w:tcPr/>
+          <w:tcPr>
+            <w:tcW w:w="1891" w:type="dxa"/>
+          </w:tcPr>
           <w:p>
             <w:pPr>
               <w:spacing w:before="0" w:after="0" w:line="240" w:lineRule="auto"/>
@@ -9894,7 +11008,9 @@
           </w:p>
         </w:tc>
         <w:tc>
-          <w:tcPr/>
+          <w:tcPr>
+            <w:tcW w:w="1815" w:type="dxa"/>
+          </w:tcPr>
           <w:p>
             <w:pPr>
               <w:spacing w:before="0" w:after="0" w:line="240" w:lineRule="auto"/>
@@ -9910,7 +11026,9 @@
           </w:p>
         </w:tc>
         <w:tc>
-          <w:tcPr/>
+          <w:tcPr>
+            <w:tcW w:w="1663" w:type="dxa"/>
+          </w:tcPr>
           <w:p>
             <w:pPr>
               <w:spacing w:before="0" w:after="0" w:line="240" w:lineRule="auto"/>
@@ -9928,7 +11046,9 @@
       </w:tr>
       <w:tr>
         <w:tc>
-          <w:tcPr/>
+          <w:tcPr>
+            <w:tcW w:w="1409" w:type="dxa"/>
+          </w:tcPr>
           <w:p>
             <w:pPr>
               <w:spacing w:before="0" w:after="0" w:line="240" w:lineRule="auto"/>
@@ -9944,7 +11064,9 @@
           </w:p>
         </w:tc>
         <w:tc>
-          <w:tcPr/>
+          <w:tcPr>
+            <w:tcW w:w="1728" w:type="dxa"/>
+          </w:tcPr>
           <w:p>
             <w:pPr>
               <w:spacing w:before="0" w:after="0" w:line="240" w:lineRule="auto"/>
@@ -9960,7 +11082,9 @@
           </w:p>
         </w:tc>
         <w:tc>
-          <w:tcPr/>
+          <w:tcPr>
+            <w:tcW w:w="854" w:type="dxa"/>
+          </w:tcPr>
           <w:p>
             <w:pPr>
               <w:spacing w:before="0" w:after="0" w:line="240" w:lineRule="auto"/>
@@ -9976,7 +11100,9 @@
           </w:p>
         </w:tc>
         <w:tc>
-          <w:tcPr/>
+          <w:tcPr>
+            <w:tcW w:w="1891" w:type="dxa"/>
+          </w:tcPr>
           <w:p>
             <w:pPr>
               <w:spacing w:before="0" w:after="0" w:line="240" w:lineRule="auto"/>
@@ -9992,7 +11118,9 @@
           </w:p>
         </w:tc>
         <w:tc>
-          <w:tcPr/>
+          <w:tcPr>
+            <w:tcW w:w="1815" w:type="dxa"/>
+          </w:tcPr>
           <w:p>
             <w:pPr>
               <w:spacing w:before="0" w:after="0" w:line="240" w:lineRule="auto"/>
@@ -10008,7 +11136,9 @@
           </w:p>
         </w:tc>
         <w:tc>
-          <w:tcPr/>
+          <w:tcPr>
+            <w:tcW w:w="1663" w:type="dxa"/>
+          </w:tcPr>
           <w:p>
             <w:pPr>
               <w:spacing w:before="0" w:after="0" w:line="240" w:lineRule="auto"/>
@@ -10063,16 +11193,18 @@
         <w:jc w:val="start"/>
       </w:tblPr>
       <w:tblGrid>
-        <w:gridCol w:w="2640"/>
-        <w:gridCol w:w="2640"/>
-        <w:gridCol w:w="2640"/>
+        <w:gridCol w:w="2074"/>
+        <w:gridCol w:w="4899"/>
+        <w:gridCol w:w="2388"/>
       </w:tblGrid>
       <w:tr>
         <w:trPr>
           <w:tblHeader w:val="true"/>
         </w:trPr>
         <w:tc>
-          <w:tcPr/>
+          <w:tcPr>
+            <w:tcW w:w="2074" w:type="dxa"/>
+          </w:tcPr>
           <w:p>
             <w:pPr>
               <w:spacing w:before="0" w:after="0" w:line="240" w:lineRule="auto"/>
@@ -10088,7 +11220,9 @@
           </w:p>
         </w:tc>
         <w:tc>
-          <w:tcPr/>
+          <w:tcPr>
+            <w:tcW w:w="4899" w:type="dxa"/>
+          </w:tcPr>
           <w:p>
             <w:pPr>
               <w:spacing w:before="0" w:after="0" w:line="240" w:lineRule="auto"/>
@@ -10104,7 +11238,9 @@
           </w:p>
         </w:tc>
         <w:tc>
-          <w:tcPr/>
+          <w:tcPr>
+            <w:tcW w:w="2388" w:type="dxa"/>
+          </w:tcPr>
           <w:p>
             <w:pPr>
               <w:spacing w:before="0" w:after="0" w:line="240" w:lineRule="auto"/>
@@ -10122,7 +11258,9 @@
       </w:tr>
       <w:tr>
         <w:tc>
-          <w:tcPr/>
+          <w:tcPr>
+            <w:tcW w:w="2074" w:type="dxa"/>
+          </w:tcPr>
           <w:p>
             <w:pPr>
               <w:spacing w:before="0" w:after="0" w:line="240" w:lineRule="auto"/>
@@ -10153,7 +11291,9 @@
           </w:p>
         </w:tc>
         <w:tc>
-          <w:tcPr/>
+          <w:tcPr>
+            <w:tcW w:w="4899" w:type="dxa"/>
+          </w:tcPr>
           <w:p>
             <w:pPr>
               <w:spacing w:before="0" w:after="0" w:line="240" w:lineRule="auto"/>
@@ -10169,7 +11309,9 @@
           </w:p>
         </w:tc>
         <w:tc>
-          <w:tcPr/>
+          <w:tcPr>
+            <w:tcW w:w="2388" w:type="dxa"/>
+          </w:tcPr>
           <w:p>
             <w:pPr>
               <w:spacing w:before="0" w:after="0" w:line="240" w:lineRule="auto"/>
@@ -10187,7 +11329,9 @@
       </w:tr>
       <w:tr>
         <w:tc>
-          <w:tcPr/>
+          <w:tcPr>
+            <w:tcW w:w="2074" w:type="dxa"/>
+          </w:tcPr>
           <w:p>
             <w:pPr>
               <w:spacing w:before="0" w:after="0" w:line="240" w:lineRule="auto"/>
@@ -10218,7 +11362,9 @@
           </w:p>
         </w:tc>
         <w:tc>
-          <w:tcPr/>
+          <w:tcPr>
+            <w:tcW w:w="4899" w:type="dxa"/>
+          </w:tcPr>
           <w:p>
             <w:pPr>
               <w:spacing w:before="0" w:after="0" w:line="240" w:lineRule="auto"/>
@@ -10234,7 +11380,9 @@
           </w:p>
         </w:tc>
         <w:tc>
-          <w:tcPr/>
+          <w:tcPr>
+            <w:tcW w:w="2388" w:type="dxa"/>
+          </w:tcPr>
           <w:p>
             <w:pPr>
               <w:spacing w:before="0" w:after="0" w:line="240" w:lineRule="auto"/>
@@ -10252,7 +11400,9 @@
       </w:tr>
       <w:tr>
         <w:tc>
-          <w:tcPr/>
+          <w:tcPr>
+            <w:tcW w:w="2074" w:type="dxa"/>
+          </w:tcPr>
           <w:p>
             <w:pPr>
               <w:spacing w:before="0" w:after="0" w:line="240" w:lineRule="auto"/>
@@ -10283,7 +11433,9 @@
           </w:p>
         </w:tc>
         <w:tc>
-          <w:tcPr/>
+          <w:tcPr>
+            <w:tcW w:w="4899" w:type="dxa"/>
+          </w:tcPr>
           <w:p>
             <w:pPr>
               <w:spacing w:before="0" w:after="0" w:line="240" w:lineRule="auto"/>
@@ -10299,7 +11451,9 @@
           </w:p>
         </w:tc>
         <w:tc>
-          <w:tcPr/>
+          <w:tcPr>
+            <w:tcW w:w="2388" w:type="dxa"/>
+          </w:tcPr>
           <w:p>
             <w:pPr>
               <w:spacing w:before="0" w:after="0" w:line="240" w:lineRule="auto"/>
@@ -10412,18 +11566,20 @@
         <w:jc w:val="start"/>
       </w:tblPr>
       <w:tblGrid>
-        <w:gridCol w:w="1584"/>
-        <w:gridCol w:w="1584"/>
-        <w:gridCol w:w="1584"/>
-        <w:gridCol w:w="1584"/>
-        <w:gridCol w:w="1584"/>
+        <w:gridCol w:w="1651"/>
+        <w:gridCol w:w="854"/>
+        <w:gridCol w:w="2320"/>
+        <w:gridCol w:w="2320"/>
+        <w:gridCol w:w="2216"/>
       </w:tblGrid>
       <w:tr>
         <w:trPr>
           <w:tblHeader w:val="true"/>
         </w:trPr>
         <w:tc>
-          <w:tcPr/>
+          <w:tcPr>
+            <w:tcW w:w="1651" w:type="dxa"/>
+          </w:tcPr>
           <w:p>
             <w:pPr>
               <w:spacing w:before="0" w:after="0" w:line="240" w:lineRule="auto"/>
@@ -10439,7 +11595,9 @@
           </w:p>
         </w:tc>
         <w:tc>
-          <w:tcPr/>
+          <w:tcPr>
+            <w:tcW w:w="854" w:type="dxa"/>
+          </w:tcPr>
           <w:p>
             <w:pPr>
               <w:spacing w:before="0" w:after="0" w:line="240" w:lineRule="auto"/>
@@ -10455,7 +11613,9 @@
           </w:p>
         </w:tc>
         <w:tc>
-          <w:tcPr/>
+          <w:tcPr>
+            <w:tcW w:w="2320" w:type="dxa"/>
+          </w:tcPr>
           <w:p>
             <w:pPr>
               <w:spacing w:before="0" w:after="0" w:line="240" w:lineRule="auto"/>
@@ -10501,7 +11661,9 @@
           </w:p>
         </w:tc>
         <w:tc>
-          <w:tcPr/>
+          <w:tcPr>
+            <w:tcW w:w="2320" w:type="dxa"/>
+          </w:tcPr>
           <w:p>
             <w:pPr>
               <w:spacing w:before="0" w:after="0" w:line="240" w:lineRule="auto"/>
@@ -10547,7 +11709,9 @@
           </w:p>
         </w:tc>
         <w:tc>
-          <w:tcPr/>
+          <w:tcPr>
+            <w:tcW w:w="2216" w:type="dxa"/>
+          </w:tcPr>
           <w:p>
             <w:pPr>
               <w:spacing w:before="0" w:after="0" w:line="240" w:lineRule="auto"/>
@@ -10565,7 +11729,9 @@
       </w:tr>
       <w:tr>
         <w:tc>
-          <w:tcPr/>
+          <w:tcPr>
+            <w:tcW w:w="1651" w:type="dxa"/>
+          </w:tcPr>
           <w:p>
             <w:pPr>
               <w:spacing w:before="0" w:after="0" w:line="240" w:lineRule="auto"/>
@@ -10581,7 +11747,9 @@
           </w:p>
         </w:tc>
         <w:tc>
-          <w:tcPr/>
+          <w:tcPr>
+            <w:tcW w:w="854" w:type="dxa"/>
+          </w:tcPr>
           <w:p>
             <w:pPr>
               <w:spacing w:before="0" w:after="0" w:line="240" w:lineRule="auto"/>
@@ -10597,7 +11765,9 @@
           </w:p>
         </w:tc>
         <w:tc>
-          <w:tcPr/>
+          <w:tcPr>
+            <w:tcW w:w="2320" w:type="dxa"/>
+          </w:tcPr>
           <w:p>
             <w:pPr>
               <w:spacing w:before="0" w:after="0" w:line="240" w:lineRule="auto"/>
@@ -10613,7 +11783,9 @@
           </w:p>
         </w:tc>
         <w:tc>
-          <w:tcPr/>
+          <w:tcPr>
+            <w:tcW w:w="2320" w:type="dxa"/>
+          </w:tcPr>
           <w:p>
             <w:pPr>
               <w:spacing w:before="0" w:after="0" w:line="240" w:lineRule="auto"/>
@@ -10629,7 +11801,9 @@
           </w:p>
         </w:tc>
         <w:tc>
-          <w:tcPr/>
+          <w:tcPr>
+            <w:tcW w:w="2216" w:type="dxa"/>
+          </w:tcPr>
           <w:p>
             <w:pPr>
               <w:spacing w:before="0" w:after="0" w:line="240" w:lineRule="auto"/>
@@ -10647,7 +11821,9 @@
       </w:tr>
       <w:tr>
         <w:tc>
-          <w:tcPr/>
+          <w:tcPr>
+            <w:tcW w:w="1651" w:type="dxa"/>
+          </w:tcPr>
           <w:p>
             <w:pPr>
               <w:spacing w:before="0" w:after="0" w:line="240" w:lineRule="auto"/>
@@ -10663,7 +11839,9 @@
           </w:p>
         </w:tc>
         <w:tc>
-          <w:tcPr/>
+          <w:tcPr>
+            <w:tcW w:w="854" w:type="dxa"/>
+          </w:tcPr>
           <w:p>
             <w:pPr>
               <w:spacing w:before="0" w:after="0" w:line="240" w:lineRule="auto"/>
@@ -10679,7 +11857,9 @@
           </w:p>
         </w:tc>
         <w:tc>
-          <w:tcPr/>
+          <w:tcPr>
+            <w:tcW w:w="2320" w:type="dxa"/>
+          </w:tcPr>
           <w:p>
             <w:pPr>
               <w:spacing w:before="0" w:after="0" w:line="240" w:lineRule="auto"/>
@@ -10695,7 +11875,9 @@
           </w:p>
         </w:tc>
         <w:tc>
-          <w:tcPr/>
+          <w:tcPr>
+            <w:tcW w:w="2320" w:type="dxa"/>
+          </w:tcPr>
           <w:p>
             <w:pPr>
               <w:spacing w:before="0" w:after="0" w:line="240" w:lineRule="auto"/>
@@ -10711,7 +11893,9 @@
           </w:p>
         </w:tc>
         <w:tc>
-          <w:tcPr/>
+          <w:tcPr>
+            <w:tcW w:w="2216" w:type="dxa"/>
+          </w:tcPr>
           <w:p>
             <w:pPr>
               <w:spacing w:before="0" w:after="0" w:line="240" w:lineRule="auto"/>
@@ -10729,7 +11913,9 @@
       </w:tr>
       <w:tr>
         <w:tc>
-          <w:tcPr/>
+          <w:tcPr>
+            <w:tcW w:w="1651" w:type="dxa"/>
+          </w:tcPr>
           <w:p>
             <w:pPr>
               <w:spacing w:before="0" w:after="0" w:line="240" w:lineRule="auto"/>
@@ -10745,7 +11931,9 @@
           </w:p>
         </w:tc>
         <w:tc>
-          <w:tcPr/>
+          <w:tcPr>
+            <w:tcW w:w="854" w:type="dxa"/>
+          </w:tcPr>
           <w:p>
             <w:pPr>
               <w:spacing w:before="0" w:after="0" w:line="240" w:lineRule="auto"/>
@@ -10761,7 +11949,9 @@
           </w:p>
         </w:tc>
         <w:tc>
-          <w:tcPr/>
+          <w:tcPr>
+            <w:tcW w:w="2320" w:type="dxa"/>
+          </w:tcPr>
           <w:p>
             <w:pPr>
               <w:spacing w:before="0" w:after="0" w:line="240" w:lineRule="auto"/>
@@ -10777,7 +11967,9 @@
           </w:p>
         </w:tc>
         <w:tc>
-          <w:tcPr/>
+          <w:tcPr>
+            <w:tcW w:w="2320" w:type="dxa"/>
+          </w:tcPr>
           <w:p>
             <w:pPr>
               <w:spacing w:before="0" w:after="0" w:line="240" w:lineRule="auto"/>
@@ -10793,7 +11985,9 @@
           </w:p>
         </w:tc>
         <w:tc>
-          <w:tcPr/>
+          <w:tcPr>
+            <w:tcW w:w="2216" w:type="dxa"/>
+          </w:tcPr>
           <w:p>
             <w:pPr>
               <w:spacing w:before="0" w:after="0" w:line="240" w:lineRule="auto"/>
@@ -10848,20 +12042,22 @@
         <w:jc w:val="start"/>
       </w:tblPr>
       <w:tblGrid>
-        <w:gridCol w:w="1131"/>
-        <w:gridCol w:w="1131"/>
-        <w:gridCol w:w="1131"/>
-        <w:gridCol w:w="1131"/>
-        <w:gridCol w:w="1131"/>
-        <w:gridCol w:w="1131"/>
-        <w:gridCol w:w="1131"/>
+        <w:gridCol w:w="889"/>
+        <w:gridCol w:w="1755"/>
+        <w:gridCol w:w="781"/>
+        <w:gridCol w:w="781"/>
+        <w:gridCol w:w="781"/>
+        <w:gridCol w:w="2729"/>
+        <w:gridCol w:w="1646"/>
       </w:tblGrid>
       <w:tr>
         <w:trPr>
           <w:tblHeader w:val="true"/>
         </w:trPr>
         <w:tc>
-          <w:tcPr/>
+          <w:tcPr>
+            <w:tcW w:w="889" w:type="dxa"/>
+          </w:tcPr>
           <w:p>
             <w:pPr>
               <w:spacing w:before="0" w:after="0" w:line="240" w:lineRule="auto"/>
@@ -10877,7 +12073,9 @@
           </w:p>
         </w:tc>
         <w:tc>
-          <w:tcPr/>
+          <w:tcPr>
+            <w:tcW w:w="1755" w:type="dxa"/>
+          </w:tcPr>
           <w:p>
             <w:pPr>
               <w:spacing w:before="0" w:after="0" w:line="240" w:lineRule="auto"/>
@@ -10893,7 +12091,9 @@
           </w:p>
         </w:tc>
         <w:tc>
-          <w:tcPr/>
+          <w:tcPr>
+            <w:tcW w:w="781" w:type="dxa"/>
+          </w:tcPr>
           <w:p>
             <w:pPr>
               <w:spacing w:before="0" w:after="0" w:line="240" w:lineRule="auto"/>
@@ -10917,7 +12117,9 @@
           </w:p>
         </w:tc>
         <w:tc>
-          <w:tcPr/>
+          <w:tcPr>
+            <w:tcW w:w="781" w:type="dxa"/>
+          </w:tcPr>
           <w:p>
             <w:pPr>
               <w:spacing w:before="0" w:after="0" w:line="240" w:lineRule="auto"/>
@@ -10941,7 +12143,9 @@
           </w:p>
         </w:tc>
         <w:tc>
-          <w:tcPr/>
+          <w:tcPr>
+            <w:tcW w:w="781" w:type="dxa"/>
+          </w:tcPr>
           <w:p>
             <w:pPr>
               <w:spacing w:before="0" w:after="0" w:line="240" w:lineRule="auto"/>
@@ -10957,7 +12161,9 @@
           </w:p>
         </w:tc>
         <w:tc>
-          <w:tcPr/>
+          <w:tcPr>
+            <w:tcW w:w="2729" w:type="dxa"/>
+          </w:tcPr>
           <w:p>
             <w:pPr>
               <w:spacing w:before="0" w:after="0" w:line="240" w:lineRule="auto"/>
@@ -10995,7 +12201,9 @@
           </w:p>
         </w:tc>
         <w:tc>
-          <w:tcPr/>
+          <w:tcPr>
+            <w:tcW w:w="1646" w:type="dxa"/>
+          </w:tcPr>
           <w:p>
             <w:pPr>
               <w:spacing w:before="0" w:after="0" w:line="240" w:lineRule="auto"/>
@@ -11013,7 +12221,9 @@
       </w:tr>
       <w:tr>
         <w:tc>
-          <w:tcPr/>
+          <w:tcPr>
+            <w:tcW w:w="889" w:type="dxa"/>
+          </w:tcPr>
           <w:p>
             <w:pPr>
               <w:spacing w:before="0" w:after="0" w:line="240" w:lineRule="auto"/>
@@ -11029,7 +12239,9 @@
           </w:p>
         </w:tc>
         <w:tc>
-          <w:tcPr/>
+          <w:tcPr>
+            <w:tcW w:w="1755" w:type="dxa"/>
+          </w:tcPr>
           <w:p>
             <w:pPr>
               <w:spacing w:before="0" w:after="0" w:line="240" w:lineRule="auto"/>
@@ -11045,7 +12257,9 @@
           </w:p>
         </w:tc>
         <w:tc>
-          <w:tcPr/>
+          <w:tcPr>
+            <w:tcW w:w="781" w:type="dxa"/>
+          </w:tcPr>
           <w:p>
             <w:pPr>
               <w:spacing w:before="0" w:after="0" w:line="240" w:lineRule="auto"/>
@@ -11061,7 +12275,9 @@
           </w:p>
         </w:tc>
         <w:tc>
-          <w:tcPr/>
+          <w:tcPr>
+            <w:tcW w:w="781" w:type="dxa"/>
+          </w:tcPr>
           <w:p>
             <w:pPr>
               <w:spacing w:before="0" w:after="0" w:line="240" w:lineRule="auto"/>
@@ -11077,7 +12293,9 @@
           </w:p>
         </w:tc>
         <w:tc>
-          <w:tcPr/>
+          <w:tcPr>
+            <w:tcW w:w="781" w:type="dxa"/>
+          </w:tcPr>
           <w:p>
             <w:pPr>
               <w:spacing w:before="0" w:after="0" w:line="240" w:lineRule="auto"/>
@@ -11093,7 +12311,9 @@
           </w:p>
         </w:tc>
         <w:tc>
-          <w:tcPr/>
+          <w:tcPr>
+            <w:tcW w:w="2729" w:type="dxa"/>
+          </w:tcPr>
           <w:p>
             <w:pPr>
               <w:spacing w:before="0" w:after="0" w:line="240" w:lineRule="auto"/>
@@ -11109,7 +12329,9 @@
           </w:p>
         </w:tc>
         <w:tc>
-          <w:tcPr/>
+          <w:tcPr>
+            <w:tcW w:w="1646" w:type="dxa"/>
+          </w:tcPr>
           <w:p>
             <w:pPr>
               <w:spacing w:before="0" w:after="0" w:line="240" w:lineRule="auto"/>
@@ -11127,7 +12349,9 @@
       </w:tr>
       <w:tr>
         <w:tc>
-          <w:tcPr/>
+          <w:tcPr>
+            <w:tcW w:w="889" w:type="dxa"/>
+          </w:tcPr>
           <w:p>
             <w:pPr>
               <w:spacing w:before="0" w:after="0" w:line="240" w:lineRule="auto"/>
@@ -11143,7 +12367,9 @@
           </w:p>
         </w:tc>
         <w:tc>
-          <w:tcPr/>
+          <w:tcPr>
+            <w:tcW w:w="1755" w:type="dxa"/>
+          </w:tcPr>
           <w:p>
             <w:pPr>
               <w:spacing w:before="0" w:after="0" w:line="240" w:lineRule="auto"/>
@@ -11159,7 +12385,9 @@
           </w:p>
         </w:tc>
         <w:tc>
-          <w:tcPr/>
+          <w:tcPr>
+            <w:tcW w:w="781" w:type="dxa"/>
+          </w:tcPr>
           <w:p>
             <w:pPr>
               <w:spacing w:before="0" w:after="0" w:line="240" w:lineRule="auto"/>
@@ -11175,7 +12403,9 @@
           </w:p>
         </w:tc>
         <w:tc>
-          <w:tcPr/>
+          <w:tcPr>
+            <w:tcW w:w="781" w:type="dxa"/>
+          </w:tcPr>
           <w:p>
             <w:pPr>
               <w:spacing w:before="0" w:after="0" w:line="240" w:lineRule="auto"/>
@@ -11191,7 +12421,9 @@
           </w:p>
         </w:tc>
         <w:tc>
-          <w:tcPr/>
+          <w:tcPr>
+            <w:tcW w:w="781" w:type="dxa"/>
+          </w:tcPr>
           <w:p>
             <w:pPr>
               <w:spacing w:before="0" w:after="0" w:line="240" w:lineRule="auto"/>
@@ -11207,7 +12439,9 @@
           </w:p>
         </w:tc>
         <w:tc>
-          <w:tcPr/>
+          <w:tcPr>
+            <w:tcW w:w="2729" w:type="dxa"/>
+          </w:tcPr>
           <w:p>
             <w:pPr>
               <w:spacing w:before="0" w:after="0" w:line="240" w:lineRule="auto"/>
@@ -11223,7 +12457,9 @@
           </w:p>
         </w:tc>
         <w:tc>
-          <w:tcPr/>
+          <w:tcPr>
+            <w:tcW w:w="1646" w:type="dxa"/>
+          </w:tcPr>
           <w:p>
             <w:pPr>
               <w:spacing w:before="0" w:after="0" w:line="240" w:lineRule="auto"/>
@@ -11241,7 +12477,9 @@
       </w:tr>
       <w:tr>
         <w:tc>
-          <w:tcPr/>
+          <w:tcPr>
+            <w:tcW w:w="889" w:type="dxa"/>
+          </w:tcPr>
           <w:p>
             <w:pPr>
               <w:spacing w:before="0" w:after="0" w:line="240" w:lineRule="auto"/>
@@ -11257,7 +12495,9 @@
           </w:p>
         </w:tc>
         <w:tc>
-          <w:tcPr/>
+          <w:tcPr>
+            <w:tcW w:w="1755" w:type="dxa"/>
+          </w:tcPr>
           <w:p>
             <w:pPr>
               <w:spacing w:before="0" w:after="0" w:line="240" w:lineRule="auto"/>
@@ -11273,7 +12513,9 @@
           </w:p>
         </w:tc>
         <w:tc>
-          <w:tcPr/>
+          <w:tcPr>
+            <w:tcW w:w="781" w:type="dxa"/>
+          </w:tcPr>
           <w:p>
             <w:pPr>
               <w:spacing w:before="0" w:after="0" w:line="240" w:lineRule="auto"/>
@@ -11289,7 +12531,9 @@
           </w:p>
         </w:tc>
         <w:tc>
-          <w:tcPr/>
+          <w:tcPr>
+            <w:tcW w:w="781" w:type="dxa"/>
+          </w:tcPr>
           <w:p>
             <w:pPr>
               <w:spacing w:before="0" w:after="0" w:line="240" w:lineRule="auto"/>
@@ -11305,7 +12549,9 @@
           </w:p>
         </w:tc>
         <w:tc>
-          <w:tcPr/>
+          <w:tcPr>
+            <w:tcW w:w="781" w:type="dxa"/>
+          </w:tcPr>
           <w:p>
             <w:pPr>
               <w:spacing w:before="0" w:after="0" w:line="240" w:lineRule="auto"/>
@@ -11321,7 +12567,9 @@
           </w:p>
         </w:tc>
         <w:tc>
-          <w:tcPr/>
+          <w:tcPr>
+            <w:tcW w:w="2729" w:type="dxa"/>
+          </w:tcPr>
           <w:p>
             <w:pPr>
               <w:spacing w:before="0" w:after="0" w:line="240" w:lineRule="auto"/>
@@ -11337,7 +12585,9 @@
           </w:p>
         </w:tc>
         <w:tc>
-          <w:tcPr/>
+          <w:tcPr>
+            <w:tcW w:w="1646" w:type="dxa"/>
+          </w:tcPr>
           <w:p>
             <w:pPr>
               <w:spacing w:before="0" w:after="0" w:line="240" w:lineRule="auto"/>
@@ -11355,7 +12605,9 @@
       </w:tr>
       <w:tr>
         <w:tc>
-          <w:tcPr/>
+          <w:tcPr>
+            <w:tcW w:w="889" w:type="dxa"/>
+          </w:tcPr>
           <w:p>
             <w:pPr>
               <w:spacing w:before="0" w:after="0" w:line="240" w:lineRule="auto"/>
@@ -11371,7 +12623,9 @@
           </w:p>
         </w:tc>
         <w:tc>
-          <w:tcPr/>
+          <w:tcPr>
+            <w:tcW w:w="1755" w:type="dxa"/>
+          </w:tcPr>
           <w:p>
             <w:pPr>
               <w:spacing w:before="0" w:after="0" w:line="240" w:lineRule="auto"/>
@@ -11387,7 +12641,9 @@
           </w:p>
         </w:tc>
         <w:tc>
-          <w:tcPr/>
+          <w:tcPr>
+            <w:tcW w:w="781" w:type="dxa"/>
+          </w:tcPr>
           <w:p>
             <w:pPr>
               <w:spacing w:before="0" w:after="0" w:line="240" w:lineRule="auto"/>
@@ -11403,7 +12659,9 @@
           </w:p>
         </w:tc>
         <w:tc>
-          <w:tcPr/>
+          <w:tcPr>
+            <w:tcW w:w="781" w:type="dxa"/>
+          </w:tcPr>
           <w:p>
             <w:pPr>
               <w:spacing w:before="0" w:after="0" w:line="240" w:lineRule="auto"/>
@@ -11419,7 +12677,9 @@
           </w:p>
         </w:tc>
         <w:tc>
-          <w:tcPr/>
+          <w:tcPr>
+            <w:tcW w:w="781" w:type="dxa"/>
+          </w:tcPr>
           <w:p>
             <w:pPr>
               <w:spacing w:before="0" w:after="0" w:line="240" w:lineRule="auto"/>
@@ -11435,7 +12695,9 @@
           </w:p>
         </w:tc>
         <w:tc>
-          <w:tcPr/>
+          <w:tcPr>
+            <w:tcW w:w="2729" w:type="dxa"/>
+          </w:tcPr>
           <w:p>
             <w:pPr>
               <w:spacing w:before="0" w:after="0" w:line="240" w:lineRule="auto"/>
@@ -11451,7 +12713,9 @@
           </w:p>
         </w:tc>
         <w:tc>
-          <w:tcPr/>
+          <w:tcPr>
+            <w:tcW w:w="1646" w:type="dxa"/>
+          </w:tcPr>
           <w:p>
             <w:pPr>
               <w:spacing w:before="0" w:after="0" w:line="240" w:lineRule="auto"/>
@@ -11469,7 +12733,9 @@
       </w:tr>
       <w:tr>
         <w:tc>
-          <w:tcPr/>
+          <w:tcPr>
+            <w:tcW w:w="889" w:type="dxa"/>
+          </w:tcPr>
           <w:p>
             <w:pPr>
               <w:spacing w:before="0" w:after="0" w:line="240" w:lineRule="auto"/>
@@ -11485,7 +12751,9 @@
           </w:p>
         </w:tc>
         <w:tc>
-          <w:tcPr/>
+          <w:tcPr>
+            <w:tcW w:w="1755" w:type="dxa"/>
+          </w:tcPr>
           <w:p>
             <w:pPr>
               <w:spacing w:before="0" w:after="0" w:line="240" w:lineRule="auto"/>
@@ -11501,7 +12769,9 @@
           </w:p>
         </w:tc>
         <w:tc>
-          <w:tcPr/>
+          <w:tcPr>
+            <w:tcW w:w="781" w:type="dxa"/>
+          </w:tcPr>
           <w:p>
             <w:pPr>
               <w:spacing w:before="0" w:after="0" w:line="240" w:lineRule="auto"/>
@@ -11517,7 +12787,9 @@
           </w:p>
         </w:tc>
         <w:tc>
-          <w:tcPr/>
+          <w:tcPr>
+            <w:tcW w:w="781" w:type="dxa"/>
+          </w:tcPr>
           <w:p>
             <w:pPr>
               <w:spacing w:before="0" w:after="0" w:line="240" w:lineRule="auto"/>
@@ -11533,7 +12805,9 @@
           </w:p>
         </w:tc>
         <w:tc>
-          <w:tcPr/>
+          <w:tcPr>
+            <w:tcW w:w="781" w:type="dxa"/>
+          </w:tcPr>
           <w:p>
             <w:pPr>
               <w:spacing w:before="0" w:after="0" w:line="240" w:lineRule="auto"/>
@@ -11549,7 +12823,9 @@
           </w:p>
         </w:tc>
         <w:tc>
-          <w:tcPr/>
+          <w:tcPr>
+            <w:tcW w:w="2729" w:type="dxa"/>
+          </w:tcPr>
           <w:p>
             <w:pPr>
               <w:spacing w:before="0" w:after="0" w:line="240" w:lineRule="auto"/>
@@ -11565,7 +12841,9 @@
           </w:p>
         </w:tc>
         <w:tc>
-          <w:tcPr/>
+          <w:tcPr>
+            <w:tcW w:w="1646" w:type="dxa"/>
+          </w:tcPr>
           <w:p>
             <w:pPr>
               <w:spacing w:before="0" w:after="0" w:line="240" w:lineRule="auto"/>
@@ -11583,7 +12861,9 @@
       </w:tr>
       <w:tr>
         <w:tc>
-          <w:tcPr/>
+          <w:tcPr>
+            <w:tcW w:w="889" w:type="dxa"/>
+          </w:tcPr>
           <w:p>
             <w:pPr>
               <w:spacing w:before="0" w:after="0" w:line="240" w:lineRule="auto"/>
@@ -11599,7 +12879,9 @@
           </w:p>
         </w:tc>
         <w:tc>
-          <w:tcPr/>
+          <w:tcPr>
+            <w:tcW w:w="1755" w:type="dxa"/>
+          </w:tcPr>
           <w:p>
             <w:pPr>
               <w:spacing w:before="0" w:after="0" w:line="240" w:lineRule="auto"/>
@@ -11615,7 +12897,9 @@
           </w:p>
         </w:tc>
         <w:tc>
-          <w:tcPr/>
+          <w:tcPr>
+            <w:tcW w:w="781" w:type="dxa"/>
+          </w:tcPr>
           <w:p>
             <w:pPr>
               <w:spacing w:before="0" w:after="0" w:line="240" w:lineRule="auto"/>
@@ -11631,7 +12915,9 @@
           </w:p>
         </w:tc>
         <w:tc>
-          <w:tcPr/>
+          <w:tcPr>
+            <w:tcW w:w="781" w:type="dxa"/>
+          </w:tcPr>
           <w:p>
             <w:pPr>
               <w:spacing w:before="0" w:after="0" w:line="240" w:lineRule="auto"/>
@@ -11647,7 +12933,9 @@
           </w:p>
         </w:tc>
         <w:tc>
-          <w:tcPr/>
+          <w:tcPr>
+            <w:tcW w:w="781" w:type="dxa"/>
+          </w:tcPr>
           <w:p>
             <w:pPr>
               <w:spacing w:before="0" w:after="0" w:line="240" w:lineRule="auto"/>
@@ -11663,7 +12951,9 @@
           </w:p>
         </w:tc>
         <w:tc>
-          <w:tcPr/>
+          <w:tcPr>
+            <w:tcW w:w="2729" w:type="dxa"/>
+          </w:tcPr>
           <w:p>
             <w:pPr>
               <w:spacing w:before="0" w:after="0" w:line="240" w:lineRule="auto"/>
@@ -11679,7 +12969,9 @@
           </w:p>
         </w:tc>
         <w:tc>
-          <w:tcPr/>
+          <w:tcPr>
+            <w:tcW w:w="1646" w:type="dxa"/>
+          </w:tcPr>
           <w:p>
             <w:pPr>
               <w:spacing w:before="0" w:after="0" w:line="240" w:lineRule="auto"/>
@@ -11697,7 +12989,9 @@
       </w:tr>
       <w:tr>
         <w:tc>
-          <w:tcPr/>
+          <w:tcPr>
+            <w:tcW w:w="889" w:type="dxa"/>
+          </w:tcPr>
           <w:p>
             <w:pPr>
               <w:spacing w:before="0" w:after="0" w:line="240" w:lineRule="auto"/>
@@ -11713,7 +13007,9 @@
           </w:p>
         </w:tc>
         <w:tc>
-          <w:tcPr/>
+          <w:tcPr>
+            <w:tcW w:w="1755" w:type="dxa"/>
+          </w:tcPr>
           <w:p>
             <w:pPr>
               <w:spacing w:before="0" w:after="0" w:line="240" w:lineRule="auto"/>
@@ -11729,7 +13025,9 @@
           </w:p>
         </w:tc>
         <w:tc>
-          <w:tcPr/>
+          <w:tcPr>
+            <w:tcW w:w="781" w:type="dxa"/>
+          </w:tcPr>
           <w:p>
             <w:pPr>
               <w:spacing w:before="0" w:after="0" w:line="240" w:lineRule="auto"/>
@@ -11745,7 +13043,9 @@
           </w:p>
         </w:tc>
         <w:tc>
-          <w:tcPr/>
+          <w:tcPr>
+            <w:tcW w:w="781" w:type="dxa"/>
+          </w:tcPr>
           <w:p>
             <w:pPr>
               <w:spacing w:before="0" w:after="0" w:line="240" w:lineRule="auto"/>
@@ -11761,7 +13061,9 @@
           </w:p>
         </w:tc>
         <w:tc>
-          <w:tcPr/>
+          <w:tcPr>
+            <w:tcW w:w="781" w:type="dxa"/>
+          </w:tcPr>
           <w:p>
             <w:pPr>
               <w:spacing w:before="0" w:after="0" w:line="240" w:lineRule="auto"/>
@@ -11777,7 +13079,9 @@
           </w:p>
         </w:tc>
         <w:tc>
-          <w:tcPr/>
+          <w:tcPr>
+            <w:tcW w:w="2729" w:type="dxa"/>
+          </w:tcPr>
           <w:p>
             <w:pPr>
               <w:spacing w:before="0" w:after="0" w:line="240" w:lineRule="auto"/>
@@ -11793,7 +13097,9 @@
           </w:p>
         </w:tc>
         <w:tc>
-          <w:tcPr/>
+          <w:tcPr>
+            <w:tcW w:w="1646" w:type="dxa"/>
+          </w:tcPr>
           <w:p>
             <w:pPr>
               <w:spacing w:before="0" w:after="0" w:line="240" w:lineRule="auto"/>
@@ -11811,7 +13117,9 @@
       </w:tr>
       <w:tr>
         <w:tc>
-          <w:tcPr/>
+          <w:tcPr>
+            <w:tcW w:w="889" w:type="dxa"/>
+          </w:tcPr>
           <w:p>
             <w:pPr>
               <w:spacing w:before="0" w:after="0" w:line="240" w:lineRule="auto"/>
@@ -11827,7 +13135,9 @@
           </w:p>
         </w:tc>
         <w:tc>
-          <w:tcPr/>
+          <w:tcPr>
+            <w:tcW w:w="1755" w:type="dxa"/>
+          </w:tcPr>
           <w:p>
             <w:pPr>
               <w:spacing w:before="0" w:after="0" w:line="240" w:lineRule="auto"/>
@@ -11843,7 +13153,9 @@
           </w:p>
         </w:tc>
         <w:tc>
-          <w:tcPr/>
+          <w:tcPr>
+            <w:tcW w:w="781" w:type="dxa"/>
+          </w:tcPr>
           <w:p>
             <w:pPr>
               <w:spacing w:before="0" w:after="0" w:line="240" w:lineRule="auto"/>
@@ -11859,7 +13171,9 @@
           </w:p>
         </w:tc>
         <w:tc>
-          <w:tcPr/>
+          <w:tcPr>
+            <w:tcW w:w="781" w:type="dxa"/>
+          </w:tcPr>
           <w:p>
             <w:pPr>
               <w:spacing w:before="0" w:after="0" w:line="240" w:lineRule="auto"/>
@@ -11875,7 +13189,9 @@
           </w:p>
         </w:tc>
         <w:tc>
-          <w:tcPr/>
+          <w:tcPr>
+            <w:tcW w:w="781" w:type="dxa"/>
+          </w:tcPr>
           <w:p>
             <w:pPr>
               <w:spacing w:before="0" w:after="0" w:line="240" w:lineRule="auto"/>
@@ -11891,7 +13207,9 @@
           </w:p>
         </w:tc>
         <w:tc>
-          <w:tcPr/>
+          <w:tcPr>
+            <w:tcW w:w="2729" w:type="dxa"/>
+          </w:tcPr>
           <w:p>
             <w:pPr>
               <w:spacing w:before="0" w:after="0" w:line="240" w:lineRule="auto"/>
@@ -11907,7 +13225,9 @@
           </w:p>
         </w:tc>
         <w:tc>
-          <w:tcPr/>
+          <w:tcPr>
+            <w:tcW w:w="1646" w:type="dxa"/>
+          </w:tcPr>
           <w:p>
             <w:pPr>
               <w:spacing w:before="0" w:after="0" w:line="240" w:lineRule="auto"/>
@@ -11925,7 +13245,9 @@
       </w:tr>
       <w:tr>
         <w:tc>
-          <w:tcPr/>
+          <w:tcPr>
+            <w:tcW w:w="889" w:type="dxa"/>
+          </w:tcPr>
           <w:p>
             <w:pPr>
               <w:spacing w:before="0" w:after="0" w:line="240" w:lineRule="auto"/>
@@ -11941,7 +13263,9 @@
           </w:p>
         </w:tc>
         <w:tc>
-          <w:tcPr/>
+          <w:tcPr>
+            <w:tcW w:w="1755" w:type="dxa"/>
+          </w:tcPr>
           <w:p>
             <w:pPr>
               <w:spacing w:before="0" w:after="0" w:line="240" w:lineRule="auto"/>
@@ -11957,7 +13281,9 @@
           </w:p>
         </w:tc>
         <w:tc>
-          <w:tcPr/>
+          <w:tcPr>
+            <w:tcW w:w="781" w:type="dxa"/>
+          </w:tcPr>
           <w:p>
             <w:pPr>
               <w:spacing w:before="0" w:after="0" w:line="240" w:lineRule="auto"/>
@@ -11973,7 +13299,9 @@
           </w:p>
         </w:tc>
         <w:tc>
-          <w:tcPr/>
+          <w:tcPr>
+            <w:tcW w:w="781" w:type="dxa"/>
+          </w:tcPr>
           <w:p>
             <w:pPr>
               <w:spacing w:before="0" w:after="0" w:line="240" w:lineRule="auto"/>
@@ -11989,7 +13317,9 @@
           </w:p>
         </w:tc>
         <w:tc>
-          <w:tcPr/>
+          <w:tcPr>
+            <w:tcW w:w="781" w:type="dxa"/>
+          </w:tcPr>
           <w:p>
             <w:pPr>
               <w:spacing w:before="0" w:after="0" w:line="240" w:lineRule="auto"/>
@@ -12005,7 +13335,9 @@
           </w:p>
         </w:tc>
         <w:tc>
-          <w:tcPr/>
+          <w:tcPr>
+            <w:tcW w:w="2729" w:type="dxa"/>
+          </w:tcPr>
           <w:p>
             <w:pPr>
               <w:spacing w:before="0" w:after="0" w:line="240" w:lineRule="auto"/>
@@ -12021,7 +13353,9 @@
           </w:p>
         </w:tc>
         <w:tc>
-          <w:tcPr/>
+          <w:tcPr>
+            <w:tcW w:w="1646" w:type="dxa"/>
+          </w:tcPr>
           <w:p>
             <w:pPr>
               <w:spacing w:before="0" w:after="0" w:line="240" w:lineRule="auto"/>
@@ -12039,7 +13373,9 @@
       </w:tr>
       <w:tr>
         <w:tc>
-          <w:tcPr/>
+          <w:tcPr>
+            <w:tcW w:w="889" w:type="dxa"/>
+          </w:tcPr>
           <w:p>
             <w:pPr>
               <w:spacing w:before="0" w:after="0" w:line="240" w:lineRule="auto"/>
@@ -12055,7 +13391,9 @@
           </w:p>
         </w:tc>
         <w:tc>
-          <w:tcPr/>
+          <w:tcPr>
+            <w:tcW w:w="1755" w:type="dxa"/>
+          </w:tcPr>
           <w:p>
             <w:pPr>
               <w:spacing w:before="0" w:after="0" w:line="240" w:lineRule="auto"/>
@@ -12071,7 +13409,9 @@
           </w:p>
         </w:tc>
         <w:tc>
-          <w:tcPr/>
+          <w:tcPr>
+            <w:tcW w:w="781" w:type="dxa"/>
+          </w:tcPr>
           <w:p>
             <w:pPr>
               <w:spacing w:before="0" w:after="0" w:line="240" w:lineRule="auto"/>
@@ -12087,7 +13427,9 @@
           </w:p>
         </w:tc>
         <w:tc>
-          <w:tcPr/>
+          <w:tcPr>
+            <w:tcW w:w="781" w:type="dxa"/>
+          </w:tcPr>
           <w:p>
             <w:pPr>
               <w:spacing w:before="0" w:after="0" w:line="240" w:lineRule="auto"/>
@@ -12103,7 +13445,9 @@
           </w:p>
         </w:tc>
         <w:tc>
-          <w:tcPr/>
+          <w:tcPr>
+            <w:tcW w:w="781" w:type="dxa"/>
+          </w:tcPr>
           <w:p>
             <w:pPr>
               <w:spacing w:before="0" w:after="0" w:line="240" w:lineRule="auto"/>
@@ -12119,7 +13463,9 @@
           </w:p>
         </w:tc>
         <w:tc>
-          <w:tcPr/>
+          <w:tcPr>
+            <w:tcW w:w="2729" w:type="dxa"/>
+          </w:tcPr>
           <w:p>
             <w:pPr>
               <w:spacing w:before="0" w:after="0" w:line="240" w:lineRule="auto"/>
@@ -12135,7 +13481,9 @@
           </w:p>
         </w:tc>
         <w:tc>
-          <w:tcPr/>
+          <w:tcPr>
+            <w:tcW w:w="1646" w:type="dxa"/>
+          </w:tcPr>
           <w:p>
             <w:pPr>
               <w:spacing w:before="0" w:after="0" w:line="240" w:lineRule="auto"/>
@@ -12205,16 +13553,18 @@
         <w:jc w:val="start"/>
       </w:tblPr>
       <w:tblGrid>
-        <w:gridCol w:w="2640"/>
-        <w:gridCol w:w="2640"/>
-        <w:gridCol w:w="2640"/>
+        <w:gridCol w:w="4410"/>
+        <w:gridCol w:w="1213"/>
+        <w:gridCol w:w="3737"/>
       </w:tblGrid>
       <w:tr>
         <w:trPr>
           <w:tblHeader w:val="true"/>
         </w:trPr>
         <w:tc>
-          <w:tcPr/>
+          <w:tcPr>
+            <w:tcW w:w="4410" w:type="dxa"/>
+          </w:tcPr>
           <w:p>
             <w:pPr>
               <w:spacing w:before="0" w:after="0" w:line="240" w:lineRule="auto"/>
@@ -12230,7 +13580,9 @@
           </w:p>
         </w:tc>
         <w:tc>
-          <w:tcPr/>
+          <w:tcPr>
+            <w:tcW w:w="1213" w:type="dxa"/>
+          </w:tcPr>
           <w:p>
             <w:pPr>
               <w:spacing w:before="0" w:after="0" w:line="240" w:lineRule="auto"/>
@@ -12246,7 +13598,9 @@
           </w:p>
         </w:tc>
         <w:tc>
-          <w:tcPr/>
+          <w:tcPr>
+            <w:tcW w:w="3737" w:type="dxa"/>
+          </w:tcPr>
           <w:p>
             <w:pPr>
               <w:spacing w:before="0" w:after="0" w:line="240" w:lineRule="auto"/>
@@ -12264,7 +13618,9 @@
       </w:tr>
       <w:tr>
         <w:tc>
-          <w:tcPr/>
+          <w:tcPr>
+            <w:tcW w:w="4410" w:type="dxa"/>
+          </w:tcPr>
           <w:p>
             <w:pPr>
               <w:spacing w:before="0" w:after="0" w:line="240" w:lineRule="auto"/>
@@ -12280,7 +13636,9 @@
           </w:p>
         </w:tc>
         <w:tc>
-          <w:tcPr/>
+          <w:tcPr>
+            <w:tcW w:w="1213" w:type="dxa"/>
+          </w:tcPr>
           <w:p>
             <w:pPr>
               <w:spacing w:before="0" w:after="0" w:line="240" w:lineRule="auto"/>
@@ -12296,7 +13654,9 @@
           </w:p>
         </w:tc>
         <w:tc>
-          <w:tcPr/>
+          <w:tcPr>
+            <w:tcW w:w="3737" w:type="dxa"/>
+          </w:tcPr>
           <w:p>
             <w:pPr>
               <w:spacing w:before="0" w:after="0" w:line="240" w:lineRule="auto"/>
@@ -12314,7 +13674,9 @@
       </w:tr>
       <w:tr>
         <w:tc>
-          <w:tcPr/>
+          <w:tcPr>
+            <w:tcW w:w="4410" w:type="dxa"/>
+          </w:tcPr>
           <w:p>
             <w:pPr>
               <w:spacing w:before="0" w:after="0" w:line="240" w:lineRule="auto"/>
@@ -12330,7 +13692,9 @@
           </w:p>
         </w:tc>
         <w:tc>
-          <w:tcPr/>
+          <w:tcPr>
+            <w:tcW w:w="1213" w:type="dxa"/>
+          </w:tcPr>
           <w:p>
             <w:pPr>
               <w:spacing w:before="0" w:after="0" w:line="240" w:lineRule="auto"/>
@@ -12346,7 +13710,9 @@
           </w:p>
         </w:tc>
         <w:tc>
-          <w:tcPr/>
+          <w:tcPr>
+            <w:tcW w:w="3737" w:type="dxa"/>
+          </w:tcPr>
           <w:p>
             <w:pPr>
               <w:spacing w:before="0" w:after="0" w:line="240" w:lineRule="auto"/>
@@ -12364,7 +13730,9 @@
       </w:tr>
       <w:tr>
         <w:tc>
-          <w:tcPr/>
+          <w:tcPr>
+            <w:tcW w:w="4410" w:type="dxa"/>
+          </w:tcPr>
           <w:p>
             <w:pPr>
               <w:spacing w:before="0" w:after="0" w:line="240" w:lineRule="auto"/>
@@ -12380,7 +13748,9 @@
           </w:p>
         </w:tc>
         <w:tc>
-          <w:tcPr/>
+          <w:tcPr>
+            <w:tcW w:w="1213" w:type="dxa"/>
+          </w:tcPr>
           <w:p>
             <w:pPr>
               <w:spacing w:before="0" w:after="0" w:line="240" w:lineRule="auto"/>
@@ -12396,7 +13766,9 @@
           </w:p>
         </w:tc>
         <w:tc>
-          <w:tcPr/>
+          <w:tcPr>
+            <w:tcW w:w="3737" w:type="dxa"/>
+          </w:tcPr>
           <w:p>
             <w:pPr>
               <w:spacing w:before="0" w:after="0" w:line="240" w:lineRule="auto"/>
@@ -12414,7 +13786,9 @@
       </w:tr>
       <w:tr>
         <w:tc>
-          <w:tcPr/>
+          <w:tcPr>
+            <w:tcW w:w="4410" w:type="dxa"/>
+          </w:tcPr>
           <w:p>
             <w:pPr>
               <w:spacing w:before="0" w:after="0" w:line="240" w:lineRule="auto"/>
@@ -12430,7 +13804,9 @@
           </w:p>
         </w:tc>
         <w:tc>
-          <w:tcPr/>
+          <w:tcPr>
+            <w:tcW w:w="1213" w:type="dxa"/>
+          </w:tcPr>
           <w:p>
             <w:pPr>
               <w:spacing w:before="0" w:after="0" w:line="240" w:lineRule="auto"/>
@@ -12446,7 +13822,9 @@
           </w:p>
         </w:tc>
         <w:tc>
-          <w:tcPr/>
+          <w:tcPr>
+            <w:tcW w:w="3737" w:type="dxa"/>
+          </w:tcPr>
           <w:p>
             <w:pPr>
               <w:spacing w:before="0" w:after="0" w:line="240" w:lineRule="auto"/>
@@ -12464,7 +13842,9 @@
       </w:tr>
       <w:tr>
         <w:tc>
-          <w:tcPr/>
+          <w:tcPr>
+            <w:tcW w:w="4410" w:type="dxa"/>
+          </w:tcPr>
           <w:p>
             <w:pPr>
               <w:spacing w:before="0" w:after="0" w:line="240" w:lineRule="auto"/>
@@ -12480,7 +13860,9 @@
           </w:p>
         </w:tc>
         <w:tc>
-          <w:tcPr/>
+          <w:tcPr>
+            <w:tcW w:w="1213" w:type="dxa"/>
+          </w:tcPr>
           <w:p>
             <w:pPr>
               <w:spacing w:before="0" w:after="0" w:line="240" w:lineRule="auto"/>
@@ -12496,7 +13878,9 @@
           </w:p>
         </w:tc>
         <w:tc>
-          <w:tcPr/>
+          <w:tcPr>
+            <w:tcW w:w="3737" w:type="dxa"/>
+          </w:tcPr>
           <w:p>
             <w:pPr>
               <w:spacing w:before="0" w:after="0" w:line="240" w:lineRule="auto"/>
@@ -12573,19 +13957,21 @@
         <w:jc w:val="start"/>
       </w:tblPr>
       <w:tblGrid>
-        <w:gridCol w:w="1320"/>
-        <w:gridCol w:w="1320"/>
-        <w:gridCol w:w="1320"/>
-        <w:gridCol w:w="1320"/>
-        <w:gridCol w:w="1320"/>
-        <w:gridCol w:w="1320"/>
+        <w:gridCol w:w="1577"/>
+        <w:gridCol w:w="1159"/>
+        <w:gridCol w:w="1568"/>
+        <w:gridCol w:w="2234"/>
+        <w:gridCol w:w="1856"/>
+        <w:gridCol w:w="967"/>
       </w:tblGrid>
       <w:tr>
         <w:trPr>
           <w:tblHeader w:val="true"/>
         </w:trPr>
         <w:tc>
-          <w:tcPr/>
+          <w:tcPr>
+            <w:tcW w:w="1577" w:type="dxa"/>
+          </w:tcPr>
           <w:p>
             <w:pPr>
               <w:spacing w:before="0" w:after="0" w:line="240" w:lineRule="auto"/>
@@ -12601,7 +13987,9 @@
           </w:p>
         </w:tc>
         <w:tc>
-          <w:tcPr/>
+          <w:tcPr>
+            <w:tcW w:w="1159" w:type="dxa"/>
+          </w:tcPr>
           <w:p>
             <w:pPr>
               <w:spacing w:before="0" w:after="0" w:line="240" w:lineRule="auto"/>
@@ -12617,7 +14005,9 @@
           </w:p>
         </w:tc>
         <w:tc>
-          <w:tcPr/>
+          <w:tcPr>
+            <w:tcW w:w="1568" w:type="dxa"/>
+          </w:tcPr>
           <w:p>
             <w:pPr>
               <w:spacing w:before="0" w:after="0" w:line="240" w:lineRule="auto"/>
@@ -12633,7 +14023,9 @@
           </w:p>
         </w:tc>
         <w:tc>
-          <w:tcPr/>
+          <w:tcPr>
+            <w:tcW w:w="2234" w:type="dxa"/>
+          </w:tcPr>
           <w:p>
             <w:pPr>
               <w:spacing w:before="0" w:after="0" w:line="240" w:lineRule="auto"/>
@@ -12649,7 +14041,9 @@
           </w:p>
         </w:tc>
         <w:tc>
-          <w:tcPr/>
+          <w:tcPr>
+            <w:tcW w:w="1856" w:type="dxa"/>
+          </w:tcPr>
           <w:p>
             <w:pPr>
               <w:spacing w:before="0" w:after="0" w:line="240" w:lineRule="auto"/>
@@ -12665,7 +14059,9 @@
           </w:p>
         </w:tc>
         <w:tc>
-          <w:tcPr/>
+          <w:tcPr>
+            <w:tcW w:w="967" w:type="dxa"/>
+          </w:tcPr>
           <w:p>
             <w:pPr>
               <w:spacing w:before="0" w:after="0" w:line="240" w:lineRule="auto"/>
@@ -12683,7 +14079,9 @@
       </w:tr>
       <w:tr>
         <w:tc>
-          <w:tcPr/>
+          <w:tcPr>
+            <w:tcW w:w="1577" w:type="dxa"/>
+          </w:tcPr>
           <w:p>
             <w:pPr>
               <w:spacing w:before="0" w:after="0" w:line="240" w:lineRule="auto"/>
@@ -12699,7 +14097,9 @@
           </w:p>
         </w:tc>
         <w:tc>
-          <w:tcPr/>
+          <w:tcPr>
+            <w:tcW w:w="1159" w:type="dxa"/>
+          </w:tcPr>
           <w:p>
             <w:pPr>
               <w:spacing w:before="0" w:after="0" w:line="240" w:lineRule="auto"/>
@@ -12715,7 +14115,9 @@
           </w:p>
         </w:tc>
         <w:tc>
-          <w:tcPr/>
+          <w:tcPr>
+            <w:tcW w:w="1568" w:type="dxa"/>
+          </w:tcPr>
           <w:p>
             <w:pPr>
               <w:spacing w:before="0" w:after="0" w:line="240" w:lineRule="auto"/>
@@ -12731,7 +14133,9 @@
           </w:p>
         </w:tc>
         <w:tc>
-          <w:tcPr/>
+          <w:tcPr>
+            <w:tcW w:w="2234" w:type="dxa"/>
+          </w:tcPr>
           <w:p>
             <w:pPr>
               <w:spacing w:before="0" w:after="0" w:line="240" w:lineRule="auto"/>
@@ -12747,7 +14151,9 @@
           </w:p>
         </w:tc>
         <w:tc>
-          <w:tcPr/>
+          <w:tcPr>
+            <w:tcW w:w="1856" w:type="dxa"/>
+          </w:tcPr>
           <w:p>
             <w:pPr>
               <w:spacing w:before="0" w:after="0" w:line="240" w:lineRule="auto"/>
@@ -12763,7 +14169,9 @@
           </w:p>
         </w:tc>
         <w:tc>
-          <w:tcPr/>
+          <w:tcPr>
+            <w:tcW w:w="967" w:type="dxa"/>
+          </w:tcPr>
           <w:p>
             <w:pPr>
               <w:spacing w:before="0" w:after="0" w:line="240" w:lineRule="auto"/>
@@ -12781,7 +14189,9 @@
       </w:tr>
       <w:tr>
         <w:tc>
-          <w:tcPr/>
+          <w:tcPr>
+            <w:tcW w:w="1577" w:type="dxa"/>
+          </w:tcPr>
           <w:p>
             <w:pPr>
               <w:spacing w:before="0" w:after="0" w:line="240" w:lineRule="auto"/>
@@ -12797,7 +14207,9 @@
           </w:p>
         </w:tc>
         <w:tc>
-          <w:tcPr/>
+          <w:tcPr>
+            <w:tcW w:w="1159" w:type="dxa"/>
+          </w:tcPr>
           <w:p>
             <w:pPr>
               <w:spacing w:before="0" w:after="0" w:line="240" w:lineRule="auto"/>
@@ -12813,7 +14225,9 @@
           </w:p>
         </w:tc>
         <w:tc>
-          <w:tcPr/>
+          <w:tcPr>
+            <w:tcW w:w="1568" w:type="dxa"/>
+          </w:tcPr>
           <w:p>
             <w:pPr>
               <w:spacing w:before="0" w:after="0" w:line="240" w:lineRule="auto"/>
@@ -12829,7 +14243,9 @@
           </w:p>
         </w:tc>
         <w:tc>
-          <w:tcPr/>
+          <w:tcPr>
+            <w:tcW w:w="2234" w:type="dxa"/>
+          </w:tcPr>
           <w:p>
             <w:pPr>
               <w:spacing w:before="0" w:after="0" w:line="240" w:lineRule="auto"/>
@@ -12845,7 +14261,9 @@
           </w:p>
         </w:tc>
         <w:tc>
-          <w:tcPr/>
+          <w:tcPr>
+            <w:tcW w:w="1856" w:type="dxa"/>
+          </w:tcPr>
           <w:p>
             <w:pPr>
               <w:spacing w:before="0" w:after="0" w:line="240" w:lineRule="auto"/>
@@ -12861,7 +14279,9 @@
           </w:p>
         </w:tc>
         <w:tc>
-          <w:tcPr/>
+          <w:tcPr>
+            <w:tcW w:w="967" w:type="dxa"/>
+          </w:tcPr>
           <w:p>
             <w:pPr>
               <w:spacing w:before="0" w:after="0" w:line="240" w:lineRule="auto"/>
@@ -12916,21 +14336,23 @@
         <w:jc w:val="start"/>
       </w:tblPr>
       <w:tblGrid>
-        <w:gridCol w:w="990"/>
-        <w:gridCol w:w="990"/>
-        <w:gridCol w:w="990"/>
-        <w:gridCol w:w="990"/>
-        <w:gridCol w:w="990"/>
-        <w:gridCol w:w="990"/>
-        <w:gridCol w:w="990"/>
-        <w:gridCol w:w="990"/>
+        <w:gridCol w:w="1598"/>
+        <w:gridCol w:w="854"/>
+        <w:gridCol w:w="1102"/>
+        <w:gridCol w:w="926"/>
+        <w:gridCol w:w="1038"/>
+        <w:gridCol w:w="926"/>
+        <w:gridCol w:w="1422"/>
+        <w:gridCol w:w="1494"/>
       </w:tblGrid>
       <w:tr>
         <w:trPr>
           <w:tblHeader w:val="true"/>
         </w:trPr>
         <w:tc>
-          <w:tcPr/>
+          <w:tcPr>
+            <w:tcW w:w="1598" w:type="dxa"/>
+          </w:tcPr>
           <w:p>
             <w:pPr>
               <w:spacing w:before="0" w:after="0" w:line="240" w:lineRule="auto"/>
@@ -12946,7 +14368,9 @@
           </w:p>
         </w:tc>
         <w:tc>
-          <w:tcPr/>
+          <w:tcPr>
+            <w:tcW w:w="854" w:type="dxa"/>
+          </w:tcPr>
           <w:p>
             <w:pPr>
               <w:spacing w:before="0" w:after="0" w:line="240" w:lineRule="auto"/>
@@ -12962,7 +14386,9 @@
           </w:p>
         </w:tc>
         <w:tc>
-          <w:tcPr/>
+          <w:tcPr>
+            <w:tcW w:w="1102" w:type="dxa"/>
+          </w:tcPr>
           <w:p>
             <w:pPr>
               <w:spacing w:before="0" w:after="0" w:line="240" w:lineRule="auto"/>
@@ -12986,7 +14412,9 @@
           </w:p>
         </w:tc>
         <w:tc>
-          <w:tcPr/>
+          <w:tcPr>
+            <w:tcW w:w="926" w:type="dxa"/>
+          </w:tcPr>
           <w:p>
             <w:pPr>
               <w:spacing w:before="0" w:after="0" w:line="240" w:lineRule="auto"/>
@@ -13002,7 +14430,9 @@
           </w:p>
         </w:tc>
         <w:tc>
-          <w:tcPr/>
+          <w:tcPr>
+            <w:tcW w:w="1038" w:type="dxa"/>
+          </w:tcPr>
           <w:p>
             <w:pPr>
               <w:spacing w:before="0" w:after="0" w:line="240" w:lineRule="auto"/>
@@ -13041,7 +14471,9 @@
           </w:p>
         </w:tc>
         <w:tc>
-          <w:tcPr/>
+          <w:tcPr>
+            <w:tcW w:w="926" w:type="dxa"/>
+          </w:tcPr>
           <w:p>
             <w:pPr>
               <w:spacing w:before="0" w:after="0" w:line="240" w:lineRule="auto"/>
@@ -13072,7 +14504,9 @@
           </w:p>
         </w:tc>
         <w:tc>
-          <w:tcPr/>
+          <w:tcPr>
+            <w:tcW w:w="1422" w:type="dxa"/>
+          </w:tcPr>
           <w:p>
             <w:pPr>
               <w:spacing w:before="0" w:after="0" w:line="240" w:lineRule="auto"/>
@@ -13088,7 +14522,9 @@
           </w:p>
         </w:tc>
         <w:tc>
-          <w:tcPr/>
+          <w:tcPr>
+            <w:tcW w:w="1494" w:type="dxa"/>
+          </w:tcPr>
           <w:p>
             <w:pPr>
               <w:spacing w:before="0" w:after="0" w:line="240" w:lineRule="auto"/>
@@ -13106,7 +14542,9 @@
       </w:tr>
       <w:tr>
         <w:tc>
-          <w:tcPr/>
+          <w:tcPr>
+            <w:tcW w:w="1598" w:type="dxa"/>
+          </w:tcPr>
           <w:p>
             <w:pPr>
               <w:spacing w:before="0" w:after="0" w:line="240" w:lineRule="auto"/>
@@ -13122,7 +14560,9 @@
           </w:p>
         </w:tc>
         <w:tc>
-          <w:tcPr/>
+          <w:tcPr>
+            <w:tcW w:w="854" w:type="dxa"/>
+          </w:tcPr>
           <w:p>
             <w:pPr>
               <w:spacing w:before="0" w:after="0" w:line="240" w:lineRule="auto"/>
@@ -13138,7 +14578,9 @@
           </w:p>
         </w:tc>
         <w:tc>
-          <w:tcPr/>
+          <w:tcPr>
+            <w:tcW w:w="1102" w:type="dxa"/>
+          </w:tcPr>
           <w:p>
             <w:pPr>
               <w:spacing w:before="0" w:after="0" w:line="240" w:lineRule="auto"/>
@@ -13154,7 +14596,9 @@
           </w:p>
         </w:tc>
         <w:tc>
-          <w:tcPr/>
+          <w:tcPr>
+            <w:tcW w:w="926" w:type="dxa"/>
+          </w:tcPr>
           <w:p>
             <w:pPr>
               <w:spacing w:before="0" w:after="0" w:line="240" w:lineRule="auto"/>
@@ -13170,7 +14614,9 @@
           </w:p>
         </w:tc>
         <w:tc>
-          <w:tcPr/>
+          <w:tcPr>
+            <w:tcW w:w="1038" w:type="dxa"/>
+          </w:tcPr>
           <w:p>
             <w:pPr>
               <w:spacing w:before="0" w:after="0" w:line="240" w:lineRule="auto"/>
@@ -13186,7 +14632,9 @@
           </w:p>
         </w:tc>
         <w:tc>
-          <w:tcPr/>
+          <w:tcPr>
+            <w:tcW w:w="926" w:type="dxa"/>
+          </w:tcPr>
           <w:p>
             <w:pPr>
               <w:spacing w:before="0" w:after="0" w:line="240" w:lineRule="auto"/>
@@ -13202,7 +14650,9 @@
           </w:p>
         </w:tc>
         <w:tc>
-          <w:tcPr/>
+          <w:tcPr>
+            <w:tcW w:w="1422" w:type="dxa"/>
+          </w:tcPr>
           <w:p>
             <w:pPr>
               <w:spacing w:before="0" w:after="0" w:line="240" w:lineRule="auto"/>
@@ -13218,7 +14668,9 @@
           </w:p>
         </w:tc>
         <w:tc>
-          <w:tcPr/>
+          <w:tcPr>
+            <w:tcW w:w="1494" w:type="dxa"/>
+          </w:tcPr>
           <w:p>
             <w:pPr>
               <w:spacing w:before="0" w:after="0" w:line="240" w:lineRule="auto"/>
@@ -13236,7 +14688,9 @@
       </w:tr>
       <w:tr>
         <w:tc>
-          <w:tcPr/>
+          <w:tcPr>
+            <w:tcW w:w="1598" w:type="dxa"/>
+          </w:tcPr>
           <w:p>
             <w:pPr>
               <w:spacing w:before="0" w:after="0" w:line="240" w:lineRule="auto"/>
@@ -13252,7 +14706,9 @@
           </w:p>
         </w:tc>
         <w:tc>
-          <w:tcPr/>
+          <w:tcPr>
+            <w:tcW w:w="854" w:type="dxa"/>
+          </w:tcPr>
           <w:p>
             <w:pPr>
               <w:spacing w:before="0" w:after="0" w:line="240" w:lineRule="auto"/>
@@ -13268,7 +14724,9 @@
           </w:p>
         </w:tc>
         <w:tc>
-          <w:tcPr/>
+          <w:tcPr>
+            <w:tcW w:w="1102" w:type="dxa"/>
+          </w:tcPr>
           <w:p>
             <w:pPr>
               <w:spacing w:before="0" w:after="0" w:line="240" w:lineRule="auto"/>
@@ -13284,7 +14742,9 @@
           </w:p>
         </w:tc>
         <w:tc>
-          <w:tcPr/>
+          <w:tcPr>
+            <w:tcW w:w="926" w:type="dxa"/>
+          </w:tcPr>
           <w:p>
             <w:pPr>
               <w:spacing w:before="0" w:after="0" w:line="240" w:lineRule="auto"/>
@@ -13300,7 +14760,9 @@
           </w:p>
         </w:tc>
         <w:tc>
-          <w:tcPr/>
+          <w:tcPr>
+            <w:tcW w:w="1038" w:type="dxa"/>
+          </w:tcPr>
           <w:p>
             <w:pPr>
               <w:spacing w:before="0" w:after="0" w:line="240" w:lineRule="auto"/>
@@ -13316,7 +14778,9 @@
           </w:p>
         </w:tc>
         <w:tc>
-          <w:tcPr/>
+          <w:tcPr>
+            <w:tcW w:w="926" w:type="dxa"/>
+          </w:tcPr>
           <w:p>
             <w:pPr>
               <w:spacing w:before="0" w:after="0" w:line="240" w:lineRule="auto"/>
@@ -13332,7 +14796,9 @@
           </w:p>
         </w:tc>
         <w:tc>
-          <w:tcPr/>
+          <w:tcPr>
+            <w:tcW w:w="1422" w:type="dxa"/>
+          </w:tcPr>
           <w:p>
             <w:pPr>
               <w:spacing w:before="0" w:after="0" w:line="240" w:lineRule="auto"/>
@@ -13348,7 +14814,9 @@
           </w:p>
         </w:tc>
         <w:tc>
-          <w:tcPr/>
+          <w:tcPr>
+            <w:tcW w:w="1494" w:type="dxa"/>
+          </w:tcPr>
           <w:p>
             <w:pPr>
               <w:spacing w:before="0" w:after="0" w:line="240" w:lineRule="auto"/>
@@ -13366,7 +14834,9 @@
       </w:tr>
       <w:tr>
         <w:tc>
-          <w:tcPr/>
+          <w:tcPr>
+            <w:tcW w:w="1598" w:type="dxa"/>
+          </w:tcPr>
           <w:p>
             <w:pPr>
               <w:spacing w:before="0" w:after="0" w:line="240" w:lineRule="auto"/>
@@ -13382,7 +14852,9 @@
           </w:p>
         </w:tc>
         <w:tc>
-          <w:tcPr/>
+          <w:tcPr>
+            <w:tcW w:w="854" w:type="dxa"/>
+          </w:tcPr>
           <w:p>
             <w:pPr>
               <w:spacing w:before="0" w:after="0" w:line="240" w:lineRule="auto"/>
@@ -13398,7 +14870,9 @@
           </w:p>
         </w:tc>
         <w:tc>
-          <w:tcPr/>
+          <w:tcPr>
+            <w:tcW w:w="1102" w:type="dxa"/>
+          </w:tcPr>
           <w:p>
             <w:pPr>
               <w:spacing w:before="0" w:after="0" w:line="240" w:lineRule="auto"/>
@@ -13414,7 +14888,9 @@
           </w:p>
         </w:tc>
         <w:tc>
-          <w:tcPr/>
+          <w:tcPr>
+            <w:tcW w:w="926" w:type="dxa"/>
+          </w:tcPr>
           <w:p>
             <w:pPr>
               <w:spacing w:before="0" w:after="0" w:line="240" w:lineRule="auto"/>
@@ -13430,7 +14906,9 @@
           </w:p>
         </w:tc>
         <w:tc>
-          <w:tcPr/>
+          <w:tcPr>
+            <w:tcW w:w="1038" w:type="dxa"/>
+          </w:tcPr>
           <w:p>
             <w:pPr>
               <w:spacing w:before="0" w:after="0" w:line="240" w:lineRule="auto"/>
@@ -13446,7 +14924,9 @@
           </w:p>
         </w:tc>
         <w:tc>
-          <w:tcPr/>
+          <w:tcPr>
+            <w:tcW w:w="926" w:type="dxa"/>
+          </w:tcPr>
           <w:p>
             <w:pPr>
               <w:spacing w:before="0" w:after="0" w:line="240" w:lineRule="auto"/>
@@ -13462,7 +14942,9 @@
           </w:p>
         </w:tc>
         <w:tc>
-          <w:tcPr/>
+          <w:tcPr>
+            <w:tcW w:w="1422" w:type="dxa"/>
+          </w:tcPr>
           <w:p>
             <w:pPr>
               <w:spacing w:before="0" w:after="0" w:line="240" w:lineRule="auto"/>
@@ -13478,7 +14960,9 @@
           </w:p>
         </w:tc>
         <w:tc>
-          <w:tcPr/>
+          <w:tcPr>
+            <w:tcW w:w="1494" w:type="dxa"/>
+          </w:tcPr>
           <w:p>
             <w:pPr>
               <w:spacing w:before="0" w:after="0" w:line="240" w:lineRule="auto"/>
@@ -13496,7 +14980,9 @@
       </w:tr>
       <w:tr>
         <w:tc>
-          <w:tcPr/>
+          <w:tcPr>
+            <w:tcW w:w="1598" w:type="dxa"/>
+          </w:tcPr>
           <w:p>
             <w:pPr>
               <w:spacing w:before="0" w:after="0" w:line="240" w:lineRule="auto"/>
@@ -13512,7 +14998,9 @@
           </w:p>
         </w:tc>
         <w:tc>
-          <w:tcPr/>
+          <w:tcPr>
+            <w:tcW w:w="854" w:type="dxa"/>
+          </w:tcPr>
           <w:p>
             <w:pPr>
               <w:spacing w:before="0" w:after="0" w:line="240" w:lineRule="auto"/>
@@ -13528,7 +15016,9 @@
           </w:p>
         </w:tc>
         <w:tc>
-          <w:tcPr/>
+          <w:tcPr>
+            <w:tcW w:w="1102" w:type="dxa"/>
+          </w:tcPr>
           <w:p>
             <w:pPr>
               <w:spacing w:before="0" w:after="0" w:line="240" w:lineRule="auto"/>
@@ -13544,7 +15034,9 @@
           </w:p>
         </w:tc>
         <w:tc>
-          <w:tcPr/>
+          <w:tcPr>
+            <w:tcW w:w="926" w:type="dxa"/>
+          </w:tcPr>
           <w:p>
             <w:pPr>
               <w:spacing w:before="0" w:after="0" w:line="240" w:lineRule="auto"/>
@@ -13560,7 +15052,9 @@
           </w:p>
         </w:tc>
         <w:tc>
-          <w:tcPr/>
+          <w:tcPr>
+            <w:tcW w:w="1038" w:type="dxa"/>
+          </w:tcPr>
           <w:p>
             <w:pPr>
               <w:spacing w:before="0" w:after="0" w:line="240" w:lineRule="auto"/>
@@ -13576,7 +15070,9 @@
           </w:p>
         </w:tc>
         <w:tc>
-          <w:tcPr/>
+          <w:tcPr>
+            <w:tcW w:w="926" w:type="dxa"/>
+          </w:tcPr>
           <w:p>
             <w:pPr>
               <w:spacing w:before="0" w:after="0" w:line="240" w:lineRule="auto"/>
@@ -13592,7 +15088,9 @@
           </w:p>
         </w:tc>
         <w:tc>
-          <w:tcPr/>
+          <w:tcPr>
+            <w:tcW w:w="1422" w:type="dxa"/>
+          </w:tcPr>
           <w:p>
             <w:pPr>
               <w:spacing w:before="0" w:after="0" w:line="240" w:lineRule="auto"/>
@@ -13608,7 +15106,9 @@
           </w:p>
         </w:tc>
         <w:tc>
-          <w:tcPr/>
+          <w:tcPr>
+            <w:tcW w:w="1494" w:type="dxa"/>
+          </w:tcPr>
           <w:p>
             <w:pPr>
               <w:spacing w:before="0" w:after="0" w:line="240" w:lineRule="auto"/>
@@ -13678,18 +15178,20 @@
         <w:jc w:val="start"/>
       </w:tblPr>
       <w:tblGrid>
-        <w:gridCol w:w="1584"/>
-        <w:gridCol w:w="1584"/>
-        <w:gridCol w:w="1584"/>
-        <w:gridCol w:w="1584"/>
-        <w:gridCol w:w="1584"/>
+        <w:gridCol w:w="2475"/>
+        <w:gridCol w:w="1388"/>
+        <w:gridCol w:w="1891"/>
+        <w:gridCol w:w="2888"/>
+        <w:gridCol w:w="718"/>
       </w:tblGrid>
       <w:tr>
         <w:trPr>
           <w:tblHeader w:val="true"/>
         </w:trPr>
         <w:tc>
-          <w:tcPr/>
+          <w:tcPr>
+            <w:tcW w:w="2475" w:type="dxa"/>
+          </w:tcPr>
           <w:p>
             <w:pPr>
               <w:spacing w:before="0" w:after="0" w:line="240" w:lineRule="auto"/>
@@ -13705,7 +15207,9 @@
           </w:p>
         </w:tc>
         <w:tc>
-          <w:tcPr/>
+          <w:tcPr>
+            <w:tcW w:w="1388" w:type="dxa"/>
+          </w:tcPr>
           <w:p>
             <w:pPr>
               <w:spacing w:before="0" w:after="0" w:line="240" w:lineRule="auto"/>
@@ -13721,7 +15225,9 @@
           </w:p>
         </w:tc>
         <w:tc>
-          <w:tcPr/>
+          <w:tcPr>
+            <w:tcW w:w="1891" w:type="dxa"/>
+          </w:tcPr>
           <w:p>
             <w:pPr>
               <w:spacing w:before="0" w:after="0" w:line="240" w:lineRule="auto"/>
@@ -13737,7 +15243,9 @@
           </w:p>
         </w:tc>
         <w:tc>
-          <w:tcPr/>
+          <w:tcPr>
+            <w:tcW w:w="2888" w:type="dxa"/>
+          </w:tcPr>
           <w:p>
             <w:pPr>
               <w:spacing w:before="0" w:after="0" w:line="240" w:lineRule="auto"/>
@@ -13753,7 +15261,9 @@
           </w:p>
         </w:tc>
         <w:tc>
-          <w:tcPr/>
+          <w:tcPr>
+            <w:tcW w:w="718" w:type="dxa"/>
+          </w:tcPr>
           <w:p>
             <w:pPr>
               <w:spacing w:before="0" w:after="0" w:line="240" w:lineRule="auto"/>
@@ -13771,7 +15281,9 @@
       </w:tr>
       <w:tr>
         <w:tc>
-          <w:tcPr/>
+          <w:tcPr>
+            <w:tcW w:w="2475" w:type="dxa"/>
+          </w:tcPr>
           <w:p>
             <w:pPr>
               <w:spacing w:before="0" w:after="0" w:line="240" w:lineRule="auto"/>
@@ -13787,7 +15299,9 @@
           </w:p>
         </w:tc>
         <w:tc>
-          <w:tcPr/>
+          <w:tcPr>
+            <w:tcW w:w="1388" w:type="dxa"/>
+          </w:tcPr>
           <w:p>
             <w:pPr>
               <w:spacing w:before="0" w:after="0" w:line="240" w:lineRule="auto"/>
@@ -13803,7 +15317,9 @@
           </w:p>
         </w:tc>
         <w:tc>
-          <w:tcPr/>
+          <w:tcPr>
+            <w:tcW w:w="1891" w:type="dxa"/>
+          </w:tcPr>
           <w:p>
             <w:pPr>
               <w:spacing w:before="0" w:after="0" w:line="240" w:lineRule="auto"/>
@@ -13819,7 +15335,9 @@
           </w:p>
         </w:tc>
         <w:tc>
-          <w:tcPr/>
+          <w:tcPr>
+            <w:tcW w:w="2888" w:type="dxa"/>
+          </w:tcPr>
           <w:p>
             <w:pPr>
               <w:spacing w:before="0" w:after="0" w:line="240" w:lineRule="auto"/>
@@ -13835,7 +15353,9 @@
           </w:p>
         </w:tc>
         <w:tc>
-          <w:tcPr/>
+          <w:tcPr>
+            <w:tcW w:w="718" w:type="dxa"/>
+          </w:tcPr>
           <w:p>
             <w:pPr>
               <w:spacing w:before="0" w:after="0" w:line="240" w:lineRule="auto"/>
@@ -13853,7 +15373,9 @@
       </w:tr>
       <w:tr>
         <w:tc>
-          <w:tcPr/>
+          <w:tcPr>
+            <w:tcW w:w="2475" w:type="dxa"/>
+          </w:tcPr>
           <w:p>
             <w:pPr>
               <w:spacing w:before="0" w:after="0" w:line="240" w:lineRule="auto"/>
@@ -13869,7 +15391,9 @@
           </w:p>
         </w:tc>
         <w:tc>
-          <w:tcPr/>
+          <w:tcPr>
+            <w:tcW w:w="1388" w:type="dxa"/>
+          </w:tcPr>
           <w:p>
             <w:pPr>
               <w:spacing w:before="0" w:after="0" w:line="240" w:lineRule="auto"/>
@@ -13885,7 +15409,9 @@
           </w:p>
         </w:tc>
         <w:tc>
-          <w:tcPr/>
+          <w:tcPr>
+            <w:tcW w:w="1891" w:type="dxa"/>
+          </w:tcPr>
           <w:p>
             <w:pPr>
               <w:spacing w:before="0" w:after="0" w:line="240" w:lineRule="auto"/>
@@ -13901,7 +15427,9 @@
           </w:p>
         </w:tc>
         <w:tc>
-          <w:tcPr/>
+          <w:tcPr>
+            <w:tcW w:w="2888" w:type="dxa"/>
+          </w:tcPr>
           <w:p>
             <w:pPr>
               <w:spacing w:before="0" w:after="0" w:line="240" w:lineRule="auto"/>
@@ -13917,7 +15445,9 @@
           </w:p>
         </w:tc>
         <w:tc>
-          <w:tcPr/>
+          <w:tcPr>
+            <w:tcW w:w="718" w:type="dxa"/>
+          </w:tcPr>
           <w:p>
             <w:pPr>
               <w:spacing w:before="0" w:after="0" w:line="240" w:lineRule="auto"/>
@@ -13935,7 +15465,9 @@
       </w:tr>
       <w:tr>
         <w:tc>
-          <w:tcPr/>
+          <w:tcPr>
+            <w:tcW w:w="2475" w:type="dxa"/>
+          </w:tcPr>
           <w:p>
             <w:pPr>
               <w:spacing w:before="0" w:after="0" w:line="240" w:lineRule="auto"/>
@@ -13951,7 +15483,9 @@
           </w:p>
         </w:tc>
         <w:tc>
-          <w:tcPr/>
+          <w:tcPr>
+            <w:tcW w:w="1388" w:type="dxa"/>
+          </w:tcPr>
           <w:p>
             <w:pPr>
               <w:spacing w:before="0" w:after="0" w:line="240" w:lineRule="auto"/>
@@ -13967,7 +15501,9 @@
           </w:p>
         </w:tc>
         <w:tc>
-          <w:tcPr/>
+          <w:tcPr>
+            <w:tcW w:w="1891" w:type="dxa"/>
+          </w:tcPr>
           <w:p>
             <w:pPr>
               <w:spacing w:before="0" w:after="0" w:line="240" w:lineRule="auto"/>
@@ -13983,7 +15519,9 @@
           </w:p>
         </w:tc>
         <w:tc>
-          <w:tcPr/>
+          <w:tcPr>
+            <w:tcW w:w="2888" w:type="dxa"/>
+          </w:tcPr>
           <w:p>
             <w:pPr>
               <w:spacing w:before="0" w:after="0" w:line="240" w:lineRule="auto"/>
@@ -13999,7 +15537,9 @@
           </w:p>
         </w:tc>
         <w:tc>
-          <w:tcPr/>
+          <w:tcPr>
+            <w:tcW w:w="718" w:type="dxa"/>
+          </w:tcPr>
           <w:p>
             <w:pPr>
               <w:spacing w:before="0" w:after="0" w:line="240" w:lineRule="auto"/>
@@ -14017,7 +15557,9 @@
       </w:tr>
       <w:tr>
         <w:tc>
-          <w:tcPr/>
+          <w:tcPr>
+            <w:tcW w:w="2475" w:type="dxa"/>
+          </w:tcPr>
           <w:p>
             <w:pPr>
               <w:spacing w:before="0" w:after="0" w:line="240" w:lineRule="auto"/>
@@ -14033,7 +15575,9 @@
           </w:p>
         </w:tc>
         <w:tc>
-          <w:tcPr/>
+          <w:tcPr>
+            <w:tcW w:w="1388" w:type="dxa"/>
+          </w:tcPr>
           <w:p>
             <w:pPr>
               <w:spacing w:before="0" w:after="0" w:line="240" w:lineRule="auto"/>
@@ -14064,7 +15608,9 @@
           </w:p>
         </w:tc>
         <w:tc>
-          <w:tcPr/>
+          <w:tcPr>
+            <w:tcW w:w="1891" w:type="dxa"/>
+          </w:tcPr>
           <w:p>
             <w:pPr>
               <w:spacing w:before="0" w:after="0" w:line="240" w:lineRule="auto"/>
@@ -14080,7 +15626,9 @@
           </w:p>
         </w:tc>
         <w:tc>
-          <w:tcPr/>
+          <w:tcPr>
+            <w:tcW w:w="2888" w:type="dxa"/>
+          </w:tcPr>
           <w:p>
             <w:pPr>
               <w:spacing w:before="0" w:after="0" w:line="240" w:lineRule="auto"/>
@@ -14096,7 +15644,9 @@
           </w:p>
         </w:tc>
         <w:tc>
-          <w:tcPr/>
+          <w:tcPr>
+            <w:tcW w:w="718" w:type="dxa"/>
+          </w:tcPr>
           <w:p>
             <w:pPr>
               <w:spacing w:before="0" w:after="0" w:line="240" w:lineRule="auto"/>
@@ -14114,7 +15664,9 @@
       </w:tr>
       <w:tr>
         <w:tc>
-          <w:tcPr/>
+          <w:tcPr>
+            <w:tcW w:w="2475" w:type="dxa"/>
+          </w:tcPr>
           <w:p>
             <w:pPr>
               <w:spacing w:before="0" w:after="0" w:line="240" w:lineRule="auto"/>
@@ -14130,7 +15682,9 @@
           </w:p>
         </w:tc>
         <w:tc>
-          <w:tcPr/>
+          <w:tcPr>
+            <w:tcW w:w="1388" w:type="dxa"/>
+          </w:tcPr>
           <w:p>
             <w:pPr>
               <w:spacing w:before="0" w:after="0" w:line="240" w:lineRule="auto"/>
@@ -14146,7 +15700,9 @@
           </w:p>
         </w:tc>
         <w:tc>
-          <w:tcPr/>
+          <w:tcPr>
+            <w:tcW w:w="1891" w:type="dxa"/>
+          </w:tcPr>
           <w:p>
             <w:pPr>
               <w:spacing w:before="0" w:after="0" w:line="240" w:lineRule="auto"/>
@@ -14162,7 +15718,9 @@
           </w:p>
         </w:tc>
         <w:tc>
-          <w:tcPr/>
+          <w:tcPr>
+            <w:tcW w:w="2888" w:type="dxa"/>
+          </w:tcPr>
           <w:p>
             <w:pPr>
               <w:spacing w:before="0" w:after="0" w:line="240" w:lineRule="auto"/>
@@ -14178,7 +15736,9 @@
           </w:p>
         </w:tc>
         <w:tc>
-          <w:tcPr/>
+          <w:tcPr>
+            <w:tcW w:w="718" w:type="dxa"/>
+          </w:tcPr>
           <w:p>
             <w:pPr>
               <w:spacing w:before="0" w:after="0" w:line="240" w:lineRule="auto"/>
@@ -14196,7 +15756,9 @@
       </w:tr>
       <w:tr>
         <w:tc>
-          <w:tcPr/>
+          <w:tcPr>
+            <w:tcW w:w="2475" w:type="dxa"/>
+          </w:tcPr>
           <w:p>
             <w:pPr>
               <w:spacing w:before="0" w:after="0" w:line="240" w:lineRule="auto"/>
@@ -14212,7 +15774,9 @@
           </w:p>
         </w:tc>
         <w:tc>
-          <w:tcPr/>
+          <w:tcPr>
+            <w:tcW w:w="1388" w:type="dxa"/>
+          </w:tcPr>
           <w:p>
             <w:pPr>
               <w:spacing w:before="0" w:after="0" w:line="240" w:lineRule="auto"/>
@@ -14228,7 +15792,9 @@
           </w:p>
         </w:tc>
         <w:tc>
-          <w:tcPr/>
+          <w:tcPr>
+            <w:tcW w:w="1891" w:type="dxa"/>
+          </w:tcPr>
           <w:p>
             <w:pPr>
               <w:spacing w:before="0" w:after="0" w:line="240" w:lineRule="auto"/>
@@ -14244,7 +15810,9 @@
           </w:p>
         </w:tc>
         <w:tc>
-          <w:tcPr/>
+          <w:tcPr>
+            <w:tcW w:w="2888" w:type="dxa"/>
+          </w:tcPr>
           <w:p>
             <w:pPr>
               <w:spacing w:before="0" w:after="0" w:line="240" w:lineRule="auto"/>
@@ -14260,7 +15828,9 @@
           </w:p>
         </w:tc>
         <w:tc>
-          <w:tcPr/>
+          <w:tcPr>
+            <w:tcW w:w="718" w:type="dxa"/>
+          </w:tcPr>
           <w:p>
             <w:pPr>
               <w:spacing w:before="0" w:after="0" w:line="240" w:lineRule="auto"/>
@@ -14278,7 +15848,9 @@
       </w:tr>
       <w:tr>
         <w:tc>
-          <w:tcPr/>
+          <w:tcPr>
+            <w:tcW w:w="2475" w:type="dxa"/>
+          </w:tcPr>
           <w:p>
             <w:pPr>
               <w:spacing w:before="0" w:after="0" w:line="240" w:lineRule="auto"/>
@@ -14294,7 +15866,9 @@
           </w:p>
         </w:tc>
         <w:tc>
-          <w:tcPr/>
+          <w:tcPr>
+            <w:tcW w:w="1388" w:type="dxa"/>
+          </w:tcPr>
           <w:p>
             <w:pPr>
               <w:spacing w:before="0" w:after="0" w:line="240" w:lineRule="auto"/>
@@ -14310,7 +15884,9 @@
           </w:p>
         </w:tc>
         <w:tc>
-          <w:tcPr/>
+          <w:tcPr>
+            <w:tcW w:w="1891" w:type="dxa"/>
+          </w:tcPr>
           <w:p>
             <w:pPr>
               <w:spacing w:before="0" w:after="0" w:line="240" w:lineRule="auto"/>
@@ -14326,7 +15902,9 @@
           </w:p>
         </w:tc>
         <w:tc>
-          <w:tcPr/>
+          <w:tcPr>
+            <w:tcW w:w="2888" w:type="dxa"/>
+          </w:tcPr>
           <w:p>
             <w:pPr>
               <w:spacing w:before="0" w:after="0" w:line="240" w:lineRule="auto"/>
@@ -14342,7 +15920,9 @@
           </w:p>
         </w:tc>
         <w:tc>
-          <w:tcPr/>
+          <w:tcPr>
+            <w:tcW w:w="718" w:type="dxa"/>
+          </w:tcPr>
           <w:p>
             <w:pPr>
               <w:spacing w:before="0" w:after="0" w:line="240" w:lineRule="auto"/>
@@ -14360,7 +15940,9 @@
       </w:tr>
       <w:tr>
         <w:tc>
-          <w:tcPr/>
+          <w:tcPr>
+            <w:tcW w:w="2475" w:type="dxa"/>
+          </w:tcPr>
           <w:p>
             <w:pPr>
               <w:spacing w:before="0" w:after="0" w:line="240" w:lineRule="auto"/>
@@ -14376,7 +15958,9 @@
           </w:p>
         </w:tc>
         <w:tc>
-          <w:tcPr/>
+          <w:tcPr>
+            <w:tcW w:w="1388" w:type="dxa"/>
+          </w:tcPr>
           <w:p>
             <w:pPr>
               <w:spacing w:before="0" w:after="0" w:line="240" w:lineRule="auto"/>
@@ -14407,7 +15991,9 @@
           </w:p>
         </w:tc>
         <w:tc>
-          <w:tcPr/>
+          <w:tcPr>
+            <w:tcW w:w="1891" w:type="dxa"/>
+          </w:tcPr>
           <w:p>
             <w:pPr>
               <w:spacing w:before="0" w:after="0" w:line="240" w:lineRule="auto"/>
@@ -14423,7 +16009,9 @@
           </w:p>
         </w:tc>
         <w:tc>
-          <w:tcPr/>
+          <w:tcPr>
+            <w:tcW w:w="2888" w:type="dxa"/>
+          </w:tcPr>
           <w:p>
             <w:pPr>
               <w:spacing w:before="0" w:after="0" w:line="240" w:lineRule="auto"/>
@@ -14439,7 +16027,9 @@
           </w:p>
         </w:tc>
         <w:tc>
-          <w:tcPr/>
+          <w:tcPr>
+            <w:tcW w:w="718" w:type="dxa"/>
+          </w:tcPr>
           <w:p>
             <w:pPr>
               <w:spacing w:before="0" w:after="0" w:line="240" w:lineRule="auto"/>
@@ -14457,7 +16047,9 @@
       </w:tr>
       <w:tr>
         <w:tc>
-          <w:tcPr/>
+          <w:tcPr>
+            <w:tcW w:w="2475" w:type="dxa"/>
+          </w:tcPr>
           <w:p>
             <w:pPr>
               <w:spacing w:before="0" w:after="0" w:line="240" w:lineRule="auto"/>
@@ -14473,7 +16065,9 @@
           </w:p>
         </w:tc>
         <w:tc>
-          <w:tcPr/>
+          <w:tcPr>
+            <w:tcW w:w="1388" w:type="dxa"/>
+          </w:tcPr>
           <w:p>
             <w:pPr>
               <w:spacing w:before="0" w:after="0" w:line="240" w:lineRule="auto"/>
@@ -14489,7 +16083,9 @@
           </w:p>
         </w:tc>
         <w:tc>
-          <w:tcPr/>
+          <w:tcPr>
+            <w:tcW w:w="1891" w:type="dxa"/>
+          </w:tcPr>
           <w:p>
             <w:pPr>
               <w:spacing w:before="0" w:after="0" w:line="240" w:lineRule="auto"/>
@@ -14505,7 +16101,9 @@
           </w:p>
         </w:tc>
         <w:tc>
-          <w:tcPr/>
+          <w:tcPr>
+            <w:tcW w:w="2888" w:type="dxa"/>
+          </w:tcPr>
           <w:p>
             <w:pPr>
               <w:spacing w:before="0" w:after="0" w:line="240" w:lineRule="auto"/>
@@ -14521,7 +16119,9 @@
           </w:p>
         </w:tc>
         <w:tc>
-          <w:tcPr/>
+          <w:tcPr>
+            <w:tcW w:w="718" w:type="dxa"/>
+          </w:tcPr>
           <w:p>
             <w:pPr>
               <w:spacing w:before="0" w:after="0" w:line="240" w:lineRule="auto"/>
@@ -14539,7 +16139,9 @@
       </w:tr>
       <w:tr>
         <w:tc>
-          <w:tcPr/>
+          <w:tcPr>
+            <w:tcW w:w="2475" w:type="dxa"/>
+          </w:tcPr>
           <w:p>
             <w:pPr>
               <w:spacing w:before="0" w:after="0" w:line="240" w:lineRule="auto"/>
@@ -14555,7 +16157,9 @@
           </w:p>
         </w:tc>
         <w:tc>
-          <w:tcPr/>
+          <w:tcPr>
+            <w:tcW w:w="1388" w:type="dxa"/>
+          </w:tcPr>
           <w:p>
             <w:pPr>
               <w:spacing w:before="0" w:after="0" w:line="240" w:lineRule="auto"/>
@@ -14571,7 +16175,9 @@
           </w:p>
         </w:tc>
         <w:tc>
-          <w:tcPr/>
+          <w:tcPr>
+            <w:tcW w:w="1891" w:type="dxa"/>
+          </w:tcPr>
           <w:p>
             <w:pPr>
               <w:spacing w:before="0" w:after="0" w:line="240" w:lineRule="auto"/>
@@ -14587,7 +16193,9 @@
           </w:p>
         </w:tc>
         <w:tc>
-          <w:tcPr/>
+          <w:tcPr>
+            <w:tcW w:w="2888" w:type="dxa"/>
+          </w:tcPr>
           <w:p>
             <w:pPr>
               <w:spacing w:before="0" w:after="0" w:line="240" w:lineRule="auto"/>
@@ -14603,7 +16211,9 @@
           </w:p>
         </w:tc>
         <w:tc>
-          <w:tcPr/>
+          <w:tcPr>
+            <w:tcW w:w="718" w:type="dxa"/>
+          </w:tcPr>
           <w:p>
             <w:pPr>
               <w:spacing w:before="0" w:after="0" w:line="240" w:lineRule="auto"/>
@@ -14621,7 +16231,9 @@
       </w:tr>
       <w:tr>
         <w:tc>
-          <w:tcPr/>
+          <w:tcPr>
+            <w:tcW w:w="2475" w:type="dxa"/>
+          </w:tcPr>
           <w:p>
             <w:pPr>
               <w:spacing w:before="0" w:after="0" w:line="240" w:lineRule="auto"/>
@@ -14637,7 +16249,9 @@
           </w:p>
         </w:tc>
         <w:tc>
-          <w:tcPr/>
+          <w:tcPr>
+            <w:tcW w:w="1388" w:type="dxa"/>
+          </w:tcPr>
           <w:p>
             <w:pPr>
               <w:spacing w:before="0" w:after="0" w:line="240" w:lineRule="auto"/>
@@ -14653,7 +16267,9 @@
           </w:p>
         </w:tc>
         <w:tc>
-          <w:tcPr/>
+          <w:tcPr>
+            <w:tcW w:w="1891" w:type="dxa"/>
+          </w:tcPr>
           <w:p>
             <w:pPr>
               <w:spacing w:before="0" w:after="0" w:line="240" w:lineRule="auto"/>
@@ -14669,7 +16285,9 @@
           </w:p>
         </w:tc>
         <w:tc>
-          <w:tcPr/>
+          <w:tcPr>
+            <w:tcW w:w="2888" w:type="dxa"/>
+          </w:tcPr>
           <w:p>
             <w:pPr>
               <w:spacing w:before="0" w:after="0" w:line="240" w:lineRule="auto"/>
@@ -14685,7 +16303,9 @@
           </w:p>
         </w:tc>
         <w:tc>
-          <w:tcPr/>
+          <w:tcPr>
+            <w:tcW w:w="718" w:type="dxa"/>
+          </w:tcPr>
           <w:p>
             <w:pPr>
               <w:spacing w:before="0" w:after="0" w:line="240" w:lineRule="auto"/>
@@ -14703,7 +16323,9 @@
       </w:tr>
       <w:tr>
         <w:tc>
-          <w:tcPr/>
+          <w:tcPr>
+            <w:tcW w:w="2475" w:type="dxa"/>
+          </w:tcPr>
           <w:p>
             <w:pPr>
               <w:spacing w:before="0" w:after="0" w:line="240" w:lineRule="auto"/>
@@ -14719,7 +16341,9 @@
           </w:p>
         </w:tc>
         <w:tc>
-          <w:tcPr/>
+          <w:tcPr>
+            <w:tcW w:w="1388" w:type="dxa"/>
+          </w:tcPr>
           <w:p>
             <w:pPr>
               <w:spacing w:before="0" w:after="0" w:line="240" w:lineRule="auto"/>
@@ -14750,7 +16374,9 @@
           </w:p>
         </w:tc>
         <w:tc>
-          <w:tcPr/>
+          <w:tcPr>
+            <w:tcW w:w="1891" w:type="dxa"/>
+          </w:tcPr>
           <w:p>
             <w:pPr>
               <w:spacing w:before="0" w:after="0" w:line="240" w:lineRule="auto"/>
@@ -14766,7 +16392,9 @@
           </w:p>
         </w:tc>
         <w:tc>
-          <w:tcPr/>
+          <w:tcPr>
+            <w:tcW w:w="2888" w:type="dxa"/>
+          </w:tcPr>
           <w:p>
             <w:pPr>
               <w:spacing w:before="0" w:after="0" w:line="240" w:lineRule="auto"/>
@@ -14782,7 +16410,9 @@
           </w:p>
         </w:tc>
         <w:tc>
-          <w:tcPr/>
+          <w:tcPr>
+            <w:tcW w:w="718" w:type="dxa"/>
+          </w:tcPr>
           <w:p>
             <w:pPr>
               <w:spacing w:before="0" w:after="0" w:line="240" w:lineRule="auto"/>
@@ -14800,7 +16430,9 @@
       </w:tr>
       <w:tr>
         <w:tc>
-          <w:tcPr/>
+          <w:tcPr>
+            <w:tcW w:w="2475" w:type="dxa"/>
+          </w:tcPr>
           <w:p>
             <w:pPr>
               <w:spacing w:before="0" w:after="0" w:line="240" w:lineRule="auto"/>
@@ -14816,7 +16448,9 @@
           </w:p>
         </w:tc>
         <w:tc>
-          <w:tcPr/>
+          <w:tcPr>
+            <w:tcW w:w="1388" w:type="dxa"/>
+          </w:tcPr>
           <w:p>
             <w:pPr>
               <w:spacing w:before="0" w:after="0" w:line="240" w:lineRule="auto"/>
@@ -14832,7 +16466,9 @@
           </w:p>
         </w:tc>
         <w:tc>
-          <w:tcPr/>
+          <w:tcPr>
+            <w:tcW w:w="1891" w:type="dxa"/>
+          </w:tcPr>
           <w:p>
             <w:pPr>
               <w:spacing w:before="0" w:after="0" w:line="240" w:lineRule="auto"/>
@@ -14848,7 +16484,9 @@
           </w:p>
         </w:tc>
         <w:tc>
-          <w:tcPr/>
+          <w:tcPr>
+            <w:tcW w:w="2888" w:type="dxa"/>
+          </w:tcPr>
           <w:p>
             <w:pPr>
               <w:spacing w:before="0" w:after="0" w:line="240" w:lineRule="auto"/>
@@ -14864,7 +16502,9 @@
           </w:p>
         </w:tc>
         <w:tc>
-          <w:tcPr/>
+          <w:tcPr>
+            <w:tcW w:w="718" w:type="dxa"/>
+          </w:tcPr>
           <w:p>
             <w:pPr>
               <w:spacing w:before="0" w:after="0" w:line="240" w:lineRule="auto"/>
@@ -14882,7 +16522,9 @@
       </w:tr>
       <w:tr>
         <w:tc>
-          <w:tcPr/>
+          <w:tcPr>
+            <w:tcW w:w="2475" w:type="dxa"/>
+          </w:tcPr>
           <w:p>
             <w:pPr>
               <w:spacing w:before="0" w:after="0" w:line="240" w:lineRule="auto"/>
@@ -14898,7 +16540,9 @@
           </w:p>
         </w:tc>
         <w:tc>
-          <w:tcPr/>
+          <w:tcPr>
+            <w:tcW w:w="1388" w:type="dxa"/>
+          </w:tcPr>
           <w:p>
             <w:pPr>
               <w:spacing w:before="0" w:after="0" w:line="240" w:lineRule="auto"/>
@@ -14914,7 +16558,9 @@
           </w:p>
         </w:tc>
         <w:tc>
-          <w:tcPr/>
+          <w:tcPr>
+            <w:tcW w:w="1891" w:type="dxa"/>
+          </w:tcPr>
           <w:p>
             <w:pPr>
               <w:spacing w:before="0" w:after="0" w:line="240" w:lineRule="auto"/>
@@ -14930,7 +16576,9 @@
           </w:p>
         </w:tc>
         <w:tc>
-          <w:tcPr/>
+          <w:tcPr>
+            <w:tcW w:w="2888" w:type="dxa"/>
+          </w:tcPr>
           <w:p>
             <w:pPr>
               <w:spacing w:before="0" w:after="0" w:line="240" w:lineRule="auto"/>
@@ -14946,7 +16594,9 @@
           </w:p>
         </w:tc>
         <w:tc>
-          <w:tcPr/>
+          <w:tcPr>
+            <w:tcW w:w="718" w:type="dxa"/>
+          </w:tcPr>
           <w:p>
             <w:pPr>
               <w:spacing w:before="0" w:after="0" w:line="240" w:lineRule="auto"/>
@@ -14964,7 +16614,9 @@
       </w:tr>
       <w:tr>
         <w:tc>
-          <w:tcPr/>
+          <w:tcPr>
+            <w:tcW w:w="2475" w:type="dxa"/>
+          </w:tcPr>
           <w:p>
             <w:pPr>
               <w:spacing w:before="0" w:after="0" w:line="240" w:lineRule="auto"/>
@@ -14980,7 +16632,9 @@
           </w:p>
         </w:tc>
         <w:tc>
-          <w:tcPr/>
+          <w:tcPr>
+            <w:tcW w:w="1388" w:type="dxa"/>
+          </w:tcPr>
           <w:p>
             <w:pPr>
               <w:spacing w:before="0" w:after="0" w:line="240" w:lineRule="auto"/>
@@ -14996,7 +16650,9 @@
           </w:p>
         </w:tc>
         <w:tc>
-          <w:tcPr/>
+          <w:tcPr>
+            <w:tcW w:w="1891" w:type="dxa"/>
+          </w:tcPr>
           <w:p>
             <w:pPr>
               <w:spacing w:before="0" w:after="0" w:line="240" w:lineRule="auto"/>
@@ -15012,7 +16668,9 @@
           </w:p>
         </w:tc>
         <w:tc>
-          <w:tcPr/>
+          <w:tcPr>
+            <w:tcW w:w="2888" w:type="dxa"/>
+          </w:tcPr>
           <w:p>
             <w:pPr>
               <w:spacing w:before="0" w:after="0" w:line="240" w:lineRule="auto"/>
@@ -15028,7 +16686,9 @@
           </w:p>
         </w:tc>
         <w:tc>
-          <w:tcPr/>
+          <w:tcPr>
+            <w:tcW w:w="718" w:type="dxa"/>
+          </w:tcPr>
           <w:p>
             <w:pPr>
               <w:spacing w:before="0" w:after="0" w:line="240" w:lineRule="auto"/>
@@ -15046,7 +16706,9 @@
       </w:tr>
       <w:tr>
         <w:tc>
-          <w:tcPr/>
+          <w:tcPr>
+            <w:tcW w:w="2475" w:type="dxa"/>
+          </w:tcPr>
           <w:p>
             <w:pPr>
               <w:spacing w:before="0" w:after="0" w:line="240" w:lineRule="auto"/>
@@ -15062,7 +16724,9 @@
           </w:p>
         </w:tc>
         <w:tc>
-          <w:tcPr/>
+          <w:tcPr>
+            <w:tcW w:w="1388" w:type="dxa"/>
+          </w:tcPr>
           <w:p>
             <w:pPr>
               <w:spacing w:before="0" w:after="0" w:line="240" w:lineRule="auto"/>
@@ -15093,7 +16757,9 @@
           </w:p>
         </w:tc>
         <w:tc>
-          <w:tcPr/>
+          <w:tcPr>
+            <w:tcW w:w="1891" w:type="dxa"/>
+          </w:tcPr>
           <w:p>
             <w:pPr>
               <w:spacing w:before="0" w:after="0" w:line="240" w:lineRule="auto"/>
@@ -15109,7 +16775,9 @@
           </w:p>
         </w:tc>
         <w:tc>
-          <w:tcPr/>
+          <w:tcPr>
+            <w:tcW w:w="2888" w:type="dxa"/>
+          </w:tcPr>
           <w:p>
             <w:pPr>
               <w:spacing w:before="0" w:after="0" w:line="240" w:lineRule="auto"/>
@@ -15125,7 +16793,9 @@
           </w:p>
         </w:tc>
         <w:tc>
-          <w:tcPr/>
+          <w:tcPr>
+            <w:tcW w:w="718" w:type="dxa"/>
+          </w:tcPr>
           <w:p>
             <w:pPr>
               <w:spacing w:before="0" w:after="0" w:line="240" w:lineRule="auto"/>
@@ -15180,17 +16850,19 @@
         <w:jc w:val="start"/>
       </w:tblPr>
       <w:tblGrid>
-        <w:gridCol w:w="1980"/>
-        <w:gridCol w:w="1980"/>
-        <w:gridCol w:w="1980"/>
-        <w:gridCol w:w="1980"/>
+        <w:gridCol w:w="2858"/>
+        <w:gridCol w:w="1659"/>
+        <w:gridCol w:w="2967"/>
+        <w:gridCol w:w="1877"/>
       </w:tblGrid>
       <w:tr>
         <w:trPr>
           <w:tblHeader w:val="true"/>
         </w:trPr>
         <w:tc>
-          <w:tcPr/>
+          <w:tcPr>
+            <w:tcW w:w="2858" w:type="dxa"/>
+          </w:tcPr>
           <w:p>
             <w:pPr>
               <w:spacing w:before="0" w:after="0" w:line="240" w:lineRule="auto"/>
@@ -15206,7 +16878,9 @@
           </w:p>
         </w:tc>
         <w:tc>
-          <w:tcPr/>
+          <w:tcPr>
+            <w:tcW w:w="1659" w:type="dxa"/>
+          </w:tcPr>
           <w:p>
             <w:pPr>
               <w:spacing w:before="0" w:after="0" w:line="240" w:lineRule="auto"/>
@@ -15222,7 +16896,9 @@
           </w:p>
         </w:tc>
         <w:tc>
-          <w:tcPr/>
+          <w:tcPr>
+            <w:tcW w:w="2967" w:type="dxa"/>
+          </w:tcPr>
           <w:p>
             <w:pPr>
               <w:spacing w:before="0" w:after="0" w:line="240" w:lineRule="auto"/>
@@ -15238,7 +16914,9 @@
           </w:p>
         </w:tc>
         <w:tc>
-          <w:tcPr/>
+          <w:tcPr>
+            <w:tcW w:w="1877" w:type="dxa"/>
+          </w:tcPr>
           <w:p>
             <w:pPr>
               <w:spacing w:before="0" w:after="0" w:line="240" w:lineRule="auto"/>
@@ -15256,7 +16934,9 @@
       </w:tr>
       <w:tr>
         <w:tc>
-          <w:tcPr/>
+          <w:tcPr>
+            <w:tcW w:w="2858" w:type="dxa"/>
+          </w:tcPr>
           <w:p>
             <w:pPr>
               <w:spacing w:before="0" w:after="0" w:line="240" w:lineRule="auto"/>
@@ -15272,7 +16952,9 @@
           </w:p>
         </w:tc>
         <w:tc>
-          <w:tcPr/>
+          <w:tcPr>
+            <w:tcW w:w="1659" w:type="dxa"/>
+          </w:tcPr>
           <w:p>
             <w:pPr>
               <w:spacing w:before="0" w:after="0" w:line="240" w:lineRule="auto"/>
@@ -15288,7 +16970,9 @@
           </w:p>
         </w:tc>
         <w:tc>
-          <w:tcPr/>
+          <w:tcPr>
+            <w:tcW w:w="2967" w:type="dxa"/>
+          </w:tcPr>
           <w:p>
             <w:pPr>
               <w:spacing w:before="0" w:after="0" w:line="240" w:lineRule="auto"/>
@@ -15304,7 +16988,9 @@
           </w:p>
         </w:tc>
         <w:tc>
-          <w:tcPr/>
+          <w:tcPr>
+            <w:tcW w:w="1877" w:type="dxa"/>
+          </w:tcPr>
           <w:p>
             <w:pPr>
               <w:spacing w:before="0" w:after="0" w:line="240" w:lineRule="auto"/>
@@ -15322,7 +17008,9 @@
       </w:tr>
       <w:tr>
         <w:tc>
-          <w:tcPr/>
+          <w:tcPr>
+            <w:tcW w:w="2858" w:type="dxa"/>
+          </w:tcPr>
           <w:p>
             <w:pPr>
               <w:spacing w:before="0" w:after="0" w:line="240" w:lineRule="auto"/>
@@ -15338,7 +17026,9 @@
           </w:p>
         </w:tc>
         <w:tc>
-          <w:tcPr/>
+          <w:tcPr>
+            <w:tcW w:w="1659" w:type="dxa"/>
+          </w:tcPr>
           <w:p>
             <w:pPr>
               <w:spacing w:before="0" w:after="0" w:line="240" w:lineRule="auto"/>
@@ -15354,7 +17044,9 @@
           </w:p>
         </w:tc>
         <w:tc>
-          <w:tcPr/>
+          <w:tcPr>
+            <w:tcW w:w="2967" w:type="dxa"/>
+          </w:tcPr>
           <w:p>
             <w:pPr>
               <w:spacing w:before="0" w:after="0" w:line="240" w:lineRule="auto"/>
@@ -15370,7 +17062,9 @@
           </w:p>
         </w:tc>
         <w:tc>
-          <w:tcPr/>
+          <w:tcPr>
+            <w:tcW w:w="1877" w:type="dxa"/>
+          </w:tcPr>
           <w:p>
             <w:pPr>
               <w:spacing w:before="0" w:after="0" w:line="240" w:lineRule="auto"/>
@@ -15388,7 +17082,9 @@
       </w:tr>
       <w:tr>
         <w:tc>
-          <w:tcPr/>
+          <w:tcPr>
+            <w:tcW w:w="2858" w:type="dxa"/>
+          </w:tcPr>
           <w:p>
             <w:pPr>
               <w:spacing w:before="0" w:after="0" w:line="240" w:lineRule="auto"/>
@@ -15404,7 +17100,9 @@
           </w:p>
         </w:tc>
         <w:tc>
-          <w:tcPr/>
+          <w:tcPr>
+            <w:tcW w:w="1659" w:type="dxa"/>
+          </w:tcPr>
           <w:p>
             <w:pPr>
               <w:spacing w:before="0" w:after="0" w:line="240" w:lineRule="auto"/>
@@ -15420,7 +17118,9 @@
           </w:p>
         </w:tc>
         <w:tc>
-          <w:tcPr/>
+          <w:tcPr>
+            <w:tcW w:w="2967" w:type="dxa"/>
+          </w:tcPr>
           <w:p>
             <w:pPr>
               <w:spacing w:before="0" w:after="0" w:line="240" w:lineRule="auto"/>
@@ -15436,7 +17136,9 @@
           </w:p>
         </w:tc>
         <w:tc>
-          <w:tcPr/>
+          <w:tcPr>
+            <w:tcW w:w="1877" w:type="dxa"/>
+          </w:tcPr>
           <w:p>
             <w:pPr>
               <w:spacing w:before="0" w:after="0" w:line="240" w:lineRule="auto"/>
@@ -15454,7 +17156,9 @@
       </w:tr>
       <w:tr>
         <w:tc>
-          <w:tcPr/>
+          <w:tcPr>
+            <w:tcW w:w="2858" w:type="dxa"/>
+          </w:tcPr>
           <w:p>
             <w:pPr>
               <w:spacing w:before="0" w:after="0" w:line="240" w:lineRule="auto"/>
@@ -15470,7 +17174,9 @@
           </w:p>
         </w:tc>
         <w:tc>
-          <w:tcPr/>
+          <w:tcPr>
+            <w:tcW w:w="1659" w:type="dxa"/>
+          </w:tcPr>
           <w:p>
             <w:pPr>
               <w:spacing w:before="0" w:after="0" w:line="240" w:lineRule="auto"/>
@@ -15501,7 +17207,9 @@
           </w:p>
         </w:tc>
         <w:tc>
-          <w:tcPr/>
+          <w:tcPr>
+            <w:tcW w:w="2967" w:type="dxa"/>
+          </w:tcPr>
           <w:p>
             <w:pPr>
               <w:spacing w:before="0" w:after="0" w:line="240" w:lineRule="auto"/>
@@ -15517,7 +17225,9 @@
           </w:p>
         </w:tc>
         <w:tc>
-          <w:tcPr/>
+          <w:tcPr>
+            <w:tcW w:w="1877" w:type="dxa"/>
+          </w:tcPr>
           <w:p>
             <w:pPr>
               <w:spacing w:before="0" w:after="0" w:line="240" w:lineRule="auto"/>
@@ -15535,7 +17245,9 @@
       </w:tr>
       <w:tr>
         <w:tc>
-          <w:tcPr/>
+          <w:tcPr>
+            <w:tcW w:w="2858" w:type="dxa"/>
+          </w:tcPr>
           <w:p>
             <w:pPr>
               <w:spacing w:before="0" w:after="0" w:line="240" w:lineRule="auto"/>
@@ -15551,7 +17263,9 @@
           </w:p>
         </w:tc>
         <w:tc>
-          <w:tcPr/>
+          <w:tcPr>
+            <w:tcW w:w="1659" w:type="dxa"/>
+          </w:tcPr>
           <w:p>
             <w:pPr>
               <w:spacing w:before="0" w:after="0" w:line="240" w:lineRule="auto"/>
@@ -15567,7 +17281,9 @@
           </w:p>
         </w:tc>
         <w:tc>
-          <w:tcPr/>
+          <w:tcPr>
+            <w:tcW w:w="2967" w:type="dxa"/>
+          </w:tcPr>
           <w:p>
             <w:pPr>
               <w:spacing w:before="0" w:after="0" w:line="240" w:lineRule="auto"/>
@@ -15583,7 +17299,9 @@
           </w:p>
         </w:tc>
         <w:tc>
-          <w:tcPr/>
+          <w:tcPr>
+            <w:tcW w:w="1877" w:type="dxa"/>
+          </w:tcPr>
           <w:p>
             <w:pPr>
               <w:spacing w:before="0" w:after="0" w:line="240" w:lineRule="auto"/>
@@ -15601,7 +17319,9 @@
       </w:tr>
       <w:tr>
         <w:tc>
-          <w:tcPr/>
+          <w:tcPr>
+            <w:tcW w:w="2858" w:type="dxa"/>
+          </w:tcPr>
           <w:p>
             <w:pPr>
               <w:spacing w:before="0" w:after="0" w:line="240" w:lineRule="auto"/>
@@ -15617,7 +17337,9 @@
           </w:p>
         </w:tc>
         <w:tc>
-          <w:tcPr/>
+          <w:tcPr>
+            <w:tcW w:w="1659" w:type="dxa"/>
+          </w:tcPr>
           <w:p>
             <w:pPr>
               <w:spacing w:before="0" w:after="0" w:line="240" w:lineRule="auto"/>
@@ -15633,7 +17355,9 @@
           </w:p>
         </w:tc>
         <w:tc>
-          <w:tcPr/>
+          <w:tcPr>
+            <w:tcW w:w="2967" w:type="dxa"/>
+          </w:tcPr>
           <w:p>
             <w:pPr>
               <w:spacing w:before="0" w:after="0" w:line="240" w:lineRule="auto"/>
@@ -15649,7 +17373,9 @@
           </w:p>
         </w:tc>
         <w:tc>
-          <w:tcPr/>
+          <w:tcPr>
+            <w:tcW w:w="1877" w:type="dxa"/>
+          </w:tcPr>
           <w:p>
             <w:pPr>
               <w:spacing w:before="0" w:after="0" w:line="240" w:lineRule="auto"/>
@@ -15667,7 +17393,9 @@
       </w:tr>
       <w:tr>
         <w:tc>
-          <w:tcPr/>
+          <w:tcPr>
+            <w:tcW w:w="2858" w:type="dxa"/>
+          </w:tcPr>
           <w:p>
             <w:pPr>
               <w:spacing w:before="0" w:after="0" w:line="240" w:lineRule="auto"/>
@@ -15683,7 +17411,9 @@
           </w:p>
         </w:tc>
         <w:tc>
-          <w:tcPr/>
+          <w:tcPr>
+            <w:tcW w:w="1659" w:type="dxa"/>
+          </w:tcPr>
           <w:p>
             <w:pPr>
               <w:spacing w:before="0" w:after="0" w:line="240" w:lineRule="auto"/>
@@ -15699,7 +17429,9 @@
           </w:p>
         </w:tc>
         <w:tc>
-          <w:tcPr/>
+          <w:tcPr>
+            <w:tcW w:w="2967" w:type="dxa"/>
+          </w:tcPr>
           <w:p>
             <w:pPr>
               <w:spacing w:before="0" w:after="0" w:line="240" w:lineRule="auto"/>
@@ -15715,7 +17447,9 @@
           </w:p>
         </w:tc>
         <w:tc>
-          <w:tcPr/>
+          <w:tcPr>
+            <w:tcW w:w="1877" w:type="dxa"/>
+          </w:tcPr>
           <w:p>
             <w:pPr>
               <w:spacing w:before="0" w:after="0" w:line="240" w:lineRule="auto"/>
@@ -15733,7 +17467,9 @@
       </w:tr>
       <w:tr>
         <w:tc>
-          <w:tcPr/>
+          <w:tcPr>
+            <w:tcW w:w="2858" w:type="dxa"/>
+          </w:tcPr>
           <w:p>
             <w:pPr>
               <w:spacing w:before="0" w:after="0" w:line="240" w:lineRule="auto"/>
@@ -15749,7 +17485,9 @@
           </w:p>
         </w:tc>
         <w:tc>
-          <w:tcPr/>
+          <w:tcPr>
+            <w:tcW w:w="1659" w:type="dxa"/>
+          </w:tcPr>
           <w:p>
             <w:pPr>
               <w:spacing w:before="0" w:after="0" w:line="240" w:lineRule="auto"/>
@@ -15780,7 +17518,9 @@
           </w:p>
         </w:tc>
         <w:tc>
-          <w:tcPr/>
+          <w:tcPr>
+            <w:tcW w:w="2967" w:type="dxa"/>
+          </w:tcPr>
           <w:p>
             <w:pPr>
               <w:spacing w:before="0" w:after="0" w:line="240" w:lineRule="auto"/>
@@ -15796,7 +17536,9 @@
           </w:p>
         </w:tc>
         <w:tc>
-          <w:tcPr/>
+          <w:tcPr>
+            <w:tcW w:w="1877" w:type="dxa"/>
+          </w:tcPr>
           <w:p>
             <w:pPr>
               <w:spacing w:before="0" w:after="0" w:line="240" w:lineRule="auto"/>

--- a/Python for Algorithmic Trading/NCKH/Bài stock toán/project_R/docx_build/r2/supplementary_material.docx
+++ b/Python for Algorithmic Trading/NCKH/Bài stock toán/project_R/docx_build/r2/supplementary_material.docx
@@ -3275,7 +3275,7 @@
           <w:sz w:val="20"/>
           <w:szCs w:val="20"/>
         </w:rPr>
-        <w:t xml:space="preserve">Notes: DCCA quantities averaged over s ≤ s</w:t>
+        <w:t xml:space="preserve">Notes: DCCA (detrended cross-correlation analysis) quantities averaged over s ≤ s</w:t>
       </w:r>
       <w:r>
         <w:rPr>
@@ -4717,7 +4717,7 @@
           <w:sz w:val="20"/>
           <w:szCs w:val="20"/>
         </w:rPr>
-        <w:t xml:space="preserve">Notes: Centered moving-average detrending with odd windows matched to the DCCA scales s ≤ s</w:t>
+        <w:t xml:space="preserve">Notes: DMCA: detrending moving-average cross-correlation analysis; centered moving-average detrending with odd windows matched to the DCCA scales s ≤ s</w:t>
       </w:r>
       <w:r>
         <w:rPr>
@@ -17741,7 +17741,7 @@
           <w:sz w:val="20"/>
           <w:szCs w:val="20"/>
         </w:rPr>
-        <w:t xml:space="preserve">Notes: q ∈ [−5, 5]  {0}; f(α) can be negative where absolute local covariances are used. Source: Authors’ calculations.</w:t>
+        <w:t xml:space="preserve">Notes: MF-DCCA: multifractal detrended cross-correlation analysis; q ∈ [−5, 5]  {0}; f(α) can be negative where absolute local covariances are used. Source: Authors’ calculations.</w:t>
       </w:r>
     </w:p>
     <w:sectPr>

--- a/Python for Algorithmic Trading/NCKH/Bài stock toán/project_R/docx_build/r2/supplementary_material.docx
+++ b/Python for Algorithmic Trading/NCKH/Bài stock toán/project_R/docx_build/r2/supplementary_material.docx
@@ -13,7 +13,7 @@
           <w:sz w:val="32"/>
           <w:szCs w:val="32"/>
         </w:rPr>
-        <w:t xml:space="preserve">Supplementary Material (Online Resource 2): How Much of a Nested Index Correlation Is Construction? A Scale-Wise Part–Whole Decomposition with Evidence from Vietnam</w:t>
+        <w:t xml:space="preserve">Supplementary Material (Online Resource 2): How Much of a Nested Index Correlation Is Constructed? A Scale-Wise Part–Whole Decomposition with Evidence from Vietnam</w:t>
       </w:r>
     </w:p>
     <w:p>

--- a/Python for Algorithmic Trading/NCKH/Bài stock toán/project_R/docx_build/r2/supplementary_material.docx
+++ b/Python for Algorithmic Trading/NCKH/Bài stock toán/project_R/docx_build/r2/supplementary_material.docx
@@ -20720,16 +20720,9 @@
     <w:basedOn w:val="Normal"/>
     <w:rsid w:val="000019C6"/>
     <w:pPr>
-      <w:numPr>
-        <w:numId w:val="11"/>
-      </w:numPr>
-      <w:tabs>
-        <w:tab w:pos="341" w:val="left"/>
-      </w:tabs>
-      <w:overflowPunct w:val="0"/>
-      <w:autoSpaceDE w:val="0"/>
-      <w:spacing w:line="220" w:lineRule="atLeast"/>
-      <w:jc w:val="both"/>
+      <w:spacing w:line="240" w:lineRule="auto"/>
+      <w:ind w:hanging="425" w:left="425"/>
+      <w:jc w:val="left"/>
     </w:pPr>
     <w:rPr>
       <w:sz w:val="18"/>
